--- a/informe/Mallplaza_Valuacion_ES.docx
+++ b/informe/Mallplaza_Valuacion_ES.docx
@@ -850,6 +850,90 @@
                 <w:szCs w:val="11"/>
               </w:rPr>
               <w:t xml:space="preserve">Fuente: análisis del equipo.</w:t>
+            </w:r>
+          </w:p>
+          <w:p>
+            <w:pPr>
+              <w:spacing w:after="30" w:before="120" w:line="228" w:lineRule="auto"/>
+            </w:pPr>
+            <w:r>
+              <w:rPr>
+                <w:rFonts w:ascii="Arial" w:cs="Arial" w:eastAsia="Arial" w:hAnsi="Arial"/>
+                <w:b/>
+                <w:bCs/>
+                <w:color w:val="14284B"/>
+                <w:sz w:val="14"/>
+                <w:szCs w:val="14"/>
+              </w:rPr>
+              <w:t xml:space="preserve">Figura 33: </w:t>
+            </w:r>
+            <w:r>
+              <w:rPr>
+                <w:rFonts w:ascii="Arial" w:cs="Arial" w:eastAsia="Arial" w:hAnsi="Arial"/>
+                <w:color w:val="14284B"/>
+                <w:sz w:val="14"/>
+                <w:szCs w:val="14"/>
+              </w:rPr>
+              <w:t xml:space="preserve">Valor implícito por múltiplo de cada par vs DCF y precio (CLP por acción)</w:t>
+            </w:r>
+          </w:p>
+          <w:p>
+            <w:pPr>
+              <w:spacing w:after="20" w:before="0"/>
+            </w:pPr>
+            <w:r>
+              <w:drawing>
+                <wp:inline distT="0" distB="0" distL="0" distR="0">
+                  <wp:extent cx="2257425" cy="1962150"/>
+                  <wp:effectExtent t="0" r="0" b="0" l="0"/>
+                  <wp:docPr id="1" name="" descr="" title=""/>
+                  <wp:cNvGraphicFramePr>
+                    <a:graphicFrameLocks xmlns:a="http://schemas.openxmlformats.org/drawingml/2006/main" noChangeAspect="1"/>
+                  </wp:cNvGraphicFramePr>
+                  <a:graphic xmlns:a="http://schemas.openxmlformats.org/drawingml/2006/main">
+                    <a:graphicData uri="http://schemas.openxmlformats.org/drawingml/2006/picture">
+                      <pic:pic xmlns:pic="http://schemas.openxmlformats.org/drawingml/2006/picture">
+                        <pic:nvPicPr>
+                          <pic:cNvPr id="0" name="" descr=""/>
+                          <pic:cNvPicPr>
+                            <a:picLocks noChangeAspect="1" noChangeArrowheads="1"/>
+                          </pic:cNvPicPr>
+                        </pic:nvPicPr>
+                        <pic:blipFill>
+                          <a:blip r:embed="rId17" cstate="none"/>
+                          <a:srcRect/>
+                          <a:stretch>
+                            <a:fillRect/>
+                          </a:stretch>
+                        </pic:blipFill>
+                        <pic:spPr bwMode="auto">
+                          <a:xfrm>
+                            <a:off x="0" y="0"/>
+                            <a:ext cx="2257425" cy="1962150"/>
+                          </a:xfrm>
+                          <a:prstGeom prst="rect">
+                            <a:avLst/>
+                          </a:prstGeom>
+                        </pic:spPr>
+                      </pic:pic>
+                    </a:graphicData>
+                  </a:graphic>
+                </wp:inline>
+              </w:drawing>
+            </w:r>
+          </w:p>
+          <w:p>
+            <w:pPr>
+              <w:spacing w:after="0" w:before="10" w:line="216" w:lineRule="auto"/>
+            </w:pPr>
+            <w:r>
+              <w:rPr>
+                <w:rFonts w:ascii="Arial" w:cs="Arial" w:eastAsia="Arial" w:hAnsi="Arial"/>
+                <w:color w:val="5F5F5F"/>
+                <w:sz w:val="11"/>
+                <w:szCs w:val="11"/>
+              </w:rPr>
+              <w:t xml:space="preserve">Precio objetivo = 80% DCF + 20% EV/EBITDA LTM. P/E excluido (incluye revalorización de propiedades). Set de pares = empresas con beta en la WACC. Fuente: Bloomberg (precios al 30-09-26); análisis del equipo.</w:t>
             </w:r>
           </w:p>
         </w:tc>
@@ -8268,7 +8352,7 @@
                           </pic:cNvPicPr>
                         </pic:nvPicPr>
                         <pic:blipFill>
-                          <a:blip r:embed="rId17" cstate="none"/>
+                          <a:blip r:embed="rId18" cstate="none"/>
                           <a:srcRect/>
                           <a:stretch>
                             <a:fillRect/>

--- a/informe/Mallplaza_Valuacion_ES.docx
+++ b/informe/Mallplaza_Valuacion_ES.docx
@@ -21,6 +21,22 @@
         <w:t xml:space="preserve">VALUACIÓN</w:t>
       </w:r>
     </w:p>
+    <w:p>
+      <w:pPr>
+        <w:shd w:fill="EEF1F6" w:color="auto" w:val="clear"/>
+        <w:spacing w:after="80" w:line="228" w:lineRule="auto"/>
+        <w:jc w:val="both"/>
+      </w:pPr>
+      <w:r>
+        <w:rPr>
+          <w:rFonts w:ascii="Arial" w:cs="Arial" w:eastAsia="Arial" w:hAnsi="Arial"/>
+          <w:color w:val="1A1A1A"/>
+          <w:sz w:val="16"/>
+          <w:szCs w:val="16"/>
+        </w:rPr>
+        <w:t xml:space="preserve">Recomendamos VENDER Mallplaza con un precio objetivo de CLP 2.076 por acción (80% DCF y 20% múltiplos), 41,6% bajo el cierre de CLP 3.555 del 30-sep-26. Ningún método justifica el precio actual (Figura 27).</w:t>
+      </w:r>
+    </w:p>
     <w:tbl>
       <w:tblPr>
         <w:tblW w:type="dxa" w:w="10666"/>
@@ -75,20 +91,45 @@
                 <w:sz w:val="16"/>
                 <w:szCs w:val="16"/>
               </w:rPr>
-              <w:t xml:space="preserve">SÍNTESIS Y MÉTODO</w:t>
-            </w:r>
-          </w:p>
-          <w:p>
-            <w:pPr>
-              <w:spacing w:after="3913" w:before="0"/>
-            </w:pPr>
+              <w:t xml:space="preserve">SÍNTESIS Y PONDERACIÓN</w:t>
+            </w:r>
+          </w:p>
+          <w:p>
+            <w:pPr>
+              <w:spacing w:after="60" w:before="0" w:line="228" w:lineRule="auto"/>
+              <w:jc w:val="both"/>
+            </w:pPr>
+            <w:r>
+              <w:rPr>
+                <w:rFonts w:ascii="Arial" w:cs="Arial" w:eastAsia="Arial" w:hAnsi="Arial"/>
+                <w:color w:val="1A1A1A"/>
+                <w:sz w:val="16"/>
+                <w:szCs w:val="16"/>
+              </w:rPr>
+              <w:t xml:space="preserve">Asignamos 80% al DCF porque Mallplaza opera infraestructura comercial con flujos de caja muy predecibles: el 81,4% de los ingresos UDM son arriendos y, de ellos, el 93% es renta fija (~76% de los ingresos totales). El DCF es el método que mejor captura el valor intrínseco del negocio y su plan de expansión.</w:t>
+            </w:r>
+          </w:p>
+          <w:p>
+            <w:pPr>
+              <w:spacing w:after="60" w:before="0" w:line="228" w:lineRule="auto"/>
+              <w:jc w:val="both"/>
+            </w:pPr>
+            <w:r>
+              <w:rPr>
+                <w:rFonts w:ascii="Arial" w:cs="Arial" w:eastAsia="Arial" w:hAnsi="Arial"/>
+                <w:color w:val="1A1A1A"/>
+                <w:sz w:val="16"/>
+                <w:szCs w:val="16"/>
+              </w:rPr>
+              <w:t xml:space="preserve">Los múltiplos (20%) contrastan el modelo con lo que el mercado paga hoy por la industria. Limitamos su peso por dos razones: (i) en Chile solo hay dos pares directos y líquidos (Parque Arauco y Cencosud Shopping), lo que da poca profundidad estadística; y (ii) los múltiplos reflejan el sentimiento actual, pero no la expansión de GLA ni la trayectoria de financiamiento de Mallplaza, que sí están en el DCF.</w:t>
+            </w:r>
           </w:p>
           <w:p>
             <w:pPr>
               <w:pBdr>
                 <w:bottom w:val="single" w:color="E9004B" w:sz="8" w:space="1"/>
               </w:pBdr>
-              <w:spacing w:after="50" w:before="0"/>
+              <w:spacing w:after="50" w:before="90"/>
             </w:pPr>
             <w:r>
               <w:rPr>
@@ -99,20 +140,45 @@
                 <w:sz w:val="16"/>
                 <w:szCs w:val="16"/>
               </w:rPr>
-              <w:t xml:space="preserve">DCF: TASA DE DESCUENTO</w:t>
-            </w:r>
-          </w:p>
-          <w:p>
-            <w:pPr>
-              <w:spacing w:after="3913" w:before="0"/>
-            </w:pPr>
+              <w:t xml:space="preserve">DCF: ESTRUCTURA DEL MODELO</w:t>
+            </w:r>
+          </w:p>
+          <w:p>
+            <w:pPr>
+              <w:spacing w:after="60" w:before="0" w:line="228" w:lineRule="auto"/>
+              <w:jc w:val="both"/>
+            </w:pPr>
+            <w:r>
+              <w:rPr>
+                <w:rFonts w:ascii="Arial" w:cs="Arial" w:eastAsia="Arial" w:hAnsi="Arial"/>
+                <w:color w:val="1A1A1A"/>
+                <w:sz w:val="16"/>
+                <w:szCs w:val="16"/>
+              </w:rPr>
+              <w:t xml:space="preserve">Valoramos un flujo de caja libre para la firma (FCFF) en dos etapas, en CLP nominales, con fecha de valoración 30-jun-26 y convención de mitad de período. La etapa explícita (2S26E–2031E) recoge el plan de inversión de corto plazo y la expansión de GLA; la etapa terminal (desde 2032) es una perpetuidad de Gordon que explica el 76% del enterprise value, una proporción coherente con activos de larga duración (Anexo [B]).</w:t>
+            </w:r>
+          </w:p>
+          <w:p>
+            <w:pPr>
+              <w:spacing w:after="60" w:before="0" w:line="228" w:lineRule="auto"/>
+              <w:jc w:val="both"/>
+            </w:pPr>
+            <w:r>
+              <w:rPr>
+                <w:rFonts w:ascii="Arial" w:cs="Arial" w:eastAsia="Arial" w:hAnsi="Arial"/>
+                <w:color w:val="1A1A1A"/>
+                <w:sz w:val="16"/>
+                <w:szCs w:val="16"/>
+              </w:rPr>
+              <w:t xml:space="preserve">El horizonte explícito incorpora el capex y la maduración de ingresos de los proyectos que abren hasta 2032, que suman 108.301 m² de GLA madura en el año terminal. Ese crecimiento se financia con la caja operativa y con más deuda: la DFN/EBITDA sube de 2,36x a 3,5x en 2031. Desde 2032 el modelo no agrega GLA neta y el capex terminal cubre solo la mantención (5,5% de los ingresos), porque expandirse con un retorno menor a la WACC real destruiría valor (ver Valor terminal).</w:t>
+            </w:r>
           </w:p>
           <w:p>
             <w:pPr>
               <w:pBdr>
                 <w:bottom w:val="single" w:color="E9004B" w:sz="8" w:space="1"/>
               </w:pBdr>
-              <w:spacing w:after="50" w:before="0"/>
+              <w:spacing w:after="50" w:before="90"/>
             </w:pPr>
             <w:r>
               <w:rPr>
@@ -123,13 +189,101 @@
                 <w:sz w:val="16"/>
                 <w:szCs w:val="16"/>
               </w:rPr>
-              <w:t xml:space="preserve">DCF: CRECIMIENTO TERMINAL</w:t>
-            </w:r>
-          </w:p>
-          <w:p>
-            <w:pPr>
-              <w:spacing w:after="3913" w:before="0"/>
-            </w:pPr>
+              <w:t xml:space="preserve">DCF: TASA DE DESCUENTO (WACC)</w:t>
+            </w:r>
+          </w:p>
+          <w:p>
+            <w:pPr>
+              <w:spacing w:after="60" w:before="0" w:line="228" w:lineRule="auto"/>
+              <w:jc w:val="both"/>
+            </w:pPr>
+            <w:r>
+              <w:rPr>
+                <w:rFonts w:ascii="Arial" w:cs="Arial" w:eastAsia="Arial" w:hAnsi="Arial"/>
+                <w:color w:val="1A1A1A"/>
+                <w:sz w:val="16"/>
+                <w:szCs w:val="16"/>
+              </w:rPr>
+              <w:t xml:space="preserve">La WACC nominal en CLP cambia por período a medida que la estructura de capital converge a su objetivo: 10,54% en 2S26E y 10,41% en el terminal (7,32% y 7,20% en términos reales). Se construye con un CAPM ajustado por riesgo país (enfoque de Damodaran); el detalle está en el Anexo [Z].</w:t>
+            </w:r>
+          </w:p>
+          <w:p>
+            <w:pPr>
+              <w:spacing w:after="60" w:before="0" w:line="228" w:lineRule="auto"/>
+              <w:jc w:val="both"/>
+            </w:pPr>
+            <w:r>
+              <w:rPr>
+                <w:rFonts w:ascii="Arial" w:cs="Arial" w:eastAsia="Arial" w:hAnsi="Arial"/>
+                <w:b/>
+                <w:bCs/>
+                <w:color w:val="14284B"/>
+                <w:sz w:val="16"/>
+                <w:szCs w:val="16"/>
+              </w:rPr>
+              <w:t xml:space="preserve">Costo del patrimonio (Ke). </w:t>
+            </w:r>
+            <w:r>
+              <w:rPr>
+                <w:rFonts w:ascii="Arial" w:cs="Arial" w:eastAsia="Arial" w:hAnsi="Arial"/>
+                <w:color w:val="1A1A1A"/>
+                <w:sz w:val="16"/>
+                <w:szCs w:val="16"/>
+              </w:rPr>
+              <w:t xml:space="preserve">Como Rf, ERP y CRP están en dólares, el Ke se calcula primero en USD: Rf 4,98% (Tesoro de EE.UU. a 10 años) + beta 1,14 × ERP 4,14% (prima implícita de Damodaran) + CRP 1,41% = 11,10% en el terminal. La beta resulta de desapalancar con Hamada seis pares regionales (mediana 0,94) y re-apalancarla con la estructura de Mallplaza: 1,09 en 2S26E y 1,14 en el terminal. El CRP pondera el riesgo soberano por ingresos (71,8% Chile, 17,7% Perú y 10,5% Colombia). El Ke en USD se pasa a CLP con el diferencial de inflación esperada: 11,70% en 2S26E y 11,93% en el terminal.</w:t>
+            </w:r>
+          </w:p>
+          <w:p>
+            <w:pPr>
+              <w:spacing w:after="60" w:before="0" w:line="228" w:lineRule="auto"/>
+              <w:jc w:val="both"/>
+            </w:pPr>
+            <w:r>
+              <w:rPr>
+                <w:rFonts w:ascii="Arial" w:cs="Arial" w:eastAsia="Arial" w:hAnsi="Arial"/>
+                <w:b/>
+                <w:bCs/>
+                <w:color w:val="14284B"/>
+                <w:sz w:val="16"/>
+                <w:szCs w:val="16"/>
+              </w:rPr>
+              <w:t xml:space="preserve">Costo de la deuda (Kd). </w:t>
+            </w:r>
+            <w:r>
+              <w:rPr>
+                <w:rFonts w:ascii="Arial" w:cs="Arial" w:eastAsia="Arial" w:hAnsi="Arial"/>
+                <w:color w:val="1A1A1A"/>
+                <w:sz w:val="16"/>
+                <w:szCs w:val="16"/>
+              </w:rPr>
+              <w:t xml:space="preserve">Parte del cupón de la última emisión de bonos en UF (3,6% real), llevado a nominal con la meta de inflación del BCCh (3,0%), más 25 pb por cada vuelta de DFN/EBITDA sobre 2,36x (supuesto del equipo). Después de impuestos (27%), sube de 4,92% en 2S26E a 5,11% en el terminal. A CLP 3.555 el patrimonio rinde casi lo mismo que esta deuda (Figura 28).</w:t>
+            </w:r>
+          </w:p>
+          <w:p>
+            <w:pPr>
+              <w:spacing w:after="60" w:before="0" w:line="228" w:lineRule="auto"/>
+              <w:jc w:val="both"/>
+            </w:pPr>
+            <w:r>
+              <w:rPr>
+                <w:rFonts w:ascii="Arial" w:cs="Arial" w:eastAsia="Arial" w:hAnsi="Arial"/>
+                <w:b/>
+                <w:bCs/>
+                <w:color w:val="14284B"/>
+                <w:sz w:val="16"/>
+                <w:szCs w:val="16"/>
+              </w:rPr>
+              <w:t xml:space="preserve">Estructura de capital. </w:t>
+            </w:r>
+            <w:r>
+              <w:rPr>
+                <w:rFonts w:ascii="Arial" w:cs="Arial" w:eastAsia="Arial" w:hAnsi="Arial"/>
+                <w:color w:val="1A1A1A"/>
+                <w:sz w:val="16"/>
+                <w:szCs w:val="16"/>
+              </w:rPr>
+              <w:t xml:space="preserve">El objetivo de largo plazo es una DFN/EBITDA de 3,5x, alcanzada en forma lineal desde 2,36x hacia 2031: la compañía usa su capacidad de deuda para crecer, como en 2024 (3,78x tras la compra de Open Plaza Perú). A valor de mercado equivale a 77,8% patrimonio y 22,2% deuda (D/E 28,5%); por eso la WACC cambia en el tiempo. La caja que no absorben las inversiones se devuelve como distribución adicional a los accionistas (CLP 1,79 billones acumulados a 2031): no entra en el EV, pero hace que la deuda supuesta en la WACC exista en el plan (Anexo [D]).</w:t>
+            </w:r>
           </w:p>
         </w:tc>
         <w:tc>
@@ -336,90 +490,6 @@
               <w:t xml:space="preserve">Tasas reales en UF. Fuente: BCCh (30-06-26); Mallplaza; análisis del equipo.</w:t>
             </w:r>
           </w:p>
-          <w:p>
-            <w:pPr>
-              <w:spacing w:after="30" w:before="120" w:line="228" w:lineRule="auto"/>
-            </w:pPr>
-            <w:r>
-              <w:rPr>
-                <w:rFonts w:ascii="Arial" w:cs="Arial" w:eastAsia="Arial" w:hAnsi="Arial"/>
-                <w:b/>
-                <w:bCs/>
-                <w:color w:val="14284B"/>
-                <w:sz w:val="14"/>
-                <w:szCs w:val="14"/>
-              </w:rPr>
-              <w:t xml:space="preserve">Figura 29: </w:t>
-            </w:r>
-            <w:r>
-              <w:rPr>
-                <w:rFonts w:ascii="Arial" w:cs="Arial" w:eastAsia="Arial" w:hAnsi="Arial"/>
-                <w:color w:val="14284B"/>
-                <w:sz w:val="14"/>
-                <w:szCs w:val="14"/>
-              </w:rPr>
-              <w:t xml:space="preserve">Crecer bajo la WACC destruye valor: g real = 0%</w:t>
-            </w:r>
-          </w:p>
-          <w:p>
-            <w:pPr>
-              <w:spacing w:after="20" w:before="0"/>
-            </w:pPr>
-            <w:r>
-              <w:drawing>
-                <wp:inline distT="0" distB="0" distL="0" distR="0">
-                  <wp:extent cx="2257425" cy="2152650"/>
-                  <wp:effectExtent t="0" r="0" b="0" l="0"/>
-                  <wp:docPr id="1" name="" descr="" title=""/>
-                  <wp:cNvGraphicFramePr>
-                    <a:graphicFrameLocks xmlns:a="http://schemas.openxmlformats.org/drawingml/2006/main" noChangeAspect="1"/>
-                  </wp:cNvGraphicFramePr>
-                  <a:graphic xmlns:a="http://schemas.openxmlformats.org/drawingml/2006/main">
-                    <a:graphicData uri="http://schemas.openxmlformats.org/drawingml/2006/picture">
-                      <pic:pic xmlns:pic="http://schemas.openxmlformats.org/drawingml/2006/picture">
-                        <pic:nvPicPr>
-                          <pic:cNvPr id="0" name="" descr=""/>
-                          <pic:cNvPicPr>
-                            <a:picLocks noChangeAspect="1" noChangeArrowheads="1"/>
-                          </pic:cNvPicPr>
-                        </pic:nvPicPr>
-                        <pic:blipFill>
-                          <a:blip r:embed="rId13" cstate="none"/>
-                          <a:srcRect/>
-                          <a:stretch>
-                            <a:fillRect/>
-                          </a:stretch>
-                        </pic:blipFill>
-                        <pic:spPr bwMode="auto">
-                          <a:xfrm>
-                            <a:off x="0" y="0"/>
-                            <a:ext cx="2257425" cy="2152650"/>
-                          </a:xfrm>
-                          <a:prstGeom prst="rect">
-                            <a:avLst/>
-                          </a:prstGeom>
-                        </pic:spPr>
-                      </pic:pic>
-                    </a:graphicData>
-                  </a:graphic>
-                </wp:inline>
-              </w:drawing>
-            </w:r>
-          </w:p>
-          <w:p>
-            <w:pPr>
-              <w:spacing w:after="0" w:before="10" w:line="216" w:lineRule="auto"/>
-            </w:pPr>
-            <w:r>
-              <w:rPr>
-                <w:rFonts w:ascii="Arial" w:cs="Arial" w:eastAsia="Arial" w:hAnsi="Arial"/>
-                <w:color w:val="5F5F5F"/>
-                <w:sz w:val="11"/>
-                <w:szCs w:val="11"/>
-              </w:rPr>
-              <w:t xml:space="preserve">Arriba: valor DCF según g. Abajo: valor terminal relativo según el RONIC. Fuente: análisis del equipo.</w:t>
-            </w:r>
-          </w:p>
         </w:tc>
       </w:tr>
     </w:tbl>
@@ -483,20 +553,13 @@
                 <w:sz w:val="16"/>
                 <w:szCs w:val="16"/>
               </w:rPr>
-              <w:t xml:space="preserve">DCF: CAPITAL DE TRABAJO</w:t>
-            </w:r>
-          </w:p>
-          <w:p>
-            <w:pPr>
-              <w:spacing w:after="3055" w:before="0"/>
-            </w:pPr>
-          </w:p>
-          <w:p>
-            <w:pPr>
-              <w:pBdr>
-                <w:bottom w:val="single" w:color="E9004B" w:sz="8" w:space="1"/>
-              </w:pBdr>
-              <w:spacing w:after="50" w:before="0"/>
+              <w:t xml:space="preserve">DCF: PROYECCIÓN OPERATIVA Y FCFF</w:t>
+            </w:r>
+          </w:p>
+          <w:p>
+            <w:pPr>
+              <w:spacing w:after="60" w:before="0" w:line="228" w:lineRule="auto"/>
+              <w:jc w:val="both"/>
             </w:pPr>
             <w:r>
               <w:rPr>
@@ -507,20 +570,22 @@
                 <w:sz w:val="16"/>
                 <w:szCs w:val="16"/>
               </w:rPr>
-              <w:t xml:space="preserve">VALIDACIÓN DEL DCF</w:t>
-            </w:r>
-          </w:p>
-          <w:p>
-            <w:pPr>
-              <w:spacing w:after="3055" w:before="0"/>
-            </w:pPr>
-          </w:p>
-          <w:p>
-            <w:pPr>
-              <w:pBdr>
-                <w:bottom w:val="single" w:color="E9004B" w:sz="8" w:space="1"/>
-              </w:pBdr>
-              <w:spacing w:after="50" w:before="0"/>
+              <w:t xml:space="preserve">EBITDA sin revalorización. </w:t>
+            </w:r>
+            <w:r>
+              <w:rPr>
+                <w:rFonts w:ascii="Arial" w:cs="Arial" w:eastAsia="Arial" w:hAnsi="Arial"/>
+                <w:color w:val="1A1A1A"/>
+                <w:sz w:val="16"/>
+                <w:szCs w:val="16"/>
+              </w:rPr>
+              <w:t xml:space="preserve">El EBITDA reportado (CLP 544.935 MM UDM, margen de 80,5%) excluye las ganancias no realizadas por revalorización de propiedades de inversión (NIC 40). Proyectamos un margen de 79,8% en 2026E, ~70 pb bajo el UDM, que se mantiene en ese nivel hasta 2031E (Anexo [C]).</w:t>
+            </w:r>
+          </w:p>
+          <w:p>
+            <w:pPr>
+              <w:spacing w:after="60" w:before="0" w:line="228" w:lineRule="auto"/>
+              <w:jc w:val="both"/>
             </w:pPr>
             <w:r>
               <w:rPr>
@@ -531,20 +596,22 @@
                 <w:sz w:val="16"/>
                 <w:szCs w:val="16"/>
               </w:rPr>
-              <w:t xml:space="preserve">MÚLTIPLOS COMPARABLES (20%)</w:t>
-            </w:r>
-          </w:p>
-          <w:p>
-            <w:pPr>
-              <w:spacing w:after="3055" w:before="0"/>
-            </w:pPr>
-          </w:p>
-          <w:p>
-            <w:pPr>
-              <w:pBdr>
-                <w:bottom w:val="single" w:color="E9004B" w:sz="8" w:space="1"/>
-              </w:pBdr>
-              <w:spacing w:after="50" w:before="0"/>
+              <w:t xml:space="preserve">Impuesto operacional. </w:t>
+            </w:r>
+            <w:r>
+              <w:rPr>
+                <w:rFonts w:ascii="Arial" w:cs="Arial" w:eastAsia="Arial" w:hAnsi="Arial"/>
+                <w:color w:val="1A1A1A"/>
+                <w:sz w:val="16"/>
+                <w:szCs w:val="16"/>
+              </w:rPr>
+              <w:t xml:space="preserve">La tasa efectiva sobre el EBIT parte en 16,8% en 2026E (impuesto corriente sobre EBITDA menos costo financiero, que incorpora beneficios tributarios vigentes) y converge a la tasa corporativa de 27% en 2030E: 16,8% → 19,0% → 21,5% → 24,0% → 27,0%. Suponemos que esos beneficios se diluyen para no sobreestimar el valor.</w:t>
+            </w:r>
+          </w:p>
+          <w:p>
+            <w:pPr>
+              <w:spacing w:after="60" w:before="0" w:line="228" w:lineRule="auto"/>
+              <w:jc w:val="both"/>
             </w:pPr>
             <w:r>
               <w:rPr>
@@ -555,13 +622,114 @@
                 <w:sz w:val="16"/>
                 <w:szCs w:val="16"/>
               </w:rPr>
-              <w:t xml:space="preserve">SENSIBILIDAD Y RIESGO DE LA VALORACIÓN</w:t>
-            </w:r>
-          </w:p>
-          <w:p>
-            <w:pPr>
-              <w:spacing w:after="3055" w:before="0"/>
-            </w:pPr>
+              <w:t xml:space="preserve">Capex. </w:t>
+            </w:r>
+            <w:r>
+              <w:rPr>
+                <w:rFonts w:ascii="Arial" w:cs="Arial" w:eastAsia="Arial" w:hAnsi="Arial"/>
+                <w:color w:val="1A1A1A"/>
+                <w:sz w:val="16"/>
+                <w:szCs w:val="16"/>
+              </w:rPr>
+              <w:t xml:space="preserve">El capex base (pipeline publicado más mantención y TI, de 5,5% de los ingresos) llega a un máximo de CLP 240.660 MM en 2027 y se estabiliza en CLP 48.000–52.000 MM anuales desde 2029. El capex de expansión suma CLP 46.268 MM en 2027 y CLP 95.000–104.000 MM anuales en 2028–2031: desde 2029 abren 27.075 m² al año (promedio del GLA orgánico agregado en 2022, 2023 y 2025), con el capex en los dos años previos, una rampa de ingresos de 35%/90%/100% y un yield on cost de 6,9%. El costo por m² (USD 3.603) sale del pipeline identificado: 170.200 m² y USD 613,2 MM (Release 2T26, p. 13).</w:t>
+            </w:r>
+          </w:p>
+          <w:p>
+            <w:pPr>
+              <w:spacing w:after="60" w:before="0" w:line="228" w:lineRule="auto"/>
+              <w:jc w:val="both"/>
+            </w:pPr>
+            <w:r>
+              <w:rPr>
+                <w:rFonts w:ascii="Arial" w:cs="Arial" w:eastAsia="Arial" w:hAnsi="Arial"/>
+                <w:b/>
+                <w:bCs/>
+                <w:color w:val="14284B"/>
+                <w:sz w:val="16"/>
+                <w:szCs w:val="16"/>
+              </w:rPr>
+              <w:t xml:space="preserve">Capital de trabajo. </w:t>
+            </w:r>
+            <w:r>
+              <w:rPr>
+                <w:rFonts w:ascii="Arial" w:cs="Arial" w:eastAsia="Arial" w:hAnsi="Arial"/>
+                <w:color w:val="1A1A1A"/>
+                <w:sz w:val="16"/>
+                <w:szCs w:val="16"/>
+              </w:rPr>
+              <w:t xml:space="preserve">Mallplaza mantiene un capital de trabajo neto positivo (CLP 102.039 MM, 15,6% de los ingresos a dic-25), porque las cuentas por cobrar a locatarios (CLP 122.370 MM) superan los arriendos cobrados por anticipado (CLP 20.247 MM). La inversión incremental (15,6% × Δ ingresos) es baja y predecible: CLP 7.100–9.900 MM al año, entre 0,7% y 1,3% de los ingresos. Cambiar este supuesto mueve el precio en ±1,2% (Figura 29).</w:t>
+            </w:r>
+          </w:p>
+          <w:p>
+            <w:pPr>
+              <w:pBdr>
+                <w:bottom w:val="single" w:color="E9004B" w:sz="8" w:space="1"/>
+              </w:pBdr>
+              <w:spacing w:after="50" w:before="90"/>
+            </w:pPr>
+            <w:r>
+              <w:rPr>
+                <w:rFonts w:ascii="Arial" w:cs="Arial" w:eastAsia="Arial" w:hAnsi="Arial"/>
+                <w:b/>
+                <w:bCs/>
+                <w:color w:val="14284B"/>
+                <w:sz w:val="16"/>
+                <w:szCs w:val="16"/>
+              </w:rPr>
+              <w:t xml:space="preserve">DCF: VALOR TERMINAL Y CAP RATE IMPLÍCITO</w:t>
+            </w:r>
+          </w:p>
+          <w:p>
+            <w:pPr>
+              <w:spacing w:after="60" w:before="0" w:line="228" w:lineRule="auto"/>
+              <w:jc w:val="both"/>
+            </w:pPr>
+            <w:r>
+              <w:rPr>
+                <w:rFonts w:ascii="Arial" w:cs="Arial" w:eastAsia="Arial" w:hAnsi="Arial"/>
+                <w:b/>
+                <w:bCs/>
+                <w:color w:val="14284B"/>
+                <w:sz w:val="16"/>
+                <w:szCs w:val="16"/>
+              </w:rPr>
+              <w:t xml:space="preserve">Crecimiento terminal. </w:t>
+            </w:r>
+            <w:r>
+              <w:rPr>
+                <w:rFonts w:ascii="Arial" w:cs="Arial" w:eastAsia="Arial" w:hAnsi="Arial"/>
+                <w:color w:val="1A1A1A"/>
+                <w:sz w:val="16"/>
+                <w:szCs w:val="16"/>
+              </w:rPr>
+              <w:t xml:space="preserve">Usamos g = 3,0% nominal (0% real), igual a la meta de inflación del BCCh. Lo justifica el value driver: el RONIC real de la expansión (5,0%) es menor que la WACC real (7,2%), de modo que seguir expandiéndose después del horizonte destruiría valor y un g mayor reduce el valor (Figura 30). Por eso la reinversión terminal es cero y los arriendos crecen solo con la inflación.</w:t>
+            </w:r>
+          </w:p>
+          <w:p>
+            <w:pPr>
+              <w:spacing w:after="60" w:before="0" w:line="228" w:lineRule="auto"/>
+              <w:jc w:val="both"/>
+            </w:pPr>
+            <w:r>
+              <w:rPr>
+                <w:rFonts w:ascii="Arial" w:cs="Arial" w:eastAsia="Arial" w:hAnsi="Arial"/>
+                <w:b/>
+                <w:bCs/>
+                <w:color w:val="14284B"/>
+                <w:sz w:val="16"/>
+                <w:szCs w:val="16"/>
+              </w:rPr>
+              <w:t xml:space="preserve">Cap rate implícito. </w:t>
+            </w:r>
+            <w:r>
+              <w:rPr>
+                <w:rFonts w:ascii="Arial" w:cs="Arial" w:eastAsia="Arial" w:hAnsi="Arial"/>
+                <w:color w:val="1A1A1A"/>
+                <w:sz w:val="16"/>
+                <w:szCs w:val="16"/>
+              </w:rPr>
+              <w:t xml:space="preserve">El DCF implica un cap rate real de 10,1% sobre el enterprise value y de 11,3% sobre el valor terminal, muy por sobre el del mercado (6,0%), el de los pares chilenos (6,4%), el cap rate a valor libro (7,5%) y la tasa real que usan los tasadores independientes en la Nota 11 de los EEFF (5,55%, punto medio del rango) (Figura 31). Esta brecha no es una inconsistencia que resolver: es el núcleo de la tesis. Nuestro modelo exige a los flujos mucho más que el mercado y los tasadores; para justificar el precio actual, la WACC tendría que ser 285 pb menor (Figura 32).</w:t>
+            </w:r>
           </w:p>
         </w:tc>
         <w:tc>
@@ -613,7 +781,7 @@
                 <w:sz w:val="14"/>
                 <w:szCs w:val="14"/>
               </w:rPr>
-              <w:t xml:space="preserve">Figura 30: </w:t>
+              <w:t xml:space="preserve">Figura 29: </w:t>
             </w:r>
             <w:r>
               <w:rPr>
@@ -633,6 +801,90 @@
               <w:drawing>
                 <wp:inline distT="0" distB="0" distL="0" distR="0">
                   <wp:extent cx="2257425" cy="2105025"/>
+                  <wp:effectExtent t="0" r="0" b="0" l="0"/>
+                  <wp:docPr id="1" name="" descr="" title=""/>
+                  <wp:cNvGraphicFramePr>
+                    <a:graphicFrameLocks xmlns:a="http://schemas.openxmlformats.org/drawingml/2006/main" noChangeAspect="1"/>
+                  </wp:cNvGraphicFramePr>
+                  <a:graphic xmlns:a="http://schemas.openxmlformats.org/drawingml/2006/main">
+                    <a:graphicData uri="http://schemas.openxmlformats.org/drawingml/2006/picture">
+                      <pic:pic xmlns:pic="http://schemas.openxmlformats.org/drawingml/2006/picture">
+                        <pic:nvPicPr>
+                          <pic:cNvPr id="0" name="" descr=""/>
+                          <pic:cNvPicPr>
+                            <a:picLocks noChangeAspect="1" noChangeArrowheads="1"/>
+                          </pic:cNvPicPr>
+                        </pic:nvPicPr>
+                        <pic:blipFill>
+                          <a:blip r:embed="rId13" cstate="none"/>
+                          <a:srcRect/>
+                          <a:stretch>
+                            <a:fillRect/>
+                          </a:stretch>
+                        </pic:blipFill>
+                        <pic:spPr bwMode="auto">
+                          <a:xfrm>
+                            <a:off x="0" y="0"/>
+                            <a:ext cx="2257425" cy="2105025"/>
+                          </a:xfrm>
+                          <a:prstGeom prst="rect">
+                            <a:avLst/>
+                          </a:prstGeom>
+                        </pic:spPr>
+                      </pic:pic>
+                    </a:graphicData>
+                  </a:graphic>
+                </wp:inline>
+              </w:drawing>
+            </w:r>
+          </w:p>
+          <w:p>
+            <w:pPr>
+              <w:spacing w:after="0" w:before="10" w:line="216" w:lineRule="auto"/>
+            </w:pPr>
+            <w:r>
+              <w:rPr>
+                <w:rFonts w:ascii="Arial" w:cs="Arial" w:eastAsia="Arial" w:hAnsi="Arial"/>
+                <w:color w:val="5F5F5F"/>
+                <w:sz w:val="11"/>
+                <w:szCs w:val="11"/>
+              </w:rPr>
+              <w:t xml:space="preserve">Fuente: EEFF Mallplaza; análisis del equipo.</w:t>
+            </w:r>
+          </w:p>
+          <w:p>
+            <w:pPr>
+              <w:spacing w:after="30" w:before="120" w:line="228" w:lineRule="auto"/>
+            </w:pPr>
+            <w:r>
+              <w:rPr>
+                <w:rFonts w:ascii="Arial" w:cs="Arial" w:eastAsia="Arial" w:hAnsi="Arial"/>
+                <w:b/>
+                <w:bCs/>
+                <w:color w:val="14284B"/>
+                <w:sz w:val="14"/>
+                <w:szCs w:val="14"/>
+              </w:rPr>
+              <w:t xml:space="preserve">Figura 30: </w:t>
+            </w:r>
+            <w:r>
+              <w:rPr>
+                <w:rFonts w:ascii="Arial" w:cs="Arial" w:eastAsia="Arial" w:hAnsi="Arial"/>
+                <w:color w:val="14284B"/>
+                <w:sz w:val="14"/>
+                <w:szCs w:val="14"/>
+              </w:rPr>
+              <w:t xml:space="preserve">Crecer bajo la WACC destruye valor: g real = 0%</w:t>
+            </w:r>
+          </w:p>
+          <w:p>
+            <w:pPr>
+              <w:spacing w:after="20" w:before="0"/>
+            </w:pPr>
+            <w:r>
+              <w:drawing>
+                <wp:inline distT="0" distB="0" distL="0" distR="0">
+                  <wp:extent cx="2257425" cy="2152650"/>
                   <wp:effectExtent t="0" r="0" b="0" l="0"/>
                   <wp:docPr id="1" name="" descr="" title=""/>
                   <wp:cNvGraphicFramePr>
@@ -657,7 +909,7 @@
                         <pic:spPr bwMode="auto">
                           <a:xfrm>
                             <a:off x="0" y="0"/>
-                            <a:ext cx="2257425" cy="2105025"/>
+                            <a:ext cx="2257425" cy="2152650"/>
                           </a:xfrm>
                           <a:prstGeom prst="rect">
                             <a:avLst/>
@@ -681,7 +933,7 @@
                 <w:sz w:val="11"/>
                 <w:szCs w:val="11"/>
               </w:rPr>
-              <w:t xml:space="preserve">Fuente: EEFF Mallplaza; análisis del equipo.</w:t>
+              <w:t xml:space="preserve">Arriba: valor DCF según g. Abajo: valor terminal relativo según el RONIC. Fuente: análisis del equipo.</w:t>
             </w:r>
           </w:p>
           <w:p>
@@ -768,9 +1020,343 @@
               <w:t xml:space="preserve">Gran Plaza: hecho posterior, no entra al modelo. Fuente: Mallplaza; Bloomberg; DF; análisis del equipo.</w:t>
             </w:r>
           </w:p>
-          <w:p>
-            <w:pPr>
-              <w:spacing w:after="30" w:before="120" w:line="228" w:lineRule="auto"/>
+        </w:tc>
+      </w:tr>
+    </w:tbl>
+    <w:p>
+      <w:pPr>
+        <w:pageBreakBefore/>
+        <w:spacing w:after="0"/>
+      </w:pPr>
+    </w:p>
+    <w:tbl>
+      <w:tblPr>
+        <w:tblW w:type="dxa" w:w="10666"/>
+        <w:tblBorders>
+          <w:top w:val="none" w:color="FFFFFF" w:sz="0"/>
+          <w:left w:val="none" w:color="FFFFFF" w:sz="0"/>
+          <w:bottom w:val="none" w:color="FFFFFF" w:sz="0"/>
+          <w:right w:val="none" w:color="FFFFFF" w:sz="0"/>
+          <w:insideH w:val="none" w:color="FFFFFF" w:sz="0"/>
+          <w:insideV w:val="none" w:color="FFFFFF" w:sz="0"/>
+        </w:tblBorders>
+      </w:tblPr>
+      <w:tblGrid>
+        <w:gridCol w:w="6900"/>
+        <w:gridCol w:w="216"/>
+        <w:gridCol w:w="3550"/>
+      </w:tblGrid>
+      <w:tr>
+        <w:trPr>
+          <w:cantSplit/>
+        </w:trPr>
+        <w:tc>
+          <w:tcPr>
+            <w:tcW w:type="dxa" w:w="6900"/>
+            <w:tcBorders>
+              <w:top w:val="none" w:color="FFFFFF" w:sz="0"/>
+              <w:left w:val="none" w:color="FFFFFF" w:sz="0"/>
+              <w:bottom w:val="none" w:color="FFFFFF" w:sz="0"/>
+              <w:right w:val="none" w:color="FFFFFF" w:sz="0"/>
+            </w:tcBorders>
+            <w:tcMar>
+              <w:top w:type="dxa" w:w="0"/>
+              <w:left w:type="dxa" w:w="0"/>
+              <w:bottom w:type="dxa" w:w="0"/>
+              <w:right w:type="dxa" w:w="0"/>
+            </w:tcMar>
+            <w:vAlign w:val="top"/>
+          </w:tcPr>
+          <w:p>
+            <w:pPr>
+              <w:pBdr>
+                <w:bottom w:val="single" w:color="E9004B" w:sz="8" w:space="1"/>
+              </w:pBdr>
+              <w:spacing w:after="50" w:before="20"/>
+            </w:pPr>
+            <w:r>
+              <w:rPr>
+                <w:rFonts w:ascii="Arial" w:cs="Arial" w:eastAsia="Arial" w:hAnsi="Arial"/>
+                <w:b/>
+                <w:bCs/>
+                <w:color w:val="14284B"/>
+                <w:sz w:val="16"/>
+                <w:szCs w:val="16"/>
+              </w:rPr>
+              <w:t xml:space="preserve">VALUACIÓN RELATIVA: MÚLTIPLOS (20%)</w:t>
+            </w:r>
+          </w:p>
+          <w:p>
+            <w:pPr>
+              <w:spacing w:after="60" w:before="0" w:line="228" w:lineRule="auto"/>
+              <w:jc w:val="both"/>
+            </w:pPr>
+            <w:r>
+              <w:rPr>
+                <w:rFonts w:ascii="Arial" w:cs="Arial" w:eastAsia="Arial" w:hAnsi="Arial"/>
+                <w:b/>
+                <w:bCs/>
+                <w:color w:val="14284B"/>
+                <w:sz w:val="16"/>
+                <w:szCs w:val="16"/>
+              </w:rPr>
+              <w:t xml:space="preserve">Peer group. </w:t>
+            </w:r>
+            <w:r>
+              <w:rPr>
+                <w:rFonts w:ascii="Arial" w:cs="Arial" w:eastAsia="Arial" w:hAnsi="Arial"/>
+                <w:color w:val="1A1A1A"/>
+                <w:sz w:val="16"/>
+                <w:szCs w:val="16"/>
+              </w:rPr>
+              <w:t xml:space="preserve">Es el mismo set que define la beta: dos pares chilenos (Parque Arauco y Cencosud Shopping), tres brasileños (Allos, Multiplan e Iguatemi) e IRSA (Argentina), elegidos por modelo de negocio, escala y calidad de los activos de arriendo. IRSA se mantiene con cautela, porque reporta bajo NIC 29 (hiperinflación) y su consenso NTM tiene un solo analista. Excluimos Fibra Danhos (México): como FIBRA debe distribuir el 95% de su resultado fiscal, lo que altera sus múltiplos, y no tiene beta en la WACC (Anexo [E]).</w:t>
+            </w:r>
+          </w:p>
+          <w:p>
+            <w:pPr>
+              <w:spacing w:after="60" w:before="0" w:line="228" w:lineRule="auto"/>
+              <w:jc w:val="both"/>
+            </w:pPr>
+            <w:r>
+              <w:rPr>
+                <w:rFonts w:ascii="Arial" w:cs="Arial" w:eastAsia="Arial" w:hAnsi="Arial"/>
+                <w:color w:val="1A1A1A"/>
+                <w:sz w:val="16"/>
+                <w:szCs w:val="16"/>
+              </w:rPr>
+              <w:t xml:space="preserve">Los pares brasileños transan a múltiplos estructuralmente más bajos por las mayores tasas y primas de riesgo de Brasil (mediana de 9,0x EV/EBITDA frente a 15,7x en Chile; Figura 33). Aplicar el set completo sin ajuste castigaría a Mallplaza por un riesgo ajeno, cuando el 71,8% de sus ingresos viene de Chile. Por eso el múltiplo pondera 70% la mediana chilena y 30% la del set completo.</w:t>
+            </w:r>
+          </w:p>
+          <w:p>
+            <w:pPr>
+              <w:spacing w:after="60" w:before="0" w:line="228" w:lineRule="auto"/>
+              <w:jc w:val="both"/>
+            </w:pPr>
+            <w:r>
+              <w:rPr>
+                <w:rFonts w:ascii="Arial" w:cs="Arial" w:eastAsia="Arial" w:hAnsi="Arial"/>
+                <w:b/>
+                <w:bCs/>
+                <w:color w:val="14284B"/>
+                <w:sz w:val="16"/>
+                <w:szCs w:val="16"/>
+              </w:rPr>
+              <w:t xml:space="preserve">Múltiplo principal. </w:t>
+            </w:r>
+            <w:r>
+              <w:rPr>
+                <w:rFonts w:ascii="Arial" w:cs="Arial" w:eastAsia="Arial" w:hAnsi="Arial"/>
+                <w:color w:val="1A1A1A"/>
+                <w:sz w:val="16"/>
+                <w:szCs w:val="16"/>
+              </w:rPr>
+              <w:t xml:space="preserve">Usamos EV/EBITDA porque es neutral a la estructura de deuda y deja fuera la revalorización de propiedades (NIC 40): mide solo la caja operativa del GLA arrendado. El múltiplo objetivo es 14,4x (70% × 15,7x + 30% × 11,1x) y lleva a CLP 2.951 por acción. Mallplaza transa a 16,8x LTM: 7% sobre la mediana chilena, bajo Parque Arauco (18,4x) y 17% sobre el múltiplo ponderado (Figura 34). Los múltiplos confirman la dirección (la acción está cara); la magnitud del downside viene del DCF.</w:t>
+            </w:r>
+          </w:p>
+          <w:p>
+            <w:pPr>
+              <w:spacing w:after="60" w:before="0" w:line="228" w:lineRule="auto"/>
+              <w:jc w:val="both"/>
+            </w:pPr>
+            <w:r>
+              <w:rPr>
+                <w:rFonts w:ascii="Arial" w:cs="Arial" w:eastAsia="Arial" w:hAnsi="Arial"/>
+                <w:color w:val="1A1A1A"/>
+                <w:sz w:val="16"/>
+                <w:szCs w:val="16"/>
+              </w:rPr>
+              <w:t xml:space="preserve">Excluimos el P/E porque su valor implícito (CLP 8.644) está distorsionado por la revalorización en la utilidad. Para ser consistentes con los pares, los múltiplos usan la deuda neta de Bloomberg (CLP 1.311.569 MM), levemente distinta de la DFN de la compañía que usa el DCF (CLP 1.285.740 MM).</w:t>
+            </w:r>
+          </w:p>
+          <w:p>
+            <w:pPr>
+              <w:pBdr>
+                <w:bottom w:val="single" w:color="E9004B" w:sz="8" w:space="1"/>
+              </w:pBdr>
+              <w:spacing w:after="50" w:before="90"/>
+            </w:pPr>
+            <w:r>
+              <w:rPr>
+                <w:rFonts w:ascii="Arial" w:cs="Arial" w:eastAsia="Arial" w:hAnsi="Arial"/>
+                <w:b/>
+                <w:bCs/>
+                <w:color w:val="14284B"/>
+                <w:sz w:val="16"/>
+                <w:szCs w:val="16"/>
+              </w:rPr>
+              <w:t xml:space="preserve">SENSIBILIDAD Y RIESGOS DE LA VALUACIÓN</w:t>
+            </w:r>
+          </w:p>
+          <w:p>
+            <w:pPr>
+              <w:spacing w:after="60" w:before="0" w:line="228" w:lineRule="auto"/>
+              <w:jc w:val="both"/>
+            </w:pPr>
+            <w:r>
+              <w:rPr>
+                <w:rFonts w:ascii="Arial" w:cs="Arial" w:eastAsia="Arial" w:hAnsi="Arial"/>
+                <w:b/>
+                <w:bCs/>
+                <w:color w:val="14284B"/>
+                <w:sz w:val="16"/>
+                <w:szCs w:val="16"/>
+              </w:rPr>
+              <w:t xml:space="preserve">Sensibilidad. </w:t>
+            </w:r>
+            <w:r>
+              <w:rPr>
+                <w:rFonts w:ascii="Arial" w:cs="Arial" w:eastAsia="Arial" w:hAnsi="Arial"/>
+                <w:color w:val="1A1A1A"/>
+                <w:sz w:val="16"/>
+                <w:szCs w:val="16"/>
+              </w:rPr>
+              <w:t xml:space="preserve">Con la WACC ±100 pb y un g entre 2,5% y 4,0%, el valor DCF va de CLP 1.379 a 2.329, con centro en CLP 1.857 (Figura 25; Anexo [F]). Incluso el extremo más favorable queda muy bajo el precio de CLP 3.555. En la operación, el peor caso histórico (margen EBITDA de 75,8%) resta 10,0% al DCF (Figura 24).</w:t>
+            </w:r>
+          </w:p>
+          <w:p>
+            <w:pPr>
+              <w:spacing w:after="60" w:before="0" w:line="228" w:lineRule="auto"/>
+              <w:jc w:val="both"/>
+            </w:pPr>
+            <w:r>
+              <w:rPr>
+                <w:rFonts w:ascii="Arial" w:cs="Arial" w:eastAsia="Arial" w:hAnsi="Arial"/>
+                <w:b/>
+                <w:bCs/>
+                <w:color w:val="14284B"/>
+                <w:sz w:val="16"/>
+                <w:szCs w:val="16"/>
+              </w:rPr>
+              <w:t xml:space="preserve">Dispersión por múltiplos. </w:t>
+            </w:r>
+            <w:r>
+              <w:rPr>
+                <w:rFonts w:ascii="Arial" w:cs="Arial" w:eastAsia="Arial" w:hAnsi="Arial"/>
+                <w:color w:val="1A1A1A"/>
+                <w:sz w:val="16"/>
+                <w:szCs w:val="16"/>
+              </w:rPr>
+              <w:t xml:space="preserve">Los múltiplos son el escenario más favorable para la acción y aun así todos quedan bajo el precio: EV/EBITDA LTM CLP 2.951 (−17%), EV/EBITDA NTM CLP 2.914 (−18%), EV/EBIT CLP 3.098 (−13%) y P/BV CLP 3.171 (−11%), al igual que la mediana chilena por sí sola (CLP 3.294, −7%) (Figura 27). Que la acción esté cara no depende solo del DCF.</w:t>
+            </w:r>
+          </w:p>
+          <w:p>
+            <w:pPr>
+              <w:spacing w:after="60" w:before="0" w:line="228" w:lineRule="auto"/>
+              <w:jc w:val="both"/>
+            </w:pPr>
+            <w:r>
+              <w:rPr>
+                <w:rFonts w:ascii="Arial" w:cs="Arial" w:eastAsia="Arial" w:hAnsi="Arial"/>
+                <w:b/>
+                <w:bCs/>
+                <w:color w:val="14284B"/>
+                <w:sz w:val="16"/>
+                <w:szCs w:val="16"/>
+              </w:rPr>
+              <w:t xml:space="preserve">Chequeos de robustez. </w:t>
+            </w:r>
+            <w:r>
+              <w:rPr>
+                <w:rFonts w:ascii="Arial" w:cs="Arial" w:eastAsia="Arial" w:hAnsi="Arial"/>
+                <w:color w:val="1A1A1A"/>
+                <w:sz w:val="16"/>
+                <w:szCs w:val="16"/>
+              </w:rPr>
+              <w:t xml:space="preserve">(i) El APV da CLP 1.894 por acción, 2% sobre el DCF; (ii) con el bono en pesos como tasa libre de riesgo, el precio objetivo sube a ~CLP 2.439, todavía 31% bajo el precio (Anexo [Z]); y (iii) con un objetivo de DFN/EBITDA entre 2,36x y 4,0x y un spread de 0 a 50 pb por vuelta, el DCF se mueve entre CLP 1.819 y 1.894.</w:t>
+            </w:r>
+          </w:p>
+          <w:p>
+            <w:pPr>
+              <w:spacing w:after="60" w:before="0" w:line="228" w:lineRule="auto"/>
+              <w:jc w:val="both"/>
+            </w:pPr>
+            <w:r>
+              <w:rPr>
+                <w:rFonts w:ascii="Arial" w:cs="Arial" w:eastAsia="Arial" w:hAnsi="Arial"/>
+                <w:b/>
+                <w:bCs/>
+                <w:color w:val="14284B"/>
+                <w:sz w:val="16"/>
+                <w:szCs w:val="16"/>
+              </w:rPr>
+              <w:t xml:space="preserve">Precio objetivo. </w:t>
+            </w:r>
+            <w:r>
+              <w:rPr>
+                <w:rFonts w:ascii="Arial" w:cs="Arial" w:eastAsia="Arial" w:hAnsi="Arial"/>
+                <w:color w:val="1A1A1A"/>
+                <w:sz w:val="16"/>
+                <w:szCs w:val="16"/>
+              </w:rPr>
+              <w:t xml:space="preserve">80% × CLP 1.857 + 20% × CLP 2.951 = CLP 2.076, un retorno esperado de −41,6% frente al cierre de CLP 3.555 del 30-sep-26. El DCF está a fecha 30-jun-26; llevarlo a la fecha del precio (capitalizando al Ke por 0,25 años) lo subiría a ~CLP 1.910 y el precio objetivo a ~CLP 2.118 (−40,4%), sin cambiar la recomendación.</w:t>
+            </w:r>
+          </w:p>
+          <w:p>
+            <w:pPr>
+              <w:spacing w:after="60" w:before="0" w:line="228" w:lineRule="auto"/>
+              <w:jc w:val="both"/>
+            </w:pPr>
+            <w:r>
+              <w:rPr>
+                <w:rFonts w:ascii="Arial" w:cs="Arial" w:eastAsia="Arial" w:hAnsi="Arial"/>
+                <w:b/>
+                <w:bCs/>
+                <w:color w:val="14284B"/>
+                <w:sz w:val="16"/>
+                <w:szCs w:val="16"/>
+              </w:rPr>
+              <w:t xml:space="preserve">Riesgos al alza. </w:t>
+            </w:r>
+            <w:r>
+              <w:rPr>
+                <w:rFonts w:ascii="Arial" w:cs="Arial" w:eastAsia="Arial" w:hAnsi="Arial"/>
+                <w:color w:val="1A1A1A"/>
+                <w:sz w:val="16"/>
+                <w:szCs w:val="16"/>
+              </w:rPr>
+              <w:t xml:space="preserve">Una compresión adicional y sostenida de los cap rates de mercado, impulsada por mayor apetito institucional por activos inmobiliarios defensivos en la región, o una prima estructural para los activos Tier A de Mallplaza si su calidad y poder de fijación de precios resultan más duraderos de lo que asume el modelo (ver Riesgos de inversión).</w:t>
+            </w:r>
+          </w:p>
+        </w:tc>
+        <w:tc>
+          <w:tcPr>
+            <w:tcW w:type="dxa" w:w="216"/>
+            <w:tcBorders>
+              <w:top w:val="none" w:color="FFFFFF" w:sz="0"/>
+              <w:left w:val="none" w:color="FFFFFF" w:sz="0"/>
+              <w:bottom w:val="none" w:color="FFFFFF" w:sz="0"/>
+              <w:right w:val="none" w:color="FFFFFF" w:sz="0"/>
+            </w:tcBorders>
+            <w:tcMar>
+              <w:top w:type="dxa" w:w="0"/>
+              <w:left w:type="dxa" w:w="0"/>
+              <w:bottom w:type="dxa" w:w="0"/>
+              <w:right w:type="dxa" w:w="0"/>
+            </w:tcMar>
+            <w:vAlign w:val="top"/>
+          </w:tcPr>
+          <w:p/>
+        </w:tc>
+        <w:tc>
+          <w:tcPr>
+            <w:tcW w:type="dxa" w:w="3550"/>
+            <w:tcBorders>
+              <w:top w:val="none" w:color="FFFFFF" w:sz="0"/>
+              <w:left w:val="none" w:color="FFFFFF" w:sz="0"/>
+              <w:bottom w:val="none" w:color="FFFFFF" w:sz="0"/>
+              <w:right w:val="none" w:color="FFFFFF" w:sz="0"/>
+            </w:tcBorders>
+            <w:tcMar>
+              <w:top w:type="dxa" w:w="0"/>
+              <w:left w:type="dxa" w:w="0"/>
+              <w:bottom w:type="dxa" w:w="0"/>
+              <w:right w:type="dxa" w:w="0"/>
+            </w:tcMar>
+            <w:vAlign w:val="top"/>
+          </w:tcPr>
+          <w:p>
+            <w:pPr>
+              <w:spacing w:after="30" w:before="20" w:line="228" w:lineRule="auto"/>
             </w:pPr>
             <w:r>
               <w:rPr>
@@ -866,6 +1452,81 @@
                 <w:szCs w:val="14"/>
               </w:rPr>
               <w:t xml:space="preserve">Figura 33: </w:t>
+            </w:r>
+            <w:r>
+              <w:rPr>
+                <w:rFonts w:ascii="Arial" w:cs="Arial" w:eastAsia="Arial" w:hAnsi="Arial"/>
+                <w:color w:val="14284B"/>
+                <w:sz w:val="14"/>
+                <w:szCs w:val="14"/>
+              </w:rPr>
+              <w:t xml:space="preserve">Múltiplos de los pares vs tasa local</w:t>
+            </w:r>
+          </w:p>
+          <w:tbl>
+            <w:tblPr>
+              <w:tblW w:type="dxa" w:w="3550"/>
+              <w:tblBorders>
+                <w:top w:val="single" w:color="auto" w:sz="4"/>
+                <w:left w:val="single" w:color="auto" w:sz="4"/>
+                <w:bottom w:val="single" w:color="auto" w:sz="4"/>
+                <w:right w:val="single" w:color="auto" w:sz="4"/>
+                <w:insideH w:val="single" w:color="auto" w:sz="4"/>
+                <w:insideV w:val="single" w:color="auto" w:sz="4"/>
+              </w:tblBorders>
+            </w:tblPr>
+            <w:tblGrid>
+              <w:gridCol w:w="3550"/>
+            </w:tblGrid>
+            <w:tr>
+              <w:trPr>
+                <w:trHeight w:val="1700" w:hRule="atLeast"/>
+              </w:trPr>
+              <w:tc>
+                <w:tcPr>
+                  <w:tcW w:type="dxa" w:w="3550"/>
+                  <w:tcBorders>
+                    <w:top w:val="dashed" w:color="9AA3B5" w:sz="6"/>
+                    <w:left w:val="dashed" w:color="9AA3B5" w:sz="6"/>
+                    <w:bottom w:val="dashed" w:color="9AA3B5" w:sz="6"/>
+                    <w:right w:val="dashed" w:color="9AA3B5" w:sz="6"/>
+                  </w:tcBorders>
+                  <w:shd w:fill="F7F8FB" w:color="auto" w:val="clear"/>
+                  <w:vAlign w:val="center"/>
+                </w:tcPr>
+                <w:p>
+                  <w:pPr>
+                    <w:jc w:val="center"/>
+                  </w:pPr>
+                  <w:r>
+                    <w:rPr>
+                      <w:rFonts w:ascii="Arial" w:cs="Arial" w:eastAsia="Arial" w:hAnsi="Arial"/>
+                      <w:i/>
+                      <w:iCs/>
+                      <w:color w:val="5F5F5F"/>
+                      <w:sz w:val="14"/>
+                      <w:szCs w:val="14"/>
+                    </w:rPr>
+                    <w:t xml:space="preserve">Gráfico pendiente (falta la NTN-B de Brasil, Bloomberg).</w:t>
+                  </w:r>
+                </w:p>
+              </w:tc>
+            </w:tr>
+          </w:tbl>
+          <w:p>
+            <w:pPr>
+              <w:spacing w:after="30" w:before="120" w:line="228" w:lineRule="auto"/>
+            </w:pPr>
+            <w:r>
+              <w:rPr>
+                <w:rFonts w:ascii="Arial" w:cs="Arial" w:eastAsia="Arial" w:hAnsi="Arial"/>
+                <w:b/>
+                <w:bCs/>
+                <w:color w:val="14284B"/>
+                <w:sz w:val="14"/>
+                <w:szCs w:val="14"/>
+              </w:rPr>
+              <w:t xml:space="preserve">Figura 34: </w:t>
             </w:r>
             <w:r>
               <w:rPr>

--- a/informe/Mallplaza_Valuacion_ES.docx
+++ b/informe/Mallplaza_Valuacion_ES.docx
@@ -106,22 +106,7 @@
                 <w:sz w:val="16"/>
                 <w:szCs w:val="16"/>
               </w:rPr>
-              <w:t xml:space="preserve">Asignamos 80% al DCF porque Mallplaza opera infraestructura comercial con flujos de caja muy predecibles: el 81,4% de los ingresos UDM son arriendos y, de ellos, el 93% es renta fija (~76% de los ingresos totales). El DCF es el método que mejor captura el valor intrínseco del negocio y su plan de expansión.</w:t>
-            </w:r>
-          </w:p>
-          <w:p>
-            <w:pPr>
-              <w:spacing w:after="60" w:before="0" w:line="228" w:lineRule="auto"/>
-              <w:jc w:val="both"/>
-            </w:pPr>
-            <w:r>
-              <w:rPr>
-                <w:rFonts w:ascii="Arial" w:cs="Arial" w:eastAsia="Arial" w:hAnsi="Arial"/>
-                <w:color w:val="1A1A1A"/>
-                <w:sz w:val="16"/>
-                <w:szCs w:val="16"/>
-              </w:rPr>
-              <w:t xml:space="preserve">Los múltiplos (20%) contrastan el modelo con lo que el mercado paga hoy por la industria. Limitamos su peso por dos razones: (i) en Chile solo hay dos pares directos y líquidos (Parque Arauco y Cencosud Shopping), lo que da poca profundidad estadística; y (ii) los múltiplos reflejan el sentimiento actual, pero no la expansión de GLA ni la trayectoria de financiamiento de Mallplaza, que sí están en el DCF.</w:t>
+              <w:t xml:space="preserve">Asignamos 80% al DCF porque los flujos de Mallplaza son muy predecibles: el 81,4% de los ingresos UDM son arriendos y el 93% de ellos es renta fija. Los múltiplos (20%) contrastan el modelo con lo que paga hoy el mercado; limitamos su peso porque en Chile solo hay dos pares directos (Parque Arauco y Cencosud Shopping) y porque no capturan la expansión de GLA ni la trayectoria de deuda de Mallplaza, que sí están en el DCF.</w:t>
             </w:r>
           </w:p>
           <w:p>
@@ -140,7 +125,7 @@
                 <w:sz w:val="16"/>
                 <w:szCs w:val="16"/>
               </w:rPr>
-              <w:t xml:space="preserve">DCF: ESTRUCTURA DEL MODELO</w:t>
+              <w:t xml:space="preserve">DCF: ESTRUCTURA Y TASA DE DESCUENTO</w:t>
             </w:r>
           </w:p>
           <w:p>
@@ -155,30 +140,13 @@
                 <w:sz w:val="16"/>
                 <w:szCs w:val="16"/>
               </w:rPr>
-              <w:t xml:space="preserve">Valoramos un flujo de caja libre para la firma (FCFF) en dos etapas, en CLP nominales, con fecha de valoración 30-jun-26 y convención de mitad de período. La etapa explícita (2S26E–2031E) recoge el plan de inversión de corto plazo y la expansión de GLA; la etapa terminal (desde 2032) es una perpetuidad de Gordon que explica el 76% del enterprise value, una proporción coherente con activos de larga duración (Anexo [B]).</w:t>
+              <w:t xml:space="preserve">Valoramos el FCFF en dos etapas, en CLP nominales, al 30-jun-26 y con convención de mitad de período. La etapa explícita (2S26E–2031E) incluye el capex y la maduración de los proyectos que abren hasta 2032 (108.301 m² de GLA madura en el año terminal). Desde 2032, una perpetuidad de Gordon explica el 76% del EV, sin GLA neta nueva y con capex solo de mantención (Anexo [B]).</w:t>
             </w:r>
           </w:p>
           <w:p>
             <w:pPr>
               <w:spacing w:after="60" w:before="0" w:line="228" w:lineRule="auto"/>
               <w:jc w:val="both"/>
-            </w:pPr>
-            <w:r>
-              <w:rPr>
-                <w:rFonts w:ascii="Arial" w:cs="Arial" w:eastAsia="Arial" w:hAnsi="Arial"/>
-                <w:color w:val="1A1A1A"/>
-                <w:sz w:val="16"/>
-                <w:szCs w:val="16"/>
-              </w:rPr>
-              <w:t xml:space="preserve">El horizonte explícito incorpora el capex y la maduración de ingresos de los proyectos que abren hasta 2032, que suman 108.301 m² de GLA madura en el año terminal. Ese crecimiento se financia con la caja operativa y con más deuda: la DFN/EBITDA sube de 2,36x a 3,5x en 2031. Desde 2032 el modelo no agrega GLA neta y el capex terminal cubre solo la mantención (5,5% de los ingresos), porque expandirse con un retorno menor a la WACC real destruiría valor (ver Valor terminal).</w:t>
-            </w:r>
-          </w:p>
-          <w:p>
-            <w:pPr>
-              <w:pBdr>
-                <w:bottom w:val="single" w:color="E9004B" w:sz="8" w:space="1"/>
-              </w:pBdr>
-              <w:spacing w:after="50" w:before="90"/>
             </w:pPr>
             <w:r>
               <w:rPr>
@@ -189,14 +157,8 @@
                 <w:sz w:val="16"/>
                 <w:szCs w:val="16"/>
               </w:rPr>
-              <w:t xml:space="preserve">DCF: TASA DE DESCUENTO (WACC)</w:t>
-            </w:r>
-          </w:p>
-          <w:p>
-            <w:pPr>
-              <w:spacing w:after="60" w:before="0" w:line="228" w:lineRule="auto"/>
-              <w:jc w:val="both"/>
-            </w:pPr>
+              <w:t xml:space="preserve">WACC. </w:t>
+            </w:r>
             <w:r>
               <w:rPr>
                 <w:rFonts w:ascii="Arial" w:cs="Arial" w:eastAsia="Arial" w:hAnsi="Arial"/>
@@ -204,7 +166,7 @@
                 <w:sz w:val="16"/>
                 <w:szCs w:val="16"/>
               </w:rPr>
-              <w:t xml:space="preserve">La WACC nominal en CLP cambia por período a medida que la estructura de capital converge a su objetivo: 10,54% en 2S26E y 10,41% en el terminal (7,32% y 7,20% en términos reales). Se construye con un CAPM ajustado por riesgo país (enfoque de Damodaran); el detalle está en el Anexo [Z].</w:t>
+              <w:t xml:space="preserve">Cambia por período a medida que la DFN/EBITDA converge de 2,36x a 3,5x en 2031 (D/E de 20,0% a 28,5%): 10,54% en 2S26E y 10,41% en el terminal (7,32% y 7,20% reales). El Ke se calcula en USD y se pasa a CLP con el diferencial de inflación: Rf 4,98% + beta 1,14 × ERP 4,14% + CRP 1,41% = 11,10% (11,93% en CLP, terminal). La beta re-apalanca la mediana desapalancada de seis pares (0,94) y el CRP pondera el riesgo soberano por ingresos (71,8% Chile, 17,7% Perú y 10,5% Colombia). El Kd parte del cupón de la última emisión en UF (3,6% real) más 25 pb por vuelta de apalancamiento sobre 2,36x: 4,92% después de impuestos en 2S26E y 5,11% en el terminal. A CLP 3.555 el patrimonio rinde casi lo mismo que esa deuda (Figura 28; detalle en el Anexo [Z]).</w:t>
             </w:r>
           </w:p>
           <w:p>
@@ -221,7 +183,7 @@
                 <w:sz w:val="16"/>
                 <w:szCs w:val="16"/>
               </w:rPr>
-              <w:t xml:space="preserve">Costo del patrimonio (Ke). </w:t>
+              <w:t xml:space="preserve">Estructura de capital. </w:t>
             </w:r>
             <w:r>
               <w:rPr>
@@ -230,13 +192,15 @@
                 <w:sz w:val="16"/>
                 <w:szCs w:val="16"/>
               </w:rPr>
-              <w:t xml:space="preserve">Como Rf, ERP y CRP están en dólares, el Ke se calcula primero en USD: Rf 4,98% (Tesoro de EE.UU. a 10 años) + beta 1,14 × ERP 4,14% (prima implícita de Damodaran) + CRP 1,41% = 11,10% en el terminal. La beta resulta de desapalancar con Hamada seis pares regionales (mediana 0,94) y re-apalancarla con la estructura de Mallplaza: 1,09 en 2S26E y 1,14 en el terminal. El CRP pondera el riesgo soberano por ingresos (71,8% Chile, 17,7% Perú y 10,5% Colombia). El Ke en USD se pasa a CLP con el diferencial de inflación esperada: 11,70% en 2S26E y 11,93% en el terminal.</w:t>
-            </w:r>
-          </w:p>
-          <w:p>
-            <w:pPr>
-              <w:spacing w:after="60" w:before="0" w:line="228" w:lineRule="auto"/>
-              <w:jc w:val="both"/>
+              <w:t xml:space="preserve">La compañía usa su capacidad de deuda para crecer (llegó a 3,78x en 2024 tras comprar Open Plaza Perú). Como el FCFF ya cubre el capex, la deuda adicional se devuelve a los accionistas como distribución (CLP 1,79 billones acumulados a 2031): no entra en el EV, pero hace que la deuda supuesta en la WACC exista en el plan (Anexo [D]).</w:t>
+            </w:r>
+          </w:p>
+          <w:p>
+            <w:pPr>
+              <w:pBdr>
+                <w:bottom w:val="single" w:color="E9004B" w:sz="8" w:space="1"/>
+              </w:pBdr>
+              <w:spacing w:after="50" w:before="90"/>
             </w:pPr>
             <w:r>
               <w:rPr>
@@ -247,8 +211,14 @@
                 <w:sz w:val="16"/>
                 <w:szCs w:val="16"/>
               </w:rPr>
-              <w:t xml:space="preserve">Costo de la deuda (Kd). </w:t>
-            </w:r>
+              <w:t xml:space="preserve">DCF: PROYECCIÓN OPERATIVA</w:t>
+            </w:r>
+          </w:p>
+          <w:p>
+            <w:pPr>
+              <w:spacing w:after="60" w:before="0" w:line="228" w:lineRule="auto"/>
+              <w:jc w:val="both"/>
+            </w:pPr>
             <w:r>
               <w:rPr>
                 <w:rFonts w:ascii="Arial" w:cs="Arial" w:eastAsia="Arial" w:hAnsi="Arial"/>
@@ -256,13 +226,15 @@
                 <w:sz w:val="16"/>
                 <w:szCs w:val="16"/>
               </w:rPr>
-              <w:t xml:space="preserve">Parte del cupón de la última emisión de bonos en UF (3,6% real), llevado a nominal con la meta de inflación del BCCh (3,0%), más 25 pb por cada vuelta de DFN/EBITDA sobre 2,36x (supuesto del equipo). Después de impuestos (27%), sube de 4,92% en 2S26E a 5,11% en el terminal. A CLP 3.555 el patrimonio rinde casi lo mismo que esta deuda (Figura 28).</w:t>
-            </w:r>
-          </w:p>
-          <w:p>
-            <w:pPr>
-              <w:spacing w:after="60" w:before="0" w:line="228" w:lineRule="auto"/>
-              <w:jc w:val="both"/>
+              <w:t xml:space="preserve">El EBITDA reportado (CLP 544.935 MM UDM, margen de 80,5%) excluye la revalorización de propiedades (NIC 40); proyectamos un margen de 79,8% hasta 2031E. La tasa de impuesto operacional sube de 16,8% en 2026E a 27% en 2030E, a medida que se diluyen los beneficios vigentes. El capex base (pipeline más mantención de 5,5% de los ingresos) llega a CLP 240.660 MM en 2027 y baja a ~CLP 50.000 MM desde 2029. Desde 2029 abren además 27.075 m² al año (promedio histórico), con capex de CLP 95.000–104.000 MM anuales, una rampa de 35%/90%/100% y un yield on cost de 6,9%, al costo del pipeline identificado (USD 3.603/m²: 170.200 m² y USD 613,2 MM). El capital de trabajo (15,6% × Δ ingresos) exige CLP 7.100–9.900 MM al año y mueve el precio solo ±1,2% (Anexo [C]).</w:t>
+            </w:r>
+          </w:p>
+          <w:p>
+            <w:pPr>
+              <w:pBdr>
+                <w:bottom w:val="single" w:color="E9004B" w:sz="8" w:space="1"/>
+              </w:pBdr>
+              <w:spacing w:after="50" w:before="90"/>
             </w:pPr>
             <w:r>
               <w:rPr>
@@ -273,8 +245,14 @@
                 <w:sz w:val="16"/>
                 <w:szCs w:val="16"/>
               </w:rPr>
-              <w:t xml:space="preserve">Estructura de capital. </w:t>
-            </w:r>
+              <w:t xml:space="preserve">DCF: VALOR TERMINAL Y CAP RATE IMPLÍCITO</w:t>
+            </w:r>
+          </w:p>
+          <w:p>
+            <w:pPr>
+              <w:spacing w:after="60" w:before="0" w:line="228" w:lineRule="auto"/>
+              <w:jc w:val="both"/>
+            </w:pPr>
             <w:r>
               <w:rPr>
                 <w:rFonts w:ascii="Arial" w:cs="Arial" w:eastAsia="Arial" w:hAnsi="Arial"/>
@@ -282,7 +260,7 @@
                 <w:sz w:val="16"/>
                 <w:szCs w:val="16"/>
               </w:rPr>
-              <w:t xml:space="preserve">El objetivo de largo plazo es una DFN/EBITDA de 3,5x, alcanzada en forma lineal desde 2,36x hacia 2031: la compañía usa su capacidad de deuda para crecer, como en 2024 (3,78x tras la compra de Open Plaza Perú). A valor de mercado equivale a 77,8% patrimonio y 22,2% deuda (D/E 28,5%); por eso la WACC cambia en el tiempo. La caja que no absorben las inversiones se devuelve como distribución adicional a los accionistas (CLP 1,79 billones acumulados a 2031): no entra en el EV, pero hace que la deuda supuesta en la WACC exista en el plan (Anexo [D]).</w:t>
+              <w:t xml:space="preserve">Usamos g = 3,0% nominal (0% real). El RONIC real de la expansión (5,0%) es menor que la WACC real (7,2%): crecer más allá del horizonte destruye valor y un g mayor lo reduce (Figura 29). El DCF implica un cap rate de 10,1% sobre el EV y de 11,3% sobre el valor terminal, frente a 6,0% del mercado, 6,4% de los pares chilenos, 7,5% a valor libro y 5,55% de los tasadores (Nota 11) (Figura 30). Esa brecha no es una inconsistencia: es el núcleo de la tesis. Para justificar el precio actual, la WACC tendría que ser 285 pb menor (Figura 31).</w:t>
             </w:r>
           </w:p>
         </w:tc>
@@ -490,6 +468,90 @@
               <w:t xml:space="preserve">Tasas reales en UF. Fuente: BCCh (30-06-26); Mallplaza; análisis del equipo.</w:t>
             </w:r>
           </w:p>
+          <w:p>
+            <w:pPr>
+              <w:spacing w:after="30" w:before="120" w:line="228" w:lineRule="auto"/>
+            </w:pPr>
+            <w:r>
+              <w:rPr>
+                <w:rFonts w:ascii="Arial" w:cs="Arial" w:eastAsia="Arial" w:hAnsi="Arial"/>
+                <w:b/>
+                <w:bCs/>
+                <w:color w:val="14284B"/>
+                <w:sz w:val="14"/>
+                <w:szCs w:val="14"/>
+              </w:rPr>
+              <w:t xml:space="preserve">Figura 29: </w:t>
+            </w:r>
+            <w:r>
+              <w:rPr>
+                <w:rFonts w:ascii="Arial" w:cs="Arial" w:eastAsia="Arial" w:hAnsi="Arial"/>
+                <w:color w:val="14284B"/>
+                <w:sz w:val="14"/>
+                <w:szCs w:val="14"/>
+              </w:rPr>
+              <w:t xml:space="preserve">Crecer bajo la WACC destruye valor: g real = 0%</w:t>
+            </w:r>
+          </w:p>
+          <w:p>
+            <w:pPr>
+              <w:spacing w:after="20" w:before="0"/>
+            </w:pPr>
+            <w:r>
+              <w:drawing>
+                <wp:inline distT="0" distB="0" distL="0" distR="0">
+                  <wp:extent cx="2257425" cy="2152650"/>
+                  <wp:effectExtent t="0" r="0" b="0" l="0"/>
+                  <wp:docPr id="1" name="" descr="" title=""/>
+                  <wp:cNvGraphicFramePr>
+                    <a:graphicFrameLocks xmlns:a="http://schemas.openxmlformats.org/drawingml/2006/main" noChangeAspect="1"/>
+                  </wp:cNvGraphicFramePr>
+                  <a:graphic xmlns:a="http://schemas.openxmlformats.org/drawingml/2006/main">
+                    <a:graphicData uri="http://schemas.openxmlformats.org/drawingml/2006/picture">
+                      <pic:pic xmlns:pic="http://schemas.openxmlformats.org/drawingml/2006/picture">
+                        <pic:nvPicPr>
+                          <pic:cNvPr id="0" name="" descr=""/>
+                          <pic:cNvPicPr>
+                            <a:picLocks noChangeAspect="1" noChangeArrowheads="1"/>
+                          </pic:cNvPicPr>
+                        </pic:nvPicPr>
+                        <pic:blipFill>
+                          <a:blip r:embed="rId13" cstate="none"/>
+                          <a:srcRect/>
+                          <a:stretch>
+                            <a:fillRect/>
+                          </a:stretch>
+                        </pic:blipFill>
+                        <pic:spPr bwMode="auto">
+                          <a:xfrm>
+                            <a:off x="0" y="0"/>
+                            <a:ext cx="2257425" cy="2152650"/>
+                          </a:xfrm>
+                          <a:prstGeom prst="rect">
+                            <a:avLst/>
+                          </a:prstGeom>
+                        </pic:spPr>
+                      </pic:pic>
+                    </a:graphicData>
+                  </a:graphic>
+                </wp:inline>
+              </w:drawing>
+            </w:r>
+          </w:p>
+          <w:p>
+            <w:pPr>
+              <w:spacing w:after="0" w:before="10" w:line="216" w:lineRule="auto"/>
+            </w:pPr>
+            <w:r>
+              <w:rPr>
+                <w:rFonts w:ascii="Arial" w:cs="Arial" w:eastAsia="Arial" w:hAnsi="Arial"/>
+                <w:color w:val="5F5F5F"/>
+                <w:sz w:val="11"/>
+                <w:szCs w:val="11"/>
+              </w:rPr>
+              <w:t xml:space="preserve">Arriba: valor DCF según g. Abajo: valor terminal relativo según el RONIC. Fuente: análisis del equipo.</w:t>
+            </w:r>
+          </w:p>
         </w:tc>
       </w:tr>
     </w:tbl>
@@ -553,13 +615,45 @@
                 <w:sz w:val="16"/>
                 <w:szCs w:val="16"/>
               </w:rPr>
-              <w:t xml:space="preserve">DCF: PROYECCIÓN OPERATIVA Y FCFF</w:t>
+              <w:t xml:space="preserve">VALUACIÓN RELATIVA: MÚLTIPLOS (20%)</w:t>
             </w:r>
           </w:p>
           <w:p>
             <w:pPr>
               <w:spacing w:after="60" w:before="0" w:line="228" w:lineRule="auto"/>
               <w:jc w:val="both"/>
+            </w:pPr>
+            <w:r>
+              <w:rPr>
+                <w:rFonts w:ascii="Arial" w:cs="Arial" w:eastAsia="Arial" w:hAnsi="Arial"/>
+                <w:color w:val="1A1A1A"/>
+                <w:sz w:val="16"/>
+                <w:szCs w:val="16"/>
+              </w:rPr>
+              <w:t xml:space="preserve">El set es el mismo de la beta: Parque Arauco y Cencosud Shopping (Chile), Allos, Multiplan e Iguatemi (Brasil) e IRSA (Argentina, con cautela por NIC 29 y un solo analista en el NTM). Excluimos Fibra Danhos, que como FIBRA distribuye el 95% de su resultado fiscal (Anexo [E]). Brasil transa a múltiplos más bajos por sus tasas y primas de riesgo (mediana de 9,0x EV/EBITDA frente a 15,7x en Chile; Figura 32). Como el 71,8% de los ingresos viene de Chile, el múltiplo pondera 70% la mediana chilena y 30% la del set (11,1x): 14,4x.</w:t>
+            </w:r>
+          </w:p>
+          <w:p>
+            <w:pPr>
+              <w:spacing w:after="60" w:before="0" w:line="228" w:lineRule="auto"/>
+              <w:jc w:val="both"/>
+            </w:pPr>
+            <w:r>
+              <w:rPr>
+                <w:rFonts w:ascii="Arial" w:cs="Arial" w:eastAsia="Arial" w:hAnsi="Arial"/>
+                <w:color w:val="1A1A1A"/>
+                <w:sz w:val="16"/>
+                <w:szCs w:val="16"/>
+              </w:rPr>
+              <w:t xml:space="preserve">Usamos EV/EBITDA porque es neutral al apalancamiento y a la revalorización (NIC 40). A 14,4x, el valor es CLP 2.951 por acción. Mallplaza transa a 16,8x LTM: 7% sobre la mediana chilena, bajo Parque Arauco (18,4x) y 17% sobre el múltiplo ponderado (Figura 33). Excluimos el P/E (CLP 8.644, distorsionado por la revalorización). Los múltiplos usan la deuda neta de Bloomberg (CLP 1.311.569 MM), igual que los pares; el DCF, la DFN de la compañía (CLP 1.285.740 MM).</w:t>
+            </w:r>
+          </w:p>
+          <w:p>
+            <w:pPr>
+              <w:pBdr>
+                <w:bottom w:val="single" w:color="E9004B" w:sz="8" w:space="1"/>
+              </w:pBdr>
+              <w:spacing w:after="50" w:before="90"/>
             </w:pPr>
             <w:r>
               <w:rPr>
@@ -570,16 +664,7 @@
                 <w:sz w:val="16"/>
                 <w:szCs w:val="16"/>
               </w:rPr>
-              <w:t xml:space="preserve">EBITDA sin revalorización. </w:t>
-            </w:r>
-            <w:r>
-              <w:rPr>
-                <w:rFonts w:ascii="Arial" w:cs="Arial" w:eastAsia="Arial" w:hAnsi="Arial"/>
-                <w:color w:val="1A1A1A"/>
-                <w:sz w:val="16"/>
-                <w:szCs w:val="16"/>
-              </w:rPr>
-              <w:t xml:space="preserve">El EBITDA reportado (CLP 544.935 MM UDM, margen de 80,5%) excluye las ganancias no realizadas por revalorización de propiedades de inversión (NIC 40). Proyectamos un margen de 79,8% en 2026E, ~70 pb bajo el UDM, que se mantiene en ese nivel hasta 2031E (Anexo [C]).</w:t>
+              <w:t xml:space="preserve">SENSIBILIDAD Y RIESGOS DE LA VALUACIÓN</w:t>
             </w:r>
           </w:p>
           <w:p>
@@ -596,7 +681,7 @@
                 <w:sz w:val="16"/>
                 <w:szCs w:val="16"/>
               </w:rPr>
-              <w:t xml:space="preserve">Impuesto operacional. </w:t>
+              <w:t xml:space="preserve">Sensibilidad. </w:t>
             </w:r>
             <w:r>
               <w:rPr>
@@ -605,7 +690,7 @@
                 <w:sz w:val="16"/>
                 <w:szCs w:val="16"/>
               </w:rPr>
-              <w:t xml:space="preserve">La tasa efectiva sobre el EBIT parte en 16,8% en 2026E (impuesto corriente sobre EBITDA menos costo financiero, que incorpora beneficios tributarios vigentes) y converge a la tasa corporativa de 27% en 2030E: 16,8% → 19,0% → 21,5% → 24,0% → 27,0%. Suponemos que esos beneficios se diluyen para no sobreestimar el valor.</w:t>
+              <w:t xml:space="preserve">Con la WACC ±100 pb y g entre 2,5% y 4,0%, el DCF va de CLP 1.379 a 2.329 (Figura 25; Anexo [F]), y el peor caso operacional histórico le resta 10,0% (Figura 24). Todos los múltiplos quedan bajo el precio: EV/EBITDA LTM CLP 2.951 (−17%), NTM CLP 2.914 (−18%), EV/EBIT CLP 3.098 (−13%), P/BV CLP 3.171 (−11%) y la mediana chilena sola CLP 3.294 (−7%) (Figura 27).</w:t>
             </w:r>
           </w:p>
           <w:p>
@@ -622,7 +707,7 @@
                 <w:sz w:val="16"/>
                 <w:szCs w:val="16"/>
               </w:rPr>
-              <w:t xml:space="preserve">Capex. </w:t>
+              <w:t xml:space="preserve">Robustez. </w:t>
             </w:r>
             <w:r>
               <w:rPr>
@@ -631,7 +716,7 @@
                 <w:sz w:val="16"/>
                 <w:szCs w:val="16"/>
               </w:rPr>
-              <w:t xml:space="preserve">El capex base (pipeline publicado más mantención y TI, de 5,5% de los ingresos) llega a un máximo de CLP 240.660 MM en 2027 y se estabiliza en CLP 48.000–52.000 MM anuales desde 2029. El capex de expansión suma CLP 46.268 MM en 2027 y CLP 95.000–104.000 MM anuales en 2028–2031: desde 2029 abren 27.075 m² al año (promedio del GLA orgánico agregado en 2022, 2023 y 2025), con el capex en los dos años previos, una rampa de ingresos de 35%/90%/100% y un yield on cost de 6,9%. El costo por m² (USD 3.603) sale del pipeline identificado: 170.200 m² y USD 613,2 MM (Release 2T26, p. 13).</w:t>
+              <w:t xml:space="preserve">El APV da CLP 1.894 (2% sobre el DCF); con el bono en pesos como Rf, el precio objetivo sube a ~CLP 2.439 (−31%; Anexo [Z]); y con un objetivo de DFN/EBITDA entre 2,36x y 4,0x, el DCF va de CLP 1.819 a 1.894.</w:t>
             </w:r>
           </w:p>
           <w:p>
@@ -648,7 +733,7 @@
                 <w:sz w:val="16"/>
                 <w:szCs w:val="16"/>
               </w:rPr>
-              <w:t xml:space="preserve">Capital de trabajo. </w:t>
+              <w:t xml:space="preserve">Precio objetivo. </w:t>
             </w:r>
             <w:r>
               <w:rPr>
@@ -657,15 +742,13 @@
                 <w:sz w:val="16"/>
                 <w:szCs w:val="16"/>
               </w:rPr>
-              <w:t xml:space="preserve">Mallplaza mantiene un capital de trabajo neto positivo (CLP 102.039 MM, 15,6% de los ingresos a dic-25), porque las cuentas por cobrar a locatarios (CLP 122.370 MM) superan los arriendos cobrados por anticipado (CLP 20.247 MM). La inversión incremental (15,6% × Δ ingresos) es baja y predecible: CLP 7.100–9.900 MM al año, entre 0,7% y 1,3% de los ingresos. Cambiar este supuesto mueve el precio en ±1,2% (Figura 29).</w:t>
-            </w:r>
-          </w:p>
-          <w:p>
-            <w:pPr>
-              <w:pBdr>
-                <w:bottom w:val="single" w:color="E9004B" w:sz="8" w:space="1"/>
-              </w:pBdr>
-              <w:spacing w:after="50" w:before="90"/>
+              <w:t xml:space="preserve">80% × CLP 1.857 + 20% × CLP 2.951 = CLP 2.076, un retorno de −41,6% frente a CLP 3.555 (30-sep-26). Llevar el DCF del 30-jun al 30-sep-26 lo subiría a ~CLP 1.910 y el precio objetivo a ~CLP 2.118 (−40,4%): la recomendación no cambia.</w:t>
+            </w:r>
+          </w:p>
+          <w:p>
+            <w:pPr>
+              <w:spacing w:after="60" w:before="0" w:line="228" w:lineRule="auto"/>
+              <w:jc w:val="both"/>
             </w:pPr>
             <w:r>
               <w:rPr>
@@ -676,59 +759,16 @@
                 <w:sz w:val="16"/>
                 <w:szCs w:val="16"/>
               </w:rPr>
-              <w:t xml:space="preserve">DCF: VALOR TERMINAL Y CAP RATE IMPLÍCITO</w:t>
-            </w:r>
-          </w:p>
-          <w:p>
-            <w:pPr>
-              <w:spacing w:after="60" w:before="0" w:line="228" w:lineRule="auto"/>
-              <w:jc w:val="both"/>
-            </w:pPr>
-            <w:r>
-              <w:rPr>
-                <w:rFonts w:ascii="Arial" w:cs="Arial" w:eastAsia="Arial" w:hAnsi="Arial"/>
-                <w:b/>
-                <w:bCs/>
-                <w:color w:val="14284B"/>
+              <w:t xml:space="preserve">Riesgos al alza. </w:t>
+            </w:r>
+            <w:r>
+              <w:rPr>
+                <w:rFonts w:ascii="Arial" w:cs="Arial" w:eastAsia="Arial" w:hAnsi="Arial"/>
+                <w:color w:val="1A1A1A"/>
                 <w:sz w:val="16"/>
                 <w:szCs w:val="16"/>
               </w:rPr>
-              <w:t xml:space="preserve">Crecimiento terminal. </w:t>
-            </w:r>
-            <w:r>
-              <w:rPr>
-                <w:rFonts w:ascii="Arial" w:cs="Arial" w:eastAsia="Arial" w:hAnsi="Arial"/>
-                <w:color w:val="1A1A1A"/>
-                <w:sz w:val="16"/>
-                <w:szCs w:val="16"/>
-              </w:rPr>
-              <w:t xml:space="preserve">Usamos g = 3,0% nominal (0% real), igual a la meta de inflación del BCCh. Lo justifica el value driver: el RONIC real de la expansión (5,0%) es menor que la WACC real (7,2%), de modo que seguir expandiéndose después del horizonte destruiría valor y un g mayor reduce el valor (Figura 30). Por eso la reinversión terminal es cero y los arriendos crecen solo con la inflación.</w:t>
-            </w:r>
-          </w:p>
-          <w:p>
-            <w:pPr>
-              <w:spacing w:after="60" w:before="0" w:line="228" w:lineRule="auto"/>
-              <w:jc w:val="both"/>
-            </w:pPr>
-            <w:r>
-              <w:rPr>
-                <w:rFonts w:ascii="Arial" w:cs="Arial" w:eastAsia="Arial" w:hAnsi="Arial"/>
-                <w:b/>
-                <w:bCs/>
-                <w:color w:val="14284B"/>
-                <w:sz w:val="16"/>
-                <w:szCs w:val="16"/>
-              </w:rPr>
-              <w:t xml:space="preserve">Cap rate implícito. </w:t>
-            </w:r>
-            <w:r>
-              <w:rPr>
-                <w:rFonts w:ascii="Arial" w:cs="Arial" w:eastAsia="Arial" w:hAnsi="Arial"/>
-                <w:color w:val="1A1A1A"/>
-                <w:sz w:val="16"/>
-                <w:szCs w:val="16"/>
-              </w:rPr>
-              <w:t xml:space="preserve">El DCF implica un cap rate real de 10,1% sobre el enterprise value y de 11,3% sobre el valor terminal, muy por sobre el del mercado (6,0%), el de los pares chilenos (6,4%), el cap rate a valor libro (7,5%) y la tasa real que usan los tasadores independientes en la Nota 11 de los EEFF (5,55%, punto medio del rango) (Figura 31). Esta brecha no es una inconsistencia que resolver: es el núcleo de la tesis. Nuestro modelo exige a los flujos mucho más que el mercado y los tasadores; para justificar el precio actual, la WACC tendría que ser 285 pb menor (Figura 32).</w:t>
+              <w:t xml:space="preserve">Una compresión sostenida de los cap rates por mayor demanda institucional por activos defensivos, o una prima estructural para los activos Tier A de Mallplaza (ver Riesgos de inversión).</w:t>
             </w:r>
           </w:p>
         </w:tc>
@@ -781,7 +821,7 @@
                 <w:sz w:val="14"/>
                 <w:szCs w:val="14"/>
               </w:rPr>
-              <w:t xml:space="preserve">Figura 29: </w:t>
+              <w:t xml:space="preserve">Figura 30: </w:t>
             </w:r>
             <w:r>
               <w:rPr>
@@ -790,7 +830,7 @@
                 <w:sz w:val="14"/>
                 <w:szCs w:val="14"/>
               </w:rPr>
-              <w:t xml:space="preserve">Capital de trabajo: un supuesto que no mueve el precio (±1,2%)</w:t>
+              <w:t xml:space="preserve">El mercado paga 6,0%; nuestros flujos valen 10,1%</w:t>
             </w:r>
           </w:p>
           <w:p>
@@ -800,91 +840,7 @@
             <w:r>
               <w:drawing>
                 <wp:inline distT="0" distB="0" distL="0" distR="0">
-                  <wp:extent cx="2257425" cy="2105025"/>
-                  <wp:effectExtent t="0" r="0" b="0" l="0"/>
-                  <wp:docPr id="1" name="" descr="" title=""/>
-                  <wp:cNvGraphicFramePr>
-                    <a:graphicFrameLocks xmlns:a="http://schemas.openxmlformats.org/drawingml/2006/main" noChangeAspect="1"/>
-                  </wp:cNvGraphicFramePr>
-                  <a:graphic xmlns:a="http://schemas.openxmlformats.org/drawingml/2006/main">
-                    <a:graphicData uri="http://schemas.openxmlformats.org/drawingml/2006/picture">
-                      <pic:pic xmlns:pic="http://schemas.openxmlformats.org/drawingml/2006/picture">
-                        <pic:nvPicPr>
-                          <pic:cNvPr id="0" name="" descr=""/>
-                          <pic:cNvPicPr>
-                            <a:picLocks noChangeAspect="1" noChangeArrowheads="1"/>
-                          </pic:cNvPicPr>
-                        </pic:nvPicPr>
-                        <pic:blipFill>
-                          <a:blip r:embed="rId13" cstate="none"/>
-                          <a:srcRect/>
-                          <a:stretch>
-                            <a:fillRect/>
-                          </a:stretch>
-                        </pic:blipFill>
-                        <pic:spPr bwMode="auto">
-                          <a:xfrm>
-                            <a:off x="0" y="0"/>
-                            <a:ext cx="2257425" cy="2105025"/>
-                          </a:xfrm>
-                          <a:prstGeom prst="rect">
-                            <a:avLst/>
-                          </a:prstGeom>
-                        </pic:spPr>
-                      </pic:pic>
-                    </a:graphicData>
-                  </a:graphic>
-                </wp:inline>
-              </w:drawing>
-            </w:r>
-          </w:p>
-          <w:p>
-            <w:pPr>
-              <w:spacing w:after="0" w:before="10" w:line="216" w:lineRule="auto"/>
-            </w:pPr>
-            <w:r>
-              <w:rPr>
-                <w:rFonts w:ascii="Arial" w:cs="Arial" w:eastAsia="Arial" w:hAnsi="Arial"/>
-                <w:color w:val="5F5F5F"/>
-                <w:sz w:val="11"/>
-                <w:szCs w:val="11"/>
-              </w:rPr>
-              <w:t xml:space="preserve">Fuente: EEFF Mallplaza; análisis del equipo.</w:t>
-            </w:r>
-          </w:p>
-          <w:p>
-            <w:pPr>
-              <w:spacing w:after="30" w:before="120" w:line="228" w:lineRule="auto"/>
-            </w:pPr>
-            <w:r>
-              <w:rPr>
-                <w:rFonts w:ascii="Arial" w:cs="Arial" w:eastAsia="Arial" w:hAnsi="Arial"/>
-                <w:b/>
-                <w:bCs/>
-                <w:color w:val="14284B"/>
-                <w:sz w:val="14"/>
-                <w:szCs w:val="14"/>
-              </w:rPr>
-              <w:t xml:space="preserve">Figura 30: </w:t>
-            </w:r>
-            <w:r>
-              <w:rPr>
-                <w:rFonts w:ascii="Arial" w:cs="Arial" w:eastAsia="Arial" w:hAnsi="Arial"/>
-                <w:color w:val="14284B"/>
-                <w:sz w:val="14"/>
-                <w:szCs w:val="14"/>
-              </w:rPr>
-              <w:t xml:space="preserve">Crecer bajo la WACC destruye valor: g real = 0%</w:t>
-            </w:r>
-          </w:p>
-          <w:p>
-            <w:pPr>
-              <w:spacing w:after="20" w:before="0"/>
-            </w:pPr>
-            <w:r>
-              <w:drawing>
-                <wp:inline distT="0" distB="0" distL="0" distR="0">
-                  <wp:extent cx="2257425" cy="2152650"/>
+                  <wp:extent cx="2257425" cy="1600200"/>
                   <wp:effectExtent t="0" r="0" b="0" l="0"/>
                   <wp:docPr id="1" name="" descr="" title=""/>
                   <wp:cNvGraphicFramePr>
@@ -909,7 +865,7 @@
                         <pic:spPr bwMode="auto">
                           <a:xfrm>
                             <a:off x="0" y="0"/>
-                            <a:ext cx="2257425" cy="2152650"/>
+                            <a:ext cx="2257425" cy="1600200"/>
                           </a:xfrm>
                           <a:prstGeom prst="rect">
                             <a:avLst/>
@@ -933,7 +889,7 @@
                 <w:sz w:val="11"/>
                 <w:szCs w:val="11"/>
               </w:rPr>
-              <w:t xml:space="preserve">Arriba: valor DCF según g. Abajo: valor terminal relativo según el RONIC. Fuente: análisis del equipo.</w:t>
+              <w:t xml:space="preserve">Gran Plaza: hecho posterior, no entra al modelo. Fuente: Mallplaza; Bloomberg; DF; análisis del equipo.</w:t>
             </w:r>
           </w:p>
           <w:p>
@@ -958,7 +914,7 @@
                 <w:sz w:val="14"/>
                 <w:szCs w:val="14"/>
               </w:rPr>
-              <w:t xml:space="preserve">El mercado paga 6,0%; nuestros flujos valen 10,1%</w:t>
+              <w:t xml:space="preserve">El precio exige una WACC 285 pb menor</w:t>
             </w:r>
           </w:p>
           <w:p>
@@ -968,7 +924,7 @@
             <w:r>
               <w:drawing>
                 <wp:inline distT="0" distB="0" distL="0" distR="0">
-                  <wp:extent cx="2257425" cy="1600200"/>
+                  <wp:extent cx="2257425" cy="1781175"/>
                   <wp:effectExtent t="0" r="0" b="0" l="0"/>
                   <wp:docPr id="1" name="" descr="" title=""/>
                   <wp:cNvGraphicFramePr>
@@ -993,424 +949,6 @@
                         <pic:spPr bwMode="auto">
                           <a:xfrm>
                             <a:off x="0" y="0"/>
-                            <a:ext cx="2257425" cy="1600200"/>
-                          </a:xfrm>
-                          <a:prstGeom prst="rect">
-                            <a:avLst/>
-                          </a:prstGeom>
-                        </pic:spPr>
-                      </pic:pic>
-                    </a:graphicData>
-                  </a:graphic>
-                </wp:inline>
-              </w:drawing>
-            </w:r>
-          </w:p>
-          <w:p>
-            <w:pPr>
-              <w:spacing w:after="0" w:before="10" w:line="216" w:lineRule="auto"/>
-            </w:pPr>
-            <w:r>
-              <w:rPr>
-                <w:rFonts w:ascii="Arial" w:cs="Arial" w:eastAsia="Arial" w:hAnsi="Arial"/>
-                <w:color w:val="5F5F5F"/>
-                <w:sz w:val="11"/>
-                <w:szCs w:val="11"/>
-              </w:rPr>
-              <w:t xml:space="preserve">Gran Plaza: hecho posterior, no entra al modelo. Fuente: Mallplaza; Bloomberg; DF; análisis del equipo.</w:t>
-            </w:r>
-          </w:p>
-        </w:tc>
-      </w:tr>
-    </w:tbl>
-    <w:p>
-      <w:pPr>
-        <w:pageBreakBefore/>
-        <w:spacing w:after="0"/>
-      </w:pPr>
-    </w:p>
-    <w:tbl>
-      <w:tblPr>
-        <w:tblW w:type="dxa" w:w="10666"/>
-        <w:tblBorders>
-          <w:top w:val="none" w:color="FFFFFF" w:sz="0"/>
-          <w:left w:val="none" w:color="FFFFFF" w:sz="0"/>
-          <w:bottom w:val="none" w:color="FFFFFF" w:sz="0"/>
-          <w:right w:val="none" w:color="FFFFFF" w:sz="0"/>
-          <w:insideH w:val="none" w:color="FFFFFF" w:sz="0"/>
-          <w:insideV w:val="none" w:color="FFFFFF" w:sz="0"/>
-        </w:tblBorders>
-      </w:tblPr>
-      <w:tblGrid>
-        <w:gridCol w:w="6900"/>
-        <w:gridCol w:w="216"/>
-        <w:gridCol w:w="3550"/>
-      </w:tblGrid>
-      <w:tr>
-        <w:trPr>
-          <w:cantSplit/>
-        </w:trPr>
-        <w:tc>
-          <w:tcPr>
-            <w:tcW w:type="dxa" w:w="6900"/>
-            <w:tcBorders>
-              <w:top w:val="none" w:color="FFFFFF" w:sz="0"/>
-              <w:left w:val="none" w:color="FFFFFF" w:sz="0"/>
-              <w:bottom w:val="none" w:color="FFFFFF" w:sz="0"/>
-              <w:right w:val="none" w:color="FFFFFF" w:sz="0"/>
-            </w:tcBorders>
-            <w:tcMar>
-              <w:top w:type="dxa" w:w="0"/>
-              <w:left w:type="dxa" w:w="0"/>
-              <w:bottom w:type="dxa" w:w="0"/>
-              <w:right w:type="dxa" w:w="0"/>
-            </w:tcMar>
-            <w:vAlign w:val="top"/>
-          </w:tcPr>
-          <w:p>
-            <w:pPr>
-              <w:pBdr>
-                <w:bottom w:val="single" w:color="E9004B" w:sz="8" w:space="1"/>
-              </w:pBdr>
-              <w:spacing w:after="50" w:before="20"/>
-            </w:pPr>
-            <w:r>
-              <w:rPr>
-                <w:rFonts w:ascii="Arial" w:cs="Arial" w:eastAsia="Arial" w:hAnsi="Arial"/>
-                <w:b/>
-                <w:bCs/>
-                <w:color w:val="14284B"/>
-                <w:sz w:val="16"/>
-                <w:szCs w:val="16"/>
-              </w:rPr>
-              <w:t xml:space="preserve">VALUACIÓN RELATIVA: MÚLTIPLOS (20%)</w:t>
-            </w:r>
-          </w:p>
-          <w:p>
-            <w:pPr>
-              <w:spacing w:after="60" w:before="0" w:line="228" w:lineRule="auto"/>
-              <w:jc w:val="both"/>
-            </w:pPr>
-            <w:r>
-              <w:rPr>
-                <w:rFonts w:ascii="Arial" w:cs="Arial" w:eastAsia="Arial" w:hAnsi="Arial"/>
-                <w:b/>
-                <w:bCs/>
-                <w:color w:val="14284B"/>
-                <w:sz w:val="16"/>
-                <w:szCs w:val="16"/>
-              </w:rPr>
-              <w:t xml:space="preserve">Peer group. </w:t>
-            </w:r>
-            <w:r>
-              <w:rPr>
-                <w:rFonts w:ascii="Arial" w:cs="Arial" w:eastAsia="Arial" w:hAnsi="Arial"/>
-                <w:color w:val="1A1A1A"/>
-                <w:sz w:val="16"/>
-                <w:szCs w:val="16"/>
-              </w:rPr>
-              <w:t xml:space="preserve">Es el mismo set que define la beta: dos pares chilenos (Parque Arauco y Cencosud Shopping), tres brasileños (Allos, Multiplan e Iguatemi) e IRSA (Argentina), elegidos por modelo de negocio, escala y calidad de los activos de arriendo. IRSA se mantiene con cautela, porque reporta bajo NIC 29 (hiperinflación) y su consenso NTM tiene un solo analista. Excluimos Fibra Danhos (México): como FIBRA debe distribuir el 95% de su resultado fiscal, lo que altera sus múltiplos, y no tiene beta en la WACC (Anexo [E]).</w:t>
-            </w:r>
-          </w:p>
-          <w:p>
-            <w:pPr>
-              <w:spacing w:after="60" w:before="0" w:line="228" w:lineRule="auto"/>
-              <w:jc w:val="both"/>
-            </w:pPr>
-            <w:r>
-              <w:rPr>
-                <w:rFonts w:ascii="Arial" w:cs="Arial" w:eastAsia="Arial" w:hAnsi="Arial"/>
-                <w:color w:val="1A1A1A"/>
-                <w:sz w:val="16"/>
-                <w:szCs w:val="16"/>
-              </w:rPr>
-              <w:t xml:space="preserve">Los pares brasileños transan a múltiplos estructuralmente más bajos por las mayores tasas y primas de riesgo de Brasil (mediana de 9,0x EV/EBITDA frente a 15,7x en Chile; Figura 33). Aplicar el set completo sin ajuste castigaría a Mallplaza por un riesgo ajeno, cuando el 71,8% de sus ingresos viene de Chile. Por eso el múltiplo pondera 70% la mediana chilena y 30% la del set completo.</w:t>
-            </w:r>
-          </w:p>
-          <w:p>
-            <w:pPr>
-              <w:spacing w:after="60" w:before="0" w:line="228" w:lineRule="auto"/>
-              <w:jc w:val="both"/>
-            </w:pPr>
-            <w:r>
-              <w:rPr>
-                <w:rFonts w:ascii="Arial" w:cs="Arial" w:eastAsia="Arial" w:hAnsi="Arial"/>
-                <w:b/>
-                <w:bCs/>
-                <w:color w:val="14284B"/>
-                <w:sz w:val="16"/>
-                <w:szCs w:val="16"/>
-              </w:rPr>
-              <w:t xml:space="preserve">Múltiplo principal. </w:t>
-            </w:r>
-            <w:r>
-              <w:rPr>
-                <w:rFonts w:ascii="Arial" w:cs="Arial" w:eastAsia="Arial" w:hAnsi="Arial"/>
-                <w:color w:val="1A1A1A"/>
-                <w:sz w:val="16"/>
-                <w:szCs w:val="16"/>
-              </w:rPr>
-              <w:t xml:space="preserve">Usamos EV/EBITDA porque es neutral a la estructura de deuda y deja fuera la revalorización de propiedades (NIC 40): mide solo la caja operativa del GLA arrendado. El múltiplo objetivo es 14,4x (70% × 15,7x + 30% × 11,1x) y lleva a CLP 2.951 por acción. Mallplaza transa a 16,8x LTM: 7% sobre la mediana chilena, bajo Parque Arauco (18,4x) y 17% sobre el múltiplo ponderado (Figura 34). Los múltiplos confirman la dirección (la acción está cara); la magnitud del downside viene del DCF.</w:t>
-            </w:r>
-          </w:p>
-          <w:p>
-            <w:pPr>
-              <w:spacing w:after="60" w:before="0" w:line="228" w:lineRule="auto"/>
-              <w:jc w:val="both"/>
-            </w:pPr>
-            <w:r>
-              <w:rPr>
-                <w:rFonts w:ascii="Arial" w:cs="Arial" w:eastAsia="Arial" w:hAnsi="Arial"/>
-                <w:color w:val="1A1A1A"/>
-                <w:sz w:val="16"/>
-                <w:szCs w:val="16"/>
-              </w:rPr>
-              <w:t xml:space="preserve">Excluimos el P/E porque su valor implícito (CLP 8.644) está distorsionado por la revalorización en la utilidad. Para ser consistentes con los pares, los múltiplos usan la deuda neta de Bloomberg (CLP 1.311.569 MM), levemente distinta de la DFN de la compañía que usa el DCF (CLP 1.285.740 MM).</w:t>
-            </w:r>
-          </w:p>
-          <w:p>
-            <w:pPr>
-              <w:pBdr>
-                <w:bottom w:val="single" w:color="E9004B" w:sz="8" w:space="1"/>
-              </w:pBdr>
-              <w:spacing w:after="50" w:before="90"/>
-            </w:pPr>
-            <w:r>
-              <w:rPr>
-                <w:rFonts w:ascii="Arial" w:cs="Arial" w:eastAsia="Arial" w:hAnsi="Arial"/>
-                <w:b/>
-                <w:bCs/>
-                <w:color w:val="14284B"/>
-                <w:sz w:val="16"/>
-                <w:szCs w:val="16"/>
-              </w:rPr>
-              <w:t xml:space="preserve">SENSIBILIDAD Y RIESGOS DE LA VALUACIÓN</w:t>
-            </w:r>
-          </w:p>
-          <w:p>
-            <w:pPr>
-              <w:spacing w:after="60" w:before="0" w:line="228" w:lineRule="auto"/>
-              <w:jc w:val="both"/>
-            </w:pPr>
-            <w:r>
-              <w:rPr>
-                <w:rFonts w:ascii="Arial" w:cs="Arial" w:eastAsia="Arial" w:hAnsi="Arial"/>
-                <w:b/>
-                <w:bCs/>
-                <w:color w:val="14284B"/>
-                <w:sz w:val="16"/>
-                <w:szCs w:val="16"/>
-              </w:rPr>
-              <w:t xml:space="preserve">Sensibilidad. </w:t>
-            </w:r>
-            <w:r>
-              <w:rPr>
-                <w:rFonts w:ascii="Arial" w:cs="Arial" w:eastAsia="Arial" w:hAnsi="Arial"/>
-                <w:color w:val="1A1A1A"/>
-                <w:sz w:val="16"/>
-                <w:szCs w:val="16"/>
-              </w:rPr>
-              <w:t xml:space="preserve">Con la WACC ±100 pb y un g entre 2,5% y 4,0%, el valor DCF va de CLP 1.379 a 2.329, con centro en CLP 1.857 (Figura 25; Anexo [F]). Incluso el extremo más favorable queda muy bajo el precio de CLP 3.555. En la operación, el peor caso histórico (margen EBITDA de 75,8%) resta 10,0% al DCF (Figura 24).</w:t>
-            </w:r>
-          </w:p>
-          <w:p>
-            <w:pPr>
-              <w:spacing w:after="60" w:before="0" w:line="228" w:lineRule="auto"/>
-              <w:jc w:val="both"/>
-            </w:pPr>
-            <w:r>
-              <w:rPr>
-                <w:rFonts w:ascii="Arial" w:cs="Arial" w:eastAsia="Arial" w:hAnsi="Arial"/>
-                <w:b/>
-                <w:bCs/>
-                <w:color w:val="14284B"/>
-                <w:sz w:val="16"/>
-                <w:szCs w:val="16"/>
-              </w:rPr>
-              <w:t xml:space="preserve">Dispersión por múltiplos. </w:t>
-            </w:r>
-            <w:r>
-              <w:rPr>
-                <w:rFonts w:ascii="Arial" w:cs="Arial" w:eastAsia="Arial" w:hAnsi="Arial"/>
-                <w:color w:val="1A1A1A"/>
-                <w:sz w:val="16"/>
-                <w:szCs w:val="16"/>
-              </w:rPr>
-              <w:t xml:space="preserve">Los múltiplos son el escenario más favorable para la acción y aun así todos quedan bajo el precio: EV/EBITDA LTM CLP 2.951 (−17%), EV/EBITDA NTM CLP 2.914 (−18%), EV/EBIT CLP 3.098 (−13%) y P/BV CLP 3.171 (−11%), al igual que la mediana chilena por sí sola (CLP 3.294, −7%) (Figura 27). Que la acción esté cara no depende solo del DCF.</w:t>
-            </w:r>
-          </w:p>
-          <w:p>
-            <w:pPr>
-              <w:spacing w:after="60" w:before="0" w:line="228" w:lineRule="auto"/>
-              <w:jc w:val="both"/>
-            </w:pPr>
-            <w:r>
-              <w:rPr>
-                <w:rFonts w:ascii="Arial" w:cs="Arial" w:eastAsia="Arial" w:hAnsi="Arial"/>
-                <w:b/>
-                <w:bCs/>
-                <w:color w:val="14284B"/>
-                <w:sz w:val="16"/>
-                <w:szCs w:val="16"/>
-              </w:rPr>
-              <w:t xml:space="preserve">Chequeos de robustez. </w:t>
-            </w:r>
-            <w:r>
-              <w:rPr>
-                <w:rFonts w:ascii="Arial" w:cs="Arial" w:eastAsia="Arial" w:hAnsi="Arial"/>
-                <w:color w:val="1A1A1A"/>
-                <w:sz w:val="16"/>
-                <w:szCs w:val="16"/>
-              </w:rPr>
-              <w:t xml:space="preserve">(i) El APV da CLP 1.894 por acción, 2% sobre el DCF; (ii) con el bono en pesos como tasa libre de riesgo, el precio objetivo sube a ~CLP 2.439, todavía 31% bajo el precio (Anexo [Z]); y (iii) con un objetivo de DFN/EBITDA entre 2,36x y 4,0x y un spread de 0 a 50 pb por vuelta, el DCF se mueve entre CLP 1.819 y 1.894.</w:t>
-            </w:r>
-          </w:p>
-          <w:p>
-            <w:pPr>
-              <w:spacing w:after="60" w:before="0" w:line="228" w:lineRule="auto"/>
-              <w:jc w:val="both"/>
-            </w:pPr>
-            <w:r>
-              <w:rPr>
-                <w:rFonts w:ascii="Arial" w:cs="Arial" w:eastAsia="Arial" w:hAnsi="Arial"/>
-                <w:b/>
-                <w:bCs/>
-                <w:color w:val="14284B"/>
-                <w:sz w:val="16"/>
-                <w:szCs w:val="16"/>
-              </w:rPr>
-              <w:t xml:space="preserve">Precio objetivo. </w:t>
-            </w:r>
-            <w:r>
-              <w:rPr>
-                <w:rFonts w:ascii="Arial" w:cs="Arial" w:eastAsia="Arial" w:hAnsi="Arial"/>
-                <w:color w:val="1A1A1A"/>
-                <w:sz w:val="16"/>
-                <w:szCs w:val="16"/>
-              </w:rPr>
-              <w:t xml:space="preserve">80% × CLP 1.857 + 20% × CLP 2.951 = CLP 2.076, un retorno esperado de −41,6% frente al cierre de CLP 3.555 del 30-sep-26. El DCF está a fecha 30-jun-26; llevarlo a la fecha del precio (capitalizando al Ke por 0,25 años) lo subiría a ~CLP 1.910 y el precio objetivo a ~CLP 2.118 (−40,4%), sin cambiar la recomendación.</w:t>
-            </w:r>
-          </w:p>
-          <w:p>
-            <w:pPr>
-              <w:spacing w:after="60" w:before="0" w:line="228" w:lineRule="auto"/>
-              <w:jc w:val="both"/>
-            </w:pPr>
-            <w:r>
-              <w:rPr>
-                <w:rFonts w:ascii="Arial" w:cs="Arial" w:eastAsia="Arial" w:hAnsi="Arial"/>
-                <w:b/>
-                <w:bCs/>
-                <w:color w:val="14284B"/>
-                <w:sz w:val="16"/>
-                <w:szCs w:val="16"/>
-              </w:rPr>
-              <w:t xml:space="preserve">Riesgos al alza. </w:t>
-            </w:r>
-            <w:r>
-              <w:rPr>
-                <w:rFonts w:ascii="Arial" w:cs="Arial" w:eastAsia="Arial" w:hAnsi="Arial"/>
-                <w:color w:val="1A1A1A"/>
-                <w:sz w:val="16"/>
-                <w:szCs w:val="16"/>
-              </w:rPr>
-              <w:t xml:space="preserve">Una compresión adicional y sostenida de los cap rates de mercado, impulsada por mayor apetito institucional por activos inmobiliarios defensivos en la región, o una prima estructural para los activos Tier A de Mallplaza si su calidad y poder de fijación de precios resultan más duraderos de lo que asume el modelo (ver Riesgos de inversión).</w:t>
-            </w:r>
-          </w:p>
-        </w:tc>
-        <w:tc>
-          <w:tcPr>
-            <w:tcW w:type="dxa" w:w="216"/>
-            <w:tcBorders>
-              <w:top w:val="none" w:color="FFFFFF" w:sz="0"/>
-              <w:left w:val="none" w:color="FFFFFF" w:sz="0"/>
-              <w:bottom w:val="none" w:color="FFFFFF" w:sz="0"/>
-              <w:right w:val="none" w:color="FFFFFF" w:sz="0"/>
-            </w:tcBorders>
-            <w:tcMar>
-              <w:top w:type="dxa" w:w="0"/>
-              <w:left w:type="dxa" w:w="0"/>
-              <w:bottom w:type="dxa" w:w="0"/>
-              <w:right w:type="dxa" w:w="0"/>
-            </w:tcMar>
-            <w:vAlign w:val="top"/>
-          </w:tcPr>
-          <w:p/>
-        </w:tc>
-        <w:tc>
-          <w:tcPr>
-            <w:tcW w:type="dxa" w:w="3550"/>
-            <w:tcBorders>
-              <w:top w:val="none" w:color="FFFFFF" w:sz="0"/>
-              <w:left w:val="none" w:color="FFFFFF" w:sz="0"/>
-              <w:bottom w:val="none" w:color="FFFFFF" w:sz="0"/>
-              <w:right w:val="none" w:color="FFFFFF" w:sz="0"/>
-            </w:tcBorders>
-            <w:tcMar>
-              <w:top w:type="dxa" w:w="0"/>
-              <w:left w:type="dxa" w:w="0"/>
-              <w:bottom w:type="dxa" w:w="0"/>
-              <w:right w:type="dxa" w:w="0"/>
-            </w:tcMar>
-            <w:vAlign w:val="top"/>
-          </w:tcPr>
-          <w:p>
-            <w:pPr>
-              <w:spacing w:after="30" w:before="20" w:line="228" w:lineRule="auto"/>
-            </w:pPr>
-            <w:r>
-              <w:rPr>
-                <w:rFonts w:ascii="Arial" w:cs="Arial" w:eastAsia="Arial" w:hAnsi="Arial"/>
-                <w:b/>
-                <w:bCs/>
-                <w:color w:val="14284B"/>
-                <w:sz w:val="14"/>
-                <w:szCs w:val="14"/>
-              </w:rPr>
-              <w:t xml:space="preserve">Figura 32: </w:t>
-            </w:r>
-            <w:r>
-              <w:rPr>
-                <w:rFonts w:ascii="Arial" w:cs="Arial" w:eastAsia="Arial" w:hAnsi="Arial"/>
-                <w:color w:val="14284B"/>
-                <w:sz w:val="14"/>
-                <w:szCs w:val="14"/>
-              </w:rPr>
-              <w:t xml:space="preserve">El precio exige una WACC 285 pb menor</w:t>
-            </w:r>
-          </w:p>
-          <w:p>
-            <w:pPr>
-              <w:spacing w:after="20" w:before="0"/>
-            </w:pPr>
-            <w:r>
-              <w:drawing>
-                <wp:inline distT="0" distB="0" distL="0" distR="0">
-                  <wp:extent cx="2257425" cy="1781175"/>
-                  <wp:effectExtent t="0" r="0" b="0" l="0"/>
-                  <wp:docPr id="1" name="" descr="" title=""/>
-                  <wp:cNvGraphicFramePr>
-                    <a:graphicFrameLocks xmlns:a="http://schemas.openxmlformats.org/drawingml/2006/main" noChangeAspect="1"/>
-                  </wp:cNvGraphicFramePr>
-                  <a:graphic xmlns:a="http://schemas.openxmlformats.org/drawingml/2006/main">
-                    <a:graphicData uri="http://schemas.openxmlformats.org/drawingml/2006/picture">
-                      <pic:pic xmlns:pic="http://schemas.openxmlformats.org/drawingml/2006/picture">
-                        <pic:nvPicPr>
-                          <pic:cNvPr id="0" name="" descr=""/>
-                          <pic:cNvPicPr>
-                            <a:picLocks noChangeAspect="1" noChangeArrowheads="1"/>
-                          </pic:cNvPicPr>
-                        </pic:nvPicPr>
-                        <pic:blipFill>
-                          <a:blip r:embed="rId16" cstate="none"/>
-                          <a:srcRect/>
-                          <a:stretch>
-                            <a:fillRect/>
-                          </a:stretch>
-                        </pic:blipFill>
-                        <pic:spPr bwMode="auto">
-                          <a:xfrm>
-                            <a:off x="0" y="0"/>
                             <a:ext cx="2257425" cy="1781175"/>
                           </a:xfrm>
                           <a:prstGeom prst="rect">
@@ -1451,7 +989,7 @@
                 <w:sz w:val="14"/>
                 <w:szCs w:val="14"/>
               </w:rPr>
-              <w:t xml:space="preserve">Figura 33: </w:t>
+              <w:t xml:space="preserve">Figura 32: </w:t>
             </w:r>
             <w:r>
               <w:rPr>
@@ -1526,7 +1064,7 @@
                 <w:sz w:val="14"/>
                 <w:szCs w:val="14"/>
               </w:rPr>
-              <w:t xml:space="preserve">Figura 34: </w:t>
+              <w:t xml:space="preserve">Figura 33: </w:t>
             </w:r>
             <w:r>
               <w:rPr>
@@ -1561,7 +1099,7 @@
                           </pic:cNvPicPr>
                         </pic:nvPicPr>
                         <pic:blipFill>
-                          <a:blip r:embed="rId17" cstate="none"/>
+                          <a:blip r:embed="rId16" cstate="none"/>
                           <a:srcRect/>
                           <a:stretch>
                             <a:fillRect/>
@@ -1594,7 +1132,7 @@
                 <w:sz w:val="11"/>
                 <w:szCs w:val="11"/>
               </w:rPr>
-              <w:t xml:space="preserve">Precio objetivo = 80% DCF + 20% EV/EBITDA LTM. P/E excluido (incluye revalorización de propiedades). Set de pares = empresas con beta en la WACC. Fuente: Bloomberg (precios al 30-09-26); análisis del equipo.</w:t>
+              <w:t xml:space="preserve">Precio objetivo = 80% DCF + 20% EV/EBITDA LTM. P/E excluido (incluye revalorización). Fuente: Bloomberg (30-09-26); análisis del equipo.</w:t>
             </w:r>
           </w:p>
         </w:tc>
@@ -9013,7 +8551,7 @@
                           </pic:cNvPicPr>
                         </pic:nvPicPr>
                         <pic:blipFill>
-                          <a:blip r:embed="rId18" cstate="none"/>
+                          <a:blip r:embed="rId17" cstate="none"/>
                           <a:srcRect/>
                           <a:stretch>
                             <a:fillRect/>

--- a/informe/Mallplaza_Valuacion_ES.docx
+++ b/informe/Mallplaza_Valuacion_ES.docx
@@ -192,7 +192,7 @@
                 <w:sz w:val="16"/>
                 <w:szCs w:val="16"/>
               </w:rPr>
-              <w:t xml:space="preserve">La compañía usa su capacidad de deuda para crecer (llegó a 3,78x en 2024 tras comprar Open Plaza Perú). Como el FCFF ya cubre el capex, la deuda adicional se devuelve a los accionistas como distribución (CLP 1,79 billones acumulados a 2031): no entra en el EV, pero hace que la deuda supuesta en la WACC exista en el plan (Anexo [D]).</w:t>
+              <w:t xml:space="preserve">La compañía usa su capacidad de deuda para crecer, como en 2024 (3,78x tras comprar Open Plaza Perú): la DFN/EBITDA sube de 2,36x a 3,5x en 2031 y la deuda nueva (CLP 1,40 billones) financia todo el capex del período (CLP 1,11 billones). La caja operativa se distribuye a los accionistas: dividendos ordinarios más CLP 1,79 billones de distribuciones adicionales. La deuda es más barata que el patrimonio (Kd ~5% después de impuestos frente a Ke ~12%) y genera escudo fiscal; el financiamiento no cambia el EV, pero define la estructura de la WACC (Anexo [D]).</w:t>
             </w:r>
           </w:p>
           <w:p>

--- a/informe/Mallplaza_Valuacion_ES.docx
+++ b/informe/Mallplaza_Valuacion_ES.docx
@@ -157,7 +157,7 @@
                 <w:sz w:val="16"/>
                 <w:szCs w:val="16"/>
               </w:rPr>
-              <w:t xml:space="preserve">WACC. </w:t>
+              <w:t xml:space="preserve">Descomposición del valor. </w:t>
             </w:r>
             <w:r>
               <w:rPr>
@@ -166,7 +166,7 @@
                 <w:sz w:val="16"/>
                 <w:szCs w:val="16"/>
               </w:rPr>
-              <w:t xml:space="preserve">Cambia por período a medida que la DFN/EBITDA converge de 2,36x a 3,5x en 2031 (D/E de 20,0% a 28,5%): 10,54% en 2S26E y 10,41% en el terminal (7,32% y 7,20% reales). El Ke se calcula en USD y se pasa a CLP con el diferencial de inflación: Rf 4,98% + beta 1,14 × ERP 4,14% + CRP 1,41% = 11,10% (11,93% en CLP, terminal). La beta re-apalanca la mediana desapalancada de seis pares (0,94) y el CRP pondera el riesgo soberano por ingresos (71,8% Chile, 17,7% Perú y 10,5% Colombia). El Kd parte del cupón de la última emisión en UF (3,6% real) más 25 pb por vuelta de apalancamiento sobre 2,36x: 4,92% después de impuestos en 2S26E y 5,11% en el terminal. A CLP 3.555 el patrimonio rinde casi lo mismo que esa deuda (Figura 28; detalle en el Anexo [Z]).</w:t>
+              <w:t xml:space="preserve">De los CLP 1.857 por acción, CLP 583 vienen de los flujos explícitos y CLP 1.884 del valor terminal, menos CLP 587 de DFN y CLP 23 de minoritarios. Como el valor terminal pesa 76% del EV, el resultado depende sobre todo de la WACC terminal y de g, no del detalle del forecast: por eso la sensibilidad se concentra en esas dos variables.</w:t>
             </w:r>
           </w:p>
           <w:p>
@@ -183,7 +183,7 @@
                 <w:sz w:val="16"/>
                 <w:szCs w:val="16"/>
               </w:rPr>
-              <w:t xml:space="preserve">Estructura de capital. </w:t>
+              <w:t xml:space="preserve">WACC. </w:t>
             </w:r>
             <w:r>
               <w:rPr>
@@ -192,15 +192,13 @@
                 <w:sz w:val="16"/>
                 <w:szCs w:val="16"/>
               </w:rPr>
-              <w:t xml:space="preserve">La compañía usa su capacidad de deuda para crecer, como en 2024 (3,78x tras comprar Open Plaza Perú): la DFN/EBITDA sube de 2,36x a 3,5x en 2031 y la deuda nueva (CLP 1,40 billones) financia todo el capex del período (CLP 1,11 billones). La caja operativa se distribuye a los accionistas: dividendos ordinarios más CLP 1,79 billones de distribuciones adicionales. La deuda es más barata que el patrimonio (Kd ~5% después de impuestos frente a Ke ~12%) y genera escudo fiscal; el financiamiento no cambia el EV, pero define la estructura de la WACC (Anexo [D]).</w:t>
-            </w:r>
-          </w:p>
-          <w:p>
-            <w:pPr>
-              <w:pBdr>
-                <w:bottom w:val="single" w:color="E9004B" w:sz="8" w:space="1"/>
-              </w:pBdr>
-              <w:spacing w:after="50" w:before="90"/>
+              <w:t xml:space="preserve">Cambia por período a medida que la DFN/EBITDA converge de 2,36x a 3,5x en 2031 (D/E de 20,0% a 28,5%): 10,54% en 2S26E y 10,41% en el terminal (7,32% y 7,20% reales). El Ke se calcula en USD y se pasa a CLP con el diferencial de inflación: Rf 4,98% + beta 1,14 × ERP 4,14% + CRP 1,41% = 11,10% (11,93% en CLP, terminal). La beta re-apalanca la mediana desapalancada de seis pares (0,94) y el CRP pondera el riesgo soberano por ingresos (71,8% Chile, 17,7% Perú y 10,5% Colombia). El Kd parte del cupón de la última emisión en UF (3,6% real) más 25 pb por vuelta de apalancamiento sobre 2,36x: 4,92% después de impuestos en 2S26E y 5,11% en el terminal. A CLP 3.555 el patrimonio rinde casi lo mismo que esa deuda (Figura 28; detalle en el Anexo [Z]).</w:t>
+            </w:r>
+          </w:p>
+          <w:p>
+            <w:pPr>
+              <w:spacing w:after="60" w:before="0" w:line="228" w:lineRule="auto"/>
+              <w:jc w:val="both"/>
             </w:pPr>
             <w:r>
               <w:rPr>
@@ -211,14 +209,8 @@
                 <w:sz w:val="16"/>
                 <w:szCs w:val="16"/>
               </w:rPr>
-              <w:t xml:space="preserve">DCF: PROYECCIÓN OPERATIVA</w:t>
-            </w:r>
-          </w:p>
-          <w:p>
-            <w:pPr>
-              <w:spacing w:after="60" w:before="0" w:line="228" w:lineRule="auto"/>
-              <w:jc w:val="both"/>
-            </w:pPr>
+              <w:t xml:space="preserve">Estructura de capital. </w:t>
+            </w:r>
             <w:r>
               <w:rPr>
                 <w:rFonts w:ascii="Arial" w:cs="Arial" w:eastAsia="Arial" w:hAnsi="Arial"/>
@@ -226,7 +218,7 @@
                 <w:sz w:val="16"/>
                 <w:szCs w:val="16"/>
               </w:rPr>
-              <w:t xml:space="preserve">El EBITDA reportado (CLP 544.935 MM UDM, margen de 80,5%) excluye la revalorización de propiedades (NIC 40); proyectamos un margen de 79,8% hasta 2031E. La tasa de impuesto operacional sube de 16,8% en 2026E a 27% en 2030E, a medida que se diluyen los beneficios vigentes. El capex base (pipeline más mantención de 5,5% de los ingresos) llega a CLP 240.660 MM en 2027 y baja a ~CLP 50.000 MM desde 2029. Desde 2029 abren además 27.075 m² al año (promedio histórico), con capex de CLP 95.000–104.000 MM anuales, una rampa de 35%/90%/100% y un yield on cost de 6,9%, al costo del pipeline identificado (USD 3.603/m²: 170.200 m² y USD 613,2 MM). El capital de trabajo (15,6% × Δ ingresos) exige CLP 7.100–9.900 MM al año y mueve el precio solo ±1,2% (Anexo [C]).</w:t>
+              <w:t xml:space="preserve">La compañía usa su capacidad de deuda para crecer, como en 2024 (3,78x tras comprar Open Plaza Perú): la DFN/EBITDA sube de 2,36x a 3,5x en 2031 y la deuda nueva (CLP 1,40 billones) financia todo el capex del período (CLP 1,11 billones). La caja operativa se distribuye a los accionistas: dividendos ordinarios más CLP 1,79 billones de distribuciones adicionales. La deuda es más barata que el patrimonio (Kd ~5% después de impuestos frente a Ke ~12%) y genera escudo fiscal; el financiamiento no cambia el EV, pero define la estructura de la WACC (Anexo [D]).</w:t>
             </w:r>
           </w:p>
           <w:p>
@@ -245,7 +237,7 @@
                 <w:sz w:val="16"/>
                 <w:szCs w:val="16"/>
               </w:rPr>
-              <w:t xml:space="preserve">DCF: VALOR TERMINAL Y CAP RATE IMPLÍCITO</w:t>
+              <w:t xml:space="preserve">DCF: PROYECCIÓN OPERATIVA</w:t>
             </w:r>
           </w:p>
           <w:p>
@@ -260,7 +252,93 @@
                 <w:sz w:val="16"/>
                 <w:szCs w:val="16"/>
               </w:rPr>
+              <w:t xml:space="preserve">El EBITDA reportado (CLP 544.935 MM UDM, margen de 80,5%) excluye la revalorización de propiedades (NIC 40); proyectamos un margen de 79,8% hasta 2031E. La tasa de impuesto operacional sube de 16,8% en 2026E a 27% en 2030E, a medida que se diluyen los beneficios vigentes. El capex base (pipeline más mantención de 5,5% de los ingresos) llega a CLP 240.660 MM en 2027 y baja a ~CLP 50.000 MM desde 2029. Desde 2029 abren además 27.075 m² al año (promedio histórico), con capex de CLP 95.000–104.000 MM anuales, una rampa de 35%/90%/100% y un yield on cost de 6,9%, al costo del pipeline identificado (USD 3.603/m²: 170.200 m² y USD 613,2 MM). El capital de trabajo (15,6% × Δ ingresos) exige CLP 7.100–9.900 MM al año y mueve el precio solo ±1,2% (Anexo [C]).</w:t>
+            </w:r>
+          </w:p>
+          <w:p>
+            <w:pPr>
+              <w:pBdr>
+                <w:bottom w:val="single" w:color="E9004B" w:sz="8" w:space="1"/>
+              </w:pBdr>
+              <w:spacing w:after="50" w:before="90"/>
+            </w:pPr>
+            <w:r>
+              <w:rPr>
+                <w:rFonts w:ascii="Arial" w:cs="Arial" w:eastAsia="Arial" w:hAnsi="Arial"/>
+                <w:b/>
+                <w:bCs/>
+                <w:color w:val="14284B"/>
+                <w:sz w:val="16"/>
+                <w:szCs w:val="16"/>
+              </w:rPr>
+              <w:t xml:space="preserve">DCF: VALOR TERMINAL Y CAP RATE IMPLÍCITO</w:t>
+            </w:r>
+          </w:p>
+          <w:p>
+            <w:pPr>
+              <w:spacing w:after="60" w:before="0" w:line="228" w:lineRule="auto"/>
+              <w:jc w:val="both"/>
+            </w:pPr>
+            <w:r>
+              <w:rPr>
+                <w:rFonts w:ascii="Arial" w:cs="Arial" w:eastAsia="Arial" w:hAnsi="Arial"/>
+                <w:color w:val="1A1A1A"/>
+                <w:sz w:val="16"/>
+                <w:szCs w:val="16"/>
+              </w:rPr>
               <w:t xml:space="preserve">Usamos g = 3,0% nominal (0% real). El RONIC real de la expansión (5,0%) es menor que la WACC real (7,2%): crecer más allá del horizonte destruye valor y un g mayor lo reduce (Figura 29). El DCF implica un cap rate de 10,1% sobre el EV y de 11,3% sobre el valor terminal, frente a 6,0% del mercado, 6,4% de los pares chilenos, 7,5% a valor libro y 5,55% de los tasadores (Nota 11) (Figura 30). Esa brecha no es una inconsistencia: es el núcleo de la tesis. Para justificar el precio actual, la WACC tendría que ser 285 pb menor (Figura 31).</w:t>
+            </w:r>
+          </w:p>
+          <w:p>
+            <w:pPr>
+              <w:spacing w:after="60" w:before="0" w:line="228" w:lineRule="auto"/>
+              <w:jc w:val="both"/>
+            </w:pPr>
+            <w:r>
+              <w:rPr>
+                <w:rFonts w:ascii="Arial" w:cs="Arial" w:eastAsia="Arial" w:hAnsi="Arial"/>
+                <w:b/>
+                <w:bCs/>
+                <w:color w:val="14284B"/>
+                <w:sz w:val="16"/>
+                <w:szCs w:val="16"/>
+              </w:rPr>
+              <w:t xml:space="preserve">Qué descuenta el precio. </w:t>
+            </w:r>
+            <w:r>
+              <w:rPr>
+                <w:rFonts w:ascii="Arial" w:cs="Arial" w:eastAsia="Arial" w:hAnsi="Arial"/>
+                <w:color w:val="1A1A1A"/>
+                <w:sz w:val="16"/>
+                <w:szCs w:val="16"/>
+              </w:rPr>
+              <w:t xml:space="preserve">A CLP 3.555 el EV implícito es CLP 9,12 billones, 69% sobre nuestro EV (CLP 5,40 billones): 16,7x el EBITDA LTM, un cap rate de 6,0%. Justificarlo exigiría flujos 69% mayores para siempre o una WACC de 7,56%, equivalente a ~4,4% real, apenas 80 pb sobre el Kd real de la propia compañía (3,6%): el precio deja al patrimonio casi sin prima de riesgo. Y como el RONIC es menor que la WACC, suponer más crecimiento no cierra la brecha, la agranda.</w:t>
+            </w:r>
+          </w:p>
+          <w:p>
+            <w:pPr>
+              <w:spacing w:after="60" w:before="0" w:line="228" w:lineRule="auto"/>
+              <w:jc w:val="both"/>
+            </w:pPr>
+            <w:r>
+              <w:rPr>
+                <w:rFonts w:ascii="Arial" w:cs="Arial" w:eastAsia="Arial" w:hAnsi="Arial"/>
+                <w:b/>
+                <w:bCs/>
+                <w:color w:val="14284B"/>
+                <w:sz w:val="16"/>
+                <w:szCs w:val="16"/>
+              </w:rPr>
+              <w:t xml:space="preserve">Valor libro y tasadores. </w:t>
+            </w:r>
+            <w:r>
+              <w:rPr>
+                <w:rFonts w:ascii="Arial" w:cs="Arial" w:eastAsia="Arial" w:hAnsi="Arial"/>
+                <w:color w:val="1A1A1A"/>
+                <w:sz w:val="16"/>
+                <w:szCs w:val="16"/>
+              </w:rPr>
+              <w:t xml:space="preserve">El patrimonio contable (CLP 2.201 por acción) ya registra las propiedades a valor razonable, tasadas con una tasa real de ~5,55% (Nota 11). El mercado paga 1,61x ese valor, más que los propios tasadores, aun considerando que parte del patrimonio se reduce por impuestos diferidos; nuestro precio objetivo implica 0,94x. Incluso descontando con la tasa de los tasadores (WACC nominal de 8,72%), el DCF sería CLP 2.660, 25% bajo el precio.</w:t>
             </w:r>
           </w:p>
         </w:tc>
@@ -650,10 +728,8 @@
           </w:p>
           <w:p>
             <w:pPr>
-              <w:pBdr>
-                <w:bottom w:val="single" w:color="E9004B" w:sz="8" w:space="1"/>
-              </w:pBdr>
-              <w:spacing w:after="50" w:before="90"/>
+              <w:spacing w:after="60" w:before="0" w:line="228" w:lineRule="auto"/>
+              <w:jc w:val="both"/>
             </w:pPr>
             <w:r>
               <w:rPr>
@@ -664,7 +740,16 @@
                 <w:sz w:val="16"/>
                 <w:szCs w:val="16"/>
               </w:rPr>
-              <w:t xml:space="preserve">SENSIBILIDAD Y RIESGOS DE LA VALUACIÓN</w:t>
+              <w:t xml:space="preserve">¿Se justifica la prima? </w:t>
+            </w:r>
+            <w:r>
+              <w:rPr>
+                <w:rFonts w:ascii="Arial" w:cs="Arial" w:eastAsia="Arial" w:hAnsi="Arial"/>
+                <w:color w:val="1A1A1A"/>
+                <w:sz w:val="16"/>
+                <w:szCs w:val="16"/>
+              </w:rPr>
+              <w:t xml:space="preserve">Mallplaza transa 29% sobre Cencosud Shopping (13,0x), pero su EBITDA por m² es solo 1,8% mayor (CLP 59.451 vs 58.384 en el 2T26; ver Industria). Solo al múltiplo de Parque Arauco (18,4x) la acción valdría más que su precio (CLP 3.967), y Parque Arauco opera con una DFN/EBITDA de 5,7x y un pipeline propio, que no son comparables. Al múltiplo de Cencosud valdría CLP 2.621.</w:t>
             </w:r>
           </w:p>
           <w:p>
@@ -681,7 +766,7 @@
                 <w:sz w:val="16"/>
                 <w:szCs w:val="16"/>
               </w:rPr>
-              <w:t xml:space="preserve">Sensibilidad. </w:t>
+              <w:t xml:space="preserve">El desacuerdo está en la tasa, no en los flujos. </w:t>
             </w:r>
             <w:r>
               <w:rPr>
@@ -690,13 +775,15 @@
                 <w:sz w:val="16"/>
                 <w:szCs w:val="16"/>
               </w:rPr>
-              <w:t xml:space="preserve">Con la WACC ±100 pb y g entre 2,5% y 4,0%, el DCF va de CLP 1.379 a 2.329 (Figura 25; Anexo [F]), y el peor caso operacional histórico le resta 10,0% (Figura 24). Todos los múltiplos quedan bajo el precio: EV/EBITDA LTM CLP 2.951 (−17%), NTM CLP 2.914 (−18%), EV/EBIT CLP 3.098 (−13%), P/BV CLP 3.171 (−11%) y la mediana chilena sola CLP 3.294 (−7%) (Figura 27).</w:t>
-            </w:r>
-          </w:p>
-          <w:p>
-            <w:pPr>
-              <w:spacing w:after="60" w:before="0" w:line="228" w:lineRule="auto"/>
-              <w:jc w:val="both"/>
+              <w:t xml:space="preserve">El consenso de 13 analistas proyecta un EBITDA NTM de CLP 617.130 MM, ~3% sobre nuestro forecast para el mismo período (~CLP 598.850 MM). Nuestros flujos no son más pesimistas que los del mercado: la diferencia de valor viene de la tasa de descuento que el precio implica.</w:t>
+            </w:r>
+          </w:p>
+          <w:p>
+            <w:pPr>
+              <w:pBdr>
+                <w:bottom w:val="single" w:color="E9004B" w:sz="8" w:space="1"/>
+              </w:pBdr>
+              <w:spacing w:after="50" w:before="90"/>
             </w:pPr>
             <w:r>
               <w:rPr>
@@ -707,16 +794,7 @@
                 <w:sz w:val="16"/>
                 <w:szCs w:val="16"/>
               </w:rPr>
-              <w:t xml:space="preserve">Robustez. </w:t>
-            </w:r>
-            <w:r>
-              <w:rPr>
-                <w:rFonts w:ascii="Arial" w:cs="Arial" w:eastAsia="Arial" w:hAnsi="Arial"/>
-                <w:color w:val="1A1A1A"/>
-                <w:sz w:val="16"/>
-                <w:szCs w:val="16"/>
-              </w:rPr>
-              <w:t xml:space="preserve">El APV da CLP 1.894 (2% sobre el DCF); con el bono en pesos como Rf, el precio objetivo sube a ~CLP 2.439 (−31%; Anexo [Z]); y con un objetivo de DFN/EBITDA entre 2,36x y 4,0x, el DCF va de CLP 1.819 a 1.894.</w:t>
+              <w:t xml:space="preserve">SENSIBILIDAD Y RIESGOS DE LA VALUACIÓN</w:t>
             </w:r>
           </w:p>
           <w:p>
@@ -733,7 +811,7 @@
                 <w:sz w:val="16"/>
                 <w:szCs w:val="16"/>
               </w:rPr>
-              <w:t xml:space="preserve">Precio objetivo. </w:t>
+              <w:t xml:space="preserve">Sensibilidad. </w:t>
             </w:r>
             <w:r>
               <w:rPr>
@@ -742,7 +820,1065 @@
                 <w:sz w:val="16"/>
                 <w:szCs w:val="16"/>
               </w:rPr>
+              <w:t xml:space="preserve">Con la WACC ±100 pb y g entre 2,5% y 4,0%, el DCF va de CLP 1.379 a 2.329 (Figura 25; Anexo [F]), y el peor caso operacional histórico le resta 10,0% (Figura 24). Todos los múltiplos quedan bajo el precio: EV/EBITDA LTM CLP 2.951 (−17%), NTM CLP 2.914 (−18%), EV/EBIT CLP 3.098 (−13%), P/BV CLP 3.171 (−11%) y la mediana chilena sola CLP 3.294 (−7%) (Figura 27).</w:t>
+            </w:r>
+          </w:p>
+          <w:p>
+            <w:pPr>
+              <w:spacing w:after="60" w:before="0" w:line="228" w:lineRule="auto"/>
+              <w:jc w:val="both"/>
+            </w:pPr>
+            <w:r>
+              <w:rPr>
+                <w:rFonts w:ascii="Arial" w:cs="Arial" w:eastAsia="Arial" w:hAnsi="Arial"/>
+                <w:b/>
+                <w:bCs/>
+                <w:color w:val="14284B"/>
+                <w:sz w:val="16"/>
+                <w:szCs w:val="16"/>
+              </w:rPr>
+              <w:t xml:space="preserve">Robustez. </w:t>
+            </w:r>
+            <w:r>
+              <w:rPr>
+                <w:rFonts w:ascii="Arial" w:cs="Arial" w:eastAsia="Arial" w:hAnsi="Arial"/>
+                <w:color w:val="1A1A1A"/>
+                <w:sz w:val="16"/>
+                <w:szCs w:val="16"/>
+              </w:rPr>
+              <w:t xml:space="preserve">El APV da CLP 1.894 (2% sobre el DCF); con el bono en pesos como Rf, el precio objetivo sube a ~CLP 2.439 (−31%; Anexo [Z]); y con un objetivo de DFN/EBITDA entre 2,36x y 4,0x, el DCF va de CLP 1.819 a 1.894.</w:t>
+            </w:r>
+          </w:p>
+          <w:p>
+            <w:pPr>
+              <w:spacing w:after="60" w:before="0" w:line="228" w:lineRule="auto"/>
+              <w:jc w:val="both"/>
+            </w:pPr>
+            <w:r>
+              <w:rPr>
+                <w:rFonts w:ascii="Arial" w:cs="Arial" w:eastAsia="Arial" w:hAnsi="Arial"/>
+                <w:b/>
+                <w:bCs/>
+                <w:color w:val="14284B"/>
+                <w:sz w:val="16"/>
+                <w:szCs w:val="16"/>
+              </w:rPr>
+              <w:t xml:space="preserve">Escenarios. </w:t>
+            </w:r>
+            <w:r>
+              <w:rPr>
+                <w:rFonts w:ascii="Arial" w:cs="Arial" w:eastAsia="Arial" w:hAnsi="Arial"/>
+                <w:color w:val="1A1A1A"/>
+                <w:sz w:val="16"/>
+                <w:szCs w:val="16"/>
+              </w:rPr>
+              <w:t xml:space="preserve">Combinamos los supuestos más favorables y más adversos. En el caso bull, un g menor sube el valor porque el RONIC está bajo la WACC. Ni el bull ni la tasa de los tasadores alcanzan el precio:</w:t>
+            </w:r>
+          </w:p>
+          <w:tbl>
+            <w:tblPr>
+              <w:tblW w:type="dxa" w:w="6900"/>
+              <w:tblBorders>
+                <w:top w:val="none" w:color="FFFFFF" w:sz="0"/>
+                <w:left w:val="none" w:color="FFFFFF" w:sz="0"/>
+                <w:bottom w:val="none" w:color="FFFFFF" w:sz="0"/>
+                <w:right w:val="none" w:color="FFFFFF" w:sz="0"/>
+                <w:insideH w:val="none" w:color="FFFFFF" w:sz="0"/>
+                <w:insideV w:val="none" w:color="FFFFFF" w:sz="0"/>
+              </w:tblBorders>
+            </w:tblPr>
+            <w:tblGrid>
+              <w:gridCol w:w="1050"/>
+              <w:gridCol w:w="3450"/>
+              <w:gridCol w:w="750"/>
+              <w:gridCol w:w="900"/>
+              <w:gridCol w:w="750"/>
+            </w:tblGrid>
+            <w:tr>
+              <w:trPr>
+                <w:tblHeader/>
+              </w:trPr>
+              <w:tc>
+                <w:tcPr>
+                  <w:tcW w:type="dxa" w:w="1050"/>
+                  <w:tcBorders>
+                    <w:top w:val="none" w:color="FFFFFF" w:sz="0"/>
+                    <w:left w:val="none" w:color="FFFFFF" w:sz="0"/>
+                    <w:bottom w:val="none" w:color="FFFFFF" w:sz="0"/>
+                    <w:right w:val="none" w:color="FFFFFF" w:sz="0"/>
+                  </w:tcBorders>
+                  <w:shd w:fill="14284B" w:color="auto" w:val="clear"/>
+                  <w:tcMar>
+                    <w:top w:type="dxa" w:w="35"/>
+                    <w:left w:type="dxa" w:w="80"/>
+                    <w:bottom w:type="dxa" w:w="35"/>
+                    <w:right w:type="dxa" w:w="80"/>
+                  </w:tcMar>
+                </w:tcPr>
+                <w:p>
+                  <w:pPr>
+                    <w:jc w:val="left"/>
+                  </w:pPr>
+                  <w:r>
+                    <w:rPr>
+                      <w:rFonts w:ascii="Arial" w:cs="Arial" w:eastAsia="Arial" w:hAnsi="Arial"/>
+                      <w:b/>
+                      <w:bCs/>
+                      <w:color w:val="FFFFFF"/>
+                      <w:sz w:val="13"/>
+                      <w:szCs w:val="13"/>
+                    </w:rPr>
+                    <w:t xml:space="preserve">Escenario</w:t>
+                  </w:r>
+                </w:p>
+              </w:tc>
+              <w:tc>
+                <w:tcPr>
+                  <w:tcW w:type="dxa" w:w="3450"/>
+                  <w:tcBorders>
+                    <w:top w:val="none" w:color="FFFFFF" w:sz="0"/>
+                    <w:left w:val="none" w:color="FFFFFF" w:sz="0"/>
+                    <w:bottom w:val="none" w:color="FFFFFF" w:sz="0"/>
+                    <w:right w:val="none" w:color="FFFFFF" w:sz="0"/>
+                  </w:tcBorders>
+                  <w:shd w:fill="14284B" w:color="auto" w:val="clear"/>
+                  <w:tcMar>
+                    <w:top w:type="dxa" w:w="35"/>
+                    <w:left w:type="dxa" w:w="80"/>
+                    <w:bottom w:type="dxa" w:w="35"/>
+                    <w:right w:type="dxa" w:w="80"/>
+                  </w:tcMar>
+                </w:tcPr>
+                <w:p>
+                  <w:pPr>
+                    <w:jc w:val="left"/>
+                  </w:pPr>
+                  <w:r>
+                    <w:rPr>
+                      <w:rFonts w:ascii="Arial" w:cs="Arial" w:eastAsia="Arial" w:hAnsi="Arial"/>
+                      <w:b/>
+                      <w:bCs/>
+                      <w:color w:val="FFFFFF"/>
+                      <w:sz w:val="13"/>
+                      <w:szCs w:val="13"/>
+                    </w:rPr>
+                    <w:t xml:space="preserve">Supuestos</w:t>
+                  </w:r>
+                </w:p>
+              </w:tc>
+              <w:tc>
+                <w:tcPr>
+                  <w:tcW w:type="dxa" w:w="750"/>
+                  <w:tcBorders>
+                    <w:top w:val="none" w:color="FFFFFF" w:sz="0"/>
+                    <w:left w:val="none" w:color="FFFFFF" w:sz="0"/>
+                    <w:bottom w:val="none" w:color="FFFFFF" w:sz="0"/>
+                    <w:right w:val="none" w:color="FFFFFF" w:sz="0"/>
+                  </w:tcBorders>
+                  <w:shd w:fill="14284B" w:color="auto" w:val="clear"/>
+                  <w:tcMar>
+                    <w:top w:type="dxa" w:w="35"/>
+                    <w:left w:type="dxa" w:w="80"/>
+                    <w:bottom w:type="dxa" w:w="35"/>
+                    <w:right w:type="dxa" w:w="80"/>
+                  </w:tcMar>
+                </w:tcPr>
+                <w:p>
+                  <w:pPr>
+                    <w:jc w:val="right"/>
+                  </w:pPr>
+                  <w:r>
+                    <w:rPr>
+                      <w:rFonts w:ascii="Arial" w:cs="Arial" w:eastAsia="Arial" w:hAnsi="Arial"/>
+                      <w:b/>
+                      <w:bCs/>
+                      <w:color w:val="FFFFFF"/>
+                      <w:sz w:val="13"/>
+                      <w:szCs w:val="13"/>
+                    </w:rPr>
+                    <w:t xml:space="preserve">DCF</w:t>
+                  </w:r>
+                </w:p>
+              </w:tc>
+              <w:tc>
+                <w:tcPr>
+                  <w:tcW w:type="dxa" w:w="900"/>
+                  <w:tcBorders>
+                    <w:top w:val="none" w:color="FFFFFF" w:sz="0"/>
+                    <w:left w:val="none" w:color="FFFFFF" w:sz="0"/>
+                    <w:bottom w:val="none" w:color="FFFFFF" w:sz="0"/>
+                    <w:right w:val="none" w:color="FFFFFF" w:sz="0"/>
+                  </w:tcBorders>
+                  <w:shd w:fill="14284B" w:color="auto" w:val="clear"/>
+                  <w:tcMar>
+                    <w:top w:type="dxa" w:w="35"/>
+                    <w:left w:type="dxa" w:w="80"/>
+                    <w:bottom w:type="dxa" w:w="35"/>
+                    <w:right w:type="dxa" w:w="80"/>
+                  </w:tcMar>
+                </w:tcPr>
+                <w:p>
+                  <w:pPr>
+                    <w:jc w:val="right"/>
+                  </w:pPr>
+                  <w:r>
+                    <w:rPr>
+                      <w:rFonts w:ascii="Arial" w:cs="Arial" w:eastAsia="Arial" w:hAnsi="Arial"/>
+                      <w:b/>
+                      <w:bCs/>
+                      <w:color w:val="FFFFFF"/>
+                      <w:sz w:val="13"/>
+                      <w:szCs w:val="13"/>
+                    </w:rPr>
+                    <w:t xml:space="preserve">Precio obj.</w:t>
+                  </w:r>
+                </w:p>
+              </w:tc>
+              <w:tc>
+                <w:tcPr>
+                  <w:tcW w:type="dxa" w:w="750"/>
+                  <w:tcBorders>
+                    <w:top w:val="none" w:color="FFFFFF" w:sz="0"/>
+                    <w:left w:val="none" w:color="FFFFFF" w:sz="0"/>
+                    <w:bottom w:val="none" w:color="FFFFFF" w:sz="0"/>
+                    <w:right w:val="none" w:color="FFFFFF" w:sz="0"/>
+                  </w:tcBorders>
+                  <w:shd w:fill="14284B" w:color="auto" w:val="clear"/>
+                  <w:tcMar>
+                    <w:top w:type="dxa" w:w="35"/>
+                    <w:left w:type="dxa" w:w="80"/>
+                    <w:bottom w:type="dxa" w:w="35"/>
+                    <w:right w:type="dxa" w:w="80"/>
+                  </w:tcMar>
+                </w:tcPr>
+                <w:p>
+                  <w:pPr>
+                    <w:jc w:val="right"/>
+                  </w:pPr>
+                  <w:r>
+                    <w:rPr>
+                      <w:rFonts w:ascii="Arial" w:cs="Arial" w:eastAsia="Arial" w:hAnsi="Arial"/>
+                      <w:b/>
+                      <w:bCs/>
+                      <w:color w:val="FFFFFF"/>
+                      <w:sz w:val="13"/>
+                      <w:szCs w:val="13"/>
+                    </w:rPr>
+                    <w:t xml:space="preserve">vs precio</w:t>
+                  </w:r>
+                </w:p>
+              </w:tc>
+            </w:tr>
+            <w:tr>
+              <w:tc>
+                <w:tcPr>
+                  <w:tcW w:type="dxa" w:w="1050"/>
+                  <w:tcBorders>
+                    <w:top w:val="none" w:color="FFFFFF" w:sz="0"/>
+                    <w:left w:val="none" w:color="FFFFFF" w:sz="0"/>
+                    <w:bottom w:val="single" w:color="D5D9E0" w:sz="4"/>
+                    <w:right w:val="none" w:color="FFFFFF" w:sz="0"/>
+                  </w:tcBorders>
+                  <w:shd w:fill="F7F8FB" w:color="auto" w:val="clear"/>
+                  <w:tcMar>
+                    <w:top w:type="dxa" w:w="25"/>
+                    <w:left w:type="dxa" w:w="80"/>
+                    <w:bottom w:type="dxa" w:w="25"/>
+                    <w:right w:type="dxa" w:w="80"/>
+                  </w:tcMar>
+                  <w:vAlign w:val="center"/>
+                </w:tcPr>
+                <w:p>
+                  <w:pPr>
+                    <w:spacing w:line="216" w:lineRule="auto"/>
+                    <w:jc w:val="left"/>
+                  </w:pPr>
+                  <w:r>
+                    <w:rPr>
+                      <w:rFonts w:ascii="Arial" w:cs="Arial" w:eastAsia="Arial" w:hAnsi="Arial"/>
+                      <w:b w:val="false"/>
+                      <w:bCs w:val="false"/>
+                      <w:color w:val="1A1A1A"/>
+                      <w:sz w:val="13"/>
+                      <w:szCs w:val="13"/>
+                    </w:rPr>
+                    <w:t xml:space="preserve">Bear</w:t>
+                  </w:r>
+                </w:p>
+              </w:tc>
+              <w:tc>
+                <w:tcPr>
+                  <w:tcW w:type="dxa" w:w="3450"/>
+                  <w:tcBorders>
+                    <w:top w:val="none" w:color="FFFFFF" w:sz="0"/>
+                    <w:left w:val="none" w:color="FFFFFF" w:sz="0"/>
+                    <w:bottom w:val="single" w:color="D5D9E0" w:sz="4"/>
+                    <w:right w:val="none" w:color="FFFFFF" w:sz="0"/>
+                  </w:tcBorders>
+                  <w:shd w:fill="F7F8FB" w:color="auto" w:val="clear"/>
+                  <w:tcMar>
+                    <w:top w:type="dxa" w:w="25"/>
+                    <w:left w:type="dxa" w:w="80"/>
+                    <w:bottom w:type="dxa" w:w="25"/>
+                    <w:right w:type="dxa" w:w="80"/>
+                  </w:tcMar>
+                  <w:vAlign w:val="center"/>
+                </w:tcPr>
+                <w:p>
+                  <w:pPr>
+                    <w:spacing w:line="216" w:lineRule="auto"/>
+                    <w:jc w:val="left"/>
+                  </w:pPr>
+                  <w:r>
+                    <w:rPr>
+                      <w:rFonts w:ascii="Arial" w:cs="Arial" w:eastAsia="Arial" w:hAnsi="Arial"/>
+                      <w:b w:val="false"/>
+                      <w:bCs w:val="false"/>
+                      <w:color w:val="1A1A1A"/>
+                      <w:sz w:val="13"/>
+                      <w:szCs w:val="13"/>
+                    </w:rPr>
+                    <w:t xml:space="preserve">WACC +100 pb; margen EBITDA 75,8% (mínimo histórico)</w:t>
+                  </w:r>
+                </w:p>
+              </w:tc>
+              <w:tc>
+                <w:tcPr>
+                  <w:tcW w:type="dxa" w:w="750"/>
+                  <w:tcBorders>
+                    <w:top w:val="none" w:color="FFFFFF" w:sz="0"/>
+                    <w:left w:val="none" w:color="FFFFFF" w:sz="0"/>
+                    <w:bottom w:val="single" w:color="D5D9E0" w:sz="4"/>
+                    <w:right w:val="none" w:color="FFFFFF" w:sz="0"/>
+                  </w:tcBorders>
+                  <w:shd w:fill="F7F8FB" w:color="auto" w:val="clear"/>
+                  <w:tcMar>
+                    <w:top w:type="dxa" w:w="25"/>
+                    <w:left w:type="dxa" w:w="80"/>
+                    <w:bottom w:type="dxa" w:w="25"/>
+                    <w:right w:type="dxa" w:w="80"/>
+                  </w:tcMar>
+                  <w:vAlign w:val="center"/>
+                </w:tcPr>
+                <w:p>
+                  <w:pPr>
+                    <w:spacing w:line="216" w:lineRule="auto"/>
+                    <w:jc w:val="right"/>
+                  </w:pPr>
+                  <w:r>
+                    <w:rPr>
+                      <w:rFonts w:ascii="Arial" w:cs="Arial" w:eastAsia="Arial" w:hAnsi="Arial"/>
+                      <w:b w:val="false"/>
+                      <w:bCs w:val="false"/>
+                      <w:color w:val="1A1A1A"/>
+                      <w:sz w:val="13"/>
+                      <w:szCs w:val="13"/>
+                    </w:rPr>
+                    <w:t xml:space="preserve">1.402</w:t>
+                  </w:r>
+                </w:p>
+              </w:tc>
+              <w:tc>
+                <w:tcPr>
+                  <w:tcW w:type="dxa" w:w="900"/>
+                  <w:tcBorders>
+                    <w:top w:val="none" w:color="FFFFFF" w:sz="0"/>
+                    <w:left w:val="none" w:color="FFFFFF" w:sz="0"/>
+                    <w:bottom w:val="single" w:color="D5D9E0" w:sz="4"/>
+                    <w:right w:val="none" w:color="FFFFFF" w:sz="0"/>
+                  </w:tcBorders>
+                  <w:shd w:fill="F7F8FB" w:color="auto" w:val="clear"/>
+                  <w:tcMar>
+                    <w:top w:type="dxa" w:w="25"/>
+                    <w:left w:type="dxa" w:w="80"/>
+                    <w:bottom w:type="dxa" w:w="25"/>
+                    <w:right w:type="dxa" w:w="80"/>
+                  </w:tcMar>
+                  <w:vAlign w:val="center"/>
+                </w:tcPr>
+                <w:p>
+                  <w:pPr>
+                    <w:spacing w:line="216" w:lineRule="auto"/>
+                    <w:jc w:val="right"/>
+                  </w:pPr>
+                  <w:r>
+                    <w:rPr>
+                      <w:rFonts w:ascii="Arial" w:cs="Arial" w:eastAsia="Arial" w:hAnsi="Arial"/>
+                      <w:b w:val="false"/>
+                      <w:bCs w:val="false"/>
+                      <w:color w:val="1A1A1A"/>
+                      <w:sz w:val="13"/>
+                      <w:szCs w:val="13"/>
+                    </w:rPr>
+                    <w:t xml:space="preserve">1.712</w:t>
+                  </w:r>
+                </w:p>
+              </w:tc>
+              <w:tc>
+                <w:tcPr>
+                  <w:tcW w:type="dxa" w:w="750"/>
+                  <w:tcBorders>
+                    <w:top w:val="none" w:color="FFFFFF" w:sz="0"/>
+                    <w:left w:val="none" w:color="FFFFFF" w:sz="0"/>
+                    <w:bottom w:val="single" w:color="D5D9E0" w:sz="4"/>
+                    <w:right w:val="none" w:color="FFFFFF" w:sz="0"/>
+                  </w:tcBorders>
+                  <w:shd w:fill="F7F8FB" w:color="auto" w:val="clear"/>
+                  <w:tcMar>
+                    <w:top w:type="dxa" w:w="25"/>
+                    <w:left w:type="dxa" w:w="80"/>
+                    <w:bottom w:type="dxa" w:w="25"/>
+                    <w:right w:type="dxa" w:w="80"/>
+                  </w:tcMar>
+                  <w:vAlign w:val="center"/>
+                </w:tcPr>
+                <w:p>
+                  <w:pPr>
+                    <w:spacing w:line="216" w:lineRule="auto"/>
+                    <w:jc w:val="right"/>
+                  </w:pPr>
+                  <w:r>
+                    <w:rPr>
+                      <w:rFonts w:ascii="Arial" w:cs="Arial" w:eastAsia="Arial" w:hAnsi="Arial"/>
+                      <w:b w:val="false"/>
+                      <w:bCs w:val="false"/>
+                      <w:color w:val="1A1A1A"/>
+                      <w:sz w:val="13"/>
+                      <w:szCs w:val="13"/>
+                    </w:rPr>
+                    <w:t xml:space="preserve">−51,9%</w:t>
+                  </w:r>
+                </w:p>
+              </w:tc>
+            </w:tr>
+            <w:tr>
+              <w:tc>
+                <w:tcPr>
+                  <w:tcW w:type="dxa" w:w="1050"/>
+                  <w:tcBorders>
+                    <w:top w:val="none" w:color="FFFFFF" w:sz="0"/>
+                    <w:left w:val="none" w:color="FFFFFF" w:sz="0"/>
+                    <w:bottom w:val="single" w:color="D5D9E0" w:sz="4"/>
+                    <w:right w:val="none" w:color="FFFFFF" w:sz="0"/>
+                  </w:tcBorders>
+                  <w:shd w:fill="FDF1CC" w:color="auto" w:val="clear"/>
+                  <w:tcMar>
+                    <w:top w:type="dxa" w:w="25"/>
+                    <w:left w:type="dxa" w:w="80"/>
+                    <w:bottom w:type="dxa" w:w="25"/>
+                    <w:right w:type="dxa" w:w="80"/>
+                  </w:tcMar>
+                  <w:vAlign w:val="center"/>
+                </w:tcPr>
+                <w:p>
+                  <w:pPr>
+                    <w:spacing w:line="216" w:lineRule="auto"/>
+                    <w:jc w:val="left"/>
+                  </w:pPr>
+                  <w:r>
+                    <w:rPr>
+                      <w:rFonts w:ascii="Arial" w:cs="Arial" w:eastAsia="Arial" w:hAnsi="Arial"/>
+                      <w:b/>
+                      <w:bCs/>
+                      <w:color w:val="1A1A1A"/>
+                      <w:sz w:val="13"/>
+                      <w:szCs w:val="13"/>
+                    </w:rPr>
+                    <w:t xml:space="preserve">Base</w:t>
+                  </w:r>
+                </w:p>
+              </w:tc>
+              <w:tc>
+                <w:tcPr>
+                  <w:tcW w:type="dxa" w:w="3450"/>
+                  <w:tcBorders>
+                    <w:top w:val="none" w:color="FFFFFF" w:sz="0"/>
+                    <w:left w:val="none" w:color="FFFFFF" w:sz="0"/>
+                    <w:bottom w:val="single" w:color="D5D9E0" w:sz="4"/>
+                    <w:right w:val="none" w:color="FFFFFF" w:sz="0"/>
+                  </w:tcBorders>
+                  <w:shd w:fill="FDF1CC" w:color="auto" w:val="clear"/>
+                  <w:tcMar>
+                    <w:top w:type="dxa" w:w="25"/>
+                    <w:left w:type="dxa" w:w="80"/>
+                    <w:bottom w:type="dxa" w:w="25"/>
+                    <w:right w:type="dxa" w:w="80"/>
+                  </w:tcMar>
+                  <w:vAlign w:val="center"/>
+                </w:tcPr>
+                <w:p>
+                  <w:pPr>
+                    <w:spacing w:line="216" w:lineRule="auto"/>
+                    <w:jc w:val="left"/>
+                  </w:pPr>
+                  <w:r>
+                    <w:rPr>
+                      <w:rFonts w:ascii="Arial" w:cs="Arial" w:eastAsia="Arial" w:hAnsi="Arial"/>
+                      <w:b/>
+                      <w:bCs/>
+                      <w:color w:val="1A1A1A"/>
+                      <w:sz w:val="13"/>
+                      <w:szCs w:val="13"/>
+                    </w:rPr>
+                    <w:t xml:space="preserve">Modelo v2</w:t>
+                  </w:r>
+                </w:p>
+              </w:tc>
+              <w:tc>
+                <w:tcPr>
+                  <w:tcW w:type="dxa" w:w="750"/>
+                  <w:tcBorders>
+                    <w:top w:val="none" w:color="FFFFFF" w:sz="0"/>
+                    <w:left w:val="none" w:color="FFFFFF" w:sz="0"/>
+                    <w:bottom w:val="single" w:color="D5D9E0" w:sz="4"/>
+                    <w:right w:val="none" w:color="FFFFFF" w:sz="0"/>
+                  </w:tcBorders>
+                  <w:shd w:fill="FDF1CC" w:color="auto" w:val="clear"/>
+                  <w:tcMar>
+                    <w:top w:type="dxa" w:w="25"/>
+                    <w:left w:type="dxa" w:w="80"/>
+                    <w:bottom w:type="dxa" w:w="25"/>
+                    <w:right w:type="dxa" w:w="80"/>
+                  </w:tcMar>
+                  <w:vAlign w:val="center"/>
+                </w:tcPr>
+                <w:p>
+                  <w:pPr>
+                    <w:spacing w:line="216" w:lineRule="auto"/>
+                    <w:jc w:val="right"/>
+                  </w:pPr>
+                  <w:r>
+                    <w:rPr>
+                      <w:rFonts w:ascii="Arial" w:cs="Arial" w:eastAsia="Arial" w:hAnsi="Arial"/>
+                      <w:b/>
+                      <w:bCs/>
+                      <w:color w:val="1A1A1A"/>
+                      <w:sz w:val="13"/>
+                      <w:szCs w:val="13"/>
+                    </w:rPr>
+                    <w:t xml:space="preserve">1.857</w:t>
+                  </w:r>
+                </w:p>
+              </w:tc>
+              <w:tc>
+                <w:tcPr>
+                  <w:tcW w:type="dxa" w:w="900"/>
+                  <w:tcBorders>
+                    <w:top w:val="none" w:color="FFFFFF" w:sz="0"/>
+                    <w:left w:val="none" w:color="FFFFFF" w:sz="0"/>
+                    <w:bottom w:val="single" w:color="D5D9E0" w:sz="4"/>
+                    <w:right w:val="none" w:color="FFFFFF" w:sz="0"/>
+                  </w:tcBorders>
+                  <w:shd w:fill="FDF1CC" w:color="auto" w:val="clear"/>
+                  <w:tcMar>
+                    <w:top w:type="dxa" w:w="25"/>
+                    <w:left w:type="dxa" w:w="80"/>
+                    <w:bottom w:type="dxa" w:w="25"/>
+                    <w:right w:type="dxa" w:w="80"/>
+                  </w:tcMar>
+                  <w:vAlign w:val="center"/>
+                </w:tcPr>
+                <w:p>
+                  <w:pPr>
+                    <w:spacing w:line="216" w:lineRule="auto"/>
+                    <w:jc w:val="right"/>
+                  </w:pPr>
+                  <w:r>
+                    <w:rPr>
+                      <w:rFonts w:ascii="Arial" w:cs="Arial" w:eastAsia="Arial" w:hAnsi="Arial"/>
+                      <w:b/>
+                      <w:bCs/>
+                      <w:color w:val="1A1A1A"/>
+                      <w:sz w:val="13"/>
+                      <w:szCs w:val="13"/>
+                    </w:rPr>
+                    <w:t xml:space="preserve">2.076</w:t>
+                  </w:r>
+                </w:p>
+              </w:tc>
+              <w:tc>
+                <w:tcPr>
+                  <w:tcW w:type="dxa" w:w="750"/>
+                  <w:tcBorders>
+                    <w:top w:val="none" w:color="FFFFFF" w:sz="0"/>
+                    <w:left w:val="none" w:color="FFFFFF" w:sz="0"/>
+                    <w:bottom w:val="single" w:color="D5D9E0" w:sz="4"/>
+                    <w:right w:val="none" w:color="FFFFFF" w:sz="0"/>
+                  </w:tcBorders>
+                  <w:shd w:fill="FDF1CC" w:color="auto" w:val="clear"/>
+                  <w:tcMar>
+                    <w:top w:type="dxa" w:w="25"/>
+                    <w:left w:type="dxa" w:w="80"/>
+                    <w:bottom w:type="dxa" w:w="25"/>
+                    <w:right w:type="dxa" w:w="80"/>
+                  </w:tcMar>
+                  <w:vAlign w:val="center"/>
+                </w:tcPr>
+                <w:p>
+                  <w:pPr>
+                    <w:spacing w:line="216" w:lineRule="auto"/>
+                    <w:jc w:val="right"/>
+                  </w:pPr>
+                  <w:r>
+                    <w:rPr>
+                      <w:rFonts w:ascii="Arial" w:cs="Arial" w:eastAsia="Arial" w:hAnsi="Arial"/>
+                      <w:b/>
+                      <w:bCs/>
+                      <w:color w:val="1A1A1A"/>
+                      <w:sz w:val="13"/>
+                      <w:szCs w:val="13"/>
+                    </w:rPr>
+                    <w:t xml:space="preserve">−41,6%</w:t>
+                  </w:r>
+                </w:p>
+              </w:tc>
+            </w:tr>
+            <w:tr>
+              <w:tc>
+                <w:tcPr>
+                  <w:tcW w:type="dxa" w:w="1050"/>
+                  <w:tcBorders>
+                    <w:top w:val="none" w:color="FFFFFF" w:sz="0"/>
+                    <w:left w:val="none" w:color="FFFFFF" w:sz="0"/>
+                    <w:bottom w:val="single" w:color="D5D9E0" w:sz="4"/>
+                    <w:right w:val="none" w:color="FFFFFF" w:sz="0"/>
+                  </w:tcBorders>
+                  <w:shd w:fill="F7F8FB" w:color="auto" w:val="clear"/>
+                  <w:tcMar>
+                    <w:top w:type="dxa" w:w="25"/>
+                    <w:left w:type="dxa" w:w="80"/>
+                    <w:bottom w:type="dxa" w:w="25"/>
+                    <w:right w:type="dxa" w:w="80"/>
+                  </w:tcMar>
+                  <w:vAlign w:val="center"/>
+                </w:tcPr>
+                <w:p>
+                  <w:pPr>
+                    <w:spacing w:line="216" w:lineRule="auto"/>
+                    <w:jc w:val="left"/>
+                  </w:pPr>
+                  <w:r>
+                    <w:rPr>
+                      <w:rFonts w:ascii="Arial" w:cs="Arial" w:eastAsia="Arial" w:hAnsi="Arial"/>
+                      <w:b w:val="false"/>
+                      <w:bCs w:val="false"/>
+                      <w:color w:val="1A1A1A"/>
+                      <w:sz w:val="13"/>
+                      <w:szCs w:val="13"/>
+                    </w:rPr>
+                    <w:t xml:space="preserve">Bull</w:t>
+                  </w:r>
+                </w:p>
+              </w:tc>
+              <w:tc>
+                <w:tcPr>
+                  <w:tcW w:type="dxa" w:w="3450"/>
+                  <w:tcBorders>
+                    <w:top w:val="none" w:color="FFFFFF" w:sz="0"/>
+                    <w:left w:val="none" w:color="FFFFFF" w:sz="0"/>
+                    <w:bottom w:val="single" w:color="D5D9E0" w:sz="4"/>
+                    <w:right w:val="none" w:color="FFFFFF" w:sz="0"/>
+                  </w:tcBorders>
+                  <w:shd w:fill="F7F8FB" w:color="auto" w:val="clear"/>
+                  <w:tcMar>
+                    <w:top w:type="dxa" w:w="25"/>
+                    <w:left w:type="dxa" w:w="80"/>
+                    <w:bottom w:type="dxa" w:w="25"/>
+                    <w:right w:type="dxa" w:w="80"/>
+                  </w:tcMar>
+                  <w:vAlign w:val="center"/>
+                </w:tcPr>
+                <w:p>
+                  <w:pPr>
+                    <w:spacing w:line="216" w:lineRule="auto"/>
+                    <w:jc w:val="left"/>
+                  </w:pPr>
+                  <w:r>
+                    <w:rPr>
+                      <w:rFonts w:ascii="Arial" w:cs="Arial" w:eastAsia="Arial" w:hAnsi="Arial"/>
+                      <w:b w:val="false"/>
+                      <w:bCs w:val="false"/>
+                      <w:color w:val="1A1A1A"/>
+                      <w:sz w:val="13"/>
+                      <w:szCs w:val="13"/>
+                    </w:rPr>
+                    <w:t xml:space="preserve">WACC −100 pb; g 2,5%; margen 81,3% (máximo); impuesto 23% en Chile</w:t>
+                  </w:r>
+                </w:p>
+              </w:tc>
+              <w:tc>
+                <w:tcPr>
+                  <w:tcW w:type="dxa" w:w="750"/>
+                  <w:tcBorders>
+                    <w:top w:val="none" w:color="FFFFFF" w:sz="0"/>
+                    <w:left w:val="none" w:color="FFFFFF" w:sz="0"/>
+                    <w:bottom w:val="single" w:color="D5D9E0" w:sz="4"/>
+                    <w:right w:val="none" w:color="FFFFFF" w:sz="0"/>
+                  </w:tcBorders>
+                  <w:shd w:fill="F7F8FB" w:color="auto" w:val="clear"/>
+                  <w:tcMar>
+                    <w:top w:type="dxa" w:w="25"/>
+                    <w:left w:type="dxa" w:w="80"/>
+                    <w:bottom w:type="dxa" w:w="25"/>
+                    <w:right w:type="dxa" w:w="80"/>
+                  </w:tcMar>
+                  <w:vAlign w:val="center"/>
+                </w:tcPr>
+                <w:p>
+                  <w:pPr>
+                    <w:spacing w:line="216" w:lineRule="auto"/>
+                    <w:jc w:val="right"/>
+                  </w:pPr>
+                  <w:r>
+                    <w:rPr>
+                      <w:rFonts w:ascii="Arial" w:cs="Arial" w:eastAsia="Arial" w:hAnsi="Arial"/>
+                      <w:b w:val="false"/>
+                      <w:bCs w:val="false"/>
+                      <w:color w:val="1A1A1A"/>
+                      <w:sz w:val="13"/>
+                      <w:szCs w:val="13"/>
+                    </w:rPr>
+                    <w:t xml:space="preserve">2.506</w:t>
+                  </w:r>
+                </w:p>
+              </w:tc>
+              <w:tc>
+                <w:tcPr>
+                  <w:tcW w:type="dxa" w:w="900"/>
+                  <w:tcBorders>
+                    <w:top w:val="none" w:color="FFFFFF" w:sz="0"/>
+                    <w:left w:val="none" w:color="FFFFFF" w:sz="0"/>
+                    <w:bottom w:val="single" w:color="D5D9E0" w:sz="4"/>
+                    <w:right w:val="none" w:color="FFFFFF" w:sz="0"/>
+                  </w:tcBorders>
+                  <w:shd w:fill="F7F8FB" w:color="auto" w:val="clear"/>
+                  <w:tcMar>
+                    <w:top w:type="dxa" w:w="25"/>
+                    <w:left w:type="dxa" w:w="80"/>
+                    <w:bottom w:type="dxa" w:w="25"/>
+                    <w:right w:type="dxa" w:w="80"/>
+                  </w:tcMar>
+                  <w:vAlign w:val="center"/>
+                </w:tcPr>
+                <w:p>
+                  <w:pPr>
+                    <w:spacing w:line="216" w:lineRule="auto"/>
+                    <w:jc w:val="right"/>
+                  </w:pPr>
+                  <w:r>
+                    <w:rPr>
+                      <w:rFonts w:ascii="Arial" w:cs="Arial" w:eastAsia="Arial" w:hAnsi="Arial"/>
+                      <w:b w:val="false"/>
+                      <w:bCs w:val="false"/>
+                      <w:color w:val="1A1A1A"/>
+                      <w:sz w:val="13"/>
+                      <w:szCs w:val="13"/>
+                    </w:rPr>
+                    <w:t xml:space="preserve">2.595</w:t>
+                  </w:r>
+                </w:p>
+              </w:tc>
+              <w:tc>
+                <w:tcPr>
+                  <w:tcW w:type="dxa" w:w="750"/>
+                  <w:tcBorders>
+                    <w:top w:val="none" w:color="FFFFFF" w:sz="0"/>
+                    <w:left w:val="none" w:color="FFFFFF" w:sz="0"/>
+                    <w:bottom w:val="single" w:color="D5D9E0" w:sz="4"/>
+                    <w:right w:val="none" w:color="FFFFFF" w:sz="0"/>
+                  </w:tcBorders>
+                  <w:shd w:fill="F7F8FB" w:color="auto" w:val="clear"/>
+                  <w:tcMar>
+                    <w:top w:type="dxa" w:w="25"/>
+                    <w:left w:type="dxa" w:w="80"/>
+                    <w:bottom w:type="dxa" w:w="25"/>
+                    <w:right w:type="dxa" w:w="80"/>
+                  </w:tcMar>
+                  <w:vAlign w:val="center"/>
+                </w:tcPr>
+                <w:p>
+                  <w:pPr>
+                    <w:spacing w:line="216" w:lineRule="auto"/>
+                    <w:jc w:val="right"/>
+                  </w:pPr>
+                  <w:r>
+                    <w:rPr>
+                      <w:rFonts w:ascii="Arial" w:cs="Arial" w:eastAsia="Arial" w:hAnsi="Arial"/>
+                      <w:b w:val="false"/>
+                      <w:bCs w:val="false"/>
+                      <w:color w:val="1A1A1A"/>
+                      <w:sz w:val="13"/>
+                      <w:szCs w:val="13"/>
+                    </w:rPr>
+                    <w:t xml:space="preserve">−27,0%</w:t>
+                  </w:r>
+                </w:p>
+              </w:tc>
+            </w:tr>
+            <w:tr>
+              <w:tc>
+                <w:tcPr>
+                  <w:tcW w:type="dxa" w:w="1050"/>
+                  <w:tcBorders>
+                    <w:top w:val="none" w:color="FFFFFF" w:sz="0"/>
+                    <w:left w:val="none" w:color="FFFFFF" w:sz="0"/>
+                    <w:bottom w:val="single" w:color="D5D9E0" w:sz="4"/>
+                    <w:right w:val="none" w:color="FFFFFF" w:sz="0"/>
+                  </w:tcBorders>
+                  <w:shd w:fill="FFFFFF" w:color="auto" w:val="clear"/>
+                  <w:tcMar>
+                    <w:top w:type="dxa" w:w="25"/>
+                    <w:left w:type="dxa" w:w="80"/>
+                    <w:bottom w:type="dxa" w:w="25"/>
+                    <w:right w:type="dxa" w:w="80"/>
+                  </w:tcMar>
+                  <w:vAlign w:val="center"/>
+                </w:tcPr>
+                <w:p>
+                  <w:pPr>
+                    <w:spacing w:line="216" w:lineRule="auto"/>
+                    <w:jc w:val="left"/>
+                  </w:pPr>
+                  <w:r>
+                    <w:rPr>
+                      <w:rFonts w:ascii="Arial" w:cs="Arial" w:eastAsia="Arial" w:hAnsi="Arial"/>
+                      <w:b w:val="false"/>
+                      <w:bCs w:val="false"/>
+                      <w:color w:val="1A1A1A"/>
+                      <w:sz w:val="13"/>
+                      <w:szCs w:val="13"/>
+                    </w:rPr>
+                    <w:t xml:space="preserve">Tasadores</w:t>
+                  </w:r>
+                </w:p>
+              </w:tc>
+              <w:tc>
+                <w:tcPr>
+                  <w:tcW w:type="dxa" w:w="3450"/>
+                  <w:tcBorders>
+                    <w:top w:val="none" w:color="FFFFFF" w:sz="0"/>
+                    <w:left w:val="none" w:color="FFFFFF" w:sz="0"/>
+                    <w:bottom w:val="single" w:color="D5D9E0" w:sz="4"/>
+                    <w:right w:val="none" w:color="FFFFFF" w:sz="0"/>
+                  </w:tcBorders>
+                  <w:shd w:fill="FFFFFF" w:color="auto" w:val="clear"/>
+                  <w:tcMar>
+                    <w:top w:type="dxa" w:w="25"/>
+                    <w:left w:type="dxa" w:w="80"/>
+                    <w:bottom w:type="dxa" w:w="25"/>
+                    <w:right w:type="dxa" w:w="80"/>
+                  </w:tcMar>
+                  <w:vAlign w:val="center"/>
+                </w:tcPr>
+                <w:p>
+                  <w:pPr>
+                    <w:spacing w:line="216" w:lineRule="auto"/>
+                    <w:jc w:val="left"/>
+                  </w:pPr>
+                  <w:r>
+                    <w:rPr>
+                      <w:rFonts w:ascii="Arial" w:cs="Arial" w:eastAsia="Arial" w:hAnsi="Arial"/>
+                      <w:b w:val="false"/>
+                      <w:bCs w:val="false"/>
+                      <w:color w:val="1A1A1A"/>
+                      <w:sz w:val="13"/>
+                      <w:szCs w:val="13"/>
+                    </w:rPr>
+                    <w:t xml:space="preserve">WACC 8,72% (5,55% real, Nota 11)</w:t>
+                  </w:r>
+                </w:p>
+              </w:tc>
+              <w:tc>
+                <w:tcPr>
+                  <w:tcW w:type="dxa" w:w="750"/>
+                  <w:tcBorders>
+                    <w:top w:val="none" w:color="FFFFFF" w:sz="0"/>
+                    <w:left w:val="none" w:color="FFFFFF" w:sz="0"/>
+                    <w:bottom w:val="single" w:color="D5D9E0" w:sz="4"/>
+                    <w:right w:val="none" w:color="FFFFFF" w:sz="0"/>
+                  </w:tcBorders>
+                  <w:shd w:fill="FFFFFF" w:color="auto" w:val="clear"/>
+                  <w:tcMar>
+                    <w:top w:type="dxa" w:w="25"/>
+                    <w:left w:type="dxa" w:w="80"/>
+                    <w:bottom w:type="dxa" w:w="25"/>
+                    <w:right w:type="dxa" w:w="80"/>
+                  </w:tcMar>
+                  <w:vAlign w:val="center"/>
+                </w:tcPr>
+                <w:p>
+                  <w:pPr>
+                    <w:spacing w:line="216" w:lineRule="auto"/>
+                    <w:jc w:val="right"/>
+                  </w:pPr>
+                  <w:r>
+                    <w:rPr>
+                      <w:rFonts w:ascii="Arial" w:cs="Arial" w:eastAsia="Arial" w:hAnsi="Arial"/>
+                      <w:b w:val="false"/>
+                      <w:bCs w:val="false"/>
+                      <w:color w:val="1A1A1A"/>
+                      <w:sz w:val="13"/>
+                      <w:szCs w:val="13"/>
+                    </w:rPr>
+                    <w:t xml:space="preserve">2.660</w:t>
+                  </w:r>
+                </w:p>
+              </w:tc>
+              <w:tc>
+                <w:tcPr>
+                  <w:tcW w:type="dxa" w:w="900"/>
+                  <w:tcBorders>
+                    <w:top w:val="none" w:color="FFFFFF" w:sz="0"/>
+                    <w:left w:val="none" w:color="FFFFFF" w:sz="0"/>
+                    <w:bottom w:val="single" w:color="D5D9E0" w:sz="4"/>
+                    <w:right w:val="none" w:color="FFFFFF" w:sz="0"/>
+                  </w:tcBorders>
+                  <w:shd w:fill="FFFFFF" w:color="auto" w:val="clear"/>
+                  <w:tcMar>
+                    <w:top w:type="dxa" w:w="25"/>
+                    <w:left w:type="dxa" w:w="80"/>
+                    <w:bottom w:type="dxa" w:w="25"/>
+                    <w:right w:type="dxa" w:w="80"/>
+                  </w:tcMar>
+                  <w:vAlign w:val="center"/>
+                </w:tcPr>
+                <w:p>
+                  <w:pPr>
+                    <w:spacing w:line="216" w:lineRule="auto"/>
+                    <w:jc w:val="right"/>
+                  </w:pPr>
+                  <w:r>
+                    <w:rPr>
+                      <w:rFonts w:ascii="Arial" w:cs="Arial" w:eastAsia="Arial" w:hAnsi="Arial"/>
+                      <w:b w:val="false"/>
+                      <w:bCs w:val="false"/>
+                      <w:color w:val="1A1A1A"/>
+                      <w:sz w:val="13"/>
+                      <w:szCs w:val="13"/>
+                    </w:rPr>
+                    <w:t xml:space="preserve">2.719</w:t>
+                  </w:r>
+                </w:p>
+              </w:tc>
+              <w:tc>
+                <w:tcPr>
+                  <w:tcW w:type="dxa" w:w="750"/>
+                  <w:tcBorders>
+                    <w:top w:val="none" w:color="FFFFFF" w:sz="0"/>
+                    <w:left w:val="none" w:color="FFFFFF" w:sz="0"/>
+                    <w:bottom w:val="single" w:color="D5D9E0" w:sz="4"/>
+                    <w:right w:val="none" w:color="FFFFFF" w:sz="0"/>
+                  </w:tcBorders>
+                  <w:shd w:fill="FFFFFF" w:color="auto" w:val="clear"/>
+                  <w:tcMar>
+                    <w:top w:type="dxa" w:w="25"/>
+                    <w:left w:type="dxa" w:w="80"/>
+                    <w:bottom w:type="dxa" w:w="25"/>
+                    <w:right w:type="dxa" w:w="80"/>
+                  </w:tcMar>
+                  <w:vAlign w:val="center"/>
+                </w:tcPr>
+                <w:p>
+                  <w:pPr>
+                    <w:spacing w:line="216" w:lineRule="auto"/>
+                    <w:jc w:val="right"/>
+                  </w:pPr>
+                  <w:r>
+                    <w:rPr>
+                      <w:rFonts w:ascii="Arial" w:cs="Arial" w:eastAsia="Arial" w:hAnsi="Arial"/>
+                      <w:b w:val="false"/>
+                      <w:bCs w:val="false"/>
+                      <w:color w:val="1A1A1A"/>
+                      <w:sz w:val="13"/>
+                      <w:szCs w:val="13"/>
+                    </w:rPr>
+                    <w:t xml:space="preserve">−23,5%</w:t>
+                  </w:r>
+                </w:p>
+              </w:tc>
+            </w:tr>
+          </w:tbl>
+          <w:p>
+            <w:pPr>
+              <w:spacing w:after="60"/>
+            </w:pPr>
+          </w:p>
+          <w:p>
+            <w:pPr>
+              <w:spacing w:after="60" w:before="0" w:line="228" w:lineRule="auto"/>
+              <w:jc w:val="both"/>
+            </w:pPr>
+            <w:r>
+              <w:rPr>
+                <w:rFonts w:ascii="Arial" w:cs="Arial" w:eastAsia="Arial" w:hAnsi="Arial"/>
+                <w:b/>
+                <w:bCs/>
+                <w:color w:val="14284B"/>
+                <w:sz w:val="16"/>
+                <w:szCs w:val="16"/>
+              </w:rPr>
+              <w:t xml:space="preserve">Precio objetivo. </w:t>
+            </w:r>
+            <w:r>
+              <w:rPr>
+                <w:rFonts w:ascii="Arial" w:cs="Arial" w:eastAsia="Arial" w:hAnsi="Arial"/>
+                <w:color w:val="1A1A1A"/>
+                <w:sz w:val="16"/>
+                <w:szCs w:val="16"/>
+              </w:rPr>
               <w:t xml:space="preserve">80% × CLP 1.857 + 20% × CLP 2.951 = CLP 2.076, un retorno de −41,6% frente a CLP 3.555 (30-sep-26). Llevar el DCF del 30-jun al 30-sep-26 lo subiría a ~CLP 1.910 y el precio objetivo a ~CLP 2.118 (−40,4%): la recomendación no cambia.</w:t>
+            </w:r>
+          </w:p>
+          <w:p>
+            <w:pPr>
+              <w:spacing w:after="60" w:before="0" w:line="228" w:lineRule="auto"/>
+              <w:jc w:val="both"/>
+            </w:pPr>
+            <w:r>
+              <w:rPr>
+                <w:rFonts w:ascii="Arial" w:cs="Arial" w:eastAsia="Arial" w:hAnsi="Arial"/>
+                <w:b/>
+                <w:bCs/>
+                <w:color w:val="14284B"/>
+                <w:sz w:val="16"/>
+                <w:szCs w:val="16"/>
+              </w:rPr>
+              <w:t xml:space="preserve">Retorno total e implícitos. </w:t>
+            </w:r>
+            <w:r>
+              <w:rPr>
+                <w:rFonts w:ascii="Arial" w:cs="Arial" w:eastAsia="Arial" w:hAnsi="Arial"/>
+                <w:color w:val="1A1A1A"/>
+                <w:sz w:val="16"/>
+                <w:szCs w:val="16"/>
+              </w:rPr>
+              <w:t xml:space="preserve">Con un dividendo esperado de ~CLP 69 por acción (rendimiento de 2,0%), el retorno total esperado es −39,7%. El precio objetivo implica 10,8x EV/EBITDA LTM, un cap rate de 9,3% y 0,94x el valor libro, frente a 16,7x, 6,0% y 1,61x del precio actual.</w:t>
+            </w:r>
+          </w:p>
+          <w:p>
+            <w:pPr>
+              <w:spacing w:after="60" w:before="0" w:line="228" w:lineRule="auto"/>
+              <w:jc w:val="both"/>
+            </w:pPr>
+            <w:r>
+              <w:rPr>
+                <w:rFonts w:ascii="Arial" w:cs="Arial" w:eastAsia="Arial" w:hAnsi="Arial"/>
+                <w:b/>
+                <w:bCs/>
+                <w:color w:val="14284B"/>
+                <w:sz w:val="16"/>
+                <w:szCs w:val="16"/>
+              </w:rPr>
+              <w:t xml:space="preserve">Catalizadores. </w:t>
+            </w:r>
+            <w:r>
+              <w:rPr>
+                <w:rFonts w:ascii="Arial" w:cs="Arial" w:eastAsia="Arial" w:hAnsi="Arial"/>
+                <w:color w:val="1A1A1A"/>
+                <w:sz w:val="16"/>
+                <w:szCs w:val="16"/>
+              </w:rPr>
+              <w:t xml:space="preserve">El UST 10Y en 5,22%, máximo desde 2002, y la Fed subiendo tasas presionan los cap rates de mercado (Riesgos de inversión, FR1). Cada actualización de la tasación con tasas más altas acerca el valor libro a nuestro DCF y quita soporte al múltiplo actual.</w:t>
             </w:r>
           </w:p>
           <w:p>

--- a/informe/Mallplaza_Valuacion_ES.docx
+++ b/informe/Mallplaza_Valuacion_ES.docx
@@ -166,7 +166,7 @@
                 <w:sz w:val="16"/>
                 <w:szCs w:val="16"/>
               </w:rPr>
-              <w:t xml:space="preserve">De los CLP 1.857 por acción, CLP 583 vienen de los flujos explícitos y CLP 1.884 del valor terminal, menos CLP 587 de DFN y CLP 23 de minoritarios. Como el valor terminal pesa 76% del EV, el resultado depende sobre todo de la WACC terminal y de g, no del detalle del forecast: por eso la sensibilidad se concentra en esas dos variables.</w:t>
+              <w:t xml:space="preserve">Los CLP 1.857 por acción son CLP 583 de flujos explícitos más CLP 1.884 de valor terminal, menos CLP 587 de DFN y CLP 23 de minoritarios: el resultado depende sobre todo de la WACC terminal y de g.</w:t>
             </w:r>
           </w:p>
           <w:p>
@@ -192,7 +192,7 @@
                 <w:sz w:val="16"/>
                 <w:szCs w:val="16"/>
               </w:rPr>
-              <w:t xml:space="preserve">Cambia por período a medida que la DFN/EBITDA converge de 2,36x a 3,5x en 2031 (D/E de 20,0% a 28,5%): 10,54% en 2S26E y 10,41% en el terminal (7,32% y 7,20% reales). El Ke se calcula en USD y se pasa a CLP con el diferencial de inflación: Rf 4,98% + beta 1,14 × ERP 4,14% + CRP 1,41% = 11,10% (11,93% en CLP, terminal). La beta re-apalanca la mediana desapalancada de seis pares (0,94) y el CRP pondera el riesgo soberano por ingresos (71,8% Chile, 17,7% Perú y 10,5% Colombia). El Kd parte del cupón de la última emisión en UF (3,6% real) más 25 pb por vuelta de apalancamiento sobre 2,36x: 4,92% después de impuestos en 2S26E y 5,11% en el terminal. A CLP 3.555 el patrimonio rinde casi lo mismo que esa deuda (Figura 28; detalle en el Anexo [Z]).</w:t>
+              <w:t xml:space="preserve">Cambia por período a medida que la DFN/EBITDA converge de 2,36x a 3,5x en 2031: 10,54% en 2S26E y 10,41% en el terminal (7,32% y 7,20% reales). El Ke se calcula en USD y se pasa a CLP con el diferencial de inflación: Rf 4,98% + beta 1,14 × ERP 4,14% + CRP 1,41% = 11,10% (11,93% en CLP, terminal). La beta re-apalanca la mediana de seis pares (0,94) y el CRP pondera el riesgo país por ingresos (71,8% Chile). El Kd parte del cupón de la última emisión en UF (3,6% real) más 25 pb por vuelta de apalancamiento sobre 2,36x: 4,92% después de impuestos en 2S26E y 5,11% en el terminal. A CLP 3.555 el patrimonio rinde casi lo mismo que esa deuda (Figura 28; detalle en el Anexo [Z]).</w:t>
             </w:r>
           </w:p>
           <w:p>
@@ -218,7 +218,7 @@
                 <w:sz w:val="16"/>
                 <w:szCs w:val="16"/>
               </w:rPr>
-              <w:t xml:space="preserve">La compañía usa su capacidad de deuda para crecer, como en 2024 (3,78x tras comprar Open Plaza Perú): la DFN/EBITDA sube de 2,36x a 3,5x en 2031 y la deuda nueva (CLP 1,40 billones) financia todo el capex del período (CLP 1,11 billones). La caja operativa se distribuye a los accionistas: dividendos ordinarios más CLP 1,79 billones de distribuciones adicionales. La deuda es más barata que el patrimonio (Kd ~5% después de impuestos frente a Ke ~12%) y genera escudo fiscal; el financiamiento no cambia el EV, pero define la estructura de la WACC (Anexo [D]).</w:t>
+              <w:t xml:space="preserve">La compañía usa su capacidad de deuda para crecer, como en 2024 (3,78x tras comprar Open Plaza Perú): la DFN/EBITDA sube de 2,36x a 3,5x en 2031 y la deuda nueva (CLP 1,40 billones) financia todo el capex del período (CLP 1,11 billones). La caja operativa se distribuye a los accionistas (dividendos más CLP 1,79 billones adicionales). La deuda es más barata que el patrimonio (Kd ~5% vs Ke ~12%) y genera escudo fiscal (Anexo [D]).</w:t>
             </w:r>
           </w:p>
           <w:p>
@@ -312,7 +312,7 @@
                 <w:sz w:val="16"/>
                 <w:szCs w:val="16"/>
               </w:rPr>
-              <w:t xml:space="preserve">A CLP 3.555 el EV implícito es CLP 9,12 billones, 69% sobre nuestro EV (CLP 5,40 billones): 16,7x el EBITDA LTM, un cap rate de 6,0%. Justificarlo exigiría flujos 69% mayores para siempre o una WACC de 7,56%, equivalente a ~4,4% real, apenas 80 pb sobre el Kd real de la propia compañía (3,6%): el precio deja al patrimonio casi sin prima de riesgo. Y como el RONIC es menor que la WACC, suponer más crecimiento no cierra la brecha, la agranda.</w:t>
+              <w:t xml:space="preserve">A CLP 3.555 el EV implícito (CLP 9,12 billones) es 69% mayor que el nuestro. Justificarlo exigiría flujos 69% mayores para siempre o una WACC de ~4,4% real, apenas 80 pb sobre el Kd real de la compañía (3,6%): casi sin prima para el patrimonio. Y como el RONIC es menor que la WACC, más crecimiento agranda la brecha.</w:t>
             </w:r>
           </w:p>
           <w:p>
@@ -338,7 +338,7 @@
                 <w:sz w:val="16"/>
                 <w:szCs w:val="16"/>
               </w:rPr>
-              <w:t xml:space="preserve">El patrimonio contable (CLP 2.201 por acción) ya registra las propiedades a valor razonable, tasadas con una tasa real de ~5,55% (Nota 11). El mercado paga 1,61x ese valor, más que los propios tasadores, aun considerando que parte del patrimonio se reduce por impuestos diferidos; nuestro precio objetivo implica 0,94x. Incluso descontando con la tasa de los tasadores (WACC nominal de 8,72%), el DCF sería CLP 2.660, 25% bajo el precio.</w:t>
+              <w:t xml:space="preserve">El patrimonio contable (CLP 2.201 por acción) ya registra las propiedades a valor razonable, tasadas a ~5,55% real (Nota 11). El mercado paga 1,61x ese valor, más que los tasadores (aun con el efecto de los impuestos diferidos); nuestro precio objetivo implica 0,94x. Incluso con la tasa de los tasadores, el DCF sería CLP 2.660, 25% bajo el precio.</w:t>
             </w:r>
           </w:p>
         </w:tc>

--- a/informe/Mallplaza_Valuacion_ES.docx
+++ b/informe/Mallplaza_Valuacion_ES.docx
@@ -405,7 +405,7 @@
           </w:p>
           <w:p>
             <w:pPr>
-              <w:spacing w:after="20" w:before="0"/>
+              <w:spacing w:after="20" w:before="0" w:line="240" w:lineRule="auto"/>
             </w:pPr>
             <w:r>
               <w:drawing>
@@ -464,7 +464,7 @@
           </w:p>
           <w:p>
             <w:pPr>
-              <w:spacing w:after="30" w:before="120" w:line="228" w:lineRule="auto"/>
+              <w:spacing w:after="30" w:before="90" w:line="228" w:lineRule="auto"/>
             </w:pPr>
             <w:r>
               <w:rPr>
@@ -489,7 +489,7 @@
           </w:p>
           <w:p>
             <w:pPr>
-              <w:spacing w:after="20" w:before="0"/>
+              <w:spacing w:after="20" w:before="0" w:line="240" w:lineRule="auto"/>
             </w:pPr>
             <w:r>
               <w:drawing>
@@ -548,7 +548,7 @@
           </w:p>
           <w:p>
             <w:pPr>
-              <w:spacing w:after="30" w:before="120" w:line="228" w:lineRule="auto"/>
+              <w:spacing w:after="30" w:before="90" w:line="228" w:lineRule="auto"/>
             </w:pPr>
             <w:r>
               <w:rPr>
@@ -573,7 +573,7 @@
           </w:p>
           <w:p>
             <w:pPr>
-              <w:spacing w:after="20" w:before="0"/>
+              <w:spacing w:after="20" w:before="0" w:line="240" w:lineRule="auto"/>
             </w:pPr>
             <w:r>
               <w:drawing>
@@ -1971,7 +1971,7 @@
           </w:p>
           <w:p>
             <w:pPr>
-              <w:spacing w:after="20" w:before="0"/>
+              <w:spacing w:after="20" w:before="0" w:line="240" w:lineRule="auto"/>
             </w:pPr>
             <w:r>
               <w:drawing>
@@ -2030,7 +2030,7 @@
           </w:p>
           <w:p>
             <w:pPr>
-              <w:spacing w:after="30" w:before="120" w:line="228" w:lineRule="auto"/>
+              <w:spacing w:after="30" w:before="90" w:line="228" w:lineRule="auto"/>
             </w:pPr>
             <w:r>
               <w:rPr>
@@ -2055,7 +2055,7 @@
           </w:p>
           <w:p>
             <w:pPr>
-              <w:spacing w:after="20" w:before="0"/>
+              <w:spacing w:after="20" w:before="0" w:line="240" w:lineRule="auto"/>
             </w:pPr>
             <w:r>
               <w:drawing>
@@ -2114,7 +2114,7 @@
           </w:p>
           <w:p>
             <w:pPr>
-              <w:spacing w:after="30" w:before="120" w:line="228" w:lineRule="auto"/>
+              <w:spacing w:after="30" w:before="90" w:line="228" w:lineRule="auto"/>
             </w:pPr>
             <w:r>
               <w:rPr>
@@ -2189,7 +2189,7 @@
           </w:tbl>
           <w:p>
             <w:pPr>
-              <w:spacing w:after="30" w:before="120" w:line="228" w:lineRule="auto"/>
+              <w:spacing w:after="30" w:before="90" w:line="228" w:lineRule="auto"/>
             </w:pPr>
             <w:r>
               <w:rPr>
@@ -2214,7 +2214,7 @@
           </w:p>
           <w:p>
             <w:pPr>
-              <w:spacing w:after="20" w:before="0"/>
+              <w:spacing w:after="20" w:before="0" w:line="240" w:lineRule="auto"/>
             </w:pPr>
             <w:r>
               <w:drawing>
@@ -9666,7 +9666,7 @@
           </w:p>
           <w:p>
             <w:pPr>
-              <w:spacing w:after="20" w:before="0"/>
+              <w:spacing w:after="20" w:before="0" w:line="240" w:lineRule="auto"/>
             </w:pPr>
             <w:r>
               <w:drawing>
@@ -10662,7 +10662,11 @@
         <w:szCs w:val="16"/>
       </w:rPr>
     </w:rPrDefault>
-    <w:pPrDefault/>
+    <w:pPrDefault>
+      <w:pPr>
+        <w:spacing w:after="0" w:before="0" w:line="240" w:lineRule="auto"/>
+      </w:pPr>
+    </w:pPrDefault>
   </w:docDefaults>
   <w:style w:type="paragraph" w:styleId="Title">
     <w:name w:val="Title"/>

--- a/informe/Mallplaza_Valuacion_ES.docx
+++ b/informe/Mallplaza_Valuacion_ES.docx
@@ -252,7 +252,7 @@
                 <w:sz w:val="16"/>
                 <w:szCs w:val="16"/>
               </w:rPr>
-              <w:t xml:space="preserve">El EBITDA reportado (CLP 544.935 MM UDM, margen de 80,5%) excluye la revalorización de propiedades (NIC 40); proyectamos un margen de 79,8% hasta 2031E. La tasa de impuesto operacional sube de 16,8% en 2026E a 27% en 2030E, a medida que se diluyen los beneficios vigentes. El capex base (pipeline más mantención de 5,5% de los ingresos) llega a CLP 240.660 MM en 2027 y baja a ~CLP 50.000 MM desde 2029. Desde 2029 abren además 27.075 m² al año (promedio histórico), con capex de CLP 95.000–104.000 MM anuales, una rampa de 35%/90%/100% y un yield on cost de 6,9%, al costo del pipeline identificado (USD 3.603/m²: 170.200 m² y USD 613,2 MM). El capital de trabajo (15,6% × Δ ingresos) exige CLP 7.100–9.900 MM al año y mueve el precio solo ±1,2% (Anexo [C]).</w:t>
+              <w:t xml:space="preserve">El EBITDA reportado (CLP 544.935 MM UDM, margen de 80,5%) excluye la revalorización de propiedades (NIC 40); proyectamos un margen de 79,7% en 2026E y de 79,7–79,8% hasta 2031E. La tasa de impuesto operacional sube de 16,8% en 2026E a 27% en 2030E, a medida que se diluyen los beneficios vigentes. El capex base (pipeline más mantención de 5,5% de los ingresos) llega a CLP 240.660 MM en 2027 y baja a ~CLP 50.000 MM desde 2029. Desde 2029 abren además 27.075 m² al año (promedio histórico), con capex de CLP 95.000–104.000 MM anuales, una rampa de 35%/90%/100% y un yield on cost de 6,9%, al costo del pipeline identificado (USD 3.603/m²: 170.200 m² y USD 613,2 MM). El capital de trabajo (15,6% × Δ ingresos) exige CLP 7.100–9.900 MM al año y mueve el precio solo ±1,2% (Anexo [C]).</w:t>
             </w:r>
           </w:p>
           <w:p>

--- a/informe/Mallplaza_Valuacion_ES.docx
+++ b/informe/Mallplaza_Valuacion_ES.docx
@@ -169,178 +169,6 @@
               <w:t xml:space="preserve">Los CLP 1.857 por acción son CLP 583 de flujos explícitos más CLP 1.884 de valor terminal, menos CLP 587 de DFN y CLP 23 de minoritarios: el resultado depende sobre todo de la WACC terminal y de g.</w:t>
             </w:r>
           </w:p>
-          <w:p>
-            <w:pPr>
-              <w:spacing w:after="60" w:before="0" w:line="228" w:lineRule="auto"/>
-              <w:jc w:val="both"/>
-            </w:pPr>
-            <w:r>
-              <w:rPr>
-                <w:rFonts w:ascii="Arial" w:cs="Arial" w:eastAsia="Arial" w:hAnsi="Arial"/>
-                <w:b/>
-                <w:bCs/>
-                <w:color w:val="14284B"/>
-                <w:sz w:val="16"/>
-                <w:szCs w:val="16"/>
-              </w:rPr>
-              <w:t xml:space="preserve">WACC. </w:t>
-            </w:r>
-            <w:r>
-              <w:rPr>
-                <w:rFonts w:ascii="Arial" w:cs="Arial" w:eastAsia="Arial" w:hAnsi="Arial"/>
-                <w:color w:val="1A1A1A"/>
-                <w:sz w:val="16"/>
-                <w:szCs w:val="16"/>
-              </w:rPr>
-              <w:t xml:space="preserve">Cambia por período a medida que la DFN/EBITDA converge de 2,36x a 3,5x en 2031: 10,54% en 2S26E y 10,41% en el terminal (7,32% y 7,20% reales). El Ke se calcula en USD y se pasa a CLP con el diferencial de inflación: Rf 4,98% + beta 1,14 × ERP 4,14% + CRP 1,41% = 11,10% (11,93% en CLP, terminal). La beta re-apalanca la mediana de seis pares (0,94) y el CRP pondera el riesgo país por ingresos (71,8% Chile). El Kd parte del cupón de la última emisión en UF (3,6% real) más 25 pb por vuelta de apalancamiento sobre 2,36x: 4,92% después de impuestos en 2S26E y 5,11% en el terminal. A CLP 3.555 el patrimonio rinde casi lo mismo que esa deuda (Figura 28; detalle en el Anexo [Z]).</w:t>
-            </w:r>
-          </w:p>
-          <w:p>
-            <w:pPr>
-              <w:spacing w:after="60" w:before="0" w:line="228" w:lineRule="auto"/>
-              <w:jc w:val="both"/>
-            </w:pPr>
-            <w:r>
-              <w:rPr>
-                <w:rFonts w:ascii="Arial" w:cs="Arial" w:eastAsia="Arial" w:hAnsi="Arial"/>
-                <w:b/>
-                <w:bCs/>
-                <w:color w:val="14284B"/>
-                <w:sz w:val="16"/>
-                <w:szCs w:val="16"/>
-              </w:rPr>
-              <w:t xml:space="preserve">Estructura de capital. </w:t>
-            </w:r>
-            <w:r>
-              <w:rPr>
-                <w:rFonts w:ascii="Arial" w:cs="Arial" w:eastAsia="Arial" w:hAnsi="Arial"/>
-                <w:color w:val="1A1A1A"/>
-                <w:sz w:val="16"/>
-                <w:szCs w:val="16"/>
-              </w:rPr>
-              <w:t xml:space="preserve">La compañía usa su capacidad de deuda para crecer, como en 2024 (3,78x tras comprar Open Plaza Perú): la DFN/EBITDA sube de 2,36x a 3,5x en 2031 y la deuda nueva (CLP 1,40 billones) financia todo el capex del período (CLP 1,11 billones). La caja operativa se distribuye a los accionistas (dividendos más CLP 1,79 billones adicionales). La deuda es más barata que el patrimonio (Kd ~5% vs Ke ~12%) y genera escudo fiscal (Anexo [D]).</w:t>
-            </w:r>
-          </w:p>
-          <w:p>
-            <w:pPr>
-              <w:pBdr>
-                <w:bottom w:val="single" w:color="E9004B" w:sz="8" w:space="1"/>
-              </w:pBdr>
-              <w:spacing w:after="50" w:before="90"/>
-            </w:pPr>
-            <w:r>
-              <w:rPr>
-                <w:rFonts w:ascii="Arial" w:cs="Arial" w:eastAsia="Arial" w:hAnsi="Arial"/>
-                <w:b/>
-                <w:bCs/>
-                <w:color w:val="14284B"/>
-                <w:sz w:val="16"/>
-                <w:szCs w:val="16"/>
-              </w:rPr>
-              <w:t xml:space="preserve">DCF: PROYECCIÓN OPERATIVA</w:t>
-            </w:r>
-          </w:p>
-          <w:p>
-            <w:pPr>
-              <w:spacing w:after="60" w:before="0" w:line="228" w:lineRule="auto"/>
-              <w:jc w:val="both"/>
-            </w:pPr>
-            <w:r>
-              <w:rPr>
-                <w:rFonts w:ascii="Arial" w:cs="Arial" w:eastAsia="Arial" w:hAnsi="Arial"/>
-                <w:color w:val="1A1A1A"/>
-                <w:sz w:val="16"/>
-                <w:szCs w:val="16"/>
-              </w:rPr>
-              <w:t xml:space="preserve">El EBITDA reportado (CLP 544.935 MM UDM, margen de 80,5%) excluye la revalorización de propiedades (NIC 40); proyectamos un margen de 79,7% en 2026E y de 79,7–79,8% hasta 2031E. La tasa de impuesto operacional sube de 16,8% en 2026E a 27% en 2030E, a medida que se diluyen los beneficios vigentes. El capex base (pipeline más mantención de 5,5% de los ingresos) llega a CLP 240.660 MM en 2027 y baja a ~CLP 50.000 MM desde 2029. Desde 2029 abren además 27.075 m² al año (promedio histórico), con capex de CLP 95.000–104.000 MM anuales, una rampa de 35%/90%/100% y un yield on cost de 6,9%, al costo del pipeline identificado (USD 3.603/m²: 170.200 m² y USD 613,2 MM). El capital de trabajo (15,6% × Δ ingresos) exige CLP 7.100–9.900 MM al año y mueve el precio solo ±1,2% (Anexo [C]).</w:t>
-            </w:r>
-          </w:p>
-          <w:p>
-            <w:pPr>
-              <w:pBdr>
-                <w:bottom w:val="single" w:color="E9004B" w:sz="8" w:space="1"/>
-              </w:pBdr>
-              <w:spacing w:after="50" w:before="90"/>
-            </w:pPr>
-            <w:r>
-              <w:rPr>
-                <w:rFonts w:ascii="Arial" w:cs="Arial" w:eastAsia="Arial" w:hAnsi="Arial"/>
-                <w:b/>
-                <w:bCs/>
-                <w:color w:val="14284B"/>
-                <w:sz w:val="16"/>
-                <w:szCs w:val="16"/>
-              </w:rPr>
-              <w:t xml:space="preserve">DCF: VALOR TERMINAL Y CAP RATE IMPLÍCITO</w:t>
-            </w:r>
-          </w:p>
-          <w:p>
-            <w:pPr>
-              <w:spacing w:after="60" w:before="0" w:line="228" w:lineRule="auto"/>
-              <w:jc w:val="both"/>
-            </w:pPr>
-            <w:r>
-              <w:rPr>
-                <w:rFonts w:ascii="Arial" w:cs="Arial" w:eastAsia="Arial" w:hAnsi="Arial"/>
-                <w:color w:val="1A1A1A"/>
-                <w:sz w:val="16"/>
-                <w:szCs w:val="16"/>
-              </w:rPr>
-              <w:t xml:space="preserve">Usamos g = 3,0% nominal (0% real). El RONIC real de la expansión (5,0%) es menor que la WACC real (7,2%): crecer más allá del horizonte destruye valor y un g mayor lo reduce (Figura 29). El DCF implica un cap rate de 10,1% sobre el EV y de 11,3% sobre el valor terminal, frente a 6,0% del mercado, 6,4% de los pares chilenos, 7,5% a valor libro y 5,55% de los tasadores (Nota 11) (Figura 30). Esa brecha no es una inconsistencia: es el núcleo de la tesis. Para justificar el precio actual, la WACC tendría que ser 285 pb menor (Figura 31).</w:t>
-            </w:r>
-          </w:p>
-          <w:p>
-            <w:pPr>
-              <w:spacing w:after="60" w:before="0" w:line="228" w:lineRule="auto"/>
-              <w:jc w:val="both"/>
-            </w:pPr>
-            <w:r>
-              <w:rPr>
-                <w:rFonts w:ascii="Arial" w:cs="Arial" w:eastAsia="Arial" w:hAnsi="Arial"/>
-                <w:b/>
-                <w:bCs/>
-                <w:color w:val="14284B"/>
-                <w:sz w:val="16"/>
-                <w:szCs w:val="16"/>
-              </w:rPr>
-              <w:t xml:space="preserve">Qué descuenta el precio. </w:t>
-            </w:r>
-            <w:r>
-              <w:rPr>
-                <w:rFonts w:ascii="Arial" w:cs="Arial" w:eastAsia="Arial" w:hAnsi="Arial"/>
-                <w:color w:val="1A1A1A"/>
-                <w:sz w:val="16"/>
-                <w:szCs w:val="16"/>
-              </w:rPr>
-              <w:t xml:space="preserve">A CLP 3.555 el EV implícito (CLP 9,12 billones) es 69% mayor que el nuestro. Justificarlo exigiría flujos 69% mayores para siempre o una WACC de ~4,4% real, apenas 80 pb sobre el Kd real de la compañía (3,6%): casi sin prima para el patrimonio. Y como el RONIC es menor que la WACC, más crecimiento agranda la brecha.</w:t>
-            </w:r>
-          </w:p>
-          <w:p>
-            <w:pPr>
-              <w:spacing w:after="60" w:before="0" w:line="228" w:lineRule="auto"/>
-              <w:jc w:val="both"/>
-            </w:pPr>
-            <w:r>
-              <w:rPr>
-                <w:rFonts w:ascii="Arial" w:cs="Arial" w:eastAsia="Arial" w:hAnsi="Arial"/>
-                <w:b/>
-                <w:bCs/>
-                <w:color w:val="14284B"/>
-                <w:sz w:val="16"/>
-                <w:szCs w:val="16"/>
-              </w:rPr>
-              <w:t xml:space="preserve">Valor libro y tasadores. </w:t>
-            </w:r>
-            <w:r>
-              <w:rPr>
-                <w:rFonts w:ascii="Arial" w:cs="Arial" w:eastAsia="Arial" w:hAnsi="Arial"/>
-                <w:color w:val="1A1A1A"/>
-                <w:sz w:val="16"/>
-                <w:szCs w:val="16"/>
-              </w:rPr>
-              <w:t xml:space="preserve">El patrimonio contable (CLP 2.201 por acción) ya registra las propiedades a valor razonable, tasadas a ~5,55% real (Nota 11). El mercado paga 1,61x ese valor, más que los tasadores (aun con el efecto de los impuestos diferidos); nuestro precio objetivo implica 0,94x. Incluso con la tasa de los tasadores, el DCF sería CLP 2.660, 25% bajo el precio.</w:t>
-            </w:r>
-          </w:p>
         </w:tc>
         <w:tc>
           <w:tcPr>
@@ -462,9 +290,121 @@
               <w:t xml:space="preserve">Rango 52 semanas pendiente (Bloomberg). Fuente: análisis del equipo; Bloomberg.</w:t>
             </w:r>
           </w:p>
-          <w:p>
-            <w:pPr>
-              <w:spacing w:after="30" w:before="90" w:line="228" w:lineRule="auto"/>
+        </w:tc>
+      </w:tr>
+      <w:tr>
+        <w:trPr>
+          <w:cantSplit/>
+        </w:trPr>
+        <w:tc>
+          <w:tcPr>
+            <w:tcW w:type="dxa" w:w="6900"/>
+            <w:tcBorders>
+              <w:top w:val="none" w:color="FFFFFF" w:sz="0"/>
+              <w:left w:val="none" w:color="FFFFFF" w:sz="0"/>
+              <w:bottom w:val="none" w:color="FFFFFF" w:sz="0"/>
+              <w:right w:val="none" w:color="FFFFFF" w:sz="0"/>
+            </w:tcBorders>
+            <w:tcMar>
+              <w:top w:type="dxa" w:w="0"/>
+              <w:left w:type="dxa" w:w="0"/>
+              <w:bottom w:type="dxa" w:w="0"/>
+              <w:right w:type="dxa" w:w="0"/>
+            </w:tcMar>
+            <w:vAlign w:val="top"/>
+          </w:tcPr>
+          <w:p>
+            <w:pPr>
+              <w:spacing w:after="60" w:before="0" w:line="228" w:lineRule="auto"/>
+              <w:jc w:val="both"/>
+            </w:pPr>
+            <w:r>
+              <w:rPr>
+                <w:rFonts w:ascii="Arial" w:cs="Arial" w:eastAsia="Arial" w:hAnsi="Arial"/>
+                <w:b/>
+                <w:bCs/>
+                <w:color w:val="14284B"/>
+                <w:sz w:val="16"/>
+                <w:szCs w:val="16"/>
+              </w:rPr>
+              <w:t xml:space="preserve">WACC. </w:t>
+            </w:r>
+            <w:r>
+              <w:rPr>
+                <w:rFonts w:ascii="Arial" w:cs="Arial" w:eastAsia="Arial" w:hAnsi="Arial"/>
+                <w:color w:val="1A1A1A"/>
+                <w:sz w:val="16"/>
+                <w:szCs w:val="16"/>
+              </w:rPr>
+              <w:t xml:space="preserve">Cambia por período a medida que la DFN/EBITDA converge de 2,36x a 3,5x en 2031: 10,54% en 2S26E y 10,41% en el terminal (7,32% y 7,20% reales). El Ke se calcula en USD y se pasa a CLP con el diferencial de inflación: Rf 4,98% + beta 1,14 × ERP 4,14% + CRP 1,41% = 11,10% (11,93% en CLP, terminal). La beta re-apalanca la mediana de seis pares (0,94) y el CRP pondera el riesgo país por ingresos (71,8% Chile). El Kd parte del cupón de la última emisión en UF (3,6% real) más 25 pb por vuelta de apalancamiento sobre 2,36x: 4,92% después de impuestos en 2S26E y 5,11% en el terminal. A CLP 3.555 el patrimonio rinde casi lo mismo que esa deuda (Figura 28; detalle en el Anexo [Z]).</w:t>
+            </w:r>
+          </w:p>
+          <w:p>
+            <w:pPr>
+              <w:spacing w:after="60" w:before="0" w:line="228" w:lineRule="auto"/>
+              <w:jc w:val="both"/>
+            </w:pPr>
+            <w:r>
+              <w:rPr>
+                <w:rFonts w:ascii="Arial" w:cs="Arial" w:eastAsia="Arial" w:hAnsi="Arial"/>
+                <w:b/>
+                <w:bCs/>
+                <w:color w:val="14284B"/>
+                <w:sz w:val="16"/>
+                <w:szCs w:val="16"/>
+              </w:rPr>
+              <w:t xml:space="preserve">Estructura de capital. </w:t>
+            </w:r>
+            <w:r>
+              <w:rPr>
+                <w:rFonts w:ascii="Arial" w:cs="Arial" w:eastAsia="Arial" w:hAnsi="Arial"/>
+                <w:color w:val="1A1A1A"/>
+                <w:sz w:val="16"/>
+                <w:szCs w:val="16"/>
+              </w:rPr>
+              <w:t xml:space="preserve">La compañía usa su capacidad de deuda para crecer, como en 2024 (3,78x tras comprar Open Plaza Perú): la DFN/EBITDA sube de 2,36x a 3,5x en 2031 y la deuda nueva (CLP 1,40 billones) financia todo el capex del período (CLP 1,11 billones). La caja operativa se distribuye a los accionistas (dividendos más CLP 1,79 billones adicionales). La deuda es más barata que el patrimonio (Kd ~5% vs Ke ~12%) y genera escudo fiscal (Anexo [D]).</w:t>
+            </w:r>
+          </w:p>
+        </w:tc>
+        <w:tc>
+          <w:tcPr>
+            <w:tcW w:type="dxa" w:w="216"/>
+            <w:tcBorders>
+              <w:top w:val="none" w:color="FFFFFF" w:sz="0"/>
+              <w:left w:val="none" w:color="FFFFFF" w:sz="0"/>
+              <w:bottom w:val="none" w:color="FFFFFF" w:sz="0"/>
+              <w:right w:val="none" w:color="FFFFFF" w:sz="0"/>
+            </w:tcBorders>
+            <w:tcMar>
+              <w:top w:type="dxa" w:w="0"/>
+              <w:left w:type="dxa" w:w="0"/>
+              <w:bottom w:type="dxa" w:w="0"/>
+              <w:right w:type="dxa" w:w="0"/>
+            </w:tcMar>
+            <w:vAlign w:val="top"/>
+          </w:tcPr>
+          <w:p/>
+        </w:tc>
+        <w:tc>
+          <w:tcPr>
+            <w:tcW w:type="dxa" w:w="3550"/>
+            <w:tcBorders>
+              <w:top w:val="none" w:color="FFFFFF" w:sz="0"/>
+              <w:left w:val="none" w:color="FFFFFF" w:sz="0"/>
+              <w:bottom w:val="none" w:color="FFFFFF" w:sz="0"/>
+              <w:right w:val="none" w:color="FFFFFF" w:sz="0"/>
+            </w:tcBorders>
+            <w:tcMar>
+              <w:top w:type="dxa" w:w="0"/>
+              <w:left w:type="dxa" w:w="0"/>
+              <w:bottom w:type="dxa" w:w="0"/>
+              <w:right w:type="dxa" w:w="0"/>
+            </w:tcMar>
+            <w:vAlign w:val="top"/>
+          </w:tcPr>
+          <w:p>
+            <w:pPr>
+              <w:spacing w:after="30" w:before="20" w:line="228" w:lineRule="auto"/>
             </w:pPr>
             <w:r>
               <w:rPr>
@@ -546,9 +486,189 @@
               <w:t xml:space="preserve">Tasas reales en UF. Fuente: BCCh (30-06-26); Mallplaza; análisis del equipo.</w:t>
             </w:r>
           </w:p>
-          <w:p>
-            <w:pPr>
-              <w:spacing w:after="30" w:before="90" w:line="228" w:lineRule="auto"/>
+        </w:tc>
+      </w:tr>
+      <w:tr>
+        <w:trPr>
+          <w:cantSplit/>
+        </w:trPr>
+        <w:tc>
+          <w:tcPr>
+            <w:tcW w:type="dxa" w:w="6900"/>
+            <w:tcBorders>
+              <w:top w:val="none" w:color="FFFFFF" w:sz="0"/>
+              <w:left w:val="none" w:color="FFFFFF" w:sz="0"/>
+              <w:bottom w:val="none" w:color="FFFFFF" w:sz="0"/>
+              <w:right w:val="none" w:color="FFFFFF" w:sz="0"/>
+            </w:tcBorders>
+            <w:tcMar>
+              <w:top w:type="dxa" w:w="0"/>
+              <w:left w:type="dxa" w:w="0"/>
+              <w:bottom w:type="dxa" w:w="0"/>
+              <w:right w:type="dxa" w:w="0"/>
+            </w:tcMar>
+            <w:vAlign w:val="top"/>
+          </w:tcPr>
+          <w:p>
+            <w:pPr>
+              <w:pBdr>
+                <w:bottom w:val="single" w:color="E9004B" w:sz="8" w:space="1"/>
+              </w:pBdr>
+              <w:spacing w:after="50" w:before="90"/>
+            </w:pPr>
+            <w:r>
+              <w:rPr>
+                <w:rFonts w:ascii="Arial" w:cs="Arial" w:eastAsia="Arial" w:hAnsi="Arial"/>
+                <w:b/>
+                <w:bCs/>
+                <w:color w:val="14284B"/>
+                <w:sz w:val="16"/>
+                <w:szCs w:val="16"/>
+              </w:rPr>
+              <w:t xml:space="preserve">DCF: PROYECCIÓN OPERATIVA</w:t>
+            </w:r>
+          </w:p>
+          <w:p>
+            <w:pPr>
+              <w:spacing w:after="60" w:before="0" w:line="228" w:lineRule="auto"/>
+              <w:jc w:val="both"/>
+            </w:pPr>
+            <w:r>
+              <w:rPr>
+                <w:rFonts w:ascii="Arial" w:cs="Arial" w:eastAsia="Arial" w:hAnsi="Arial"/>
+                <w:color w:val="1A1A1A"/>
+                <w:sz w:val="16"/>
+                <w:szCs w:val="16"/>
+              </w:rPr>
+              <w:t xml:space="preserve">El EBITDA reportado (CLP 544.935 MM UDM, margen de 80,5%) excluye la revalorización de propiedades (NIC 40); proyectamos un margen de 79,7% en 2026E y de 79,7–79,8% hasta 2031E. La tasa de impuesto operacional sube de 16,8% en 2026E a 27% en 2030E, a medida que se diluyen los beneficios vigentes. El capex base (pipeline más mantención de 5,5% de los ingresos) llega a CLP 240.660 MM en 2027 y baja a ~CLP 50.000 MM desde 2029. Desde 2029 abren además 27.075 m² al año (promedio histórico), con capex de CLP 95.000–104.000 MM anuales, una rampa de 35%/90%/100% y un yield on cost de 6,9%, al costo del pipeline identificado (USD 3.603/m²: 170.200 m² y USD 613,2 MM). El capital de trabajo (15,6% × Δ ingresos) exige CLP 7.100–9.900 MM al año y mueve el precio solo ±1,2% (Anexo [C]).</w:t>
+            </w:r>
+          </w:p>
+          <w:p>
+            <w:pPr>
+              <w:pBdr>
+                <w:bottom w:val="single" w:color="E9004B" w:sz="8" w:space="1"/>
+              </w:pBdr>
+              <w:spacing w:after="50" w:before="90"/>
+            </w:pPr>
+            <w:r>
+              <w:rPr>
+                <w:rFonts w:ascii="Arial" w:cs="Arial" w:eastAsia="Arial" w:hAnsi="Arial"/>
+                <w:b/>
+                <w:bCs/>
+                <w:color w:val="14284B"/>
+                <w:sz w:val="16"/>
+                <w:szCs w:val="16"/>
+              </w:rPr>
+              <w:t xml:space="preserve">DCF: VALOR TERMINAL Y CAP RATE IMPLÍCITO</w:t>
+            </w:r>
+          </w:p>
+          <w:p>
+            <w:pPr>
+              <w:spacing w:after="60" w:before="0" w:line="228" w:lineRule="auto"/>
+              <w:jc w:val="both"/>
+            </w:pPr>
+            <w:r>
+              <w:rPr>
+                <w:rFonts w:ascii="Arial" w:cs="Arial" w:eastAsia="Arial" w:hAnsi="Arial"/>
+                <w:color w:val="1A1A1A"/>
+                <w:sz w:val="16"/>
+                <w:szCs w:val="16"/>
+              </w:rPr>
+              <w:t xml:space="preserve">Usamos g = 3,0% nominal (0% real). El RONIC real de la expansión (5,0%) es menor que la WACC real (7,2%): crecer más allá del horizonte destruye valor y un g mayor lo reduce (Figura 29). El DCF implica un cap rate de 10,1% sobre el EV y de 11,3% sobre el valor terminal, frente a 6,0% del mercado, 6,4% de los pares chilenos, 7,5% a valor libro y 5,55% de los tasadores (Nota 11) (Figura 32). Esa brecha no es una inconsistencia: es el núcleo de la tesis. Para justificar el precio actual, la WACC tendría que ser 285 pb menor (Figura 33).</w:t>
+            </w:r>
+          </w:p>
+          <w:p>
+            <w:pPr>
+              <w:spacing w:after="60" w:before="0" w:line="228" w:lineRule="auto"/>
+              <w:jc w:val="both"/>
+            </w:pPr>
+            <w:r>
+              <w:rPr>
+                <w:rFonts w:ascii="Arial" w:cs="Arial" w:eastAsia="Arial" w:hAnsi="Arial"/>
+                <w:b/>
+                <w:bCs/>
+                <w:color w:val="14284B"/>
+                <w:sz w:val="16"/>
+                <w:szCs w:val="16"/>
+              </w:rPr>
+              <w:t xml:space="preserve">Qué descuenta el precio. </w:t>
+            </w:r>
+            <w:r>
+              <w:rPr>
+                <w:rFonts w:ascii="Arial" w:cs="Arial" w:eastAsia="Arial" w:hAnsi="Arial"/>
+                <w:color w:val="1A1A1A"/>
+                <w:sz w:val="16"/>
+                <w:szCs w:val="16"/>
+              </w:rPr>
+              <w:t xml:space="preserve">A CLP 3.555 el EV implícito (CLP 9,12 billones) es 69% mayor que el nuestro. Justificarlo exigiría flujos 69% mayores para siempre o una WACC de ~4,4% real, apenas 80 pb sobre el Kd real de la compañía (3,6%): casi sin prima para el patrimonio. Y como el RONIC es menor que la WACC, más crecimiento agranda la brecha.</w:t>
+            </w:r>
+          </w:p>
+          <w:p>
+            <w:pPr>
+              <w:spacing w:after="60" w:before="0" w:line="228" w:lineRule="auto"/>
+              <w:jc w:val="both"/>
+            </w:pPr>
+            <w:r>
+              <w:rPr>
+                <w:rFonts w:ascii="Arial" w:cs="Arial" w:eastAsia="Arial" w:hAnsi="Arial"/>
+                <w:b/>
+                <w:bCs/>
+                <w:color w:val="14284B"/>
+                <w:sz w:val="16"/>
+                <w:szCs w:val="16"/>
+              </w:rPr>
+              <w:t xml:space="preserve">Valor libro y tasadores. </w:t>
+            </w:r>
+            <w:r>
+              <w:rPr>
+                <w:rFonts w:ascii="Arial" w:cs="Arial" w:eastAsia="Arial" w:hAnsi="Arial"/>
+                <w:color w:val="1A1A1A"/>
+                <w:sz w:val="16"/>
+                <w:szCs w:val="16"/>
+              </w:rPr>
+              <w:t xml:space="preserve">El patrimonio contable (CLP 2.201 por acción) ya registra las propiedades a valor razonable, tasadas a ~5,55% real (Nota 11). El mercado paga 1,61x ese valor, más que los tasadores (aun con el efecto de los impuestos diferidos); nuestro precio objetivo implica 0,94x. Incluso con la tasa de los tasadores, el DCF sería CLP 2.660, 25% bajo el precio.</w:t>
+            </w:r>
+          </w:p>
+        </w:tc>
+        <w:tc>
+          <w:tcPr>
+            <w:tcW w:type="dxa" w:w="216"/>
+            <w:tcBorders>
+              <w:top w:val="none" w:color="FFFFFF" w:sz="0"/>
+              <w:left w:val="none" w:color="FFFFFF" w:sz="0"/>
+              <w:bottom w:val="none" w:color="FFFFFF" w:sz="0"/>
+              <w:right w:val="none" w:color="FFFFFF" w:sz="0"/>
+            </w:tcBorders>
+            <w:tcMar>
+              <w:top w:type="dxa" w:w="0"/>
+              <w:left w:type="dxa" w:w="0"/>
+              <w:bottom w:type="dxa" w:w="0"/>
+              <w:right w:type="dxa" w:w="0"/>
+            </w:tcMar>
+            <w:vAlign w:val="top"/>
+          </w:tcPr>
+          <w:p/>
+        </w:tc>
+        <w:tc>
+          <w:tcPr>
+            <w:tcW w:type="dxa" w:w="3550"/>
+            <w:tcBorders>
+              <w:top w:val="none" w:color="FFFFFF" w:sz="0"/>
+              <w:left w:val="none" w:color="FFFFFF" w:sz="0"/>
+              <w:bottom w:val="none" w:color="FFFFFF" w:sz="0"/>
+              <w:right w:val="none" w:color="FFFFFF" w:sz="0"/>
+            </w:tcBorders>
+            <w:tcMar>
+              <w:top w:type="dxa" w:w="0"/>
+              <w:left w:type="dxa" w:w="0"/>
+              <w:bottom w:type="dxa" w:w="0"/>
+              <w:right w:type="dxa" w:w="0"/>
+            </w:tcMar>
+            <w:vAlign w:val="top"/>
+          </w:tcPr>
+          <w:p>
+            <w:pPr>
+              <w:spacing w:after="30" w:before="20" w:line="228" w:lineRule="auto"/>
             </w:pPr>
             <w:r>
               <w:rPr>
@@ -708,7 +828,7 @@
                 <w:sz w:val="16"/>
                 <w:szCs w:val="16"/>
               </w:rPr>
-              <w:t xml:space="preserve">El set es el mismo de la beta: Parque Arauco y Cencosud Shopping (Chile), Allos, Multiplan e Iguatemi (Brasil) e IRSA (Argentina, con cautela por NIC 29 y un solo analista en el NTM). Excluimos Fibra Danhos, que como FIBRA distribuye el 95% de su resultado fiscal (Anexo [E]). Brasil transa a múltiplos más bajos por sus tasas y primas de riesgo (mediana de 9,0x EV/EBITDA frente a 15,7x en Chile; Figura 32). Como el 71,8% de los ingresos viene de Chile, el múltiplo pondera 70% la mediana chilena y 30% la del set (11,1x): 14,4x.</w:t>
+              <w:t xml:space="preserve">El set es el mismo de la beta: Parque Arauco y Cencosud Shopping (Chile), Allos, Multiplan e Iguatemi (Brasil) e IRSA (Argentina, con cautela por NIC 29 y un solo analista en el NTM). Excluimos Fibra Danhos, que como FIBRA distribuye el 95% de su resultado fiscal (Anexo [E]). Brasil transa a múltiplos más bajos por sus tasas y primas de riesgo (mediana de 9,0x EV/EBITDA frente a 15,7x en Chile; Figura 30). Como el 71,8% de los ingresos viene de Chile, el múltiplo pondera 70% la mediana chilena y 30% la del set (11,1x): 14,4x.</w:t>
             </w:r>
           </w:p>
           <w:p>
@@ -723,7 +843,7 @@
                 <w:sz w:val="16"/>
                 <w:szCs w:val="16"/>
               </w:rPr>
-              <w:t xml:space="preserve">Usamos EV/EBITDA porque es neutral al apalancamiento y a la revalorización (NIC 40). A 14,4x, el valor es CLP 2.951 por acción. Mallplaza transa a 16,8x LTM: 7% sobre la mediana chilena, bajo Parque Arauco (18,4x) y 17% sobre el múltiplo ponderado (Figura 33). Excluimos el P/E (CLP 8.644, distorsionado por la revalorización). Los múltiplos usan la deuda neta de Bloomberg (CLP 1.311.569 MM), igual que los pares; el DCF, la DFN de la compañía (CLP 1.285.740 MM).</w:t>
+              <w:t xml:space="preserve">Usamos EV/EBITDA porque es neutral al apalancamiento y a la revalorización (NIC 40). A 14,4x, el valor es CLP 2.951 por acción. Mallplaza transa a 16,8x LTM: 7% sobre la mediana chilena, bajo Parque Arauco (18,4x) y 17% sobre el múltiplo ponderado (Figura 31). Excluimos el P/E (CLP 8.644, distorsionado por la revalorización). Los múltiplos usan la deuda neta de Bloomberg (CLP 1.311.569 MM), igual que los pares; el DCF, la DFN de la compañía (CLP 1.285.740 MM).</w:t>
             </w:r>
           </w:p>
           <w:p>
@@ -778,6 +898,225 @@
               <w:t xml:space="preserve">El consenso de 13 analistas proyecta un EBITDA NTM de CLP 617.130 MM, ~3% sobre nuestro forecast para el mismo período (~CLP 598.850 MM). Nuestros flujos no son más pesimistas que los del mercado: la diferencia de valor viene de la tasa de descuento que el precio implica.</w:t>
             </w:r>
           </w:p>
+        </w:tc>
+        <w:tc>
+          <w:tcPr>
+            <w:tcW w:type="dxa" w:w="216"/>
+            <w:tcBorders>
+              <w:top w:val="none" w:color="FFFFFF" w:sz="0"/>
+              <w:left w:val="none" w:color="FFFFFF" w:sz="0"/>
+              <w:bottom w:val="none" w:color="FFFFFF" w:sz="0"/>
+              <w:right w:val="none" w:color="FFFFFF" w:sz="0"/>
+            </w:tcBorders>
+            <w:tcMar>
+              <w:top w:type="dxa" w:w="0"/>
+              <w:left w:type="dxa" w:w="0"/>
+              <w:bottom w:type="dxa" w:w="0"/>
+              <w:right w:type="dxa" w:w="0"/>
+            </w:tcMar>
+            <w:vAlign w:val="top"/>
+          </w:tcPr>
+          <w:p/>
+        </w:tc>
+        <w:tc>
+          <w:tcPr>
+            <w:tcW w:type="dxa" w:w="3550"/>
+            <w:tcBorders>
+              <w:top w:val="none" w:color="FFFFFF" w:sz="0"/>
+              <w:left w:val="none" w:color="FFFFFF" w:sz="0"/>
+              <w:bottom w:val="none" w:color="FFFFFF" w:sz="0"/>
+              <w:right w:val="none" w:color="FFFFFF" w:sz="0"/>
+            </w:tcBorders>
+            <w:tcMar>
+              <w:top w:type="dxa" w:w="0"/>
+              <w:left w:type="dxa" w:w="0"/>
+              <w:bottom w:type="dxa" w:w="0"/>
+              <w:right w:type="dxa" w:w="0"/>
+            </w:tcMar>
+            <w:vAlign w:val="top"/>
+          </w:tcPr>
+          <w:p>
+            <w:pPr>
+              <w:spacing w:after="30" w:before="20" w:line="228" w:lineRule="auto"/>
+            </w:pPr>
+            <w:r>
+              <w:rPr>
+                <w:rFonts w:ascii="Arial" w:cs="Arial" w:eastAsia="Arial" w:hAnsi="Arial"/>
+                <w:b/>
+                <w:bCs/>
+                <w:color w:val="14284B"/>
+                <w:sz w:val="14"/>
+                <w:szCs w:val="14"/>
+              </w:rPr>
+              <w:t xml:space="preserve">Figura 30: </w:t>
+            </w:r>
+            <w:r>
+              <w:rPr>
+                <w:rFonts w:ascii="Arial" w:cs="Arial" w:eastAsia="Arial" w:hAnsi="Arial"/>
+                <w:color w:val="14284B"/>
+                <w:sz w:val="14"/>
+                <w:szCs w:val="14"/>
+              </w:rPr>
+              <w:t xml:space="preserve">Múltiplos de los pares vs tasa local</w:t>
+            </w:r>
+          </w:p>
+          <w:tbl>
+            <w:tblPr>
+              <w:tblW w:type="dxa" w:w="3550"/>
+              <w:tblBorders>
+                <w:top w:val="single" w:color="auto" w:sz="4"/>
+                <w:left w:val="single" w:color="auto" w:sz="4"/>
+                <w:bottom w:val="single" w:color="auto" w:sz="4"/>
+                <w:right w:val="single" w:color="auto" w:sz="4"/>
+                <w:insideH w:val="single" w:color="auto" w:sz="4"/>
+                <w:insideV w:val="single" w:color="auto" w:sz="4"/>
+              </w:tblBorders>
+            </w:tblPr>
+            <w:tblGrid>
+              <w:gridCol w:w="3550"/>
+            </w:tblGrid>
+            <w:tr>
+              <w:trPr>
+                <w:trHeight w:val="1700" w:hRule="atLeast"/>
+              </w:trPr>
+              <w:tc>
+                <w:tcPr>
+                  <w:tcW w:type="dxa" w:w="3550"/>
+                  <w:tcBorders>
+                    <w:top w:val="dashed" w:color="9AA3B5" w:sz="6"/>
+                    <w:left w:val="dashed" w:color="9AA3B5" w:sz="6"/>
+                    <w:bottom w:val="dashed" w:color="9AA3B5" w:sz="6"/>
+                    <w:right w:val="dashed" w:color="9AA3B5" w:sz="6"/>
+                  </w:tcBorders>
+                  <w:shd w:fill="F7F8FB" w:color="auto" w:val="clear"/>
+                  <w:vAlign w:val="center"/>
+                </w:tcPr>
+                <w:p>
+                  <w:pPr>
+                    <w:jc w:val="center"/>
+                  </w:pPr>
+                  <w:r>
+                    <w:rPr>
+                      <w:rFonts w:ascii="Arial" w:cs="Arial" w:eastAsia="Arial" w:hAnsi="Arial"/>
+                      <w:i/>
+                      <w:iCs/>
+                      <w:color w:val="5F5F5F"/>
+                      <w:sz w:val="14"/>
+                      <w:szCs w:val="14"/>
+                    </w:rPr>
+                    <w:t xml:space="preserve">Gráfico pendiente (falta la NTN-B de Brasil, Bloomberg).</w:t>
+                  </w:r>
+                </w:p>
+              </w:tc>
+            </w:tr>
+          </w:tbl>
+          <w:p>
+            <w:pPr>
+              <w:spacing w:after="30" w:before="90" w:line="228" w:lineRule="auto"/>
+            </w:pPr>
+            <w:r>
+              <w:rPr>
+                <w:rFonts w:ascii="Arial" w:cs="Arial" w:eastAsia="Arial" w:hAnsi="Arial"/>
+                <w:b/>
+                <w:bCs/>
+                <w:color w:val="14284B"/>
+                <w:sz w:val="14"/>
+                <w:szCs w:val="14"/>
+              </w:rPr>
+              <w:t xml:space="preserve">Figura 31: </w:t>
+            </w:r>
+            <w:r>
+              <w:rPr>
+                <w:rFonts w:ascii="Arial" w:cs="Arial" w:eastAsia="Arial" w:hAnsi="Arial"/>
+                <w:color w:val="14284B"/>
+                <w:sz w:val="14"/>
+                <w:szCs w:val="14"/>
+              </w:rPr>
+              <w:t xml:space="preserve">Valor implícito por múltiplo de cada par vs DCF y precio (CLP por acción)</w:t>
+            </w:r>
+          </w:p>
+          <w:p>
+            <w:pPr>
+              <w:spacing w:after="20" w:before="0" w:line="240" w:lineRule="auto"/>
+            </w:pPr>
+            <w:r>
+              <w:drawing>
+                <wp:inline distT="0" distB="0" distL="0" distR="0">
+                  <wp:extent cx="2257425" cy="1962150"/>
+                  <wp:effectExtent t="0" r="0" b="0" l="0"/>
+                  <wp:docPr id="1" name="" descr="" title=""/>
+                  <wp:cNvGraphicFramePr>
+                    <a:graphicFrameLocks xmlns:a="http://schemas.openxmlformats.org/drawingml/2006/main" noChangeAspect="1"/>
+                  </wp:cNvGraphicFramePr>
+                  <a:graphic xmlns:a="http://schemas.openxmlformats.org/drawingml/2006/main">
+                    <a:graphicData uri="http://schemas.openxmlformats.org/drawingml/2006/picture">
+                      <pic:pic xmlns:pic="http://schemas.openxmlformats.org/drawingml/2006/picture">
+                        <pic:nvPicPr>
+                          <pic:cNvPr id="0" name="" descr=""/>
+                          <pic:cNvPicPr>
+                            <a:picLocks noChangeAspect="1" noChangeArrowheads="1"/>
+                          </pic:cNvPicPr>
+                        </pic:nvPicPr>
+                        <pic:blipFill>
+                          <a:blip r:embed="rId14" cstate="none"/>
+                          <a:srcRect/>
+                          <a:stretch>
+                            <a:fillRect/>
+                          </a:stretch>
+                        </pic:blipFill>
+                        <pic:spPr bwMode="auto">
+                          <a:xfrm>
+                            <a:off x="0" y="0"/>
+                            <a:ext cx="2257425" cy="1962150"/>
+                          </a:xfrm>
+                          <a:prstGeom prst="rect">
+                            <a:avLst/>
+                          </a:prstGeom>
+                        </pic:spPr>
+                      </pic:pic>
+                    </a:graphicData>
+                  </a:graphic>
+                </wp:inline>
+              </w:drawing>
+            </w:r>
+          </w:p>
+          <w:p>
+            <w:pPr>
+              <w:spacing w:after="0" w:before="10" w:line="216" w:lineRule="auto"/>
+            </w:pPr>
+            <w:r>
+              <w:rPr>
+                <w:rFonts w:ascii="Arial" w:cs="Arial" w:eastAsia="Arial" w:hAnsi="Arial"/>
+                <w:color w:val="5F5F5F"/>
+                <w:sz w:val="11"/>
+                <w:szCs w:val="11"/>
+              </w:rPr>
+              <w:t xml:space="preserve">Precio objetivo = 80% DCF + 20% EV/EBITDA LTM. P/E excluido (incluye revalorización). Fuente: Bloomberg (30-09-26); análisis del equipo.</w:t>
+            </w:r>
+          </w:p>
+        </w:tc>
+      </w:tr>
+      <w:tr>
+        <w:trPr>
+          <w:cantSplit/>
+        </w:trPr>
+        <w:tc>
+          <w:tcPr>
+            <w:tcW w:type="dxa" w:w="6900"/>
+            <w:tcBorders>
+              <w:top w:val="none" w:color="FFFFFF" w:sz="0"/>
+              <w:left w:val="none" w:color="FFFFFF" w:sz="0"/>
+              <w:bottom w:val="none" w:color="FFFFFF" w:sz="0"/>
+              <w:right w:val="none" w:color="FFFFFF" w:sz="0"/>
+            </w:tcBorders>
+            <w:tcMar>
+              <w:top w:type="dxa" w:w="0"/>
+              <w:left w:type="dxa" w:w="0"/>
+              <w:bottom w:type="dxa" w:w="0"/>
+              <w:right w:type="dxa" w:w="0"/>
+            </w:tcMar>
+            <w:vAlign w:val="top"/>
+          </w:tcPr>
           <w:p>
             <w:pPr>
               <w:pBdr>
@@ -820,7 +1159,7 @@
                 <w:sz w:val="16"/>
                 <w:szCs w:val="16"/>
               </w:rPr>
-              <w:t xml:space="preserve">Con la WACC ±100 pb y g entre 2,5% y 4,0%, el DCF va de CLP 1.379 a 2.329 (Figura 25; Anexo [F]), y el peor caso operacional histórico le resta 10,0% (Figura 24). Todos los múltiplos quedan bajo el precio: EV/EBITDA LTM CLP 2.951 (−17%), NTM CLP 2.914 (−18%), EV/EBIT CLP 3.098 (−13%), P/BV CLP 3.171 (−11%) y la mediana chilena sola CLP 3.294 (−7%) (Figura 27).</w:t>
+              <w:t xml:space="preserve">Con la WACC ±100 pb y g entre 2,5% y 4,0%, el DCF va de CLP 1.379 a 2.329 (Figura 25; Anexo [F]), y el peor caso operacional histórico le resta 10,0% (Figura 24); justificar el precio exigiría una WACC 285 pb menor (Figura 33). Todos los múltiplos quedan bajo el precio: EV/EBITDA LTM CLP 2.951 (−17%), NTM CLP 2.914 (−18%), EV/EBIT CLP 3.098 (−13%), P/BV CLP 3.171 (−11%) y la mediana chilena sola CLP 3.294 (−7%) (Figura 27).</w:t>
             </w:r>
           </w:p>
           <w:p>
@@ -1852,7 +2191,7 @@
                 <w:sz w:val="16"/>
                 <w:szCs w:val="16"/>
               </w:rPr>
-              <w:t xml:space="preserve">Con un dividendo esperado de ~CLP 69 por acción (rendimiento de 2,0%), el retorno total esperado es −39,7%. El precio objetivo implica 10,8x EV/EBITDA LTM, un cap rate de 9,3% y 0,94x el valor libro, frente a 16,7x, 6,0% y 1,61x del precio actual.</w:t>
+              <w:t xml:space="preserve">Con un dividendo esperado de ~CLP 69 por acción (rendimiento de 2,0%), el retorno total esperado es −39,7%. El precio objetivo implica 10,8x EV/EBITDA LTM, un cap rate de 9,3% y 0,94x el valor libro, frente a 16,7x, 6,0% y 1,61x del precio actual (Figura 32).</w:t>
             </w:r>
           </w:p>
           <w:p>
@@ -1957,7 +2296,7 @@
                 <w:sz w:val="14"/>
                 <w:szCs w:val="14"/>
               </w:rPr>
-              <w:t xml:space="preserve">Figura 30: </w:t>
+              <w:t xml:space="preserve">Figura 32: </w:t>
             </w:r>
             <w:r>
               <w:rPr>
@@ -1977,90 +2316,6 @@
               <w:drawing>
                 <wp:inline distT="0" distB="0" distL="0" distR="0">
                   <wp:extent cx="2257425" cy="1600200"/>
-                  <wp:effectExtent t="0" r="0" b="0" l="0"/>
-                  <wp:docPr id="1" name="" descr="" title=""/>
-                  <wp:cNvGraphicFramePr>
-                    <a:graphicFrameLocks xmlns:a="http://schemas.openxmlformats.org/drawingml/2006/main" noChangeAspect="1"/>
-                  </wp:cNvGraphicFramePr>
-                  <a:graphic xmlns:a="http://schemas.openxmlformats.org/drawingml/2006/main">
-                    <a:graphicData uri="http://schemas.openxmlformats.org/drawingml/2006/picture">
-                      <pic:pic xmlns:pic="http://schemas.openxmlformats.org/drawingml/2006/picture">
-                        <pic:nvPicPr>
-                          <pic:cNvPr id="0" name="" descr=""/>
-                          <pic:cNvPicPr>
-                            <a:picLocks noChangeAspect="1" noChangeArrowheads="1"/>
-                          </pic:cNvPicPr>
-                        </pic:nvPicPr>
-                        <pic:blipFill>
-                          <a:blip r:embed="rId14" cstate="none"/>
-                          <a:srcRect/>
-                          <a:stretch>
-                            <a:fillRect/>
-                          </a:stretch>
-                        </pic:blipFill>
-                        <pic:spPr bwMode="auto">
-                          <a:xfrm>
-                            <a:off x="0" y="0"/>
-                            <a:ext cx="2257425" cy="1600200"/>
-                          </a:xfrm>
-                          <a:prstGeom prst="rect">
-                            <a:avLst/>
-                          </a:prstGeom>
-                        </pic:spPr>
-                      </pic:pic>
-                    </a:graphicData>
-                  </a:graphic>
-                </wp:inline>
-              </w:drawing>
-            </w:r>
-          </w:p>
-          <w:p>
-            <w:pPr>
-              <w:spacing w:after="0" w:before="10" w:line="216" w:lineRule="auto"/>
-            </w:pPr>
-            <w:r>
-              <w:rPr>
-                <w:rFonts w:ascii="Arial" w:cs="Arial" w:eastAsia="Arial" w:hAnsi="Arial"/>
-                <w:color w:val="5F5F5F"/>
-                <w:sz w:val="11"/>
-                <w:szCs w:val="11"/>
-              </w:rPr>
-              <w:t xml:space="preserve">Gran Plaza: hecho posterior, no entra al modelo. Fuente: Mallplaza; Bloomberg; DF; análisis del equipo.</w:t>
-            </w:r>
-          </w:p>
-          <w:p>
-            <w:pPr>
-              <w:spacing w:after="30" w:before="90" w:line="228" w:lineRule="auto"/>
-            </w:pPr>
-            <w:r>
-              <w:rPr>
-                <w:rFonts w:ascii="Arial" w:cs="Arial" w:eastAsia="Arial" w:hAnsi="Arial"/>
-                <w:b/>
-                <w:bCs/>
-                <w:color w:val="14284B"/>
-                <w:sz w:val="14"/>
-                <w:szCs w:val="14"/>
-              </w:rPr>
-              <w:t xml:space="preserve">Figura 31: </w:t>
-            </w:r>
-            <w:r>
-              <w:rPr>
-                <w:rFonts w:ascii="Arial" w:cs="Arial" w:eastAsia="Arial" w:hAnsi="Arial"/>
-                <w:color w:val="14284B"/>
-                <w:sz w:val="14"/>
-                <w:szCs w:val="14"/>
-              </w:rPr>
-              <w:t xml:space="preserve">El precio exige una WACC 285 pb menor</w:t>
-            </w:r>
-          </w:p>
-          <w:p>
-            <w:pPr>
-              <w:spacing w:after="20" w:before="0" w:line="240" w:lineRule="auto"/>
-            </w:pPr>
-            <w:r>
-              <w:drawing>
-                <wp:inline distT="0" distB="0" distL="0" distR="0">
-                  <wp:extent cx="2257425" cy="1781175"/>
                   <wp:effectExtent t="0" r="0" b="0" l="0"/>
                   <wp:docPr id="1" name="" descr="" title=""/>
                   <wp:cNvGraphicFramePr>
@@ -2085,7 +2340,7 @@
                         <pic:spPr bwMode="auto">
                           <a:xfrm>
                             <a:off x="0" y="0"/>
-                            <a:ext cx="2257425" cy="1781175"/>
+                            <a:ext cx="2257425" cy="1600200"/>
                           </a:xfrm>
                           <a:prstGeom prst="rect">
                             <a:avLst/>
@@ -2109,7 +2364,7 @@
                 <w:sz w:val="11"/>
                 <w:szCs w:val="11"/>
               </w:rPr>
-              <w:t xml:space="preserve">Fuente: análisis del equipo.</w:t>
+              <w:t xml:space="preserve">Gran Plaza: hecho posterior, no entra al modelo. Fuente: Mallplaza; Bloomberg; DF; análisis del equipo.</w:t>
             </w:r>
           </w:p>
           <w:p>
@@ -2125,7 +2380,7 @@
                 <w:sz w:val="14"/>
                 <w:szCs w:val="14"/>
               </w:rPr>
-              <w:t xml:space="preserve">Figura 32: </w:t>
+              <w:t xml:space="preserve">Figura 33: </w:t>
             </w:r>
             <w:r>
               <w:rPr>
@@ -2134,82 +2389,7 @@
                 <w:sz w:val="14"/>
                 <w:szCs w:val="14"/>
               </w:rPr>
-              <w:t xml:space="preserve">Múltiplos de los pares vs tasa local</w:t>
-            </w:r>
-          </w:p>
-          <w:tbl>
-            <w:tblPr>
-              <w:tblW w:type="dxa" w:w="3550"/>
-              <w:tblBorders>
-                <w:top w:val="single" w:color="auto" w:sz="4"/>
-                <w:left w:val="single" w:color="auto" w:sz="4"/>
-                <w:bottom w:val="single" w:color="auto" w:sz="4"/>
-                <w:right w:val="single" w:color="auto" w:sz="4"/>
-                <w:insideH w:val="single" w:color="auto" w:sz="4"/>
-                <w:insideV w:val="single" w:color="auto" w:sz="4"/>
-              </w:tblBorders>
-            </w:tblPr>
-            <w:tblGrid>
-              <w:gridCol w:w="3550"/>
-            </w:tblGrid>
-            <w:tr>
-              <w:trPr>
-                <w:trHeight w:val="1700" w:hRule="atLeast"/>
-              </w:trPr>
-              <w:tc>
-                <w:tcPr>
-                  <w:tcW w:type="dxa" w:w="3550"/>
-                  <w:tcBorders>
-                    <w:top w:val="dashed" w:color="9AA3B5" w:sz="6"/>
-                    <w:left w:val="dashed" w:color="9AA3B5" w:sz="6"/>
-                    <w:bottom w:val="dashed" w:color="9AA3B5" w:sz="6"/>
-                    <w:right w:val="dashed" w:color="9AA3B5" w:sz="6"/>
-                  </w:tcBorders>
-                  <w:shd w:fill="F7F8FB" w:color="auto" w:val="clear"/>
-                  <w:vAlign w:val="center"/>
-                </w:tcPr>
-                <w:p>
-                  <w:pPr>
-                    <w:jc w:val="center"/>
-                  </w:pPr>
-                  <w:r>
-                    <w:rPr>
-                      <w:rFonts w:ascii="Arial" w:cs="Arial" w:eastAsia="Arial" w:hAnsi="Arial"/>
-                      <w:i/>
-                      <w:iCs/>
-                      <w:color w:val="5F5F5F"/>
-                      <w:sz w:val="14"/>
-                      <w:szCs w:val="14"/>
-                    </w:rPr>
-                    <w:t xml:space="preserve">Gráfico pendiente (falta la NTN-B de Brasil, Bloomberg).</w:t>
-                  </w:r>
-                </w:p>
-              </w:tc>
-            </w:tr>
-          </w:tbl>
-          <w:p>
-            <w:pPr>
-              <w:spacing w:after="30" w:before="90" w:line="228" w:lineRule="auto"/>
-            </w:pPr>
-            <w:r>
-              <w:rPr>
-                <w:rFonts w:ascii="Arial" w:cs="Arial" w:eastAsia="Arial" w:hAnsi="Arial"/>
-                <w:b/>
-                <w:bCs/>
-                <w:color w:val="14284B"/>
-                <w:sz w:val="14"/>
-                <w:szCs w:val="14"/>
-              </w:rPr>
-              <w:t xml:space="preserve">Figura 33: </w:t>
-            </w:r>
-            <w:r>
-              <w:rPr>
-                <w:rFonts w:ascii="Arial" w:cs="Arial" w:eastAsia="Arial" w:hAnsi="Arial"/>
-                <w:color w:val="14284B"/>
-                <w:sz w:val="14"/>
-                <w:szCs w:val="14"/>
-              </w:rPr>
-              <w:t xml:space="preserve">Valor implícito por múltiplo de cada par vs DCF y precio (CLP por acción)</w:t>
+              <w:t xml:space="preserve">El precio exige una WACC 285 pb menor</w:t>
             </w:r>
           </w:p>
           <w:p>
@@ -2219,7 +2399,7 @@
             <w:r>
               <w:drawing>
                 <wp:inline distT="0" distB="0" distL="0" distR="0">
-                  <wp:extent cx="2257425" cy="1962150"/>
+                  <wp:extent cx="2257425" cy="1781175"/>
                   <wp:effectExtent t="0" r="0" b="0" l="0"/>
                   <wp:docPr id="1" name="" descr="" title=""/>
                   <wp:cNvGraphicFramePr>
@@ -2244,7 +2424,7 @@
                         <pic:spPr bwMode="auto">
                           <a:xfrm>
                             <a:off x="0" y="0"/>
-                            <a:ext cx="2257425" cy="1962150"/>
+                            <a:ext cx="2257425" cy="1781175"/>
                           </a:xfrm>
                           <a:prstGeom prst="rect">
                             <a:avLst/>
@@ -2268,7 +2448,7 @@
                 <w:sz w:val="11"/>
                 <w:szCs w:val="11"/>
               </w:rPr>
-              <w:t xml:space="preserve">Precio objetivo = 80% DCF + 20% EV/EBITDA LTM. P/E excluido (incluye revalorización). Fuente: Bloomberg (30-09-26); análisis del equipo.</w:t>
+              <w:t xml:space="preserve">Fuente: análisis del equipo.</w:t>
             </w:r>
           </w:p>
         </w:tc>

--- a/informe/Mallplaza_Valuacion_ES.docx
+++ b/informe/Mallplaza_Valuacion_ES.docx
@@ -34,7 +34,7 @@
           <w:sz w:val="16"/>
           <w:szCs w:val="16"/>
         </w:rPr>
-        <w:t xml:space="preserve">Recomendamos VENDER Mallplaza con un precio objetivo de CLP 2.076 por acción (80% DCF y 20% múltiplos), 41,6% bajo el cierre de CLP 3.555 del 30-sep-26. Ningún método justifica el precio actual (Figura 27).</w:t>
+        <w:t xml:space="preserve">Recomendamos VENDER Mallplaza con un precio objetivo de CLP 2.076 por acción, 41,6% bajo el cierre de CLP 3.555 del 30-sep-26 (−39,7% de retorno total con dividendos). Nuestro precio objetivo queda incluso bajo el mínimo de las últimas 52 semanas (CLP 2.470).</w:t>
       </w:r>
     </w:p>
     <w:tbl>
@@ -91,7 +91,7 @@
                 <w:sz w:val="16"/>
                 <w:szCs w:val="16"/>
               </w:rPr>
-              <w:t xml:space="preserve">SÍNTESIS Y PONDERACIÓN</w:t>
+              <w:t xml:space="preserve">UN PRECIO QUE NINGÚN MÉTODO ALCANZA</w:t>
             </w:r>
           </w:p>
           <w:p>
@@ -106,67 +106,7 @@
                 <w:sz w:val="16"/>
                 <w:szCs w:val="16"/>
               </w:rPr>
-              <w:t xml:space="preserve">Asignamos 80% al DCF porque los flujos de Mallplaza son muy predecibles: el 81,4% de los ingresos UDM son arriendos y el 93% de ellos es renta fija. Los múltiplos (20%) contrastan el modelo con lo que paga hoy el mercado; limitamos su peso porque en Chile solo hay dos pares directos (Parque Arauco y Cencosud Shopping) y porque no capturan la expansión de GLA ni la trayectoria de deuda de Mallplaza, que sí están en el DCF.</w:t>
-            </w:r>
-          </w:p>
-          <w:p>
-            <w:pPr>
-              <w:pBdr>
-                <w:bottom w:val="single" w:color="E9004B" w:sz="8" w:space="1"/>
-              </w:pBdr>
-              <w:spacing w:after="50" w:before="90"/>
-            </w:pPr>
-            <w:r>
-              <w:rPr>
-                <w:rFonts w:ascii="Arial" w:cs="Arial" w:eastAsia="Arial" w:hAnsi="Arial"/>
-                <w:b/>
-                <w:bCs/>
-                <w:color w:val="14284B"/>
-                <w:sz w:val="16"/>
-                <w:szCs w:val="16"/>
-              </w:rPr>
-              <w:t xml:space="preserve">DCF: ESTRUCTURA Y TASA DE DESCUENTO</w:t>
-            </w:r>
-          </w:p>
-          <w:p>
-            <w:pPr>
-              <w:spacing w:after="60" w:before="0" w:line="228" w:lineRule="auto"/>
-              <w:jc w:val="both"/>
-            </w:pPr>
-            <w:r>
-              <w:rPr>
-                <w:rFonts w:ascii="Arial" w:cs="Arial" w:eastAsia="Arial" w:hAnsi="Arial"/>
-                <w:color w:val="1A1A1A"/>
-                <w:sz w:val="16"/>
-                <w:szCs w:val="16"/>
-              </w:rPr>
-              <w:t xml:space="preserve">Valoramos el FCFF en dos etapas, en CLP nominales, al 30-jun-26 y con convención de mitad de período. La etapa explícita (2S26E–2031E) incluye el capex y la maduración de los proyectos que abren hasta 2032 (108.301 m² de GLA madura en el año terminal). Desde 2032, una perpetuidad de Gordon explica el 76% del EV, sin GLA neta nueva y con capex solo de mantención (Anexo [B]).</w:t>
-            </w:r>
-          </w:p>
-          <w:p>
-            <w:pPr>
-              <w:spacing w:after="60" w:before="0" w:line="228" w:lineRule="auto"/>
-              <w:jc w:val="both"/>
-            </w:pPr>
-            <w:r>
-              <w:rPr>
-                <w:rFonts w:ascii="Arial" w:cs="Arial" w:eastAsia="Arial" w:hAnsi="Arial"/>
-                <w:b/>
-                <w:bCs/>
-                <w:color w:val="14284B"/>
-                <w:sz w:val="16"/>
-                <w:szCs w:val="16"/>
-              </w:rPr>
-              <w:t xml:space="preserve">Descomposición del valor. </w:t>
-            </w:r>
-            <w:r>
-              <w:rPr>
-                <w:rFonts w:ascii="Arial" w:cs="Arial" w:eastAsia="Arial" w:hAnsi="Arial"/>
-                <w:color w:val="1A1A1A"/>
-                <w:sz w:val="16"/>
-                <w:szCs w:val="16"/>
-              </w:rPr>
-              <w:t xml:space="preserve">Los CLP 1.857 por acción son CLP 583 de flujos explícitos más CLP 1.884 de valor terminal, menos CLP 587 de DFN y CLP 23 de minoritarios: el resultado depende sobre todo de la WACC terminal y de g.</w:t>
+              <w:t xml:space="preserve">En doce meses la acción subió de CLP 2.470 a 4.700 y hoy cotiza en CLP 3.555. Ninguno de nuestros métodos llega a ese precio: el DCF va de CLP 1.379 a 2.329 aun moviendo la WACC ±100 pb y g entre 2,5% y 4,0%, y los múltiplos más favorables tampoco lo alcanzan (Figura 27). Damos 80% del peso al DCF porque Mallplaza es, en el fondo, un cobrador de arriendos: el 81,4% de sus ingresos son arriendos y el 93% de ellos es renta fija. El 20% en múltiplos contrasta el modelo con lo que el mercado paga hoy, pero con cautela: en Chile hay solo dos pares directos y ninguno captura el plan de expansión ni la trayectoria de deuda de la compañía.</w:t>
             </w:r>
           </w:p>
         </w:tc>
@@ -238,7 +178,7 @@
             <w:r>
               <w:drawing>
                 <wp:inline distT="0" distB="0" distL="0" distR="0">
-                  <wp:extent cx="2257425" cy="1695450"/>
+                  <wp:extent cx="2257425" cy="1828800"/>
                   <wp:effectExtent t="0" r="0" b="0" l="0"/>
                   <wp:docPr id="1" name="" descr="" title=""/>
                   <wp:cNvGraphicFramePr>
@@ -263,7 +203,7 @@
                         <pic:spPr bwMode="auto">
                           <a:xfrm>
                             <a:off x="0" y="0"/>
-                            <a:ext cx="2257425" cy="1695450"/>
+                            <a:ext cx="2257425" cy="1828800"/>
                           </a:xfrm>
                           <a:prstGeom prst="rect">
                             <a:avLst/>
@@ -287,7 +227,7 @@
                 <w:sz w:val="11"/>
                 <w:szCs w:val="11"/>
               </w:rPr>
-              <w:t xml:space="preserve">Rango 52 semanas pendiente (Bloomberg). Fuente: análisis del equipo; Bloomberg.</w:t>
+              <w:t xml:space="preserve">Rango de 52 semanas intradía (01-10-25 a 30-09-26; mínimo 10-10-25, máximo 27-04-26). Fuente: análisis del equipo; Bloomberg.</w:t>
             </w:r>
           </w:p>
         </w:tc>
@@ -315,8 +255,10 @@
           </w:tcPr>
           <w:p>
             <w:pPr>
-              <w:spacing w:after="60" w:before="0" w:line="228" w:lineRule="auto"/>
-              <w:jc w:val="both"/>
+              <w:pBdr>
+                <w:bottom w:val="single" w:color="E9004B" w:sz="8" w:space="1"/>
+              </w:pBdr>
+              <w:spacing w:after="50" w:before="90"/>
             </w:pPr>
             <w:r>
               <w:rPr>
@@ -327,8 +269,14 @@
                 <w:sz w:val="16"/>
                 <w:szCs w:val="16"/>
               </w:rPr>
-              <w:t xml:space="preserve">WACC. </w:t>
-            </w:r>
+              <w:t xml:space="preserve">LA HISTORIA ESTÁ EN LA TASA</w:t>
+            </w:r>
+          </w:p>
+          <w:p>
+            <w:pPr>
+              <w:spacing w:after="60" w:before="0" w:line="228" w:lineRule="auto"/>
+              <w:jc w:val="both"/>
+            </w:pPr>
             <w:r>
               <w:rPr>
                 <w:rFonts w:ascii="Arial" w:cs="Arial" w:eastAsia="Arial" w:hAnsi="Arial"/>
@@ -336,7 +284,7 @@
                 <w:sz w:val="16"/>
                 <w:szCs w:val="16"/>
               </w:rPr>
-              <w:t xml:space="preserve">Cambia por período a medida que la DFN/EBITDA converge de 2,36x a 3,5x en 2031: 10,54% en 2S26E y 10,41% en el terminal (7,32% y 7,20% reales). El Ke se calcula en USD y se pasa a CLP con el diferencial de inflación: Rf 4,98% + beta 1,14 × ERP 4,14% + CRP 1,41% = 11,10% (11,93% en CLP, terminal). La beta re-apalanca la mediana de seis pares (0,94) y el CRP pondera el riesgo país por ingresos (71,8% Chile). El Kd parte del cupón de la última emisión en UF (3,6% real) más 25 pb por vuelta de apalancamiento sobre 2,36x: 4,92% después de impuestos en 2S26E y 5,11% en el terminal. A CLP 3.555 el patrimonio rinde casi lo mismo que esa deuda (Figura 28; detalle en el Anexo [Z]).</w:t>
+              <w:t xml:space="preserve">Proyectamos el flujo de caja libre de la firma en CLP nominales desde el 30-jun-26, con horizonte explícito hasta 2031E y un valor terminal que explica el 76% del EV (Anexo [B]). Los CLP 1.857 por acción son CLP 583 de flujos explícitos y CLP 1.884 de valor terminal, menos CLP 610 de deuda y minoritarios: el resultado depende, sobre todo, de la tasa de descuento.</w:t>
             </w:r>
           </w:p>
           <w:p>
@@ -347,14 +295,18 @@
             <w:r>
               <w:rPr>
                 <w:rFonts w:ascii="Arial" w:cs="Arial" w:eastAsia="Arial" w:hAnsi="Arial"/>
-                <w:b/>
-                <w:bCs/>
-                <w:color w:val="14284B"/>
+                <w:color w:val="1A1A1A"/>
                 <w:sz w:val="16"/>
                 <w:szCs w:val="16"/>
               </w:rPr>
-              <w:t xml:space="preserve">Estructura de capital. </w:t>
-            </w:r>
+              <w:t xml:space="preserve">Esa tasa se mueve con la estructura de capital. Mallplaza usa su capacidad de deuda para crecer, como en 2024 tras comprar Open Plaza Perú (3,78x): suponemos que la DFN/EBITDA sube de 2,36x a 3,5x en 2031, con 25 pb más de costo real por cada vuelta, y que la deuda nueva (CLP 1,40 billones) financia todo el capex mientras la caja operativa se distribuye a los accionistas. Así, la WACC nominal pasa de 10,54% en 2S26E a 10,41% en el terminal (7,20% real): un Ke de 11,93% (Rf 4,98%, beta re-apalancada de 1,14 desde una mediana de seis pares de 0,94, ERP 4,14% y CRP de 1,41% ponderado por ingresos) y un Kd de 5,11% después de impuestos, basado en el cupón real de 3,6% de la última emisión (Anexo [Z]).</w:t>
+            </w:r>
+          </w:p>
+          <w:p>
+            <w:pPr>
+              <w:spacing w:after="60" w:before="0" w:line="228" w:lineRule="auto"/>
+              <w:jc w:val="both"/>
+            </w:pPr>
             <w:r>
               <w:rPr>
                 <w:rFonts w:ascii="Arial" w:cs="Arial" w:eastAsia="Arial" w:hAnsi="Arial"/>
@@ -362,7 +314,7 @@
                 <w:sz w:val="16"/>
                 <w:szCs w:val="16"/>
               </w:rPr>
-              <w:t xml:space="preserve">La compañía usa su capacidad de deuda para crecer, como en 2024 (3,78x tras comprar Open Plaza Perú): la DFN/EBITDA sube de 2,36x a 3,5x en 2031 y la deuda nueva (CLP 1,40 billones) financia todo el capex del período (CLP 1,11 billones). La caja operativa se distribuye a los accionistas (dividendos más CLP 1,79 billones adicionales). La deuda es más barata que el patrimonio (Kd ~5% vs Ke ~12%) y genera escudo fiscal (Anexo [D]).</w:t>
+              <w:t xml:space="preserve">Aquí aparece la primera señal: a CLP 3.555 el patrimonio rinde ~4,4% real, apenas 80 pb sobre el costo real de la deuda de la propia compañía (Figura 28). El mercado está pagando por la acción casi como si fuera un bono.</w:t>
             </w:r>
           </w:p>
         </w:tc>
@@ -525,7 +477,7 @@
                 <w:sz w:val="16"/>
                 <w:szCs w:val="16"/>
               </w:rPr>
-              <w:t xml:space="preserve">DCF: PROYECCIÓN OPERATIVA</w:t>
+              <w:t xml:space="preserve">CRECER NO RESCATA EL PRECIO</w:t>
             </w:r>
           </w:p>
           <w:p>
@@ -540,93 +492,22 @@
                 <w:sz w:val="16"/>
                 <w:szCs w:val="16"/>
               </w:rPr>
-              <w:t xml:space="preserve">El EBITDA reportado (CLP 544.935 MM UDM, margen de 80,5%) excluye la revalorización de propiedades (NIC 40); proyectamos un margen de 79,7% en 2026E y de 79,7–79,8% hasta 2031E. La tasa de impuesto operacional sube de 16,8% en 2026E a 27% en 2030E, a medida que se diluyen los beneficios vigentes. El capex base (pipeline más mantención de 5,5% de los ingresos) llega a CLP 240.660 MM en 2027 y baja a ~CLP 50.000 MM desde 2029. Desde 2029 abren además 27.075 m² al año (promedio histórico), con capex de CLP 95.000–104.000 MM anuales, una rampa de 35%/90%/100% y un yield on cost de 6,9%, al costo del pipeline identificado (USD 3.603/m²: 170.200 m² y USD 613,2 MM). El capital de trabajo (15,6% × Δ ingresos) exige CLP 7.100–9.900 MM al año y mueve el precio solo ±1,2% (Anexo [C]).</w:t>
-            </w:r>
-          </w:p>
-          <w:p>
-            <w:pPr>
-              <w:pBdr>
-                <w:bottom w:val="single" w:color="E9004B" w:sz="8" w:space="1"/>
-              </w:pBdr>
-              <w:spacing w:after="50" w:before="90"/>
-            </w:pPr>
-            <w:r>
-              <w:rPr>
-                <w:rFonts w:ascii="Arial" w:cs="Arial" w:eastAsia="Arial" w:hAnsi="Arial"/>
-                <w:b/>
-                <w:bCs/>
-                <w:color w:val="14284B"/>
+              <w:t xml:space="preserve">No es que seamos pesimistas con la operación. Proyectamos un margen EBITDA de 79,7% en 2026E (sin revalorizaciones, bajo el 80,5% UDM), un impuesto que converge de 16,8% a 27%, el pipeline anunciado (USD 613 MM y 170.200 m²) y, desde 2029, 27.075 m² nuevos al año, al ritmo histórico. El consenso de 13 analistas espera un EBITDA a 12 meses apenas ~3% sobre el nuestro: la diferencia con el mercado no está en los flujos.</w:t>
+            </w:r>
+          </w:p>
+          <w:p>
+            <w:pPr>
+              <w:spacing w:after="60" w:before="0" w:line="228" w:lineRule="auto"/>
+              <w:jc w:val="both"/>
+            </w:pPr>
+            <w:r>
+              <w:rPr>
+                <w:rFonts w:ascii="Arial" w:cs="Arial" w:eastAsia="Arial" w:hAnsi="Arial"/>
+                <w:color w:val="1A1A1A"/>
                 <w:sz w:val="16"/>
                 <w:szCs w:val="16"/>
               </w:rPr>
-              <w:t xml:space="preserve">DCF: VALOR TERMINAL Y CAP RATE IMPLÍCITO</w:t>
-            </w:r>
-          </w:p>
-          <w:p>
-            <w:pPr>
-              <w:spacing w:after="60" w:before="0" w:line="228" w:lineRule="auto"/>
-              <w:jc w:val="both"/>
-            </w:pPr>
-            <w:r>
-              <w:rPr>
-                <w:rFonts w:ascii="Arial" w:cs="Arial" w:eastAsia="Arial" w:hAnsi="Arial"/>
-                <w:color w:val="1A1A1A"/>
-                <w:sz w:val="16"/>
-                <w:szCs w:val="16"/>
-              </w:rPr>
-              <w:t xml:space="preserve">Usamos g = 3,0% nominal (0% real). El RONIC real de la expansión (5,0%) es menor que la WACC real (7,2%): crecer más allá del horizonte destruye valor y un g mayor lo reduce (Figura 29). El DCF implica un cap rate de 10,1% sobre el EV y de 11,3% sobre el valor terminal, frente a 6,0% del mercado, 6,4% de los pares chilenos, 7,5% a valor libro y 5,55% de los tasadores (Nota 11) (Figura 32). Esa brecha no es una inconsistencia: es el núcleo de la tesis. Para justificar el precio actual, la WACC tendría que ser 285 pb menor (Figura 33).</w:t>
-            </w:r>
-          </w:p>
-          <w:p>
-            <w:pPr>
-              <w:spacing w:after="60" w:before="0" w:line="228" w:lineRule="auto"/>
-              <w:jc w:val="both"/>
-            </w:pPr>
-            <w:r>
-              <w:rPr>
-                <w:rFonts w:ascii="Arial" w:cs="Arial" w:eastAsia="Arial" w:hAnsi="Arial"/>
-                <w:b/>
-                <w:bCs/>
-                <w:color w:val="14284B"/>
-                <w:sz w:val="16"/>
-                <w:szCs w:val="16"/>
-              </w:rPr>
-              <w:t xml:space="preserve">Qué descuenta el precio. </w:t>
-            </w:r>
-            <w:r>
-              <w:rPr>
-                <w:rFonts w:ascii="Arial" w:cs="Arial" w:eastAsia="Arial" w:hAnsi="Arial"/>
-                <w:color w:val="1A1A1A"/>
-                <w:sz w:val="16"/>
-                <w:szCs w:val="16"/>
-              </w:rPr>
-              <w:t xml:space="preserve">A CLP 3.555 el EV implícito (CLP 9,12 billones) es 69% mayor que el nuestro. Justificarlo exigiría flujos 69% mayores para siempre o una WACC de ~4,4% real, apenas 80 pb sobre el Kd real de la compañía (3,6%): casi sin prima para el patrimonio. Y como el RONIC es menor que la WACC, más crecimiento agranda la brecha.</w:t>
-            </w:r>
-          </w:p>
-          <w:p>
-            <w:pPr>
-              <w:spacing w:after="60" w:before="0" w:line="228" w:lineRule="auto"/>
-              <w:jc w:val="both"/>
-            </w:pPr>
-            <w:r>
-              <w:rPr>
-                <w:rFonts w:ascii="Arial" w:cs="Arial" w:eastAsia="Arial" w:hAnsi="Arial"/>
-                <w:b/>
-                <w:bCs/>
-                <w:color w:val="14284B"/>
-                <w:sz w:val="16"/>
-                <w:szCs w:val="16"/>
-              </w:rPr>
-              <w:t xml:space="preserve">Valor libro y tasadores. </w:t>
-            </w:r>
-            <w:r>
-              <w:rPr>
-                <w:rFonts w:ascii="Arial" w:cs="Arial" w:eastAsia="Arial" w:hAnsi="Arial"/>
-                <w:color w:val="1A1A1A"/>
-                <w:sz w:val="16"/>
-                <w:szCs w:val="16"/>
-              </w:rPr>
-              <w:t xml:space="preserve">El patrimonio contable (CLP 2.201 por acción) ya registra las propiedades a valor razonable, tasadas a ~5,55% real (Nota 11). El mercado paga 1,61x ese valor, más que los tasadores (aun con el efecto de los impuestos diferidos); nuestro precio objetivo implica 0,94x. Incluso con la tasa de los tasadores, el DCF sería CLP 2.660, 25% bajo el precio.</w:t>
+              <w:t xml:space="preserve">El problema es el retorno de crecer. Cada m² nuevo rinde 6,9% sobre su costo, un RONIC real de 5,0% después de impuestos, bajo una WACC real de 7,2%. La expansión suma ingresos, pero no valor: por eso el valor terminal crece solo con la inflación (g de 3,0% nominal, 0% real) y un g mayor reduce el valor (Figura 29). Suponer más crecimiento no cerraría la brecha con el precio; la agrandaría.</w:t>
             </w:r>
           </w:p>
         </w:tc>
@@ -813,7 +694,7 @@
                 <w:sz w:val="16"/>
                 <w:szCs w:val="16"/>
               </w:rPr>
-              <w:t xml:space="preserve">VALUACIÓN RELATIVA: MÚLTIPLOS (20%)</w:t>
+              <w:t xml:space="preserve">LOS PARES CONFIRMAN LA DIRECCIÓN, NO LA MAGNITUD</w:t>
             </w:r>
           </w:p>
           <w:p>
@@ -828,7 +709,7 @@
                 <w:sz w:val="16"/>
                 <w:szCs w:val="16"/>
               </w:rPr>
-              <w:t xml:space="preserve">El set es el mismo de la beta: Parque Arauco y Cencosud Shopping (Chile), Allos, Multiplan e Iguatemi (Brasil) e IRSA (Argentina, con cautela por NIC 29 y un solo analista en el NTM). Excluimos Fibra Danhos, que como FIBRA distribuye el 95% de su resultado fiscal (Anexo [E]). Brasil transa a múltiplos más bajos por sus tasas y primas de riesgo (mediana de 9,0x EV/EBITDA frente a 15,7x en Chile; Figura 30). Como el 71,8% de los ingresos viene de Chile, el múltiplo pondera 70% la mediana chilena y 30% la del set (11,1x): 14,4x.</w:t>
+              <w:t xml:space="preserve">Mallplaza transa a 16,8x EV/EBITDA, sobre la mediana chilena (15,7x) y muy por encima de los pares brasileños (9,0x). La brecha con Brasil no es de calidad, sino de tasas: con bonos reales locales de 2,5% en Chile y 8,1% en Brasil (NTN-B), el spread del cap rate sobre la tasa local es parecido en ambos países, 385 pb en Chile y 302 pb en Brasil (Figura 30). Por eso ponderamos 70% la mediana chilena y 30% la del set común (que incluye IRSA; excluimos Fibra Danhos por su régimen FIBRA): 14,4x, que lleva a CLP 2.951 por acción. La ponderación pesa poco: entre 0% y 100% Chile, el precio objetivo solo va de CLP 1.916 a 2.144 (Anexo [E]).</w:t>
             </w:r>
           </w:p>
           <w:p>
@@ -843,59 +724,7 @@
                 <w:sz w:val="16"/>
                 <w:szCs w:val="16"/>
               </w:rPr>
-              <w:t xml:space="preserve">Usamos EV/EBITDA porque es neutral al apalancamiento y a la revalorización (NIC 40). A 14,4x, el valor es CLP 2.951 por acción. Mallplaza transa a 16,8x LTM: 7% sobre la mediana chilena, bajo Parque Arauco (18,4x) y 17% sobre el múltiplo ponderado (Figura 31). Excluimos el P/E (CLP 8.644, distorsionado por la revalorización). Los múltiplos usan la deuda neta de Bloomberg (CLP 1.311.569 MM), igual que los pares; el DCF, la DFN de la compañía (CLP 1.285.740 MM).</w:t>
-            </w:r>
-          </w:p>
-          <w:p>
-            <w:pPr>
-              <w:spacing w:after="60" w:before="0" w:line="228" w:lineRule="auto"/>
-              <w:jc w:val="both"/>
-            </w:pPr>
-            <w:r>
-              <w:rPr>
-                <w:rFonts w:ascii="Arial" w:cs="Arial" w:eastAsia="Arial" w:hAnsi="Arial"/>
-                <w:b/>
-                <w:bCs/>
-                <w:color w:val="14284B"/>
-                <w:sz w:val="16"/>
-                <w:szCs w:val="16"/>
-              </w:rPr>
-              <w:t xml:space="preserve">¿Se justifica la prima? </w:t>
-            </w:r>
-            <w:r>
-              <w:rPr>
-                <w:rFonts w:ascii="Arial" w:cs="Arial" w:eastAsia="Arial" w:hAnsi="Arial"/>
-                <w:color w:val="1A1A1A"/>
-                <w:sz w:val="16"/>
-                <w:szCs w:val="16"/>
-              </w:rPr>
-              <w:t xml:space="preserve">Mallplaza transa 29% sobre Cencosud Shopping (13,0x), pero su EBITDA por m² es solo 1,8% mayor (CLP 59.451 vs 58.384 en el 2T26; ver Industria). Solo al múltiplo de Parque Arauco (18,4x) la acción valdría más que su precio (CLP 3.967), y Parque Arauco opera con una DFN/EBITDA de 5,7x y un pipeline propio, que no son comparables. Al múltiplo de Cencosud valdría CLP 2.621.</w:t>
-            </w:r>
-          </w:p>
-          <w:p>
-            <w:pPr>
-              <w:spacing w:after="60" w:before="0" w:line="228" w:lineRule="auto"/>
-              <w:jc w:val="both"/>
-            </w:pPr>
-            <w:r>
-              <w:rPr>
-                <w:rFonts w:ascii="Arial" w:cs="Arial" w:eastAsia="Arial" w:hAnsi="Arial"/>
-                <w:b/>
-                <w:bCs/>
-                <w:color w:val="14284B"/>
-                <w:sz w:val="16"/>
-                <w:szCs w:val="16"/>
-              </w:rPr>
-              <w:t xml:space="preserve">El desacuerdo está en la tasa, no en los flujos. </w:t>
-            </w:r>
-            <w:r>
-              <w:rPr>
-                <w:rFonts w:ascii="Arial" w:cs="Arial" w:eastAsia="Arial" w:hAnsi="Arial"/>
-                <w:color w:val="1A1A1A"/>
-                <w:sz w:val="16"/>
-                <w:szCs w:val="16"/>
-              </w:rPr>
-              <w:t xml:space="preserve">El consenso de 13 analistas proyecta un EBITDA NTM de CLP 617.130 MM, ~3% sobre nuestro forecast para el mismo período (~CLP 598.850 MM). Nuestros flujos no son más pesimistas que los del mercado: la diferencia de valor viene de la tasa de descuento que el precio implica.</w:t>
+              <w:t xml:space="preserve">Tampoco la calidad justifica la prima. Mallplaza transa 29% sobre Cencosud Shopping, pero su EBITDA por m² es solo 1,8% mayor (ver Industria); solo al múltiplo de Parque Arauco (18,4x), que opera con 5,7x de deuda, valdría más que su precio. Todos los múltiplos, del EV/EBITDA NTM (CLP 2.914) al P/BV (CLP 3.171), quedan bajo el precio (Figura 31): confirman que la acción está cara, y la magnitud la da el DCF. Excluimos el P/E (CLP 8.644), distorsionado por la revalorización de propiedades.</w:t>
             </w:r>
           </w:p>
         </w:tc>
@@ -957,82 +786,7 @@
                 <w:sz w:val="14"/>
                 <w:szCs w:val="14"/>
               </w:rPr>
-              <w:t xml:space="preserve">Múltiplos de los pares vs tasa local</w:t>
-            </w:r>
-          </w:p>
-          <w:tbl>
-            <w:tblPr>
-              <w:tblW w:type="dxa" w:w="3550"/>
-              <w:tblBorders>
-                <w:top w:val="single" w:color="auto" w:sz="4"/>
-                <w:left w:val="single" w:color="auto" w:sz="4"/>
-                <w:bottom w:val="single" w:color="auto" w:sz="4"/>
-                <w:right w:val="single" w:color="auto" w:sz="4"/>
-                <w:insideH w:val="single" w:color="auto" w:sz="4"/>
-                <w:insideV w:val="single" w:color="auto" w:sz="4"/>
-              </w:tblBorders>
-            </w:tblPr>
-            <w:tblGrid>
-              <w:gridCol w:w="3550"/>
-            </w:tblGrid>
-            <w:tr>
-              <w:trPr>
-                <w:trHeight w:val="1700" w:hRule="atLeast"/>
-              </w:trPr>
-              <w:tc>
-                <w:tcPr>
-                  <w:tcW w:type="dxa" w:w="3550"/>
-                  <w:tcBorders>
-                    <w:top w:val="dashed" w:color="9AA3B5" w:sz="6"/>
-                    <w:left w:val="dashed" w:color="9AA3B5" w:sz="6"/>
-                    <w:bottom w:val="dashed" w:color="9AA3B5" w:sz="6"/>
-                    <w:right w:val="dashed" w:color="9AA3B5" w:sz="6"/>
-                  </w:tcBorders>
-                  <w:shd w:fill="F7F8FB" w:color="auto" w:val="clear"/>
-                  <w:vAlign w:val="center"/>
-                </w:tcPr>
-                <w:p>
-                  <w:pPr>
-                    <w:jc w:val="center"/>
-                  </w:pPr>
-                  <w:r>
-                    <w:rPr>
-                      <w:rFonts w:ascii="Arial" w:cs="Arial" w:eastAsia="Arial" w:hAnsi="Arial"/>
-                      <w:i/>
-                      <w:iCs/>
-                      <w:color w:val="5F5F5F"/>
-                      <w:sz w:val="14"/>
-                      <w:szCs w:val="14"/>
-                    </w:rPr>
-                    <w:t xml:space="preserve">Gráfico pendiente (falta la NTN-B de Brasil, Bloomberg).</w:t>
-                  </w:r>
-                </w:p>
-              </w:tc>
-            </w:tr>
-          </w:tbl>
-          <w:p>
-            <w:pPr>
-              <w:spacing w:after="30" w:before="90" w:line="228" w:lineRule="auto"/>
-            </w:pPr>
-            <w:r>
-              <w:rPr>
-                <w:rFonts w:ascii="Arial" w:cs="Arial" w:eastAsia="Arial" w:hAnsi="Arial"/>
-                <w:b/>
-                <w:bCs/>
-                <w:color w:val="14284B"/>
-                <w:sz w:val="14"/>
-                <w:szCs w:val="14"/>
-              </w:rPr>
-              <w:t xml:space="preserve">Figura 31: </w:t>
-            </w:r>
-            <w:r>
-              <w:rPr>
-                <w:rFonts w:ascii="Arial" w:cs="Arial" w:eastAsia="Arial" w:hAnsi="Arial"/>
-                <w:color w:val="14284B"/>
-                <w:sz w:val="14"/>
-                <w:szCs w:val="14"/>
-              </w:rPr>
-              <w:t xml:space="preserve">Valor implícito por múltiplo de cada par vs DCF y precio (CLP por acción)</w:t>
+              <w:t xml:space="preserve">Chile y Brasil cobran la misma prima: los múltiplos difieren por las tasas</w:t>
             </w:r>
           </w:p>
           <w:p>
@@ -1042,7 +796,7 @@
             <w:r>
               <w:drawing>
                 <wp:inline distT="0" distB="0" distL="0" distR="0">
-                  <wp:extent cx="2257425" cy="1962150"/>
+                  <wp:extent cx="2257425" cy="2238375"/>
                   <wp:effectExtent t="0" r="0" b="0" l="0"/>
                   <wp:docPr id="1" name="" descr="" title=""/>
                   <wp:cNvGraphicFramePr>
@@ -1067,7 +821,7 @@
                         <pic:spPr bwMode="auto">
                           <a:xfrm>
                             <a:off x="0" y="0"/>
-                            <a:ext cx="2257425" cy="1962150"/>
+                            <a:ext cx="2257425" cy="2238375"/>
                           </a:xfrm>
                           <a:prstGeom prst="rect">
                             <a:avLst/>
@@ -1091,1201 +845,12 @@
                 <w:sz w:val="11"/>
                 <w:szCs w:val="11"/>
               </w:rPr>
-              <w:t xml:space="preserve">Precio objetivo = 80% DCF + 20% EV/EBITDA LTM. P/E excluido (incluye revalorización). Fuente: Bloomberg (30-09-26); análisis del equipo.</w:t>
-            </w:r>
-          </w:p>
-        </w:tc>
-      </w:tr>
-      <w:tr>
-        <w:trPr>
-          <w:cantSplit/>
-        </w:trPr>
-        <w:tc>
-          <w:tcPr>
-            <w:tcW w:type="dxa" w:w="6900"/>
-            <w:tcBorders>
-              <w:top w:val="none" w:color="FFFFFF" w:sz="0"/>
-              <w:left w:val="none" w:color="FFFFFF" w:sz="0"/>
-              <w:bottom w:val="none" w:color="FFFFFF" w:sz="0"/>
-              <w:right w:val="none" w:color="FFFFFF" w:sz="0"/>
-            </w:tcBorders>
-            <w:tcMar>
-              <w:top w:type="dxa" w:w="0"/>
-              <w:left w:type="dxa" w:w="0"/>
-              <w:bottom w:type="dxa" w:w="0"/>
-              <w:right w:type="dxa" w:w="0"/>
-            </w:tcMar>
-            <w:vAlign w:val="top"/>
-          </w:tcPr>
-          <w:p>
-            <w:pPr>
-              <w:pBdr>
-                <w:bottom w:val="single" w:color="E9004B" w:sz="8" w:space="1"/>
-              </w:pBdr>
-              <w:spacing w:after="50" w:before="90"/>
-            </w:pPr>
-            <w:r>
-              <w:rPr>
-                <w:rFonts w:ascii="Arial" w:cs="Arial" w:eastAsia="Arial" w:hAnsi="Arial"/>
-                <w:b/>
-                <w:bCs/>
-                <w:color w:val="14284B"/>
-                <w:sz w:val="16"/>
-                <w:szCs w:val="16"/>
-              </w:rPr>
-              <w:t xml:space="preserve">SENSIBILIDAD Y RIESGOS DE LA VALUACIÓN</w:t>
-            </w:r>
-          </w:p>
-          <w:p>
-            <w:pPr>
-              <w:spacing w:after="60" w:before="0" w:line="228" w:lineRule="auto"/>
-              <w:jc w:val="both"/>
-            </w:pPr>
-            <w:r>
-              <w:rPr>
-                <w:rFonts w:ascii="Arial" w:cs="Arial" w:eastAsia="Arial" w:hAnsi="Arial"/>
-                <w:b/>
-                <w:bCs/>
-                <w:color w:val="14284B"/>
-                <w:sz w:val="16"/>
-                <w:szCs w:val="16"/>
-              </w:rPr>
-              <w:t xml:space="preserve">Sensibilidad. </w:t>
-            </w:r>
-            <w:r>
-              <w:rPr>
-                <w:rFonts w:ascii="Arial" w:cs="Arial" w:eastAsia="Arial" w:hAnsi="Arial"/>
-                <w:color w:val="1A1A1A"/>
-                <w:sz w:val="16"/>
-                <w:szCs w:val="16"/>
-              </w:rPr>
-              <w:t xml:space="preserve">Con la WACC ±100 pb y g entre 2,5% y 4,0%, el DCF va de CLP 1.379 a 2.329 (Figura 25; Anexo [F]), y el peor caso operacional histórico le resta 10,0% (Figura 24); justificar el precio exigiría una WACC 285 pb menor (Figura 33). Todos los múltiplos quedan bajo el precio: EV/EBITDA LTM CLP 2.951 (−17%), NTM CLP 2.914 (−18%), EV/EBIT CLP 3.098 (−13%), P/BV CLP 3.171 (−11%) y la mediana chilena sola CLP 3.294 (−7%) (Figura 27).</w:t>
-            </w:r>
-          </w:p>
-          <w:p>
-            <w:pPr>
-              <w:spacing w:after="60" w:before="0" w:line="228" w:lineRule="auto"/>
-              <w:jc w:val="both"/>
-            </w:pPr>
-            <w:r>
-              <w:rPr>
-                <w:rFonts w:ascii="Arial" w:cs="Arial" w:eastAsia="Arial" w:hAnsi="Arial"/>
-                <w:b/>
-                <w:bCs/>
-                <w:color w:val="14284B"/>
-                <w:sz w:val="16"/>
-                <w:szCs w:val="16"/>
-              </w:rPr>
-              <w:t xml:space="preserve">Robustez. </w:t>
-            </w:r>
-            <w:r>
-              <w:rPr>
-                <w:rFonts w:ascii="Arial" w:cs="Arial" w:eastAsia="Arial" w:hAnsi="Arial"/>
-                <w:color w:val="1A1A1A"/>
-                <w:sz w:val="16"/>
-                <w:szCs w:val="16"/>
-              </w:rPr>
-              <w:t xml:space="preserve">El APV da CLP 1.894 (2% sobre el DCF); con el bono en pesos como Rf, el precio objetivo sube a ~CLP 2.439 (−31%; Anexo [Z]); y con un objetivo de DFN/EBITDA entre 2,36x y 4,0x, el DCF va de CLP 1.819 a 1.894.</w:t>
-            </w:r>
-          </w:p>
-          <w:p>
-            <w:pPr>
-              <w:spacing w:after="60" w:before="0" w:line="228" w:lineRule="auto"/>
-              <w:jc w:val="both"/>
-            </w:pPr>
-            <w:r>
-              <w:rPr>
-                <w:rFonts w:ascii="Arial" w:cs="Arial" w:eastAsia="Arial" w:hAnsi="Arial"/>
-                <w:b/>
-                <w:bCs/>
-                <w:color w:val="14284B"/>
-                <w:sz w:val="16"/>
-                <w:szCs w:val="16"/>
-              </w:rPr>
-              <w:t xml:space="preserve">Escenarios. </w:t>
-            </w:r>
-            <w:r>
-              <w:rPr>
-                <w:rFonts w:ascii="Arial" w:cs="Arial" w:eastAsia="Arial" w:hAnsi="Arial"/>
-                <w:color w:val="1A1A1A"/>
-                <w:sz w:val="16"/>
-                <w:szCs w:val="16"/>
-              </w:rPr>
-              <w:t xml:space="preserve">Combinamos los supuestos más favorables y más adversos. En el caso bull, un g menor sube el valor porque el RONIC está bajo la WACC. Ni el bull ni la tasa de los tasadores alcanzan el precio:</w:t>
-            </w:r>
-          </w:p>
-          <w:tbl>
-            <w:tblPr>
-              <w:tblW w:type="dxa" w:w="6900"/>
-              <w:tblBorders>
-                <w:top w:val="none" w:color="FFFFFF" w:sz="0"/>
-                <w:left w:val="none" w:color="FFFFFF" w:sz="0"/>
-                <w:bottom w:val="none" w:color="FFFFFF" w:sz="0"/>
-                <w:right w:val="none" w:color="FFFFFF" w:sz="0"/>
-                <w:insideH w:val="none" w:color="FFFFFF" w:sz="0"/>
-                <w:insideV w:val="none" w:color="FFFFFF" w:sz="0"/>
-              </w:tblBorders>
-            </w:tblPr>
-            <w:tblGrid>
-              <w:gridCol w:w="1050"/>
-              <w:gridCol w:w="3450"/>
-              <w:gridCol w:w="750"/>
-              <w:gridCol w:w="900"/>
-              <w:gridCol w:w="750"/>
-            </w:tblGrid>
-            <w:tr>
-              <w:trPr>
-                <w:tblHeader/>
-              </w:trPr>
-              <w:tc>
-                <w:tcPr>
-                  <w:tcW w:type="dxa" w:w="1050"/>
-                  <w:tcBorders>
-                    <w:top w:val="none" w:color="FFFFFF" w:sz="0"/>
-                    <w:left w:val="none" w:color="FFFFFF" w:sz="0"/>
-                    <w:bottom w:val="none" w:color="FFFFFF" w:sz="0"/>
-                    <w:right w:val="none" w:color="FFFFFF" w:sz="0"/>
-                  </w:tcBorders>
-                  <w:shd w:fill="14284B" w:color="auto" w:val="clear"/>
-                  <w:tcMar>
-                    <w:top w:type="dxa" w:w="35"/>
-                    <w:left w:type="dxa" w:w="80"/>
-                    <w:bottom w:type="dxa" w:w="35"/>
-                    <w:right w:type="dxa" w:w="80"/>
-                  </w:tcMar>
-                </w:tcPr>
-                <w:p>
-                  <w:pPr>
-                    <w:jc w:val="left"/>
-                  </w:pPr>
-                  <w:r>
-                    <w:rPr>
-                      <w:rFonts w:ascii="Arial" w:cs="Arial" w:eastAsia="Arial" w:hAnsi="Arial"/>
-                      <w:b/>
-                      <w:bCs/>
-                      <w:color w:val="FFFFFF"/>
-                      <w:sz w:val="13"/>
-                      <w:szCs w:val="13"/>
-                    </w:rPr>
-                    <w:t xml:space="preserve">Escenario</w:t>
-                  </w:r>
-                </w:p>
-              </w:tc>
-              <w:tc>
-                <w:tcPr>
-                  <w:tcW w:type="dxa" w:w="3450"/>
-                  <w:tcBorders>
-                    <w:top w:val="none" w:color="FFFFFF" w:sz="0"/>
-                    <w:left w:val="none" w:color="FFFFFF" w:sz="0"/>
-                    <w:bottom w:val="none" w:color="FFFFFF" w:sz="0"/>
-                    <w:right w:val="none" w:color="FFFFFF" w:sz="0"/>
-                  </w:tcBorders>
-                  <w:shd w:fill="14284B" w:color="auto" w:val="clear"/>
-                  <w:tcMar>
-                    <w:top w:type="dxa" w:w="35"/>
-                    <w:left w:type="dxa" w:w="80"/>
-                    <w:bottom w:type="dxa" w:w="35"/>
-                    <w:right w:type="dxa" w:w="80"/>
-                  </w:tcMar>
-                </w:tcPr>
-                <w:p>
-                  <w:pPr>
-                    <w:jc w:val="left"/>
-                  </w:pPr>
-                  <w:r>
-                    <w:rPr>
-                      <w:rFonts w:ascii="Arial" w:cs="Arial" w:eastAsia="Arial" w:hAnsi="Arial"/>
-                      <w:b/>
-                      <w:bCs/>
-                      <w:color w:val="FFFFFF"/>
-                      <w:sz w:val="13"/>
-                      <w:szCs w:val="13"/>
-                    </w:rPr>
-                    <w:t xml:space="preserve">Supuestos</w:t>
-                  </w:r>
-                </w:p>
-              </w:tc>
-              <w:tc>
-                <w:tcPr>
-                  <w:tcW w:type="dxa" w:w="750"/>
-                  <w:tcBorders>
-                    <w:top w:val="none" w:color="FFFFFF" w:sz="0"/>
-                    <w:left w:val="none" w:color="FFFFFF" w:sz="0"/>
-                    <w:bottom w:val="none" w:color="FFFFFF" w:sz="0"/>
-                    <w:right w:val="none" w:color="FFFFFF" w:sz="0"/>
-                  </w:tcBorders>
-                  <w:shd w:fill="14284B" w:color="auto" w:val="clear"/>
-                  <w:tcMar>
-                    <w:top w:type="dxa" w:w="35"/>
-                    <w:left w:type="dxa" w:w="80"/>
-                    <w:bottom w:type="dxa" w:w="35"/>
-                    <w:right w:type="dxa" w:w="80"/>
-                  </w:tcMar>
-                </w:tcPr>
-                <w:p>
-                  <w:pPr>
-                    <w:jc w:val="right"/>
-                  </w:pPr>
-                  <w:r>
-                    <w:rPr>
-                      <w:rFonts w:ascii="Arial" w:cs="Arial" w:eastAsia="Arial" w:hAnsi="Arial"/>
-                      <w:b/>
-                      <w:bCs/>
-                      <w:color w:val="FFFFFF"/>
-                      <w:sz w:val="13"/>
-                      <w:szCs w:val="13"/>
-                    </w:rPr>
-                    <w:t xml:space="preserve">DCF</w:t>
-                  </w:r>
-                </w:p>
-              </w:tc>
-              <w:tc>
-                <w:tcPr>
-                  <w:tcW w:type="dxa" w:w="900"/>
-                  <w:tcBorders>
-                    <w:top w:val="none" w:color="FFFFFF" w:sz="0"/>
-                    <w:left w:val="none" w:color="FFFFFF" w:sz="0"/>
-                    <w:bottom w:val="none" w:color="FFFFFF" w:sz="0"/>
-                    <w:right w:val="none" w:color="FFFFFF" w:sz="0"/>
-                  </w:tcBorders>
-                  <w:shd w:fill="14284B" w:color="auto" w:val="clear"/>
-                  <w:tcMar>
-                    <w:top w:type="dxa" w:w="35"/>
-                    <w:left w:type="dxa" w:w="80"/>
-                    <w:bottom w:type="dxa" w:w="35"/>
-                    <w:right w:type="dxa" w:w="80"/>
-                  </w:tcMar>
-                </w:tcPr>
-                <w:p>
-                  <w:pPr>
-                    <w:jc w:val="right"/>
-                  </w:pPr>
-                  <w:r>
-                    <w:rPr>
-                      <w:rFonts w:ascii="Arial" w:cs="Arial" w:eastAsia="Arial" w:hAnsi="Arial"/>
-                      <w:b/>
-                      <w:bCs/>
-                      <w:color w:val="FFFFFF"/>
-                      <w:sz w:val="13"/>
-                      <w:szCs w:val="13"/>
-                    </w:rPr>
-                    <w:t xml:space="preserve">Precio obj.</w:t>
-                  </w:r>
-                </w:p>
-              </w:tc>
-              <w:tc>
-                <w:tcPr>
-                  <w:tcW w:type="dxa" w:w="750"/>
-                  <w:tcBorders>
-                    <w:top w:val="none" w:color="FFFFFF" w:sz="0"/>
-                    <w:left w:val="none" w:color="FFFFFF" w:sz="0"/>
-                    <w:bottom w:val="none" w:color="FFFFFF" w:sz="0"/>
-                    <w:right w:val="none" w:color="FFFFFF" w:sz="0"/>
-                  </w:tcBorders>
-                  <w:shd w:fill="14284B" w:color="auto" w:val="clear"/>
-                  <w:tcMar>
-                    <w:top w:type="dxa" w:w="35"/>
-                    <w:left w:type="dxa" w:w="80"/>
-                    <w:bottom w:type="dxa" w:w="35"/>
-                    <w:right w:type="dxa" w:w="80"/>
-                  </w:tcMar>
-                </w:tcPr>
-                <w:p>
-                  <w:pPr>
-                    <w:jc w:val="right"/>
-                  </w:pPr>
-                  <w:r>
-                    <w:rPr>
-                      <w:rFonts w:ascii="Arial" w:cs="Arial" w:eastAsia="Arial" w:hAnsi="Arial"/>
-                      <w:b/>
-                      <w:bCs/>
-                      <w:color w:val="FFFFFF"/>
-                      <w:sz w:val="13"/>
-                      <w:szCs w:val="13"/>
-                    </w:rPr>
-                    <w:t xml:space="preserve">vs precio</w:t>
-                  </w:r>
-                </w:p>
-              </w:tc>
-            </w:tr>
-            <w:tr>
-              <w:tc>
-                <w:tcPr>
-                  <w:tcW w:type="dxa" w:w="1050"/>
-                  <w:tcBorders>
-                    <w:top w:val="none" w:color="FFFFFF" w:sz="0"/>
-                    <w:left w:val="none" w:color="FFFFFF" w:sz="0"/>
-                    <w:bottom w:val="single" w:color="D5D9E0" w:sz="4"/>
-                    <w:right w:val="none" w:color="FFFFFF" w:sz="0"/>
-                  </w:tcBorders>
-                  <w:shd w:fill="F7F8FB" w:color="auto" w:val="clear"/>
-                  <w:tcMar>
-                    <w:top w:type="dxa" w:w="25"/>
-                    <w:left w:type="dxa" w:w="80"/>
-                    <w:bottom w:type="dxa" w:w="25"/>
-                    <w:right w:type="dxa" w:w="80"/>
-                  </w:tcMar>
-                  <w:vAlign w:val="center"/>
-                </w:tcPr>
-                <w:p>
-                  <w:pPr>
-                    <w:spacing w:line="216" w:lineRule="auto"/>
-                    <w:jc w:val="left"/>
-                  </w:pPr>
-                  <w:r>
-                    <w:rPr>
-                      <w:rFonts w:ascii="Arial" w:cs="Arial" w:eastAsia="Arial" w:hAnsi="Arial"/>
-                      <w:b w:val="false"/>
-                      <w:bCs w:val="false"/>
-                      <w:color w:val="1A1A1A"/>
-                      <w:sz w:val="13"/>
-                      <w:szCs w:val="13"/>
-                    </w:rPr>
-                    <w:t xml:space="preserve">Bear</w:t>
-                  </w:r>
-                </w:p>
-              </w:tc>
-              <w:tc>
-                <w:tcPr>
-                  <w:tcW w:type="dxa" w:w="3450"/>
-                  <w:tcBorders>
-                    <w:top w:val="none" w:color="FFFFFF" w:sz="0"/>
-                    <w:left w:val="none" w:color="FFFFFF" w:sz="0"/>
-                    <w:bottom w:val="single" w:color="D5D9E0" w:sz="4"/>
-                    <w:right w:val="none" w:color="FFFFFF" w:sz="0"/>
-                  </w:tcBorders>
-                  <w:shd w:fill="F7F8FB" w:color="auto" w:val="clear"/>
-                  <w:tcMar>
-                    <w:top w:type="dxa" w:w="25"/>
-                    <w:left w:type="dxa" w:w="80"/>
-                    <w:bottom w:type="dxa" w:w="25"/>
-                    <w:right w:type="dxa" w:w="80"/>
-                  </w:tcMar>
-                  <w:vAlign w:val="center"/>
-                </w:tcPr>
-                <w:p>
-                  <w:pPr>
-                    <w:spacing w:line="216" w:lineRule="auto"/>
-                    <w:jc w:val="left"/>
-                  </w:pPr>
-                  <w:r>
-                    <w:rPr>
-                      <w:rFonts w:ascii="Arial" w:cs="Arial" w:eastAsia="Arial" w:hAnsi="Arial"/>
-                      <w:b w:val="false"/>
-                      <w:bCs w:val="false"/>
-                      <w:color w:val="1A1A1A"/>
-                      <w:sz w:val="13"/>
-                      <w:szCs w:val="13"/>
-                    </w:rPr>
-                    <w:t xml:space="preserve">WACC +100 pb; margen EBITDA 75,8% (mínimo histórico)</w:t>
-                  </w:r>
-                </w:p>
-              </w:tc>
-              <w:tc>
-                <w:tcPr>
-                  <w:tcW w:type="dxa" w:w="750"/>
-                  <w:tcBorders>
-                    <w:top w:val="none" w:color="FFFFFF" w:sz="0"/>
-                    <w:left w:val="none" w:color="FFFFFF" w:sz="0"/>
-                    <w:bottom w:val="single" w:color="D5D9E0" w:sz="4"/>
-                    <w:right w:val="none" w:color="FFFFFF" w:sz="0"/>
-                  </w:tcBorders>
-                  <w:shd w:fill="F7F8FB" w:color="auto" w:val="clear"/>
-                  <w:tcMar>
-                    <w:top w:type="dxa" w:w="25"/>
-                    <w:left w:type="dxa" w:w="80"/>
-                    <w:bottom w:type="dxa" w:w="25"/>
-                    <w:right w:type="dxa" w:w="80"/>
-                  </w:tcMar>
-                  <w:vAlign w:val="center"/>
-                </w:tcPr>
-                <w:p>
-                  <w:pPr>
-                    <w:spacing w:line="216" w:lineRule="auto"/>
-                    <w:jc w:val="right"/>
-                  </w:pPr>
-                  <w:r>
-                    <w:rPr>
-                      <w:rFonts w:ascii="Arial" w:cs="Arial" w:eastAsia="Arial" w:hAnsi="Arial"/>
-                      <w:b w:val="false"/>
-                      <w:bCs w:val="false"/>
-                      <w:color w:val="1A1A1A"/>
-                      <w:sz w:val="13"/>
-                      <w:szCs w:val="13"/>
-                    </w:rPr>
-                    <w:t xml:space="preserve">1.402</w:t>
-                  </w:r>
-                </w:p>
-              </w:tc>
-              <w:tc>
-                <w:tcPr>
-                  <w:tcW w:type="dxa" w:w="900"/>
-                  <w:tcBorders>
-                    <w:top w:val="none" w:color="FFFFFF" w:sz="0"/>
-                    <w:left w:val="none" w:color="FFFFFF" w:sz="0"/>
-                    <w:bottom w:val="single" w:color="D5D9E0" w:sz="4"/>
-                    <w:right w:val="none" w:color="FFFFFF" w:sz="0"/>
-                  </w:tcBorders>
-                  <w:shd w:fill="F7F8FB" w:color="auto" w:val="clear"/>
-                  <w:tcMar>
-                    <w:top w:type="dxa" w:w="25"/>
-                    <w:left w:type="dxa" w:w="80"/>
-                    <w:bottom w:type="dxa" w:w="25"/>
-                    <w:right w:type="dxa" w:w="80"/>
-                  </w:tcMar>
-                  <w:vAlign w:val="center"/>
-                </w:tcPr>
-                <w:p>
-                  <w:pPr>
-                    <w:spacing w:line="216" w:lineRule="auto"/>
-                    <w:jc w:val="right"/>
-                  </w:pPr>
-                  <w:r>
-                    <w:rPr>
-                      <w:rFonts w:ascii="Arial" w:cs="Arial" w:eastAsia="Arial" w:hAnsi="Arial"/>
-                      <w:b w:val="false"/>
-                      <w:bCs w:val="false"/>
-                      <w:color w:val="1A1A1A"/>
-                      <w:sz w:val="13"/>
-                      <w:szCs w:val="13"/>
-                    </w:rPr>
-                    <w:t xml:space="preserve">1.712</w:t>
-                  </w:r>
-                </w:p>
-              </w:tc>
-              <w:tc>
-                <w:tcPr>
-                  <w:tcW w:type="dxa" w:w="750"/>
-                  <w:tcBorders>
-                    <w:top w:val="none" w:color="FFFFFF" w:sz="0"/>
-                    <w:left w:val="none" w:color="FFFFFF" w:sz="0"/>
-                    <w:bottom w:val="single" w:color="D5D9E0" w:sz="4"/>
-                    <w:right w:val="none" w:color="FFFFFF" w:sz="0"/>
-                  </w:tcBorders>
-                  <w:shd w:fill="F7F8FB" w:color="auto" w:val="clear"/>
-                  <w:tcMar>
-                    <w:top w:type="dxa" w:w="25"/>
-                    <w:left w:type="dxa" w:w="80"/>
-                    <w:bottom w:type="dxa" w:w="25"/>
-                    <w:right w:type="dxa" w:w="80"/>
-                  </w:tcMar>
-                  <w:vAlign w:val="center"/>
-                </w:tcPr>
-                <w:p>
-                  <w:pPr>
-                    <w:spacing w:line="216" w:lineRule="auto"/>
-                    <w:jc w:val="right"/>
-                  </w:pPr>
-                  <w:r>
-                    <w:rPr>
-                      <w:rFonts w:ascii="Arial" w:cs="Arial" w:eastAsia="Arial" w:hAnsi="Arial"/>
-                      <w:b w:val="false"/>
-                      <w:bCs w:val="false"/>
-                      <w:color w:val="1A1A1A"/>
-                      <w:sz w:val="13"/>
-                      <w:szCs w:val="13"/>
-                    </w:rPr>
-                    <w:t xml:space="preserve">−51,9%</w:t>
-                  </w:r>
-                </w:p>
-              </w:tc>
-            </w:tr>
-            <w:tr>
-              <w:tc>
-                <w:tcPr>
-                  <w:tcW w:type="dxa" w:w="1050"/>
-                  <w:tcBorders>
-                    <w:top w:val="none" w:color="FFFFFF" w:sz="0"/>
-                    <w:left w:val="none" w:color="FFFFFF" w:sz="0"/>
-                    <w:bottom w:val="single" w:color="D5D9E0" w:sz="4"/>
-                    <w:right w:val="none" w:color="FFFFFF" w:sz="0"/>
-                  </w:tcBorders>
-                  <w:shd w:fill="FDF1CC" w:color="auto" w:val="clear"/>
-                  <w:tcMar>
-                    <w:top w:type="dxa" w:w="25"/>
-                    <w:left w:type="dxa" w:w="80"/>
-                    <w:bottom w:type="dxa" w:w="25"/>
-                    <w:right w:type="dxa" w:w="80"/>
-                  </w:tcMar>
-                  <w:vAlign w:val="center"/>
-                </w:tcPr>
-                <w:p>
-                  <w:pPr>
-                    <w:spacing w:line="216" w:lineRule="auto"/>
-                    <w:jc w:val="left"/>
-                  </w:pPr>
-                  <w:r>
-                    <w:rPr>
-                      <w:rFonts w:ascii="Arial" w:cs="Arial" w:eastAsia="Arial" w:hAnsi="Arial"/>
-                      <w:b/>
-                      <w:bCs/>
-                      <w:color w:val="1A1A1A"/>
-                      <w:sz w:val="13"/>
-                      <w:szCs w:val="13"/>
-                    </w:rPr>
-                    <w:t xml:space="preserve">Base</w:t>
-                  </w:r>
-                </w:p>
-              </w:tc>
-              <w:tc>
-                <w:tcPr>
-                  <w:tcW w:type="dxa" w:w="3450"/>
-                  <w:tcBorders>
-                    <w:top w:val="none" w:color="FFFFFF" w:sz="0"/>
-                    <w:left w:val="none" w:color="FFFFFF" w:sz="0"/>
-                    <w:bottom w:val="single" w:color="D5D9E0" w:sz="4"/>
-                    <w:right w:val="none" w:color="FFFFFF" w:sz="0"/>
-                  </w:tcBorders>
-                  <w:shd w:fill="FDF1CC" w:color="auto" w:val="clear"/>
-                  <w:tcMar>
-                    <w:top w:type="dxa" w:w="25"/>
-                    <w:left w:type="dxa" w:w="80"/>
-                    <w:bottom w:type="dxa" w:w="25"/>
-                    <w:right w:type="dxa" w:w="80"/>
-                  </w:tcMar>
-                  <w:vAlign w:val="center"/>
-                </w:tcPr>
-                <w:p>
-                  <w:pPr>
-                    <w:spacing w:line="216" w:lineRule="auto"/>
-                    <w:jc w:val="left"/>
-                  </w:pPr>
-                  <w:r>
-                    <w:rPr>
-                      <w:rFonts w:ascii="Arial" w:cs="Arial" w:eastAsia="Arial" w:hAnsi="Arial"/>
-                      <w:b/>
-                      <w:bCs/>
-                      <w:color w:val="1A1A1A"/>
-                      <w:sz w:val="13"/>
-                      <w:szCs w:val="13"/>
-                    </w:rPr>
-                    <w:t xml:space="preserve">Modelo v2</w:t>
-                  </w:r>
-                </w:p>
-              </w:tc>
-              <w:tc>
-                <w:tcPr>
-                  <w:tcW w:type="dxa" w:w="750"/>
-                  <w:tcBorders>
-                    <w:top w:val="none" w:color="FFFFFF" w:sz="0"/>
-                    <w:left w:val="none" w:color="FFFFFF" w:sz="0"/>
-                    <w:bottom w:val="single" w:color="D5D9E0" w:sz="4"/>
-                    <w:right w:val="none" w:color="FFFFFF" w:sz="0"/>
-                  </w:tcBorders>
-                  <w:shd w:fill="FDF1CC" w:color="auto" w:val="clear"/>
-                  <w:tcMar>
-                    <w:top w:type="dxa" w:w="25"/>
-                    <w:left w:type="dxa" w:w="80"/>
-                    <w:bottom w:type="dxa" w:w="25"/>
-                    <w:right w:type="dxa" w:w="80"/>
-                  </w:tcMar>
-                  <w:vAlign w:val="center"/>
-                </w:tcPr>
-                <w:p>
-                  <w:pPr>
-                    <w:spacing w:line="216" w:lineRule="auto"/>
-                    <w:jc w:val="right"/>
-                  </w:pPr>
-                  <w:r>
-                    <w:rPr>
-                      <w:rFonts w:ascii="Arial" w:cs="Arial" w:eastAsia="Arial" w:hAnsi="Arial"/>
-                      <w:b/>
-                      <w:bCs/>
-                      <w:color w:val="1A1A1A"/>
-                      <w:sz w:val="13"/>
-                      <w:szCs w:val="13"/>
-                    </w:rPr>
-                    <w:t xml:space="preserve">1.857</w:t>
-                  </w:r>
-                </w:p>
-              </w:tc>
-              <w:tc>
-                <w:tcPr>
-                  <w:tcW w:type="dxa" w:w="900"/>
-                  <w:tcBorders>
-                    <w:top w:val="none" w:color="FFFFFF" w:sz="0"/>
-                    <w:left w:val="none" w:color="FFFFFF" w:sz="0"/>
-                    <w:bottom w:val="single" w:color="D5D9E0" w:sz="4"/>
-                    <w:right w:val="none" w:color="FFFFFF" w:sz="0"/>
-                  </w:tcBorders>
-                  <w:shd w:fill="FDF1CC" w:color="auto" w:val="clear"/>
-                  <w:tcMar>
-                    <w:top w:type="dxa" w:w="25"/>
-                    <w:left w:type="dxa" w:w="80"/>
-                    <w:bottom w:type="dxa" w:w="25"/>
-                    <w:right w:type="dxa" w:w="80"/>
-                  </w:tcMar>
-                  <w:vAlign w:val="center"/>
-                </w:tcPr>
-                <w:p>
-                  <w:pPr>
-                    <w:spacing w:line="216" w:lineRule="auto"/>
-                    <w:jc w:val="right"/>
-                  </w:pPr>
-                  <w:r>
-                    <w:rPr>
-                      <w:rFonts w:ascii="Arial" w:cs="Arial" w:eastAsia="Arial" w:hAnsi="Arial"/>
-                      <w:b/>
-                      <w:bCs/>
-                      <w:color w:val="1A1A1A"/>
-                      <w:sz w:val="13"/>
-                      <w:szCs w:val="13"/>
-                    </w:rPr>
-                    <w:t xml:space="preserve">2.076</w:t>
-                  </w:r>
-                </w:p>
-              </w:tc>
-              <w:tc>
-                <w:tcPr>
-                  <w:tcW w:type="dxa" w:w="750"/>
-                  <w:tcBorders>
-                    <w:top w:val="none" w:color="FFFFFF" w:sz="0"/>
-                    <w:left w:val="none" w:color="FFFFFF" w:sz="0"/>
-                    <w:bottom w:val="single" w:color="D5D9E0" w:sz="4"/>
-                    <w:right w:val="none" w:color="FFFFFF" w:sz="0"/>
-                  </w:tcBorders>
-                  <w:shd w:fill="FDF1CC" w:color="auto" w:val="clear"/>
-                  <w:tcMar>
-                    <w:top w:type="dxa" w:w="25"/>
-                    <w:left w:type="dxa" w:w="80"/>
-                    <w:bottom w:type="dxa" w:w="25"/>
-                    <w:right w:type="dxa" w:w="80"/>
-                  </w:tcMar>
-                  <w:vAlign w:val="center"/>
-                </w:tcPr>
-                <w:p>
-                  <w:pPr>
-                    <w:spacing w:line="216" w:lineRule="auto"/>
-                    <w:jc w:val="right"/>
-                  </w:pPr>
-                  <w:r>
-                    <w:rPr>
-                      <w:rFonts w:ascii="Arial" w:cs="Arial" w:eastAsia="Arial" w:hAnsi="Arial"/>
-                      <w:b/>
-                      <w:bCs/>
-                      <w:color w:val="1A1A1A"/>
-                      <w:sz w:val="13"/>
-                      <w:szCs w:val="13"/>
-                    </w:rPr>
-                    <w:t xml:space="preserve">−41,6%</w:t>
-                  </w:r>
-                </w:p>
-              </w:tc>
-            </w:tr>
-            <w:tr>
-              <w:tc>
-                <w:tcPr>
-                  <w:tcW w:type="dxa" w:w="1050"/>
-                  <w:tcBorders>
-                    <w:top w:val="none" w:color="FFFFFF" w:sz="0"/>
-                    <w:left w:val="none" w:color="FFFFFF" w:sz="0"/>
-                    <w:bottom w:val="single" w:color="D5D9E0" w:sz="4"/>
-                    <w:right w:val="none" w:color="FFFFFF" w:sz="0"/>
-                  </w:tcBorders>
-                  <w:shd w:fill="F7F8FB" w:color="auto" w:val="clear"/>
-                  <w:tcMar>
-                    <w:top w:type="dxa" w:w="25"/>
-                    <w:left w:type="dxa" w:w="80"/>
-                    <w:bottom w:type="dxa" w:w="25"/>
-                    <w:right w:type="dxa" w:w="80"/>
-                  </w:tcMar>
-                  <w:vAlign w:val="center"/>
-                </w:tcPr>
-                <w:p>
-                  <w:pPr>
-                    <w:spacing w:line="216" w:lineRule="auto"/>
-                    <w:jc w:val="left"/>
-                  </w:pPr>
-                  <w:r>
-                    <w:rPr>
-                      <w:rFonts w:ascii="Arial" w:cs="Arial" w:eastAsia="Arial" w:hAnsi="Arial"/>
-                      <w:b w:val="false"/>
-                      <w:bCs w:val="false"/>
-                      <w:color w:val="1A1A1A"/>
-                      <w:sz w:val="13"/>
-                      <w:szCs w:val="13"/>
-                    </w:rPr>
-                    <w:t xml:space="preserve">Bull</w:t>
-                  </w:r>
-                </w:p>
-              </w:tc>
-              <w:tc>
-                <w:tcPr>
-                  <w:tcW w:type="dxa" w:w="3450"/>
-                  <w:tcBorders>
-                    <w:top w:val="none" w:color="FFFFFF" w:sz="0"/>
-                    <w:left w:val="none" w:color="FFFFFF" w:sz="0"/>
-                    <w:bottom w:val="single" w:color="D5D9E0" w:sz="4"/>
-                    <w:right w:val="none" w:color="FFFFFF" w:sz="0"/>
-                  </w:tcBorders>
-                  <w:shd w:fill="F7F8FB" w:color="auto" w:val="clear"/>
-                  <w:tcMar>
-                    <w:top w:type="dxa" w:w="25"/>
-                    <w:left w:type="dxa" w:w="80"/>
-                    <w:bottom w:type="dxa" w:w="25"/>
-                    <w:right w:type="dxa" w:w="80"/>
-                  </w:tcMar>
-                  <w:vAlign w:val="center"/>
-                </w:tcPr>
-                <w:p>
-                  <w:pPr>
-                    <w:spacing w:line="216" w:lineRule="auto"/>
-                    <w:jc w:val="left"/>
-                  </w:pPr>
-                  <w:r>
-                    <w:rPr>
-                      <w:rFonts w:ascii="Arial" w:cs="Arial" w:eastAsia="Arial" w:hAnsi="Arial"/>
-                      <w:b w:val="false"/>
-                      <w:bCs w:val="false"/>
-                      <w:color w:val="1A1A1A"/>
-                      <w:sz w:val="13"/>
-                      <w:szCs w:val="13"/>
-                    </w:rPr>
-                    <w:t xml:space="preserve">WACC −100 pb; g 2,5%; margen 81,3% (máximo); impuesto 23% en Chile</w:t>
-                  </w:r>
-                </w:p>
-              </w:tc>
-              <w:tc>
-                <w:tcPr>
-                  <w:tcW w:type="dxa" w:w="750"/>
-                  <w:tcBorders>
-                    <w:top w:val="none" w:color="FFFFFF" w:sz="0"/>
-                    <w:left w:val="none" w:color="FFFFFF" w:sz="0"/>
-                    <w:bottom w:val="single" w:color="D5D9E0" w:sz="4"/>
-                    <w:right w:val="none" w:color="FFFFFF" w:sz="0"/>
-                  </w:tcBorders>
-                  <w:shd w:fill="F7F8FB" w:color="auto" w:val="clear"/>
-                  <w:tcMar>
-                    <w:top w:type="dxa" w:w="25"/>
-                    <w:left w:type="dxa" w:w="80"/>
-                    <w:bottom w:type="dxa" w:w="25"/>
-                    <w:right w:type="dxa" w:w="80"/>
-                  </w:tcMar>
-                  <w:vAlign w:val="center"/>
-                </w:tcPr>
-                <w:p>
-                  <w:pPr>
-                    <w:spacing w:line="216" w:lineRule="auto"/>
-                    <w:jc w:val="right"/>
-                  </w:pPr>
-                  <w:r>
-                    <w:rPr>
-                      <w:rFonts w:ascii="Arial" w:cs="Arial" w:eastAsia="Arial" w:hAnsi="Arial"/>
-                      <w:b w:val="false"/>
-                      <w:bCs w:val="false"/>
-                      <w:color w:val="1A1A1A"/>
-                      <w:sz w:val="13"/>
-                      <w:szCs w:val="13"/>
-                    </w:rPr>
-                    <w:t xml:space="preserve">2.506</w:t>
-                  </w:r>
-                </w:p>
-              </w:tc>
-              <w:tc>
-                <w:tcPr>
-                  <w:tcW w:type="dxa" w:w="900"/>
-                  <w:tcBorders>
-                    <w:top w:val="none" w:color="FFFFFF" w:sz="0"/>
-                    <w:left w:val="none" w:color="FFFFFF" w:sz="0"/>
-                    <w:bottom w:val="single" w:color="D5D9E0" w:sz="4"/>
-                    <w:right w:val="none" w:color="FFFFFF" w:sz="0"/>
-                  </w:tcBorders>
-                  <w:shd w:fill="F7F8FB" w:color="auto" w:val="clear"/>
-                  <w:tcMar>
-                    <w:top w:type="dxa" w:w="25"/>
-                    <w:left w:type="dxa" w:w="80"/>
-                    <w:bottom w:type="dxa" w:w="25"/>
-                    <w:right w:type="dxa" w:w="80"/>
-                  </w:tcMar>
-                  <w:vAlign w:val="center"/>
-                </w:tcPr>
-                <w:p>
-                  <w:pPr>
-                    <w:spacing w:line="216" w:lineRule="auto"/>
-                    <w:jc w:val="right"/>
-                  </w:pPr>
-                  <w:r>
-                    <w:rPr>
-                      <w:rFonts w:ascii="Arial" w:cs="Arial" w:eastAsia="Arial" w:hAnsi="Arial"/>
-                      <w:b w:val="false"/>
-                      <w:bCs w:val="false"/>
-                      <w:color w:val="1A1A1A"/>
-                      <w:sz w:val="13"/>
-                      <w:szCs w:val="13"/>
-                    </w:rPr>
-                    <w:t xml:space="preserve">2.595</w:t>
-                  </w:r>
-                </w:p>
-              </w:tc>
-              <w:tc>
-                <w:tcPr>
-                  <w:tcW w:type="dxa" w:w="750"/>
-                  <w:tcBorders>
-                    <w:top w:val="none" w:color="FFFFFF" w:sz="0"/>
-                    <w:left w:val="none" w:color="FFFFFF" w:sz="0"/>
-                    <w:bottom w:val="single" w:color="D5D9E0" w:sz="4"/>
-                    <w:right w:val="none" w:color="FFFFFF" w:sz="0"/>
-                  </w:tcBorders>
-                  <w:shd w:fill="F7F8FB" w:color="auto" w:val="clear"/>
-                  <w:tcMar>
-                    <w:top w:type="dxa" w:w="25"/>
-                    <w:left w:type="dxa" w:w="80"/>
-                    <w:bottom w:type="dxa" w:w="25"/>
-                    <w:right w:type="dxa" w:w="80"/>
-                  </w:tcMar>
-                  <w:vAlign w:val="center"/>
-                </w:tcPr>
-                <w:p>
-                  <w:pPr>
-                    <w:spacing w:line="216" w:lineRule="auto"/>
-                    <w:jc w:val="right"/>
-                  </w:pPr>
-                  <w:r>
-                    <w:rPr>
-                      <w:rFonts w:ascii="Arial" w:cs="Arial" w:eastAsia="Arial" w:hAnsi="Arial"/>
-                      <w:b w:val="false"/>
-                      <w:bCs w:val="false"/>
-                      <w:color w:val="1A1A1A"/>
-                      <w:sz w:val="13"/>
-                      <w:szCs w:val="13"/>
-                    </w:rPr>
-                    <w:t xml:space="preserve">−27,0%</w:t>
-                  </w:r>
-                </w:p>
-              </w:tc>
-            </w:tr>
-            <w:tr>
-              <w:tc>
-                <w:tcPr>
-                  <w:tcW w:type="dxa" w:w="1050"/>
-                  <w:tcBorders>
-                    <w:top w:val="none" w:color="FFFFFF" w:sz="0"/>
-                    <w:left w:val="none" w:color="FFFFFF" w:sz="0"/>
-                    <w:bottom w:val="single" w:color="D5D9E0" w:sz="4"/>
-                    <w:right w:val="none" w:color="FFFFFF" w:sz="0"/>
-                  </w:tcBorders>
-                  <w:shd w:fill="FFFFFF" w:color="auto" w:val="clear"/>
-                  <w:tcMar>
-                    <w:top w:type="dxa" w:w="25"/>
-                    <w:left w:type="dxa" w:w="80"/>
-                    <w:bottom w:type="dxa" w:w="25"/>
-                    <w:right w:type="dxa" w:w="80"/>
-                  </w:tcMar>
-                  <w:vAlign w:val="center"/>
-                </w:tcPr>
-                <w:p>
-                  <w:pPr>
-                    <w:spacing w:line="216" w:lineRule="auto"/>
-                    <w:jc w:val="left"/>
-                  </w:pPr>
-                  <w:r>
-                    <w:rPr>
-                      <w:rFonts w:ascii="Arial" w:cs="Arial" w:eastAsia="Arial" w:hAnsi="Arial"/>
-                      <w:b w:val="false"/>
-                      <w:bCs w:val="false"/>
-                      <w:color w:val="1A1A1A"/>
-                      <w:sz w:val="13"/>
-                      <w:szCs w:val="13"/>
-                    </w:rPr>
-                    <w:t xml:space="preserve">Tasadores</w:t>
-                  </w:r>
-                </w:p>
-              </w:tc>
-              <w:tc>
-                <w:tcPr>
-                  <w:tcW w:type="dxa" w:w="3450"/>
-                  <w:tcBorders>
-                    <w:top w:val="none" w:color="FFFFFF" w:sz="0"/>
-                    <w:left w:val="none" w:color="FFFFFF" w:sz="0"/>
-                    <w:bottom w:val="single" w:color="D5D9E0" w:sz="4"/>
-                    <w:right w:val="none" w:color="FFFFFF" w:sz="0"/>
-                  </w:tcBorders>
-                  <w:shd w:fill="FFFFFF" w:color="auto" w:val="clear"/>
-                  <w:tcMar>
-                    <w:top w:type="dxa" w:w="25"/>
-                    <w:left w:type="dxa" w:w="80"/>
-                    <w:bottom w:type="dxa" w:w="25"/>
-                    <w:right w:type="dxa" w:w="80"/>
-                  </w:tcMar>
-                  <w:vAlign w:val="center"/>
-                </w:tcPr>
-                <w:p>
-                  <w:pPr>
-                    <w:spacing w:line="216" w:lineRule="auto"/>
-                    <w:jc w:val="left"/>
-                  </w:pPr>
-                  <w:r>
-                    <w:rPr>
-                      <w:rFonts w:ascii="Arial" w:cs="Arial" w:eastAsia="Arial" w:hAnsi="Arial"/>
-                      <w:b w:val="false"/>
-                      <w:bCs w:val="false"/>
-                      <w:color w:val="1A1A1A"/>
-                      <w:sz w:val="13"/>
-                      <w:szCs w:val="13"/>
-                    </w:rPr>
-                    <w:t xml:space="preserve">WACC 8,72% (5,55% real, Nota 11)</w:t>
-                  </w:r>
-                </w:p>
-              </w:tc>
-              <w:tc>
-                <w:tcPr>
-                  <w:tcW w:type="dxa" w:w="750"/>
-                  <w:tcBorders>
-                    <w:top w:val="none" w:color="FFFFFF" w:sz="0"/>
-                    <w:left w:val="none" w:color="FFFFFF" w:sz="0"/>
-                    <w:bottom w:val="single" w:color="D5D9E0" w:sz="4"/>
-                    <w:right w:val="none" w:color="FFFFFF" w:sz="0"/>
-                  </w:tcBorders>
-                  <w:shd w:fill="FFFFFF" w:color="auto" w:val="clear"/>
-                  <w:tcMar>
-                    <w:top w:type="dxa" w:w="25"/>
-                    <w:left w:type="dxa" w:w="80"/>
-                    <w:bottom w:type="dxa" w:w="25"/>
-                    <w:right w:type="dxa" w:w="80"/>
-                  </w:tcMar>
-                  <w:vAlign w:val="center"/>
-                </w:tcPr>
-                <w:p>
-                  <w:pPr>
-                    <w:spacing w:line="216" w:lineRule="auto"/>
-                    <w:jc w:val="right"/>
-                  </w:pPr>
-                  <w:r>
-                    <w:rPr>
-                      <w:rFonts w:ascii="Arial" w:cs="Arial" w:eastAsia="Arial" w:hAnsi="Arial"/>
-                      <w:b w:val="false"/>
-                      <w:bCs w:val="false"/>
-                      <w:color w:val="1A1A1A"/>
-                      <w:sz w:val="13"/>
-                      <w:szCs w:val="13"/>
-                    </w:rPr>
-                    <w:t xml:space="preserve">2.660</w:t>
-                  </w:r>
-                </w:p>
-              </w:tc>
-              <w:tc>
-                <w:tcPr>
-                  <w:tcW w:type="dxa" w:w="900"/>
-                  <w:tcBorders>
-                    <w:top w:val="none" w:color="FFFFFF" w:sz="0"/>
-                    <w:left w:val="none" w:color="FFFFFF" w:sz="0"/>
-                    <w:bottom w:val="single" w:color="D5D9E0" w:sz="4"/>
-                    <w:right w:val="none" w:color="FFFFFF" w:sz="0"/>
-                  </w:tcBorders>
-                  <w:shd w:fill="FFFFFF" w:color="auto" w:val="clear"/>
-                  <w:tcMar>
-                    <w:top w:type="dxa" w:w="25"/>
-                    <w:left w:type="dxa" w:w="80"/>
-                    <w:bottom w:type="dxa" w:w="25"/>
-                    <w:right w:type="dxa" w:w="80"/>
-                  </w:tcMar>
-                  <w:vAlign w:val="center"/>
-                </w:tcPr>
-                <w:p>
-                  <w:pPr>
-                    <w:spacing w:line="216" w:lineRule="auto"/>
-                    <w:jc w:val="right"/>
-                  </w:pPr>
-                  <w:r>
-                    <w:rPr>
-                      <w:rFonts w:ascii="Arial" w:cs="Arial" w:eastAsia="Arial" w:hAnsi="Arial"/>
-                      <w:b w:val="false"/>
-                      <w:bCs w:val="false"/>
-                      <w:color w:val="1A1A1A"/>
-                      <w:sz w:val="13"/>
-                      <w:szCs w:val="13"/>
-                    </w:rPr>
-                    <w:t xml:space="preserve">2.719</w:t>
-                  </w:r>
-                </w:p>
-              </w:tc>
-              <w:tc>
-                <w:tcPr>
-                  <w:tcW w:type="dxa" w:w="750"/>
-                  <w:tcBorders>
-                    <w:top w:val="none" w:color="FFFFFF" w:sz="0"/>
-                    <w:left w:val="none" w:color="FFFFFF" w:sz="0"/>
-                    <w:bottom w:val="single" w:color="D5D9E0" w:sz="4"/>
-                    <w:right w:val="none" w:color="FFFFFF" w:sz="0"/>
-                  </w:tcBorders>
-                  <w:shd w:fill="FFFFFF" w:color="auto" w:val="clear"/>
-                  <w:tcMar>
-                    <w:top w:type="dxa" w:w="25"/>
-                    <w:left w:type="dxa" w:w="80"/>
-                    <w:bottom w:type="dxa" w:w="25"/>
-                    <w:right w:type="dxa" w:w="80"/>
-                  </w:tcMar>
-                  <w:vAlign w:val="center"/>
-                </w:tcPr>
-                <w:p>
-                  <w:pPr>
-                    <w:spacing w:line="216" w:lineRule="auto"/>
-                    <w:jc w:val="right"/>
-                  </w:pPr>
-                  <w:r>
-                    <w:rPr>
-                      <w:rFonts w:ascii="Arial" w:cs="Arial" w:eastAsia="Arial" w:hAnsi="Arial"/>
-                      <w:b w:val="false"/>
-                      <w:bCs w:val="false"/>
-                      <w:color w:val="1A1A1A"/>
-                      <w:sz w:val="13"/>
-                      <w:szCs w:val="13"/>
-                    </w:rPr>
-                    <w:t xml:space="preserve">−23,5%</w:t>
-                  </w:r>
-                </w:p>
-              </w:tc>
-            </w:tr>
-          </w:tbl>
-          <w:p>
-            <w:pPr>
-              <w:spacing w:after="60"/>
-            </w:pPr>
-          </w:p>
-          <w:p>
-            <w:pPr>
-              <w:spacing w:after="60" w:before="0" w:line="228" w:lineRule="auto"/>
-              <w:jc w:val="both"/>
-            </w:pPr>
-            <w:r>
-              <w:rPr>
-                <w:rFonts w:ascii="Arial" w:cs="Arial" w:eastAsia="Arial" w:hAnsi="Arial"/>
-                <w:b/>
-                <w:bCs/>
-                <w:color w:val="14284B"/>
-                <w:sz w:val="16"/>
-                <w:szCs w:val="16"/>
-              </w:rPr>
-              <w:t xml:space="preserve">Precio objetivo. </w:t>
-            </w:r>
-            <w:r>
-              <w:rPr>
-                <w:rFonts w:ascii="Arial" w:cs="Arial" w:eastAsia="Arial" w:hAnsi="Arial"/>
-                <w:color w:val="1A1A1A"/>
-                <w:sz w:val="16"/>
-                <w:szCs w:val="16"/>
-              </w:rPr>
-              <w:t xml:space="preserve">80% × CLP 1.857 + 20% × CLP 2.951 = CLP 2.076, un retorno de −41,6% frente a CLP 3.555 (30-sep-26). Llevar el DCF del 30-jun al 30-sep-26 lo subiría a ~CLP 1.910 y el precio objetivo a ~CLP 2.118 (−40,4%): la recomendación no cambia.</w:t>
-            </w:r>
-          </w:p>
-          <w:p>
-            <w:pPr>
-              <w:spacing w:after="60" w:before="0" w:line="228" w:lineRule="auto"/>
-              <w:jc w:val="both"/>
-            </w:pPr>
-            <w:r>
-              <w:rPr>
-                <w:rFonts w:ascii="Arial" w:cs="Arial" w:eastAsia="Arial" w:hAnsi="Arial"/>
-                <w:b/>
-                <w:bCs/>
-                <w:color w:val="14284B"/>
-                <w:sz w:val="16"/>
-                <w:szCs w:val="16"/>
-              </w:rPr>
-              <w:t xml:space="preserve">Retorno total e implícitos. </w:t>
-            </w:r>
-            <w:r>
-              <w:rPr>
-                <w:rFonts w:ascii="Arial" w:cs="Arial" w:eastAsia="Arial" w:hAnsi="Arial"/>
-                <w:color w:val="1A1A1A"/>
-                <w:sz w:val="16"/>
-                <w:szCs w:val="16"/>
-              </w:rPr>
-              <w:t xml:space="preserve">Con un dividendo esperado de ~CLP 69 por acción (rendimiento de 2,0%), el retorno total esperado es −39,7%. El precio objetivo implica 10,8x EV/EBITDA LTM, un cap rate de 9,3% y 0,94x el valor libro, frente a 16,7x, 6,0% y 1,61x del precio actual (Figura 32).</w:t>
-            </w:r>
-          </w:p>
-          <w:p>
-            <w:pPr>
-              <w:spacing w:after="60" w:before="0" w:line="228" w:lineRule="auto"/>
-              <w:jc w:val="both"/>
-            </w:pPr>
-            <w:r>
-              <w:rPr>
-                <w:rFonts w:ascii="Arial" w:cs="Arial" w:eastAsia="Arial" w:hAnsi="Arial"/>
-                <w:b/>
-                <w:bCs/>
-                <w:color w:val="14284B"/>
-                <w:sz w:val="16"/>
-                <w:szCs w:val="16"/>
-              </w:rPr>
-              <w:t xml:space="preserve">Catalizadores. </w:t>
-            </w:r>
-            <w:r>
-              <w:rPr>
-                <w:rFonts w:ascii="Arial" w:cs="Arial" w:eastAsia="Arial" w:hAnsi="Arial"/>
-                <w:color w:val="1A1A1A"/>
-                <w:sz w:val="16"/>
-                <w:szCs w:val="16"/>
-              </w:rPr>
-              <w:t xml:space="preserve">El UST 10Y en 5,22%, máximo desde 2002, y la Fed subiendo tasas presionan los cap rates de mercado (Riesgos de inversión, FR1). Cada actualización de la tasación con tasas más altas acerca el valor libro a nuestro DCF y quita soporte al múltiplo actual.</w:t>
-            </w:r>
-          </w:p>
-          <w:p>
-            <w:pPr>
-              <w:spacing w:after="60" w:before="0" w:line="228" w:lineRule="auto"/>
-              <w:jc w:val="both"/>
-            </w:pPr>
-            <w:r>
-              <w:rPr>
-                <w:rFonts w:ascii="Arial" w:cs="Arial" w:eastAsia="Arial" w:hAnsi="Arial"/>
-                <w:b/>
-                <w:bCs/>
-                <w:color w:val="14284B"/>
-                <w:sz w:val="16"/>
-                <w:szCs w:val="16"/>
-              </w:rPr>
-              <w:t xml:space="preserve">Riesgos al alza. </w:t>
-            </w:r>
-            <w:r>
-              <w:rPr>
-                <w:rFonts w:ascii="Arial" w:cs="Arial" w:eastAsia="Arial" w:hAnsi="Arial"/>
-                <w:color w:val="1A1A1A"/>
-                <w:sz w:val="16"/>
-                <w:szCs w:val="16"/>
-              </w:rPr>
-              <w:t xml:space="preserve">Una compresión sostenida de los cap rates por mayor demanda institucional por activos defensivos, o una prima estructural para los activos Tier A de Mallplaza (ver Riesgos de inversión).</w:t>
-            </w:r>
-          </w:p>
-        </w:tc>
-        <w:tc>
-          <w:tcPr>
-            <w:tcW w:type="dxa" w:w="216"/>
-            <w:tcBorders>
-              <w:top w:val="none" w:color="FFFFFF" w:sz="0"/>
-              <w:left w:val="none" w:color="FFFFFF" w:sz="0"/>
-              <w:bottom w:val="none" w:color="FFFFFF" w:sz="0"/>
-              <w:right w:val="none" w:color="FFFFFF" w:sz="0"/>
-            </w:tcBorders>
-            <w:tcMar>
-              <w:top w:type="dxa" w:w="0"/>
-              <w:left w:type="dxa" w:w="0"/>
-              <w:bottom w:type="dxa" w:w="0"/>
-              <w:right w:type="dxa" w:w="0"/>
-            </w:tcMar>
-            <w:vAlign w:val="top"/>
-          </w:tcPr>
-          <w:p/>
-        </w:tc>
-        <w:tc>
-          <w:tcPr>
-            <w:tcW w:type="dxa" w:w="3550"/>
-            <w:tcBorders>
-              <w:top w:val="none" w:color="FFFFFF" w:sz="0"/>
-              <w:left w:val="none" w:color="FFFFFF" w:sz="0"/>
-              <w:bottom w:val="none" w:color="FFFFFF" w:sz="0"/>
-              <w:right w:val="none" w:color="FFFFFF" w:sz="0"/>
-            </w:tcBorders>
-            <w:tcMar>
-              <w:top w:type="dxa" w:w="0"/>
-              <w:left w:type="dxa" w:w="0"/>
-              <w:bottom w:type="dxa" w:w="0"/>
-              <w:right w:type="dxa" w:w="0"/>
-            </w:tcMar>
-            <w:vAlign w:val="top"/>
-          </w:tcPr>
-          <w:p>
-            <w:pPr>
-              <w:spacing w:after="30" w:before="20" w:line="228" w:lineRule="auto"/>
+              <w:t xml:space="preserve">Bono real: UF 10 años (BCCh) y NTN-B 2035 (8,08%) al 30-06-26. Spread = cap rate (1 / EV/EBITDA) − bono real. IRSA se omite (NIC 29). Fuente: Bloomberg; BCCh; análisis del equipo.</w:t>
+            </w:r>
+          </w:p>
+          <w:p>
+            <w:pPr>
+              <w:spacing w:after="30" w:before="90" w:line="228" w:lineRule="auto"/>
             </w:pPr>
             <w:r>
               <w:rPr>
@@ -2296,7 +861,7 @@
                 <w:sz w:val="14"/>
                 <w:szCs w:val="14"/>
               </w:rPr>
-              <w:t xml:space="preserve">Figura 32: </w:t>
+              <w:t xml:space="preserve">Figura 31: </w:t>
             </w:r>
             <w:r>
               <w:rPr>
@@ -2305,7 +870,7 @@
                 <w:sz w:val="14"/>
                 <w:szCs w:val="14"/>
               </w:rPr>
-              <w:t xml:space="preserve">El mercado paga 6,0%; nuestros flujos valen 10,1%</w:t>
+              <w:t xml:space="preserve">Valor implícito por múltiplo de cada par vs DCF y precio (CLP por acción)</w:t>
             </w:r>
           </w:p>
           <w:p>
@@ -2315,7 +880,7 @@
             <w:r>
               <w:drawing>
                 <wp:inline distT="0" distB="0" distL="0" distR="0">
-                  <wp:extent cx="2257425" cy="1600200"/>
+                  <wp:extent cx="2257425" cy="1962150"/>
                   <wp:effectExtent t="0" r="0" b="0" l="0"/>
                   <wp:docPr id="1" name="" descr="" title=""/>
                   <wp:cNvGraphicFramePr>
@@ -2340,6 +905,214 @@
                         <pic:spPr bwMode="auto">
                           <a:xfrm>
                             <a:off x="0" y="0"/>
+                            <a:ext cx="2257425" cy="1962150"/>
+                          </a:xfrm>
+                          <a:prstGeom prst="rect">
+                            <a:avLst/>
+                          </a:prstGeom>
+                        </pic:spPr>
+                      </pic:pic>
+                    </a:graphicData>
+                  </a:graphic>
+                </wp:inline>
+              </w:drawing>
+            </w:r>
+          </w:p>
+          <w:p>
+            <w:pPr>
+              <w:spacing w:after="0" w:before="10" w:line="216" w:lineRule="auto"/>
+            </w:pPr>
+            <w:r>
+              <w:rPr>
+                <w:rFonts w:ascii="Arial" w:cs="Arial" w:eastAsia="Arial" w:hAnsi="Arial"/>
+                <w:color w:val="5F5F5F"/>
+                <w:sz w:val="11"/>
+                <w:szCs w:val="11"/>
+              </w:rPr>
+              <w:t xml:space="preserve">Precio objetivo = 80% DCF + 20% EV/EBITDA LTM. P/E excluido (incluye revalorización). Fuente: Bloomberg (30-09-26); análisis del equipo.</w:t>
+            </w:r>
+          </w:p>
+        </w:tc>
+      </w:tr>
+      <w:tr>
+        <w:trPr>
+          <w:cantSplit/>
+        </w:trPr>
+        <w:tc>
+          <w:tcPr>
+            <w:tcW w:type="dxa" w:w="6900"/>
+            <w:tcBorders>
+              <w:top w:val="none" w:color="FFFFFF" w:sz="0"/>
+              <w:left w:val="none" w:color="FFFFFF" w:sz="0"/>
+              <w:bottom w:val="none" w:color="FFFFFF" w:sz="0"/>
+              <w:right w:val="none" w:color="FFFFFF" w:sz="0"/>
+            </w:tcBorders>
+            <w:tcMar>
+              <w:top w:type="dxa" w:w="0"/>
+              <w:left w:type="dxa" w:w="0"/>
+              <w:bottom w:type="dxa" w:w="0"/>
+              <w:right w:type="dxa" w:w="0"/>
+            </w:tcMar>
+            <w:vAlign w:val="top"/>
+          </w:tcPr>
+          <w:p>
+            <w:pPr>
+              <w:pBdr>
+                <w:bottom w:val="single" w:color="E9004B" w:sz="8" w:space="1"/>
+              </w:pBdr>
+              <w:spacing w:after="50" w:before="90"/>
+            </w:pPr>
+            <w:r>
+              <w:rPr>
+                <w:rFonts w:ascii="Arial" w:cs="Arial" w:eastAsia="Arial" w:hAnsi="Arial"/>
+                <w:b/>
+                <w:bCs/>
+                <w:color w:val="14284B"/>
+                <w:sz w:val="16"/>
+                <w:szCs w:val="16"/>
+              </w:rPr>
+              <w:t xml:space="preserve">LO QUE EL MERCADO TENDRÍA QUE CREER</w:t>
+            </w:r>
+          </w:p>
+          <w:p>
+            <w:pPr>
+              <w:spacing w:after="60" w:before="0" w:line="228" w:lineRule="auto"/>
+              <w:jc w:val="both"/>
+            </w:pPr>
+            <w:r>
+              <w:rPr>
+                <w:rFonts w:ascii="Arial" w:cs="Arial" w:eastAsia="Arial" w:hAnsi="Arial"/>
+                <w:color w:val="1A1A1A"/>
+                <w:sz w:val="16"/>
+                <w:szCs w:val="16"/>
+              </w:rPr>
+              <w:t xml:space="preserve">El precio implica un EV de CLP 9,12 billones, 69% sobre el nuestro, y un cap rate de 6,0%, frente a 10,1% en nuestro DCF, 6,4% en los pares chilenos y 7,5% a valor libro (Figura 32). El mercado paga 1,61 veces un patrimonio que ya está a valor razonable, tasado con una tasa real de ~5,55% (Nota 11): paga más que los propios tasadores. Para justificar CLP 3.555 la WACC tendría que ser 285 pb menor (Figura 33); incluso con la tasa de los tasadores, el DCF sería CLP 2.660.</w:t>
+            </w:r>
+          </w:p>
+          <w:p>
+            <w:pPr>
+              <w:spacing w:after="60" w:before="0" w:line="228" w:lineRule="auto"/>
+              <w:jc w:val="both"/>
+            </w:pPr>
+            <w:r>
+              <w:rPr>
+                <w:rFonts w:ascii="Arial" w:cs="Arial" w:eastAsia="Arial" w:hAnsi="Arial"/>
+                <w:color w:val="1A1A1A"/>
+                <w:sz w:val="16"/>
+                <w:szCs w:val="16"/>
+              </w:rPr>
+              <w:t xml:space="preserve">Llevamos la tesis a sus extremos. En un caso bear (WACC +100 pb y el margen mínimo histórico de 75,8%) el precio objetivo cae a CLP 1.712; en un caso bull que suma WACC −100 pb, g de 2,5%, el margen máximo de 81,3% y la rebaja del impuesto a 23%, sube a CLP 2.595, todavía 27% bajo el precio. El APV (CLP 1.894), una Rf basada en el bono en pesos (~CLP 2.439) y otros objetivos de deuda (DCF de CLP 1.819 a 1.894) llevan a la misma conclusión (Anexo [F]).</w:t>
+            </w:r>
+          </w:p>
+          <w:p>
+            <w:pPr>
+              <w:spacing w:after="60" w:before="0" w:line="228" w:lineRule="auto"/>
+              <w:jc w:val="both"/>
+            </w:pPr>
+            <w:r>
+              <w:rPr>
+                <w:rFonts w:ascii="Arial" w:cs="Arial" w:eastAsia="Arial" w:hAnsi="Arial"/>
+                <w:color w:val="1A1A1A"/>
+                <w:sz w:val="16"/>
+                <w:szCs w:val="16"/>
+              </w:rPr>
+              <w:t xml:space="preserve">Así llegamos a CLP 2.076 (80% × 1.857 + 20% × 2.951): 10,8x EBITDA, un cap rate de 9,3% y 0,94x el valor libro. Llevar el DCF al 30-sep-26 lo subiría a ~CLP 2.118, sin cambiar la recomendación. El catalizador es el mismo que sostiene la tesis: con el UST 10Y en 5,22%, máximo desde 2002, las tasas presionan los cap rates, y cada nueva tasación los acerca a nuestro valor. Nos equivocaríamos si los cap rates se comprimen aún más por la demanda institucional por activos defensivos, o si el mercado sostiene una prima estructural por los activos Tier A (ver Riesgos de inversión).</w:t>
+            </w:r>
+          </w:p>
+        </w:tc>
+        <w:tc>
+          <w:tcPr>
+            <w:tcW w:type="dxa" w:w="216"/>
+            <w:tcBorders>
+              <w:top w:val="none" w:color="FFFFFF" w:sz="0"/>
+              <w:left w:val="none" w:color="FFFFFF" w:sz="0"/>
+              <w:bottom w:val="none" w:color="FFFFFF" w:sz="0"/>
+              <w:right w:val="none" w:color="FFFFFF" w:sz="0"/>
+            </w:tcBorders>
+            <w:tcMar>
+              <w:top w:type="dxa" w:w="0"/>
+              <w:left w:type="dxa" w:w="0"/>
+              <w:bottom w:type="dxa" w:w="0"/>
+              <w:right w:type="dxa" w:w="0"/>
+            </w:tcMar>
+            <w:vAlign w:val="top"/>
+          </w:tcPr>
+          <w:p/>
+        </w:tc>
+        <w:tc>
+          <w:tcPr>
+            <w:tcW w:type="dxa" w:w="3550"/>
+            <w:tcBorders>
+              <w:top w:val="none" w:color="FFFFFF" w:sz="0"/>
+              <w:left w:val="none" w:color="FFFFFF" w:sz="0"/>
+              <w:bottom w:val="none" w:color="FFFFFF" w:sz="0"/>
+              <w:right w:val="none" w:color="FFFFFF" w:sz="0"/>
+            </w:tcBorders>
+            <w:tcMar>
+              <w:top w:type="dxa" w:w="0"/>
+              <w:left w:type="dxa" w:w="0"/>
+              <w:bottom w:type="dxa" w:w="0"/>
+              <w:right w:type="dxa" w:w="0"/>
+            </w:tcMar>
+            <w:vAlign w:val="top"/>
+          </w:tcPr>
+          <w:p>
+            <w:pPr>
+              <w:spacing w:after="30" w:before="20" w:line="228" w:lineRule="auto"/>
+            </w:pPr>
+            <w:r>
+              <w:rPr>
+                <w:rFonts w:ascii="Arial" w:cs="Arial" w:eastAsia="Arial" w:hAnsi="Arial"/>
+                <w:b/>
+                <w:bCs/>
+                <w:color w:val="14284B"/>
+                <w:sz w:val="14"/>
+                <w:szCs w:val="14"/>
+              </w:rPr>
+              <w:t xml:space="preserve">Figura 32: </w:t>
+            </w:r>
+            <w:r>
+              <w:rPr>
+                <w:rFonts w:ascii="Arial" w:cs="Arial" w:eastAsia="Arial" w:hAnsi="Arial"/>
+                <w:color w:val="14284B"/>
+                <w:sz w:val="14"/>
+                <w:szCs w:val="14"/>
+              </w:rPr>
+              <w:t xml:space="preserve">El mercado paga 6,0%; nuestros flujos valen 10,1%</w:t>
+            </w:r>
+          </w:p>
+          <w:p>
+            <w:pPr>
+              <w:spacing w:after="20" w:before="0" w:line="240" w:lineRule="auto"/>
+            </w:pPr>
+            <w:r>
+              <w:drawing>
+                <wp:inline distT="0" distB="0" distL="0" distR="0">
+                  <wp:extent cx="2257425" cy="1600200"/>
+                  <wp:effectExtent t="0" r="0" b="0" l="0"/>
+                  <wp:docPr id="1" name="" descr="" title=""/>
+                  <wp:cNvGraphicFramePr>
+                    <a:graphicFrameLocks xmlns:a="http://schemas.openxmlformats.org/drawingml/2006/main" noChangeAspect="1"/>
+                  </wp:cNvGraphicFramePr>
+                  <a:graphic xmlns:a="http://schemas.openxmlformats.org/drawingml/2006/main">
+                    <a:graphicData uri="http://schemas.openxmlformats.org/drawingml/2006/picture">
+                      <pic:pic xmlns:pic="http://schemas.openxmlformats.org/drawingml/2006/picture">
+                        <pic:nvPicPr>
+                          <pic:cNvPr id="0" name="" descr=""/>
+                          <pic:cNvPicPr>
+                            <a:picLocks noChangeAspect="1" noChangeArrowheads="1"/>
+                          </pic:cNvPicPr>
+                        </pic:nvPicPr>
+                        <pic:blipFill>
+                          <a:blip r:embed="rId16" cstate="none"/>
+                          <a:srcRect/>
+                          <a:stretch>
+                            <a:fillRect/>
+                          </a:stretch>
+                        </pic:blipFill>
+                        <pic:spPr bwMode="auto">
+                          <a:xfrm>
+                            <a:off x="0" y="0"/>
                             <a:ext cx="2257425" cy="1600200"/>
                           </a:xfrm>
                           <a:prstGeom prst="rect">
@@ -2415,7 +1188,7 @@
                           </pic:cNvPicPr>
                         </pic:nvPicPr>
                         <pic:blipFill>
-                          <a:blip r:embed="rId16" cstate="none"/>
+                          <a:blip r:embed="rId17" cstate="none"/>
                           <a:srcRect/>
                           <a:stretch>
                             <a:fillRect/>
@@ -9867,7 +8640,7 @@
                           </pic:cNvPicPr>
                         </pic:nvPicPr>
                         <pic:blipFill>
-                          <a:blip r:embed="rId17" cstate="none"/>
+                          <a:blip r:embed="rId18" cstate="none"/>
                           <a:srcRect/>
                           <a:stretch>
                             <a:fillRect/>

--- a/informe/Mallplaza_Valuacion_ES.docx
+++ b/informe/Mallplaza_Valuacion_ES.docx
@@ -109,6 +109,21 @@
               <w:t xml:space="preserve">En doce meses la acción subió de CLP 2.470 a 4.700 y hoy cotiza en CLP 3.555. Ninguno de nuestros métodos llega a ese precio: el DCF va de CLP 1.379 a 2.329 aun moviendo la WACC ±100 pb y g entre 2,5% y 4,0%, y los múltiplos más favorables tampoco lo alcanzan (Figura 27). Damos 80% del peso al DCF porque Mallplaza es, en el fondo, un cobrador de arriendos: el 81,4% de sus ingresos son arriendos y el 93% de ellos es renta fija. El 20% en múltiplos contrasta el modelo con lo que el mercado paga hoy, pero con cautela: en Chile hay solo dos pares directos y ninguno captura el plan de expansión ni la trayectoria de deuda de la compañía.</w:t>
             </w:r>
           </w:p>
+          <w:p>
+            <w:pPr>
+              <w:spacing w:after="60" w:before="0" w:line="228" w:lineRule="auto"/>
+              <w:jc w:val="both"/>
+            </w:pPr>
+            <w:r>
+              <w:rPr>
+                <w:rFonts w:ascii="Arial" w:cs="Arial" w:eastAsia="Arial" w:hAnsi="Arial"/>
+                <w:color w:val="1A1A1A"/>
+                <w:sz w:val="16"/>
+                <w:szCs w:val="16"/>
+              </w:rPr>
+              <w:t xml:space="preserve">La Figura 27 resume la tesis en una imagen. El APV, que valora la empresa sin deuda y suma aparte los escudos fiscales, da CLP 1.894, apenas 2% sobre el DCF: el resultado no depende de cómo modelamos el financiamiento. Los múltiplos van de CLP 2.152 (mediana del set común) a 3.294 (mediana chilena), y el EV/EBITDA NTM y el EV/EBIT quedan entre CLP 2.914 y 3.098. Todo cae a la izquierda del precio; lo único que lo alcanza es el propio rango de cotización del último año.</w:t>
+            </w:r>
+          </w:p>
         </w:tc>
         <w:tc>
           <w:tcPr>
@@ -507,6 +522,21 @@
                 <w:sz w:val="16"/>
                 <w:szCs w:val="16"/>
               </w:rPr>
+              <w:t xml:space="preserve">El capex sigue el plan de la compañía: el pipeline y la mantención (5,5% de los ingresos) llevan el capex base a un máximo de CLP 240.660 MM en 2027, y la expansión continua suma entre CLP 95.000 y 104.000 MM al año desde 2028, al costo del pipeline identificado (USD 3.603 por m²) y con una rampa de ingresos de 35%, 90% y 100%. El capital de trabajo, en 15,6% de los ingresos, exige apenas CLP 7.100–9.900 MM al año y mueve el precio en ±1,2%. Son supuestos que el equipo puede defender línea a línea (Anexo [C]).</w:t>
+            </w:r>
+          </w:p>
+          <w:p>
+            <w:pPr>
+              <w:spacing w:after="60" w:before="0" w:line="228" w:lineRule="auto"/>
+              <w:jc w:val="both"/>
+            </w:pPr>
+            <w:r>
+              <w:rPr>
+                <w:rFonts w:ascii="Arial" w:cs="Arial" w:eastAsia="Arial" w:hAnsi="Arial"/>
+                <w:color w:val="1A1A1A"/>
+                <w:sz w:val="16"/>
+                <w:szCs w:val="16"/>
+              </w:rPr>
               <w:t xml:space="preserve">El problema es el retorno de crecer. Cada m² nuevo rinde 6,9% sobre su costo, un RONIC real de 5,0% después de impuestos, bajo una WACC real de 7,2%. La expansión suma ingresos, pero no valor: por eso el valor terminal crece solo con la inflación (g de 3,0% nominal, 0% real) y un g mayor reduce el valor (Figura 29). Suponer más crecimiento no cerraría la brecha con el precio; la agrandaría.</w:t>
             </w:r>
           </w:p>
@@ -724,7 +754,52 @@
                 <w:sz w:val="16"/>
                 <w:szCs w:val="16"/>
               </w:rPr>
+              <w:t xml:space="preserve">El contexto macro explica la diferencia. Al 30-jun-26 Brasil tenía una Selic de 14,25%, un bono nominal a 10 años de 14,34% e inflación esperada de 5,3% para 2026, frente a una TPM de 4,5%, un bono nominal de 5,43% y 4,1% de inflación en Chile, con crecimientos parecidos (2,0% y 1,6%). Un inversionista en Brasil exige más a cualquier activo, no solo a los centros comerciales; aplicar ese descuento a Mallplaza, que genera el 71,8% de sus ingresos en Chile, sería castigarla por un riesgo que no corre.</w:t>
+            </w:r>
+          </w:p>
+          <w:p>
+            <w:pPr>
+              <w:spacing w:after="60" w:before="0" w:line="228" w:lineRule="auto"/>
+              <w:jc w:val="both"/>
+            </w:pPr>
+            <w:r>
+              <w:rPr>
+                <w:rFonts w:ascii="Arial" w:cs="Arial" w:eastAsia="Arial" w:hAnsi="Arial"/>
+                <w:color w:val="1A1A1A"/>
+                <w:sz w:val="16"/>
+                <w:szCs w:val="16"/>
+              </w:rPr>
+              <w:t xml:space="preserve">Elegimos el set con el mismo criterio que la beta. IRSA se mantiene con cautela, porque reporta bajo NIC 29 y su consenso NTM tiene un solo analista; Fibra Danhos queda fuera porque, como FIBRA, debe repartir el 95% de su resultado fiscal y no tiene beta en la WACC. Usamos EV/EBITDA porque es neutral al apalancamiento y a la revalorización (NIC 40), y medimos a todos con la deuda neta de Bloomberg (CLP 1.311.569 MM para Mallplaza, cerca de los CLP 1.285.740 MM de DFN que usa el DCF).</w:t>
+            </w:r>
+          </w:p>
+          <w:p>
+            <w:pPr>
+              <w:spacing w:after="60" w:before="0" w:line="228" w:lineRule="auto"/>
+              <w:jc w:val="both"/>
+            </w:pPr>
+            <w:r>
+              <w:rPr>
+                <w:rFonts w:ascii="Arial" w:cs="Arial" w:eastAsia="Arial" w:hAnsi="Arial"/>
+                <w:color w:val="1A1A1A"/>
+                <w:sz w:val="16"/>
+                <w:szCs w:val="16"/>
+              </w:rPr>
               <w:t xml:space="preserve">Tampoco la calidad justifica la prima. Mallplaza transa 29% sobre Cencosud Shopping, pero su EBITDA por m² es solo 1,8% mayor (ver Industria); solo al múltiplo de Parque Arauco (18,4x), que opera con 5,7x de deuda, valdría más que su precio. Todos los múltiplos, del EV/EBITDA NTM (CLP 2.914) al P/BV (CLP 3.171), quedan bajo el precio (Figura 31): confirman que la acción está cara, y la magnitud la da el DCF. Excluimos el P/E (CLP 8.644), distorsionado por la revalorización de propiedades.</w:t>
+            </w:r>
+          </w:p>
+          <w:p>
+            <w:pPr>
+              <w:spacing w:after="60" w:before="0" w:line="228" w:lineRule="auto"/>
+              <w:jc w:val="both"/>
+            </w:pPr>
+            <w:r>
+              <w:rPr>
+                <w:rFonts w:ascii="Arial" w:cs="Arial" w:eastAsia="Arial" w:hAnsi="Arial"/>
+                <w:color w:val="1A1A1A"/>
+                <w:sz w:val="16"/>
+                <w:szCs w:val="16"/>
+              </w:rPr>
+              <w:t xml:space="preserve">Puesto en precios: a la mediana chilena por sí sola la acción valdría CLP 3.294 (−7%); al múltiplo de Cencosud, CLP 2.621; y solo al de Parque Arauco, CLP 3.967. Para defender CLP 3.555 con múltiplos hay que suponer que Mallplaza merece la valoración del par más apalancado del grupo.</w:t>
             </w:r>
           </w:p>
         </w:tc>
@@ -1016,7 +1091,37 @@
                 <w:sz w:val="16"/>
                 <w:szCs w:val="16"/>
               </w:rPr>
+              <w:t xml:space="preserve">Tampoco cambian el resultado los detalles de calendario. Con un dividendo esperado de ~CLP 69 por acción (2,0%), el retorno total esperado es −39,7%. Y como el DCF está al 30-jun-26 y el precio al 30-sep-26, la comparación es levemente favorable al mercado: si el saldo del dividendo 2026 (~CLP 27 por acción) ya se pagó antes de esa fecha, nuestro valor estaría algo sobrestimado, no subestimado.</w:t>
+            </w:r>
+          </w:p>
+          <w:p>
+            <w:pPr>
+              <w:spacing w:after="60" w:before="0" w:line="228" w:lineRule="auto"/>
+              <w:jc w:val="both"/>
+            </w:pPr>
+            <w:r>
+              <w:rPr>
+                <w:rFonts w:ascii="Arial" w:cs="Arial" w:eastAsia="Arial" w:hAnsi="Arial"/>
+                <w:color w:val="1A1A1A"/>
+                <w:sz w:val="16"/>
+                <w:szCs w:val="16"/>
+              </w:rPr>
               <w:t xml:space="preserve">Así llegamos a CLP 2.076 (80% × 1.857 + 20% × 2.951): 10,8x EBITDA, un cap rate de 9,3% y 0,94x el valor libro. Llevar el DCF al 30-sep-26 lo subiría a ~CLP 2.118, sin cambiar la recomendación. El catalizador es el mismo que sostiene la tesis: con el UST 10Y en 5,22%, máximo desde 2002, las tasas presionan los cap rates, y cada nueva tasación los acerca a nuestro valor. Nos equivocaríamos si los cap rates se comprimen aún más por la demanda institucional por activos defensivos, o si el mercado sostiene una prima estructural por los activos Tier A (ver Riesgos de inversión).</w:t>
+            </w:r>
+          </w:p>
+          <w:p>
+            <w:pPr>
+              <w:spacing w:after="60" w:before="0" w:line="228" w:lineRule="auto"/>
+              <w:jc w:val="both"/>
+            </w:pPr>
+            <w:r>
+              <w:rPr>
+                <w:rFonts w:ascii="Arial" w:cs="Arial" w:eastAsia="Arial" w:hAnsi="Arial"/>
+                <w:color w:val="1A1A1A"/>
+                <w:sz w:val="16"/>
+                <w:szCs w:val="16"/>
+              </w:rPr>
+              <w:t xml:space="preserve">Lo que vigilaremos: la tasación de la Nota 11 en cada cierre (la tasa real de descuento es el puente entre nuestro valor y el libro), el spread del bono UF de la compañía frente a su cupón de 3,6% (con la tasa efectiva de 4,33% de la última emisión, la WACC subiría 12 pb y el precio objetivo bajaría a CLP 2.042), la rebaja del impuesto corporativo a 23% (+3,9% al precio objetivo, aún no incluida) y la clasificación AAA, que probablemente quedaría bajo presión con 3,5x de DFN/EBITDA.</w:t>
             </w:r>
           </w:p>
         </w:tc>

--- a/informe/Mallplaza_Valuacion_ES.docx
+++ b/informe/Mallplaza_Valuacion_ES.docx
@@ -121,7 +121,7 @@
                 <w:sz w:val="16"/>
                 <w:szCs w:val="16"/>
               </w:rPr>
-              <w:t xml:space="preserve">La Figura 27 resume la tesis en una imagen. El APV, que valora la empresa sin deuda y suma aparte los escudos fiscales, da CLP 1.894, apenas 2% sobre el DCF: el resultado no depende de cómo modelamos el financiamiento. Los múltiplos van de CLP 2.152 (mediana del set común) a 3.294 (mediana chilena), y el EV/EBITDA NTM y el EV/EBIT quedan entre CLP 2.914 y 3.098. Todo cae a la izquierda del precio; lo único que lo alcanza es el propio rango de cotización del último año.</w:t>
+              <w:t xml:space="preserve">La Figura 27 resume la tesis en una imagen. El APV, que valora la empresa sin deuda y suma aparte los escudos fiscales, da CLP 1.894, apenas 2% sobre el DCF: el resultado no depende de cómo modelamos el financiamiento. Los múltiplos van de CLP 2.152 (mediana del set común) a 3.294 (mediana chilena), y el EV/EBITDA NTM y el EV/EBIT quedan entre CLP 2.914 y 3.098. Todo cae a la izquierda del precio; lo único que lo alcanza es el propio rango de cotización del último año. Incluso la mediana chilena de múltiplos, el escenario más favorable para la acción, queda 7% bajo el precio.</w:t>
             </w:r>
           </w:p>
         </w:tc>
@@ -329,6 +329,21 @@
                 <w:sz w:val="16"/>
                 <w:szCs w:val="16"/>
               </w:rPr>
+              <w:t xml:space="preserve">Construimos el Ke en dólares porque sus tres insumos están en esa moneda: la Rf del Tesoro de EE.UU., la prima por riesgo de mercado implícita que publica Damodaran y el riesgo país, que ponderamos por ingresos (71,8% Chile, 17,7% Perú y 10,5% Colombia). Luego lo llevamos a pesos con el diferencial entre la inflación esperada de Chile (3,0%, meta del BCCh) y la de EE.UU. (2,24%, breakeven a 10 años). La beta parte de desapalancar con Hamada a seis pares regionales y se re-apalanca período a período con la estructura de Mallplaza, por eso pasa de 1,09 en 2S26E a 1,14 en el terminal.</w:t>
+            </w:r>
+          </w:p>
+          <w:p>
+            <w:pPr>
+              <w:spacing w:after="60" w:before="0" w:line="228" w:lineRule="auto"/>
+              <w:jc w:val="both"/>
+            </w:pPr>
+            <w:r>
+              <w:rPr>
+                <w:rFonts w:ascii="Arial" w:cs="Arial" w:eastAsia="Arial" w:hAnsi="Arial"/>
+                <w:color w:val="1A1A1A"/>
+                <w:sz w:val="16"/>
+                <w:szCs w:val="16"/>
+              </w:rPr>
               <w:t xml:space="preserve">Aquí aparece la primera señal: a CLP 3.555 el patrimonio rinde ~4,4% real, apenas 80 pb sobre el costo real de la deuda de la propia compañía (Figura 28). El mercado está pagando por la acción casi como si fuera un bono.</w:t>
             </w:r>
           </w:p>
@@ -537,7 +552,37 @@
                 <w:sz w:val="16"/>
                 <w:szCs w:val="16"/>
               </w:rPr>
+              <w:t xml:space="preserve">Dos supuestos merecen una explicación. La tasa de impuesto en caja parte en 16,8% porque hoy la compañía usa goodwill tributario y pérdidas acumuladas; suponemos que esos escudos se agotan y que la tasa llega a 27% en 2030, para no sobreestimar el valor. Y el capital de trabajo es positivo porque las cuentas por cobrar a locatarios (CLP 122.370 MM) superan los arriendos cobrados por anticipado (CLP 20.247 MM): crece con los ingresos, no con los m² nuevos.</w:t>
+            </w:r>
+          </w:p>
+          <w:p>
+            <w:pPr>
+              <w:spacing w:after="60" w:before="0" w:line="228" w:lineRule="auto"/>
+              <w:jc w:val="both"/>
+            </w:pPr>
+            <w:r>
+              <w:rPr>
+                <w:rFonts w:ascii="Arial" w:cs="Arial" w:eastAsia="Arial" w:hAnsi="Arial"/>
+                <w:color w:val="1A1A1A"/>
+                <w:sz w:val="16"/>
+                <w:szCs w:val="16"/>
+              </w:rPr>
               <w:t xml:space="preserve">El problema es el retorno de crecer. Cada m² nuevo rinde 6,9% sobre su costo, un RONIC real de 5,0% después de impuestos, bajo una WACC real de 7,2%. La expansión suma ingresos, pero no valor: por eso el valor terminal crece solo con la inflación (g de 3,0% nominal, 0% real) y un g mayor reduce el valor (Figura 29). Suponer más crecimiento no cerraría la brecha con el precio; la agrandaría.</w:t>
+            </w:r>
+          </w:p>
+          <w:p>
+            <w:pPr>
+              <w:spacing w:after="60" w:before="0" w:line="228" w:lineRule="auto"/>
+              <w:jc w:val="both"/>
+            </w:pPr>
+            <w:r>
+              <w:rPr>
+                <w:rFonts w:ascii="Arial" w:cs="Arial" w:eastAsia="Arial" w:hAnsi="Arial"/>
+                <w:color w:val="1A1A1A"/>
+                <w:sz w:val="16"/>
+                <w:szCs w:val="16"/>
+              </w:rPr>
+              <w:t xml:space="preserve">Por eso el horizonte explícito incluye el capex y la maduración de los proyectos que abren hasta 2032 (108.301 m² de GLA madura en el año terminal), pero desde ahí el modelo no agrega centros comerciales: el capex terminal cubre solo la mantención (5,5% de los ingresos). No es un supuesto conservador contra la empresa; con estos retornos, crecer más reduciría su valor.</w:t>
             </w:r>
           </w:p>
         </w:tc>
@@ -799,7 +844,7 @@
                 <w:sz w:val="16"/>
                 <w:szCs w:val="16"/>
               </w:rPr>
-              <w:t xml:space="preserve">Puesto en precios: a la mediana chilena por sí sola la acción valdría CLP 3.294 (−7%); al múltiplo de Cencosud, CLP 2.621; y solo al de Parque Arauco, CLP 3.967. Para defender CLP 3.555 con múltiplos hay que suponer que Mallplaza merece la valoración del par más apalancado del grupo.</w:t>
+              <w:t xml:space="preserve">Puesto en precios: a la mediana chilena por sí sola la acción valdría CLP 3.294 (−7%); al múltiplo de Cencosud, CLP 2.621; y solo al de Parque Arauco, CLP 3.967. Para defender CLP 3.555 con múltiplos hay que suponer que Mallplaza merece la valoración del par más apalancado del grupo. Con flujos esperados ocurre lo mismo: transa a 14,8x el EBITDA NTM de consenso, frente a 12,5x del múltiplo ponderado de pares.</w:t>
             </w:r>
           </w:p>
         </w:tc>

--- a/informe/Mallplaza_Valuacion_ES.docx
+++ b/informe/Mallplaza_Valuacion_ES.docx
@@ -124,6 +124,179 @@
               <w:t xml:space="preserve">La Figura 27 resume la tesis en una imagen. El APV, que valora la empresa sin deuda y suma aparte los escudos fiscales, da CLP 1.894, apenas 2% sobre el DCF: el resultado no depende de cómo modelamos el financiamiento. Los múltiplos van de CLP 2.152 (mediana del set común) a 3.294 (mediana chilena), y el EV/EBITDA NTM y el EV/EBIT quedan entre CLP 2.914 y 3.098. Todo cae a la izquierda del precio; lo único que lo alcanza es el propio rango de cotización del último año. Incluso la mediana chilena de múltiplos, el escenario más favorable para la acción, queda 7% bajo el precio.</w:t>
             </w:r>
           </w:p>
+          <w:p>
+            <w:pPr>
+              <w:pBdr>
+                <w:bottom w:val="single" w:color="E9004B" w:sz="8" w:space="1"/>
+              </w:pBdr>
+              <w:spacing w:after="50" w:before="90"/>
+            </w:pPr>
+            <w:r>
+              <w:rPr>
+                <w:rFonts w:ascii="Arial" w:cs="Arial" w:eastAsia="Arial" w:hAnsi="Arial"/>
+                <w:b/>
+                <w:bCs/>
+                <w:color w:val="14284B"/>
+                <w:sz w:val="16"/>
+                <w:szCs w:val="16"/>
+              </w:rPr>
+              <w:t xml:space="preserve">LA HISTORIA ESTÁ EN LA TASA</w:t>
+            </w:r>
+          </w:p>
+          <w:p>
+            <w:pPr>
+              <w:spacing w:after="60" w:before="0" w:line="228" w:lineRule="auto"/>
+              <w:jc w:val="both"/>
+            </w:pPr>
+            <w:r>
+              <w:rPr>
+                <w:rFonts w:ascii="Arial" w:cs="Arial" w:eastAsia="Arial" w:hAnsi="Arial"/>
+                <w:color w:val="1A1A1A"/>
+                <w:sz w:val="16"/>
+                <w:szCs w:val="16"/>
+              </w:rPr>
+              <w:t xml:space="preserve">Proyectamos el flujo de caja libre de la firma en CLP nominales desde el 30-jun-26, con horizonte explícito hasta 2031E y un valor terminal que explica el 76% del EV (Anexo [B]). Los CLP 1.857 por acción son CLP 583 de flujos explícitos y CLP 1.884 de valor terminal, menos CLP 610 de deuda y minoritarios: el resultado depende, sobre todo, de la tasa de descuento.</w:t>
+            </w:r>
+          </w:p>
+          <w:p>
+            <w:pPr>
+              <w:spacing w:after="60" w:before="0" w:line="228" w:lineRule="auto"/>
+              <w:jc w:val="both"/>
+            </w:pPr>
+            <w:r>
+              <w:rPr>
+                <w:rFonts w:ascii="Arial" w:cs="Arial" w:eastAsia="Arial" w:hAnsi="Arial"/>
+                <w:color w:val="1A1A1A"/>
+                <w:sz w:val="16"/>
+                <w:szCs w:val="16"/>
+              </w:rPr>
+              <w:t xml:space="preserve">Esa tasa se mueve con la estructura de capital. Mallplaza usa su capacidad de deuda para crecer, como en 2024 tras comprar Open Plaza Perú (3,78x): suponemos que la DFN/EBITDA sube de 2,36x a 3,5x en 2031, con 25 pb más de costo real por cada vuelta, y que la deuda nueva (CLP 1,40 billones) financia todo el capex mientras la caja operativa se distribuye a los accionistas. Así, la WACC nominal pasa de 10,54% en 2S26E a 10,41% en el terminal (7,20% real): un Ke de 11,93% (Rf 4,98%, beta re-apalancada de 1,14 desde una mediana de seis pares de 0,94, ERP 4,14% y CRP de 1,41% ponderado por ingresos) y un Kd de 5,11% después de impuestos, basado en el cupón real de 3,6% de la última emisión (Anexo [Z]).</w:t>
+            </w:r>
+          </w:p>
+          <w:p>
+            <w:pPr>
+              <w:spacing w:after="60" w:before="0" w:line="228" w:lineRule="auto"/>
+              <w:jc w:val="both"/>
+            </w:pPr>
+            <w:r>
+              <w:rPr>
+                <w:rFonts w:ascii="Arial" w:cs="Arial" w:eastAsia="Arial" w:hAnsi="Arial"/>
+                <w:color w:val="1A1A1A"/>
+                <w:sz w:val="16"/>
+                <w:szCs w:val="16"/>
+              </w:rPr>
+              <w:t xml:space="preserve">Construimos el Ke en dólares porque sus tres insumos están en esa moneda: la Rf del Tesoro de EE.UU., la prima por riesgo de mercado implícita que publica Damodaran y el riesgo país, que ponderamos por ingresos (71,8% Chile, 17,7% Perú y 10,5% Colombia). Luego lo llevamos a pesos con el diferencial entre la inflación esperada de Chile (3,0%, meta del BCCh) y la de EE.UU. (2,24%, breakeven a 10 años). La beta parte de desapalancar con Hamada a seis pares regionales y se re-apalanca período a período con la estructura de Mallplaza, por eso pasa de 1,09 en 2S26E a 1,14 en el terminal.</w:t>
+            </w:r>
+          </w:p>
+          <w:p>
+            <w:pPr>
+              <w:spacing w:after="60" w:before="0" w:line="228" w:lineRule="auto"/>
+              <w:jc w:val="both"/>
+            </w:pPr>
+            <w:r>
+              <w:rPr>
+                <w:rFonts w:ascii="Arial" w:cs="Arial" w:eastAsia="Arial" w:hAnsi="Arial"/>
+                <w:color w:val="1A1A1A"/>
+                <w:sz w:val="16"/>
+                <w:szCs w:val="16"/>
+              </w:rPr>
+              <w:t xml:space="preserve">Aquí aparece la primera señal: a CLP 3.555 el patrimonio rinde ~4,4% real, apenas 80 pb sobre el costo real de la deuda de la propia compañía (Figura 28). El mercado está pagando por la acción casi como si fuera un bono.</w:t>
+            </w:r>
+          </w:p>
+          <w:p>
+            <w:pPr>
+              <w:pBdr>
+                <w:bottom w:val="single" w:color="E9004B" w:sz="8" w:space="1"/>
+              </w:pBdr>
+              <w:spacing w:after="50" w:before="90"/>
+            </w:pPr>
+            <w:r>
+              <w:rPr>
+                <w:rFonts w:ascii="Arial" w:cs="Arial" w:eastAsia="Arial" w:hAnsi="Arial"/>
+                <w:b/>
+                <w:bCs/>
+                <w:color w:val="14284B"/>
+                <w:sz w:val="16"/>
+                <w:szCs w:val="16"/>
+              </w:rPr>
+              <w:t xml:space="preserve">CRECER NO RESCATA EL PRECIO</w:t>
+            </w:r>
+          </w:p>
+          <w:p>
+            <w:pPr>
+              <w:spacing w:after="60" w:before="0" w:line="228" w:lineRule="auto"/>
+              <w:jc w:val="both"/>
+            </w:pPr>
+            <w:r>
+              <w:rPr>
+                <w:rFonts w:ascii="Arial" w:cs="Arial" w:eastAsia="Arial" w:hAnsi="Arial"/>
+                <w:color w:val="1A1A1A"/>
+                <w:sz w:val="16"/>
+                <w:szCs w:val="16"/>
+              </w:rPr>
+              <w:t xml:space="preserve">No es que seamos pesimistas con la operación. Proyectamos un margen EBITDA de 79,7% en 2026E (sin revalorizaciones, bajo el 80,5% UDM), un impuesto que converge de 16,8% a 27%, el pipeline anunciado (USD 613 MM y 170.200 m²) y, desde 2029, 27.075 m² nuevos al año, al ritmo histórico. El consenso de 13 analistas espera un EBITDA a 12 meses apenas ~3% sobre el nuestro: la diferencia con el mercado no está en los flujos.</w:t>
+            </w:r>
+          </w:p>
+          <w:p>
+            <w:pPr>
+              <w:spacing w:after="60" w:before="0" w:line="228" w:lineRule="auto"/>
+              <w:jc w:val="both"/>
+            </w:pPr>
+            <w:r>
+              <w:rPr>
+                <w:rFonts w:ascii="Arial" w:cs="Arial" w:eastAsia="Arial" w:hAnsi="Arial"/>
+                <w:color w:val="1A1A1A"/>
+                <w:sz w:val="16"/>
+                <w:szCs w:val="16"/>
+              </w:rPr>
+              <w:t xml:space="preserve">El capex sigue el plan de la compañía: el pipeline y la mantención (5,5% de los ingresos) llevan el capex base a un máximo de CLP 240.660 MM en 2027, y la expansión continua suma entre CLP 95.000 y 104.000 MM al año desde 2028, al costo del pipeline identificado (USD 3.603 por m²) y con una rampa de ingresos de 35%, 90% y 100%. El capital de trabajo, en 15,6% de los ingresos, exige apenas CLP 7.100–9.900 MM al año y mueve el precio en ±1,2% (Figura 29). Son supuestos que el equipo puede defender línea a línea (Anexo [C]).</w:t>
+            </w:r>
+          </w:p>
+          <w:p>
+            <w:pPr>
+              <w:spacing w:after="60" w:before="0" w:line="228" w:lineRule="auto"/>
+              <w:jc w:val="both"/>
+            </w:pPr>
+            <w:r>
+              <w:rPr>
+                <w:rFonts w:ascii="Arial" w:cs="Arial" w:eastAsia="Arial" w:hAnsi="Arial"/>
+                <w:color w:val="1A1A1A"/>
+                <w:sz w:val="16"/>
+                <w:szCs w:val="16"/>
+              </w:rPr>
+              <w:t xml:space="preserve">Dos supuestos merecen una explicación. La tasa de impuesto en caja parte en 16,8% porque hoy la compañía usa goodwill tributario y pérdidas acumuladas; suponemos que esos escudos se agotan y que la tasa llega a 27% en 2030, para no sobreestimar el valor. Y el capital de trabajo es positivo porque las cuentas por cobrar a locatarios (CLP 122.370 MM) superan los arriendos cobrados por anticipado (CLP 20.247 MM): crece con los ingresos, no con los m² nuevos.</w:t>
+            </w:r>
+          </w:p>
+          <w:p>
+            <w:pPr>
+              <w:spacing w:after="60" w:before="0" w:line="228" w:lineRule="auto"/>
+              <w:jc w:val="both"/>
+            </w:pPr>
+            <w:r>
+              <w:rPr>
+                <w:rFonts w:ascii="Arial" w:cs="Arial" w:eastAsia="Arial" w:hAnsi="Arial"/>
+                <w:color w:val="1A1A1A"/>
+                <w:sz w:val="16"/>
+                <w:szCs w:val="16"/>
+              </w:rPr>
+              <w:t xml:space="preserve">El problema es el retorno de crecer. Cada m² nuevo rinde 6,9% sobre su costo, un RONIC real de 5,0% después de impuestos, bajo una WACC real de 7,2%. La expansión suma ingresos, pero no valor: por eso el valor terminal crece solo con la inflación (g de 3,0% nominal, 0% real) y un g mayor reduce el valor (Figura 30). Suponer más crecimiento no cerraría la brecha con el precio; la agrandaría.</w:t>
+            </w:r>
+          </w:p>
+          <w:p>
+            <w:pPr>
+              <w:spacing w:after="60" w:before="0" w:line="228" w:lineRule="auto"/>
+              <w:jc w:val="both"/>
+            </w:pPr>
+            <w:r>
+              <w:rPr>
+                <w:rFonts w:ascii="Arial" w:cs="Arial" w:eastAsia="Arial" w:hAnsi="Arial"/>
+                <w:color w:val="1A1A1A"/>
+                <w:sz w:val="16"/>
+                <w:szCs w:val="16"/>
+              </w:rPr>
+              <w:t xml:space="preserve">Por eso el horizonte explícito incluye el capex y la maduración de los proyectos que abren hasta 2032 (108.301 m² de GLA madura en el año terminal), pero desde ahí el modelo no agrega centros comerciales: el capex terminal cubre solo la mantención (5,5% de los ingresos). No es un supuesto conservador contra la empresa; con estos retornos, crecer más reduciría su valor.</w:t>
+            </w:r>
+          </w:p>
         </w:tc>
         <w:tc>
           <w:tcPr>
@@ -193,7 +366,7 @@
             <w:r>
               <w:drawing>
                 <wp:inline distT="0" distB="0" distL="0" distR="0">
-                  <wp:extent cx="2257425" cy="1828800"/>
+                  <wp:extent cx="2257425" cy="1695450"/>
                   <wp:effectExtent t="0" r="0" b="0" l="0"/>
                   <wp:docPr id="1" name="" descr="" title=""/>
                   <wp:cNvGraphicFramePr>
@@ -218,7 +391,7 @@
                         <pic:spPr bwMode="auto">
                           <a:xfrm>
                             <a:off x="0" y="0"/>
-                            <a:ext cx="2257425" cy="1828800"/>
+                            <a:ext cx="2257425" cy="1695450"/>
                           </a:xfrm>
                           <a:prstGeom prst="rect">
                             <a:avLst/>
@@ -245,148 +418,9 @@
               <w:t xml:space="preserve">Rango de 52 semanas intradía (01-10-25 a 30-09-26; mínimo 10-10-25, máximo 27-04-26). Fuente: análisis del equipo; Bloomberg.</w:t>
             </w:r>
           </w:p>
-        </w:tc>
-      </w:tr>
-      <w:tr>
-        <w:trPr>
-          <w:cantSplit/>
-        </w:trPr>
-        <w:tc>
-          <w:tcPr>
-            <w:tcW w:type="dxa" w:w="6900"/>
-            <w:tcBorders>
-              <w:top w:val="none" w:color="FFFFFF" w:sz="0"/>
-              <w:left w:val="none" w:color="FFFFFF" w:sz="0"/>
-              <w:bottom w:val="none" w:color="FFFFFF" w:sz="0"/>
-              <w:right w:val="none" w:color="FFFFFF" w:sz="0"/>
-            </w:tcBorders>
-            <w:tcMar>
-              <w:top w:type="dxa" w:w="0"/>
-              <w:left w:type="dxa" w:w="0"/>
-              <w:bottom w:type="dxa" w:w="0"/>
-              <w:right w:type="dxa" w:w="0"/>
-            </w:tcMar>
-            <w:vAlign w:val="top"/>
-          </w:tcPr>
-          <w:p>
-            <w:pPr>
-              <w:pBdr>
-                <w:bottom w:val="single" w:color="E9004B" w:sz="8" w:space="1"/>
-              </w:pBdr>
-              <w:spacing w:after="50" w:before="90"/>
-            </w:pPr>
-            <w:r>
-              <w:rPr>
-                <w:rFonts w:ascii="Arial" w:cs="Arial" w:eastAsia="Arial" w:hAnsi="Arial"/>
-                <w:b/>
-                <w:bCs/>
-                <w:color w:val="14284B"/>
-                <w:sz w:val="16"/>
-                <w:szCs w:val="16"/>
-              </w:rPr>
-              <w:t xml:space="preserve">LA HISTORIA ESTÁ EN LA TASA</w:t>
-            </w:r>
-          </w:p>
-          <w:p>
-            <w:pPr>
-              <w:spacing w:after="60" w:before="0" w:line="228" w:lineRule="auto"/>
-              <w:jc w:val="both"/>
-            </w:pPr>
-            <w:r>
-              <w:rPr>
-                <w:rFonts w:ascii="Arial" w:cs="Arial" w:eastAsia="Arial" w:hAnsi="Arial"/>
-                <w:color w:val="1A1A1A"/>
-                <w:sz w:val="16"/>
-                <w:szCs w:val="16"/>
-              </w:rPr>
-              <w:t xml:space="preserve">Proyectamos el flujo de caja libre de la firma en CLP nominales desde el 30-jun-26, con horizonte explícito hasta 2031E y un valor terminal que explica el 76% del EV (Anexo [B]). Los CLP 1.857 por acción son CLP 583 de flujos explícitos y CLP 1.884 de valor terminal, menos CLP 610 de deuda y minoritarios: el resultado depende, sobre todo, de la tasa de descuento.</w:t>
-            </w:r>
-          </w:p>
-          <w:p>
-            <w:pPr>
-              <w:spacing w:after="60" w:before="0" w:line="228" w:lineRule="auto"/>
-              <w:jc w:val="both"/>
-            </w:pPr>
-            <w:r>
-              <w:rPr>
-                <w:rFonts w:ascii="Arial" w:cs="Arial" w:eastAsia="Arial" w:hAnsi="Arial"/>
-                <w:color w:val="1A1A1A"/>
-                <w:sz w:val="16"/>
-                <w:szCs w:val="16"/>
-              </w:rPr>
-              <w:t xml:space="preserve">Esa tasa se mueve con la estructura de capital. Mallplaza usa su capacidad de deuda para crecer, como en 2024 tras comprar Open Plaza Perú (3,78x): suponemos que la DFN/EBITDA sube de 2,36x a 3,5x en 2031, con 25 pb más de costo real por cada vuelta, y que la deuda nueva (CLP 1,40 billones) financia todo el capex mientras la caja operativa se distribuye a los accionistas. Así, la WACC nominal pasa de 10,54% en 2S26E a 10,41% en el terminal (7,20% real): un Ke de 11,93% (Rf 4,98%, beta re-apalancada de 1,14 desde una mediana de seis pares de 0,94, ERP 4,14% y CRP de 1,41% ponderado por ingresos) y un Kd de 5,11% después de impuestos, basado en el cupón real de 3,6% de la última emisión (Anexo [Z]).</w:t>
-            </w:r>
-          </w:p>
-          <w:p>
-            <w:pPr>
-              <w:spacing w:after="60" w:before="0" w:line="228" w:lineRule="auto"/>
-              <w:jc w:val="both"/>
-            </w:pPr>
-            <w:r>
-              <w:rPr>
-                <w:rFonts w:ascii="Arial" w:cs="Arial" w:eastAsia="Arial" w:hAnsi="Arial"/>
-                <w:color w:val="1A1A1A"/>
-                <w:sz w:val="16"/>
-                <w:szCs w:val="16"/>
-              </w:rPr>
-              <w:t xml:space="preserve">Construimos el Ke en dólares porque sus tres insumos están en esa moneda: la Rf del Tesoro de EE.UU., la prima por riesgo de mercado implícita que publica Damodaran y el riesgo país, que ponderamos por ingresos (71,8% Chile, 17,7% Perú y 10,5% Colombia). Luego lo llevamos a pesos con el diferencial entre la inflación esperada de Chile (3,0%, meta del BCCh) y la de EE.UU. (2,24%, breakeven a 10 años). La beta parte de desapalancar con Hamada a seis pares regionales y se re-apalanca período a período con la estructura de Mallplaza, por eso pasa de 1,09 en 2S26E a 1,14 en el terminal.</w:t>
-            </w:r>
-          </w:p>
-          <w:p>
-            <w:pPr>
-              <w:spacing w:after="60" w:before="0" w:line="228" w:lineRule="auto"/>
-              <w:jc w:val="both"/>
-            </w:pPr>
-            <w:r>
-              <w:rPr>
-                <w:rFonts w:ascii="Arial" w:cs="Arial" w:eastAsia="Arial" w:hAnsi="Arial"/>
-                <w:color w:val="1A1A1A"/>
-                <w:sz w:val="16"/>
-                <w:szCs w:val="16"/>
-              </w:rPr>
-              <w:t xml:space="preserve">Aquí aparece la primera señal: a CLP 3.555 el patrimonio rinde ~4,4% real, apenas 80 pb sobre el costo real de la deuda de la propia compañía (Figura 28). El mercado está pagando por la acción casi como si fuera un bono.</w:t>
-            </w:r>
-          </w:p>
-        </w:tc>
-        <w:tc>
-          <w:tcPr>
-            <w:tcW w:type="dxa" w:w="216"/>
-            <w:tcBorders>
-              <w:top w:val="none" w:color="FFFFFF" w:sz="0"/>
-              <w:left w:val="none" w:color="FFFFFF" w:sz="0"/>
-              <w:bottom w:val="none" w:color="FFFFFF" w:sz="0"/>
-              <w:right w:val="none" w:color="FFFFFF" w:sz="0"/>
-            </w:tcBorders>
-            <w:tcMar>
-              <w:top w:type="dxa" w:w="0"/>
-              <w:left w:type="dxa" w:w="0"/>
-              <w:bottom w:type="dxa" w:w="0"/>
-              <w:right w:type="dxa" w:w="0"/>
-            </w:tcMar>
-            <w:vAlign w:val="top"/>
-          </w:tcPr>
-          <w:p/>
-        </w:tc>
-        <w:tc>
-          <w:tcPr>
-            <w:tcW w:type="dxa" w:w="3550"/>
-            <w:tcBorders>
-              <w:top w:val="none" w:color="FFFFFF" w:sz="0"/>
-              <w:left w:val="none" w:color="FFFFFF" w:sz="0"/>
-              <w:bottom w:val="none" w:color="FFFFFF" w:sz="0"/>
-              <w:right w:val="none" w:color="FFFFFF" w:sz="0"/>
-            </w:tcBorders>
-            <w:tcMar>
-              <w:top w:type="dxa" w:w="0"/>
-              <w:left w:type="dxa" w:w="0"/>
-              <w:bottom w:type="dxa" w:w="0"/>
-              <w:right w:type="dxa" w:w="0"/>
-            </w:tcMar>
-            <w:vAlign w:val="top"/>
-          </w:tcPr>
-          <w:p>
-            <w:pPr>
-              <w:spacing w:after="30" w:before="20" w:line="228" w:lineRule="auto"/>
+          <w:p>
+            <w:pPr>
+              <w:spacing w:after="30" w:before="90" w:line="228" w:lineRule="auto"/>
             </w:pPr>
             <w:r>
               <w:rPr>
@@ -416,7 +450,7 @@
             <w:r>
               <w:drawing>
                 <wp:inline distT="0" distB="0" distL="0" distR="0">
-                  <wp:extent cx="2257425" cy="1733550"/>
+                  <wp:extent cx="2257425" cy="1552575"/>
                   <wp:effectExtent t="0" r="0" b="0" l="0"/>
                   <wp:docPr id="1" name="" descr="" title=""/>
                   <wp:cNvGraphicFramePr>
@@ -441,7 +475,7 @@
                         <pic:spPr bwMode="auto">
                           <a:xfrm>
                             <a:off x="0" y="0"/>
-                            <a:ext cx="2257425" cy="1733550"/>
+                            <a:ext cx="2257425" cy="1552575"/>
                           </a:xfrm>
                           <a:prstGeom prst="rect">
                             <a:avLst/>
@@ -468,163 +502,9 @@
               <w:t xml:space="preserve">Tasas reales en UF. Fuente: BCCh (30-06-26); Mallplaza; análisis del equipo.</w:t>
             </w:r>
           </w:p>
-        </w:tc>
-      </w:tr>
-      <w:tr>
-        <w:trPr>
-          <w:cantSplit/>
-        </w:trPr>
-        <w:tc>
-          <w:tcPr>
-            <w:tcW w:type="dxa" w:w="6900"/>
-            <w:tcBorders>
-              <w:top w:val="none" w:color="FFFFFF" w:sz="0"/>
-              <w:left w:val="none" w:color="FFFFFF" w:sz="0"/>
-              <w:bottom w:val="none" w:color="FFFFFF" w:sz="0"/>
-              <w:right w:val="none" w:color="FFFFFF" w:sz="0"/>
-            </w:tcBorders>
-            <w:tcMar>
-              <w:top w:type="dxa" w:w="0"/>
-              <w:left w:type="dxa" w:w="0"/>
-              <w:bottom w:type="dxa" w:w="0"/>
-              <w:right w:type="dxa" w:w="0"/>
-            </w:tcMar>
-            <w:vAlign w:val="top"/>
-          </w:tcPr>
-          <w:p>
-            <w:pPr>
-              <w:pBdr>
-                <w:bottom w:val="single" w:color="E9004B" w:sz="8" w:space="1"/>
-              </w:pBdr>
-              <w:spacing w:after="50" w:before="90"/>
-            </w:pPr>
-            <w:r>
-              <w:rPr>
-                <w:rFonts w:ascii="Arial" w:cs="Arial" w:eastAsia="Arial" w:hAnsi="Arial"/>
-                <w:b/>
-                <w:bCs/>
-                <w:color w:val="14284B"/>
-                <w:sz w:val="16"/>
-                <w:szCs w:val="16"/>
-              </w:rPr>
-              <w:t xml:space="preserve">CRECER NO RESCATA EL PRECIO</w:t>
-            </w:r>
-          </w:p>
-          <w:p>
-            <w:pPr>
-              <w:spacing w:after="60" w:before="0" w:line="228" w:lineRule="auto"/>
-              <w:jc w:val="both"/>
-            </w:pPr>
-            <w:r>
-              <w:rPr>
-                <w:rFonts w:ascii="Arial" w:cs="Arial" w:eastAsia="Arial" w:hAnsi="Arial"/>
-                <w:color w:val="1A1A1A"/>
-                <w:sz w:val="16"/>
-                <w:szCs w:val="16"/>
-              </w:rPr>
-              <w:t xml:space="preserve">No es que seamos pesimistas con la operación. Proyectamos un margen EBITDA de 79,7% en 2026E (sin revalorizaciones, bajo el 80,5% UDM), un impuesto que converge de 16,8% a 27%, el pipeline anunciado (USD 613 MM y 170.200 m²) y, desde 2029, 27.075 m² nuevos al año, al ritmo histórico. El consenso de 13 analistas espera un EBITDA a 12 meses apenas ~3% sobre el nuestro: la diferencia con el mercado no está en los flujos.</w:t>
-            </w:r>
-          </w:p>
-          <w:p>
-            <w:pPr>
-              <w:spacing w:after="60" w:before="0" w:line="228" w:lineRule="auto"/>
-              <w:jc w:val="both"/>
-            </w:pPr>
-            <w:r>
-              <w:rPr>
-                <w:rFonts w:ascii="Arial" w:cs="Arial" w:eastAsia="Arial" w:hAnsi="Arial"/>
-                <w:color w:val="1A1A1A"/>
-                <w:sz w:val="16"/>
-                <w:szCs w:val="16"/>
-              </w:rPr>
-              <w:t xml:space="preserve">El capex sigue el plan de la compañía: el pipeline y la mantención (5,5% de los ingresos) llevan el capex base a un máximo de CLP 240.660 MM en 2027, y la expansión continua suma entre CLP 95.000 y 104.000 MM al año desde 2028, al costo del pipeline identificado (USD 3.603 por m²) y con una rampa de ingresos de 35%, 90% y 100%. El capital de trabajo, en 15,6% de los ingresos, exige apenas CLP 7.100–9.900 MM al año y mueve el precio en ±1,2%. Son supuestos que el equipo puede defender línea a línea (Anexo [C]).</w:t>
-            </w:r>
-          </w:p>
-          <w:p>
-            <w:pPr>
-              <w:spacing w:after="60" w:before="0" w:line="228" w:lineRule="auto"/>
-              <w:jc w:val="both"/>
-            </w:pPr>
-            <w:r>
-              <w:rPr>
-                <w:rFonts w:ascii="Arial" w:cs="Arial" w:eastAsia="Arial" w:hAnsi="Arial"/>
-                <w:color w:val="1A1A1A"/>
-                <w:sz w:val="16"/>
-                <w:szCs w:val="16"/>
-              </w:rPr>
-              <w:t xml:space="preserve">Dos supuestos merecen una explicación. La tasa de impuesto en caja parte en 16,8% porque hoy la compañía usa goodwill tributario y pérdidas acumuladas; suponemos que esos escudos se agotan y que la tasa llega a 27% en 2030, para no sobreestimar el valor. Y el capital de trabajo es positivo porque las cuentas por cobrar a locatarios (CLP 122.370 MM) superan los arriendos cobrados por anticipado (CLP 20.247 MM): crece con los ingresos, no con los m² nuevos.</w:t>
-            </w:r>
-          </w:p>
-          <w:p>
-            <w:pPr>
-              <w:spacing w:after="60" w:before="0" w:line="228" w:lineRule="auto"/>
-              <w:jc w:val="both"/>
-            </w:pPr>
-            <w:r>
-              <w:rPr>
-                <w:rFonts w:ascii="Arial" w:cs="Arial" w:eastAsia="Arial" w:hAnsi="Arial"/>
-                <w:color w:val="1A1A1A"/>
-                <w:sz w:val="16"/>
-                <w:szCs w:val="16"/>
-              </w:rPr>
-              <w:t xml:space="preserve">El problema es el retorno de crecer. Cada m² nuevo rinde 6,9% sobre su costo, un RONIC real de 5,0% después de impuestos, bajo una WACC real de 7,2%. La expansión suma ingresos, pero no valor: por eso el valor terminal crece solo con la inflación (g de 3,0% nominal, 0% real) y un g mayor reduce el valor (Figura 29). Suponer más crecimiento no cerraría la brecha con el precio; la agrandaría.</w:t>
-            </w:r>
-          </w:p>
-          <w:p>
-            <w:pPr>
-              <w:spacing w:after="60" w:before="0" w:line="228" w:lineRule="auto"/>
-              <w:jc w:val="both"/>
-            </w:pPr>
-            <w:r>
-              <w:rPr>
-                <w:rFonts w:ascii="Arial" w:cs="Arial" w:eastAsia="Arial" w:hAnsi="Arial"/>
-                <w:color w:val="1A1A1A"/>
-                <w:sz w:val="16"/>
-                <w:szCs w:val="16"/>
-              </w:rPr>
-              <w:t xml:space="preserve">Por eso el horizonte explícito incluye el capex y la maduración de los proyectos que abren hasta 2032 (108.301 m² de GLA madura en el año terminal), pero desde ahí el modelo no agrega centros comerciales: el capex terminal cubre solo la mantención (5,5% de los ingresos). No es un supuesto conservador contra la empresa; con estos retornos, crecer más reduciría su valor.</w:t>
-            </w:r>
-          </w:p>
-        </w:tc>
-        <w:tc>
-          <w:tcPr>
-            <w:tcW w:type="dxa" w:w="216"/>
-            <w:tcBorders>
-              <w:top w:val="none" w:color="FFFFFF" w:sz="0"/>
-              <w:left w:val="none" w:color="FFFFFF" w:sz="0"/>
-              <w:bottom w:val="none" w:color="FFFFFF" w:sz="0"/>
-              <w:right w:val="none" w:color="FFFFFF" w:sz="0"/>
-            </w:tcBorders>
-            <w:tcMar>
-              <w:top w:type="dxa" w:w="0"/>
-              <w:left w:type="dxa" w:w="0"/>
-              <w:bottom w:type="dxa" w:w="0"/>
-              <w:right w:type="dxa" w:w="0"/>
-            </w:tcMar>
-            <w:vAlign w:val="top"/>
-          </w:tcPr>
-          <w:p/>
-        </w:tc>
-        <w:tc>
-          <w:tcPr>
-            <w:tcW w:type="dxa" w:w="3550"/>
-            <w:tcBorders>
-              <w:top w:val="none" w:color="FFFFFF" w:sz="0"/>
-              <w:left w:val="none" w:color="FFFFFF" w:sz="0"/>
-              <w:bottom w:val="none" w:color="FFFFFF" w:sz="0"/>
-              <w:right w:val="none" w:color="FFFFFF" w:sz="0"/>
-            </w:tcBorders>
-            <w:tcMar>
-              <w:top w:type="dxa" w:w="0"/>
-              <w:left w:type="dxa" w:w="0"/>
-              <w:bottom w:type="dxa" w:w="0"/>
-              <w:right w:type="dxa" w:w="0"/>
-            </w:tcMar>
-            <w:vAlign w:val="top"/>
-          </w:tcPr>
-          <w:p>
-            <w:pPr>
-              <w:spacing w:after="30" w:before="20" w:line="228" w:lineRule="auto"/>
+          <w:p>
+            <w:pPr>
+              <w:spacing w:after="30" w:before="90" w:line="228" w:lineRule="auto"/>
             </w:pPr>
             <w:r>
               <w:rPr>
@@ -644,7 +524,7 @@
                 <w:sz w:val="14"/>
                 <w:szCs w:val="14"/>
               </w:rPr>
-              <w:t xml:space="preserve">Crecer bajo la WACC destruye valor: g real = 0%</w:t>
+              <w:t xml:space="preserve">Capital de trabajo: un supuesto que no mueve el precio (±1,2%)</w:t>
             </w:r>
           </w:p>
           <w:p>
@@ -654,7 +534,7 @@
             <w:r>
               <w:drawing>
                 <wp:inline distT="0" distB="0" distL="0" distR="0">
-                  <wp:extent cx="2257425" cy="2152650"/>
+                  <wp:extent cx="2257425" cy="1647825"/>
                   <wp:effectExtent t="0" r="0" b="0" l="0"/>
                   <wp:docPr id="1" name="" descr="" title=""/>
                   <wp:cNvGraphicFramePr>
@@ -679,7 +559,91 @@
                         <pic:spPr bwMode="auto">
                           <a:xfrm>
                             <a:off x="0" y="0"/>
-                            <a:ext cx="2257425" cy="2152650"/>
+                            <a:ext cx="2257425" cy="1647825"/>
+                          </a:xfrm>
+                          <a:prstGeom prst="rect">
+                            <a:avLst/>
+                          </a:prstGeom>
+                        </pic:spPr>
+                      </pic:pic>
+                    </a:graphicData>
+                  </a:graphic>
+                </wp:inline>
+              </w:drawing>
+            </w:r>
+          </w:p>
+          <w:p>
+            <w:pPr>
+              <w:spacing w:after="0" w:before="10" w:line="216" w:lineRule="auto"/>
+            </w:pPr>
+            <w:r>
+              <w:rPr>
+                <w:rFonts w:ascii="Arial" w:cs="Arial" w:eastAsia="Arial" w:hAnsi="Arial"/>
+                <w:color w:val="5F5F5F"/>
+                <w:sz w:val="11"/>
+                <w:szCs w:val="11"/>
+              </w:rPr>
+              <w:t xml:space="preserve">Fuente: EEFF Mallplaza; análisis del equipo.</w:t>
+            </w:r>
+          </w:p>
+          <w:p>
+            <w:pPr>
+              <w:spacing w:after="30" w:before="90" w:line="228" w:lineRule="auto"/>
+            </w:pPr>
+            <w:r>
+              <w:rPr>
+                <w:rFonts w:ascii="Arial" w:cs="Arial" w:eastAsia="Arial" w:hAnsi="Arial"/>
+                <w:b/>
+                <w:bCs/>
+                <w:color w:val="14284B"/>
+                <w:sz w:val="14"/>
+                <w:szCs w:val="14"/>
+              </w:rPr>
+              <w:t xml:space="preserve">Figura 30: </w:t>
+            </w:r>
+            <w:r>
+              <w:rPr>
+                <w:rFonts w:ascii="Arial" w:cs="Arial" w:eastAsia="Arial" w:hAnsi="Arial"/>
+                <w:color w:val="14284B"/>
+                <w:sz w:val="14"/>
+                <w:szCs w:val="14"/>
+              </w:rPr>
+              <w:t xml:space="preserve">Crecer bajo la WACC destruye valor: g real = 0%</w:t>
+            </w:r>
+          </w:p>
+          <w:p>
+            <w:pPr>
+              <w:spacing w:after="20" w:before="0" w:line="240" w:lineRule="auto"/>
+            </w:pPr>
+            <w:r>
+              <w:drawing>
+                <wp:inline distT="0" distB="0" distL="0" distR="0">
+                  <wp:extent cx="2257425" cy="1876425"/>
+                  <wp:effectExtent t="0" r="0" b="0" l="0"/>
+                  <wp:docPr id="1" name="" descr="" title=""/>
+                  <wp:cNvGraphicFramePr>
+                    <a:graphicFrameLocks xmlns:a="http://schemas.openxmlformats.org/drawingml/2006/main" noChangeAspect="1"/>
+                  </wp:cNvGraphicFramePr>
+                  <a:graphic xmlns:a="http://schemas.openxmlformats.org/drawingml/2006/main">
+                    <a:graphicData uri="http://schemas.openxmlformats.org/drawingml/2006/picture">
+                      <pic:pic xmlns:pic="http://schemas.openxmlformats.org/drawingml/2006/picture">
+                        <pic:nvPicPr>
+                          <pic:cNvPr id="0" name="" descr=""/>
+                          <pic:cNvPicPr>
+                            <a:picLocks noChangeAspect="1" noChangeArrowheads="1"/>
+                          </pic:cNvPicPr>
+                        </pic:nvPicPr>
+                        <pic:blipFill>
+                          <a:blip r:embed="rId14" cstate="none"/>
+                          <a:srcRect/>
+                          <a:stretch>
+                            <a:fillRect/>
+                          </a:stretch>
+                        </pic:blipFill>
+                        <pic:spPr bwMode="auto">
+                          <a:xfrm>
+                            <a:off x="0" y="0"/>
+                            <a:ext cx="2257425" cy="1876425"/>
                           </a:xfrm>
                           <a:prstGeom prst="rect">
                             <a:avLst/>
@@ -784,7 +748,7 @@
                 <w:sz w:val="16"/>
                 <w:szCs w:val="16"/>
               </w:rPr>
-              <w:t xml:space="preserve">Mallplaza transa a 16,8x EV/EBITDA, sobre la mediana chilena (15,7x) y muy por encima de los pares brasileños (9,0x). La brecha con Brasil no es de calidad, sino de tasas: con bonos reales locales de 2,5% en Chile y 8,1% en Brasil (NTN-B), el spread del cap rate sobre la tasa local es parecido en ambos países, 385 pb en Chile y 302 pb en Brasil (Figura 30). Por eso ponderamos 70% la mediana chilena y 30% la del set común (que incluye IRSA; excluimos Fibra Danhos por su régimen FIBRA): 14,4x, que lleva a CLP 2.951 por acción. La ponderación pesa poco: entre 0% y 100% Chile, el precio objetivo solo va de CLP 1.916 a 2.144 (Anexo [E]).</w:t>
+              <w:t xml:space="preserve">Mallplaza transa a 16,8x EV/EBITDA, sobre la mediana chilena (15,7x) y muy por encima de los pares brasileños (9,0x). La brecha con Brasil no es de calidad, sino de tasas: con bonos reales locales de 2,5% en Chile y 8,1% en Brasil (NTN-B), el spread del cap rate sobre la tasa local es parecido en ambos países, 385 pb en Chile y 302 pb en Brasil (Figura 31). Por eso ponderamos 70% la mediana chilena y 30% la del set común (que incluye IRSA; excluimos Fibra Danhos por su régimen FIBRA): 14,4x, que lleva a CLP 2.951 por acción. La ponderación pesa poco: entre 0% y 100% Chile, el precio objetivo solo va de CLP 1.916 a 2.144 (Anexo [E]).</w:t>
             </w:r>
           </w:p>
           <w:p>
@@ -829,7 +793,7 @@
                 <w:sz w:val="16"/>
                 <w:szCs w:val="16"/>
               </w:rPr>
-              <w:t xml:space="preserve">Tampoco la calidad justifica la prima. Mallplaza transa 29% sobre Cencosud Shopping, pero su EBITDA por m² es solo 1,8% mayor (ver Industria); solo al múltiplo de Parque Arauco (18,4x), que opera con 5,7x de deuda, valdría más que su precio. Todos los múltiplos, del EV/EBITDA NTM (CLP 2.914) al P/BV (CLP 3.171), quedan bajo el precio (Figura 31): confirman que la acción está cara, y la magnitud la da el DCF. Excluimos el P/E (CLP 8.644), distorsionado por la revalorización de propiedades.</w:t>
+              <w:t xml:space="preserve">Tampoco la calidad justifica la prima. Mallplaza transa 29% sobre Cencosud Shopping, pero su EBITDA por m² es solo 1,8% mayor (ver Industria); solo al múltiplo de Parque Arauco (18,4x), que opera con 5,7x de deuda, valdría más que su precio. Todos los múltiplos, del EV/EBITDA NTM (CLP 2.914) al P/BV (CLP 3.171), quedan bajo el precio (Figura 32): confirman que la acción está cara, y la magnitud la da el DCF. Excluimos el P/E (CLP 8.644), distorsionado por la revalorización de propiedades.</w:t>
             </w:r>
           </w:p>
           <w:p>
@@ -845,6 +809,115 @@
                 <w:szCs w:val="16"/>
               </w:rPr>
               <w:t xml:space="preserve">Puesto en precios: a la mediana chilena por sí sola la acción valdría CLP 3.294 (−7%); al múltiplo de Cencosud, CLP 2.621; y solo al de Parque Arauco, CLP 3.967. Para defender CLP 3.555 con múltiplos hay que suponer que Mallplaza merece la valoración del par más apalancado del grupo. Con flujos esperados ocurre lo mismo: transa a 14,8x el EBITDA NTM de consenso, frente a 12,5x del múltiplo ponderado de pares.</w:t>
+            </w:r>
+          </w:p>
+          <w:p>
+            <w:pPr>
+              <w:pBdr>
+                <w:bottom w:val="single" w:color="E9004B" w:sz="8" w:space="1"/>
+              </w:pBdr>
+              <w:spacing w:after="50" w:before="90"/>
+            </w:pPr>
+            <w:r>
+              <w:rPr>
+                <w:rFonts w:ascii="Arial" w:cs="Arial" w:eastAsia="Arial" w:hAnsi="Arial"/>
+                <w:b/>
+                <w:bCs/>
+                <w:color w:val="14284B"/>
+                <w:sz w:val="16"/>
+                <w:szCs w:val="16"/>
+              </w:rPr>
+              <w:t xml:space="preserve">LO QUE EL MERCADO TENDRÍA QUE CREER</w:t>
+            </w:r>
+          </w:p>
+          <w:p>
+            <w:pPr>
+              <w:spacing w:after="60" w:before="0" w:line="228" w:lineRule="auto"/>
+              <w:jc w:val="both"/>
+            </w:pPr>
+            <w:r>
+              <w:rPr>
+                <w:rFonts w:ascii="Arial" w:cs="Arial" w:eastAsia="Arial" w:hAnsi="Arial"/>
+                <w:color w:val="1A1A1A"/>
+                <w:sz w:val="16"/>
+                <w:szCs w:val="16"/>
+              </w:rPr>
+              <w:t xml:space="preserve">El precio implica un EV de CLP 9,12 billones, 69% sobre el nuestro, y un cap rate de 6,0%, frente a 10,1% en nuestro DCF, 6,4% en los pares chilenos y 7,5% a valor libro (Figura 33). El mercado paga 1,61 veces un patrimonio que ya está a valor razonable, tasado con una tasa real de ~5,55% (Nota 11): paga más que los propios tasadores. Para justificar CLP 3.555 la WACC tendría que ser 285 pb menor (Figura 34); incluso con la tasa de los tasadores, el DCF sería CLP 2.660.</w:t>
+            </w:r>
+          </w:p>
+          <w:p>
+            <w:pPr>
+              <w:spacing w:after="60" w:before="0" w:line="228" w:lineRule="auto"/>
+              <w:jc w:val="both"/>
+            </w:pPr>
+            <w:r>
+              <w:rPr>
+                <w:rFonts w:ascii="Arial" w:cs="Arial" w:eastAsia="Arial" w:hAnsi="Arial"/>
+                <w:color w:val="1A1A1A"/>
+                <w:sz w:val="16"/>
+                <w:szCs w:val="16"/>
+              </w:rPr>
+              <w:t xml:space="preserve">Llevamos la tesis a sus extremos. En un caso bear (WACC +100 pb y el margen mínimo histórico de 75,8%) el precio objetivo cae a CLP 1.712; en un caso bull que suma WACC −100 pb, g de 2,5%, el margen máximo de 81,3% y la rebaja del impuesto a 23%, sube a CLP 2.595, todavía 27% bajo el precio. El APV (CLP 1.894), una Rf basada en el bono en pesos (~CLP 2.439) y otros objetivos de deuda (DCF de CLP 1.819 a 1.894) llevan a la misma conclusión (Anexo [F]).</w:t>
+            </w:r>
+          </w:p>
+          <w:p>
+            <w:pPr>
+              <w:spacing w:after="60" w:before="0" w:line="228" w:lineRule="auto"/>
+              <w:jc w:val="both"/>
+            </w:pPr>
+            <w:r>
+              <w:rPr>
+                <w:rFonts w:ascii="Arial" w:cs="Arial" w:eastAsia="Arial" w:hAnsi="Arial"/>
+                <w:color w:val="1A1A1A"/>
+                <w:sz w:val="16"/>
+                <w:szCs w:val="16"/>
+              </w:rPr>
+              <w:t xml:space="preserve">El APV también dice cuánto vale de verdad la deuda. De sus CLP 1.894 por acción, CLP 1.632 corresponden a la empresa sin deuda y CLP 261 a los escudos fiscales de la deuda proyectada: la estrategia de apalancarse hasta 3,5x agrega valor, pero ni sumándola se acerca al precio. Y la elección de la tasa libre de riesgo es la conservadora: usar el bono en pesos (5,43%) y además sumar el riesgo país contaría dos veces el riesgo Chile, y aun así el precio objetivo solo subiría a ~CLP 2.439, 31% bajo el precio.</w:t>
+            </w:r>
+          </w:p>
+          <w:p>
+            <w:pPr>
+              <w:spacing w:after="60" w:before="0" w:line="228" w:lineRule="auto"/>
+              <w:jc w:val="both"/>
+            </w:pPr>
+            <w:r>
+              <w:rPr>
+                <w:rFonts w:ascii="Arial" w:cs="Arial" w:eastAsia="Arial" w:hAnsi="Arial"/>
+                <w:color w:val="1A1A1A"/>
+                <w:sz w:val="16"/>
+                <w:szCs w:val="16"/>
+              </w:rPr>
+              <w:t xml:space="preserve">Tampoco cambian el resultado los detalles de calendario. Con un dividendo esperado de ~CLP 69 por acción (2,0%), el retorno total esperado es −39,7%. Y como el DCF está al 30-jun-26 y el precio al 30-sep-26, la comparación es levemente favorable al mercado: si el saldo del dividendo 2026 (~CLP 27 por acción) ya se pagó antes de esa fecha, nuestro valor estaría algo sobrestimado, no subestimado.</w:t>
+            </w:r>
+          </w:p>
+          <w:p>
+            <w:pPr>
+              <w:spacing w:after="60" w:before="0" w:line="228" w:lineRule="auto"/>
+              <w:jc w:val="both"/>
+            </w:pPr>
+            <w:r>
+              <w:rPr>
+                <w:rFonts w:ascii="Arial" w:cs="Arial" w:eastAsia="Arial" w:hAnsi="Arial"/>
+                <w:color w:val="1A1A1A"/>
+                <w:sz w:val="16"/>
+                <w:szCs w:val="16"/>
+              </w:rPr>
+              <w:t xml:space="preserve">Así llegamos a CLP 2.076 (80% × 1.857 + 20% × 2.951): 10,8x EBITDA, un cap rate de 9,3% y 0,94x el valor libro. Llevar el DCF al 30-sep-26 lo subiría a ~CLP 2.118, sin cambiar la recomendación. El catalizador es el mismo que sostiene la tesis: con el UST 10Y en 5,22%, máximo desde 2002, las tasas presionan los cap rates, y cada nueva tasación los acerca a nuestro valor. Nos equivocaríamos si los cap rates se comprimen aún más por la demanda institucional por activos defensivos, o si el mercado sostiene una prima estructural por los activos Tier A (ver Riesgos de inversión).</w:t>
+            </w:r>
+          </w:p>
+          <w:p>
+            <w:pPr>
+              <w:spacing w:after="60" w:before="0" w:line="228" w:lineRule="auto"/>
+              <w:jc w:val="both"/>
+            </w:pPr>
+            <w:r>
+              <w:rPr>
+                <w:rFonts w:ascii="Arial" w:cs="Arial" w:eastAsia="Arial" w:hAnsi="Arial"/>
+                <w:color w:val="1A1A1A"/>
+                <w:sz w:val="16"/>
+                <w:szCs w:val="16"/>
+              </w:rPr>
+              <w:t xml:space="preserve">Lo que vigilaremos: la tasación de la Nota 11 en cada cierre (la tasa real de descuento es el puente entre nuestro valor y el libro), el spread del bono UF de la compañía frente a su cupón de 3,6% (con la tasa efectiva de 4,33% de la última emisión, la WACC subiría 12 pb y el precio objetivo bajaría a CLP 2.042), la rebaja del impuesto corporativo a 23% (+3,9% al precio objetivo, aún no incluida) y la clasificación AAA, que probablemente quedaría bajo presión con 3,5x de DFN/EBITDA.</w:t>
             </w:r>
           </w:p>
         </w:tc>
@@ -897,7 +970,7 @@
                 <w:sz w:val="14"/>
                 <w:szCs w:val="14"/>
               </w:rPr>
-              <w:t xml:space="preserve">Figura 30: </w:t>
+              <w:t xml:space="preserve">Figura 31: </w:t>
             </w:r>
             <w:r>
               <w:rPr>
@@ -916,91 +989,7 @@
             <w:r>
               <w:drawing>
                 <wp:inline distT="0" distB="0" distL="0" distR="0">
-                  <wp:extent cx="2257425" cy="2238375"/>
-                  <wp:effectExtent t="0" r="0" b="0" l="0"/>
-                  <wp:docPr id="1" name="" descr="" title=""/>
-                  <wp:cNvGraphicFramePr>
-                    <a:graphicFrameLocks xmlns:a="http://schemas.openxmlformats.org/drawingml/2006/main" noChangeAspect="1"/>
-                  </wp:cNvGraphicFramePr>
-                  <a:graphic xmlns:a="http://schemas.openxmlformats.org/drawingml/2006/main">
-                    <a:graphicData uri="http://schemas.openxmlformats.org/drawingml/2006/picture">
-                      <pic:pic xmlns:pic="http://schemas.openxmlformats.org/drawingml/2006/picture">
-                        <pic:nvPicPr>
-                          <pic:cNvPr id="0" name="" descr=""/>
-                          <pic:cNvPicPr>
-                            <a:picLocks noChangeAspect="1" noChangeArrowheads="1"/>
-                          </pic:cNvPicPr>
-                        </pic:nvPicPr>
-                        <pic:blipFill>
-                          <a:blip r:embed="rId14" cstate="none"/>
-                          <a:srcRect/>
-                          <a:stretch>
-                            <a:fillRect/>
-                          </a:stretch>
-                        </pic:blipFill>
-                        <pic:spPr bwMode="auto">
-                          <a:xfrm>
-                            <a:off x="0" y="0"/>
-                            <a:ext cx="2257425" cy="2238375"/>
-                          </a:xfrm>
-                          <a:prstGeom prst="rect">
-                            <a:avLst/>
-                          </a:prstGeom>
-                        </pic:spPr>
-                      </pic:pic>
-                    </a:graphicData>
-                  </a:graphic>
-                </wp:inline>
-              </w:drawing>
-            </w:r>
-          </w:p>
-          <w:p>
-            <w:pPr>
-              <w:spacing w:after="0" w:before="10" w:line="216" w:lineRule="auto"/>
-            </w:pPr>
-            <w:r>
-              <w:rPr>
-                <w:rFonts w:ascii="Arial" w:cs="Arial" w:eastAsia="Arial" w:hAnsi="Arial"/>
-                <w:color w:val="5F5F5F"/>
-                <w:sz w:val="11"/>
-                <w:szCs w:val="11"/>
-              </w:rPr>
-              <w:t xml:space="preserve">Bono real: UF 10 años (BCCh) y NTN-B 2035 (8,08%) al 30-06-26. Spread = cap rate (1 / EV/EBITDA) − bono real. IRSA se omite (NIC 29). Fuente: Bloomberg; BCCh; análisis del equipo.</w:t>
-            </w:r>
-          </w:p>
-          <w:p>
-            <w:pPr>
-              <w:spacing w:after="30" w:before="90" w:line="228" w:lineRule="auto"/>
-            </w:pPr>
-            <w:r>
-              <w:rPr>
-                <w:rFonts w:ascii="Arial" w:cs="Arial" w:eastAsia="Arial" w:hAnsi="Arial"/>
-                <w:b/>
-                <w:bCs/>
-                <w:color w:val="14284B"/>
-                <w:sz w:val="14"/>
-                <w:szCs w:val="14"/>
-              </w:rPr>
-              <w:t xml:space="preserve">Figura 31: </w:t>
-            </w:r>
-            <w:r>
-              <w:rPr>
-                <w:rFonts w:ascii="Arial" w:cs="Arial" w:eastAsia="Arial" w:hAnsi="Arial"/>
-                <w:color w:val="14284B"/>
-                <w:sz w:val="14"/>
-                <w:szCs w:val="14"/>
-              </w:rPr>
-              <w:t xml:space="preserve">Valor implícito por múltiplo de cada par vs DCF y precio (CLP por acción)</w:t>
-            </w:r>
-          </w:p>
-          <w:p>
-            <w:pPr>
-              <w:spacing w:after="20" w:before="0" w:line="240" w:lineRule="auto"/>
-            </w:pPr>
-            <w:r>
-              <w:drawing>
-                <wp:inline distT="0" distB="0" distL="0" distR="0">
-                  <wp:extent cx="2257425" cy="1962150"/>
+                  <wp:extent cx="2257425" cy="2057400"/>
                   <wp:effectExtent t="0" r="0" b="0" l="0"/>
                   <wp:docPr id="1" name="" descr="" title=""/>
                   <wp:cNvGraphicFramePr>
@@ -1025,7 +1014,7 @@
                         <pic:spPr bwMode="auto">
                           <a:xfrm>
                             <a:off x="0" y="0"/>
-                            <a:ext cx="2257425" cy="1962150"/>
+                            <a:ext cx="2257425" cy="2057400"/>
                           </a:xfrm>
                           <a:prstGeom prst="rect">
                             <a:avLst/>
@@ -1049,166 +1038,12 @@
                 <w:sz w:val="11"/>
                 <w:szCs w:val="11"/>
               </w:rPr>
-              <w:t xml:space="preserve">Precio objetivo = 80% DCF + 20% EV/EBITDA LTM. P/E excluido (incluye revalorización). Fuente: Bloomberg (30-09-26); análisis del equipo.</w:t>
-            </w:r>
-          </w:p>
-        </w:tc>
-      </w:tr>
-      <w:tr>
-        <w:trPr>
-          <w:cantSplit/>
-        </w:trPr>
-        <w:tc>
-          <w:tcPr>
-            <w:tcW w:type="dxa" w:w="6900"/>
-            <w:tcBorders>
-              <w:top w:val="none" w:color="FFFFFF" w:sz="0"/>
-              <w:left w:val="none" w:color="FFFFFF" w:sz="0"/>
-              <w:bottom w:val="none" w:color="FFFFFF" w:sz="0"/>
-              <w:right w:val="none" w:color="FFFFFF" w:sz="0"/>
-            </w:tcBorders>
-            <w:tcMar>
-              <w:top w:type="dxa" w:w="0"/>
-              <w:left w:type="dxa" w:w="0"/>
-              <w:bottom w:type="dxa" w:w="0"/>
-              <w:right w:type="dxa" w:w="0"/>
-            </w:tcMar>
-            <w:vAlign w:val="top"/>
-          </w:tcPr>
-          <w:p>
-            <w:pPr>
-              <w:pBdr>
-                <w:bottom w:val="single" w:color="E9004B" w:sz="8" w:space="1"/>
-              </w:pBdr>
-              <w:spacing w:after="50" w:before="90"/>
-            </w:pPr>
-            <w:r>
-              <w:rPr>
-                <w:rFonts w:ascii="Arial" w:cs="Arial" w:eastAsia="Arial" w:hAnsi="Arial"/>
-                <w:b/>
-                <w:bCs/>
-                <w:color w:val="14284B"/>
-                <w:sz w:val="16"/>
-                <w:szCs w:val="16"/>
-              </w:rPr>
-              <w:t xml:space="preserve">LO QUE EL MERCADO TENDRÍA QUE CREER</w:t>
-            </w:r>
-          </w:p>
-          <w:p>
-            <w:pPr>
-              <w:spacing w:after="60" w:before="0" w:line="228" w:lineRule="auto"/>
-              <w:jc w:val="both"/>
-            </w:pPr>
-            <w:r>
-              <w:rPr>
-                <w:rFonts w:ascii="Arial" w:cs="Arial" w:eastAsia="Arial" w:hAnsi="Arial"/>
-                <w:color w:val="1A1A1A"/>
-                <w:sz w:val="16"/>
-                <w:szCs w:val="16"/>
-              </w:rPr>
-              <w:t xml:space="preserve">El precio implica un EV de CLP 9,12 billones, 69% sobre el nuestro, y un cap rate de 6,0%, frente a 10,1% en nuestro DCF, 6,4% en los pares chilenos y 7,5% a valor libro (Figura 32). El mercado paga 1,61 veces un patrimonio que ya está a valor razonable, tasado con una tasa real de ~5,55% (Nota 11): paga más que los propios tasadores. Para justificar CLP 3.555 la WACC tendría que ser 285 pb menor (Figura 33); incluso con la tasa de los tasadores, el DCF sería CLP 2.660.</w:t>
-            </w:r>
-          </w:p>
-          <w:p>
-            <w:pPr>
-              <w:spacing w:after="60" w:before="0" w:line="228" w:lineRule="auto"/>
-              <w:jc w:val="both"/>
-            </w:pPr>
-            <w:r>
-              <w:rPr>
-                <w:rFonts w:ascii="Arial" w:cs="Arial" w:eastAsia="Arial" w:hAnsi="Arial"/>
-                <w:color w:val="1A1A1A"/>
-                <w:sz w:val="16"/>
-                <w:szCs w:val="16"/>
-              </w:rPr>
-              <w:t xml:space="preserve">Llevamos la tesis a sus extremos. En un caso bear (WACC +100 pb y el margen mínimo histórico de 75,8%) el precio objetivo cae a CLP 1.712; en un caso bull que suma WACC −100 pb, g de 2,5%, el margen máximo de 81,3% y la rebaja del impuesto a 23%, sube a CLP 2.595, todavía 27% bajo el precio. El APV (CLP 1.894), una Rf basada en el bono en pesos (~CLP 2.439) y otros objetivos de deuda (DCF de CLP 1.819 a 1.894) llevan a la misma conclusión (Anexo [F]).</w:t>
-            </w:r>
-          </w:p>
-          <w:p>
-            <w:pPr>
-              <w:spacing w:after="60" w:before="0" w:line="228" w:lineRule="auto"/>
-              <w:jc w:val="both"/>
-            </w:pPr>
-            <w:r>
-              <w:rPr>
-                <w:rFonts w:ascii="Arial" w:cs="Arial" w:eastAsia="Arial" w:hAnsi="Arial"/>
-                <w:color w:val="1A1A1A"/>
-                <w:sz w:val="16"/>
-                <w:szCs w:val="16"/>
-              </w:rPr>
-              <w:t xml:space="preserve">Tampoco cambian el resultado los detalles de calendario. Con un dividendo esperado de ~CLP 69 por acción (2,0%), el retorno total esperado es −39,7%. Y como el DCF está al 30-jun-26 y el precio al 30-sep-26, la comparación es levemente favorable al mercado: si el saldo del dividendo 2026 (~CLP 27 por acción) ya se pagó antes de esa fecha, nuestro valor estaría algo sobrestimado, no subestimado.</w:t>
-            </w:r>
-          </w:p>
-          <w:p>
-            <w:pPr>
-              <w:spacing w:after="60" w:before="0" w:line="228" w:lineRule="auto"/>
-              <w:jc w:val="both"/>
-            </w:pPr>
-            <w:r>
-              <w:rPr>
-                <w:rFonts w:ascii="Arial" w:cs="Arial" w:eastAsia="Arial" w:hAnsi="Arial"/>
-                <w:color w:val="1A1A1A"/>
-                <w:sz w:val="16"/>
-                <w:szCs w:val="16"/>
-              </w:rPr>
-              <w:t xml:space="preserve">Así llegamos a CLP 2.076 (80% × 1.857 + 20% × 2.951): 10,8x EBITDA, un cap rate de 9,3% y 0,94x el valor libro. Llevar el DCF al 30-sep-26 lo subiría a ~CLP 2.118, sin cambiar la recomendación. El catalizador es el mismo que sostiene la tesis: con el UST 10Y en 5,22%, máximo desde 2002, las tasas presionan los cap rates, y cada nueva tasación los acerca a nuestro valor. Nos equivocaríamos si los cap rates se comprimen aún más por la demanda institucional por activos defensivos, o si el mercado sostiene una prima estructural por los activos Tier A (ver Riesgos de inversión).</w:t>
-            </w:r>
-          </w:p>
-          <w:p>
-            <w:pPr>
-              <w:spacing w:after="60" w:before="0" w:line="228" w:lineRule="auto"/>
-              <w:jc w:val="both"/>
-            </w:pPr>
-            <w:r>
-              <w:rPr>
-                <w:rFonts w:ascii="Arial" w:cs="Arial" w:eastAsia="Arial" w:hAnsi="Arial"/>
-                <w:color w:val="1A1A1A"/>
-                <w:sz w:val="16"/>
-                <w:szCs w:val="16"/>
-              </w:rPr>
-              <w:t xml:space="preserve">Lo que vigilaremos: la tasación de la Nota 11 en cada cierre (la tasa real de descuento es el puente entre nuestro valor y el libro), el spread del bono UF de la compañía frente a su cupón de 3,6% (con la tasa efectiva de 4,33% de la última emisión, la WACC subiría 12 pb y el precio objetivo bajaría a CLP 2.042), la rebaja del impuesto corporativo a 23% (+3,9% al precio objetivo, aún no incluida) y la clasificación AAA, que probablemente quedaría bajo presión con 3,5x de DFN/EBITDA.</w:t>
-            </w:r>
-          </w:p>
-        </w:tc>
-        <w:tc>
-          <w:tcPr>
-            <w:tcW w:type="dxa" w:w="216"/>
-            <w:tcBorders>
-              <w:top w:val="none" w:color="FFFFFF" w:sz="0"/>
-              <w:left w:val="none" w:color="FFFFFF" w:sz="0"/>
-              <w:bottom w:val="none" w:color="FFFFFF" w:sz="0"/>
-              <w:right w:val="none" w:color="FFFFFF" w:sz="0"/>
-            </w:tcBorders>
-            <w:tcMar>
-              <w:top w:type="dxa" w:w="0"/>
-              <w:left w:type="dxa" w:w="0"/>
-              <w:bottom w:type="dxa" w:w="0"/>
-              <w:right w:type="dxa" w:w="0"/>
-            </w:tcMar>
-            <w:vAlign w:val="top"/>
-          </w:tcPr>
-          <w:p/>
-        </w:tc>
-        <w:tc>
-          <w:tcPr>
-            <w:tcW w:type="dxa" w:w="3550"/>
-            <w:tcBorders>
-              <w:top w:val="none" w:color="FFFFFF" w:sz="0"/>
-              <w:left w:val="none" w:color="FFFFFF" w:sz="0"/>
-              <w:bottom w:val="none" w:color="FFFFFF" w:sz="0"/>
-              <w:right w:val="none" w:color="FFFFFF" w:sz="0"/>
-            </w:tcBorders>
-            <w:tcMar>
-              <w:top w:type="dxa" w:w="0"/>
-              <w:left w:type="dxa" w:w="0"/>
-              <w:bottom w:type="dxa" w:w="0"/>
-              <w:right w:type="dxa" w:w="0"/>
-            </w:tcMar>
-            <w:vAlign w:val="top"/>
-          </w:tcPr>
-          <w:p>
-            <w:pPr>
-              <w:spacing w:after="30" w:before="20" w:line="228" w:lineRule="auto"/>
+              <w:t xml:space="preserve">Bono real: UF 10 años (BCCh) y NTN-B 2035 (8,08%) al 30-06-26. Spread = cap rate (1 / EV/EBITDA) − bono real. IRSA se omite (NIC 29). Fuente: Bloomberg; BCCh; análisis del equipo.</w:t>
+            </w:r>
+          </w:p>
+          <w:p>
+            <w:pPr>
+              <w:spacing w:after="30" w:before="90" w:line="228" w:lineRule="auto"/>
             </w:pPr>
             <w:r>
               <w:rPr>
@@ -1228,7 +1063,7 @@
                 <w:sz w:val="14"/>
                 <w:szCs w:val="14"/>
               </w:rPr>
-              <w:t xml:space="preserve">El mercado paga 6,0%; nuestros flujos valen 10,1%</w:t>
+              <w:t xml:space="preserve">Valor implícito por múltiplo de cada par vs DCF y precio (CLP por acción)</w:t>
             </w:r>
           </w:p>
           <w:p>
@@ -1238,7 +1073,7 @@
             <w:r>
               <w:drawing>
                 <wp:inline distT="0" distB="0" distL="0" distR="0">
-                  <wp:extent cx="2257425" cy="1600200"/>
+                  <wp:extent cx="2257425" cy="1781175"/>
                   <wp:effectExtent t="0" r="0" b="0" l="0"/>
                   <wp:docPr id="1" name="" descr="" title=""/>
                   <wp:cNvGraphicFramePr>
@@ -1263,7 +1098,7 @@
                         <pic:spPr bwMode="auto">
                           <a:xfrm>
                             <a:off x="0" y="0"/>
-                            <a:ext cx="2257425" cy="1600200"/>
+                            <a:ext cx="2257425" cy="1781175"/>
                           </a:xfrm>
                           <a:prstGeom prst="rect">
                             <a:avLst/>
@@ -1287,7 +1122,7 @@
                 <w:sz w:val="11"/>
                 <w:szCs w:val="11"/>
               </w:rPr>
-              <w:t xml:space="preserve">Gran Plaza: hecho posterior, no entra al modelo. Fuente: Mallplaza; Bloomberg; DF; análisis del equipo.</w:t>
+              <w:t xml:space="preserve">Precio objetivo = 80% DCF + 20% EV/EBITDA LTM. P/E excluido (incluye revalorización). Fuente: Bloomberg (30-09-26); análisis del equipo.</w:t>
             </w:r>
           </w:p>
           <w:p>
@@ -1312,7 +1147,7 @@
                 <w:sz w:val="14"/>
                 <w:szCs w:val="14"/>
               </w:rPr>
-              <w:t xml:space="preserve">El precio exige una WACC 285 pb menor</w:t>
+              <w:t xml:space="preserve">El mercado paga 6,0%; nuestros flujos valen 10,1%</w:t>
             </w:r>
           </w:p>
           <w:p>
@@ -1322,7 +1157,7 @@
             <w:r>
               <w:drawing>
                 <wp:inline distT="0" distB="0" distL="0" distR="0">
-                  <wp:extent cx="2257425" cy="1781175"/>
+                  <wp:extent cx="2257425" cy="1466850"/>
                   <wp:effectExtent t="0" r="0" b="0" l="0"/>
                   <wp:docPr id="1" name="" descr="" title=""/>
                   <wp:cNvGraphicFramePr>
@@ -1347,7 +1182,91 @@
                         <pic:spPr bwMode="auto">
                           <a:xfrm>
                             <a:off x="0" y="0"/>
-                            <a:ext cx="2257425" cy="1781175"/>
+                            <a:ext cx="2257425" cy="1466850"/>
+                          </a:xfrm>
+                          <a:prstGeom prst="rect">
+                            <a:avLst/>
+                          </a:prstGeom>
+                        </pic:spPr>
+                      </pic:pic>
+                    </a:graphicData>
+                  </a:graphic>
+                </wp:inline>
+              </w:drawing>
+            </w:r>
+          </w:p>
+          <w:p>
+            <w:pPr>
+              <w:spacing w:after="0" w:before="10" w:line="216" w:lineRule="auto"/>
+            </w:pPr>
+            <w:r>
+              <w:rPr>
+                <w:rFonts w:ascii="Arial" w:cs="Arial" w:eastAsia="Arial" w:hAnsi="Arial"/>
+                <w:color w:val="5F5F5F"/>
+                <w:sz w:val="11"/>
+                <w:szCs w:val="11"/>
+              </w:rPr>
+              <w:t xml:space="preserve">Gran Plaza: hecho posterior, no entra al modelo. Fuente: Mallplaza; Bloomberg; DF; análisis del equipo.</w:t>
+            </w:r>
+          </w:p>
+          <w:p>
+            <w:pPr>
+              <w:spacing w:after="30" w:before="90" w:line="228" w:lineRule="auto"/>
+            </w:pPr>
+            <w:r>
+              <w:rPr>
+                <w:rFonts w:ascii="Arial" w:cs="Arial" w:eastAsia="Arial" w:hAnsi="Arial"/>
+                <w:b/>
+                <w:bCs/>
+                <w:color w:val="14284B"/>
+                <w:sz w:val="14"/>
+                <w:szCs w:val="14"/>
+              </w:rPr>
+              <w:t xml:space="preserve">Figura 34: </w:t>
+            </w:r>
+            <w:r>
+              <w:rPr>
+                <w:rFonts w:ascii="Arial" w:cs="Arial" w:eastAsia="Arial" w:hAnsi="Arial"/>
+                <w:color w:val="14284B"/>
+                <w:sz w:val="14"/>
+                <w:szCs w:val="14"/>
+              </w:rPr>
+              <w:t xml:space="preserve">El precio exige una WACC 285 pb menor</w:t>
+            </w:r>
+          </w:p>
+          <w:p>
+            <w:pPr>
+              <w:spacing w:after="20" w:before="0" w:line="240" w:lineRule="auto"/>
+            </w:pPr>
+            <w:r>
+              <w:drawing>
+                <wp:inline distT="0" distB="0" distL="0" distR="0">
+                  <wp:extent cx="2257425" cy="1600200"/>
+                  <wp:effectExtent t="0" r="0" b="0" l="0"/>
+                  <wp:docPr id="1" name="" descr="" title=""/>
+                  <wp:cNvGraphicFramePr>
+                    <a:graphicFrameLocks xmlns:a="http://schemas.openxmlformats.org/drawingml/2006/main" noChangeAspect="1"/>
+                  </wp:cNvGraphicFramePr>
+                  <a:graphic xmlns:a="http://schemas.openxmlformats.org/drawingml/2006/main">
+                    <a:graphicData uri="http://schemas.openxmlformats.org/drawingml/2006/picture">
+                      <pic:pic xmlns:pic="http://schemas.openxmlformats.org/drawingml/2006/picture">
+                        <pic:nvPicPr>
+                          <pic:cNvPr id="0" name="" descr=""/>
+                          <pic:cNvPicPr>
+                            <a:picLocks noChangeAspect="1" noChangeArrowheads="1"/>
+                          </pic:cNvPicPr>
+                        </pic:nvPicPr>
+                        <pic:blipFill>
+                          <a:blip r:embed="rId18" cstate="none"/>
+                          <a:srcRect/>
+                          <a:stretch>
+                            <a:fillRect/>
+                          </a:stretch>
+                        </pic:blipFill>
+                        <pic:spPr bwMode="auto">
+                          <a:xfrm>
+                            <a:off x="0" y="0"/>
+                            <a:ext cx="2257425" cy="1600200"/>
                           </a:xfrm>
                           <a:prstGeom prst="rect">
                             <a:avLst/>
@@ -8790,7 +8709,7 @@
                           </pic:cNvPicPr>
                         </pic:nvPicPr>
                         <pic:blipFill>
-                          <a:blip r:embed="rId18" cstate="none"/>
+                          <a:blip r:embed="rId19" cstate="none"/>
                           <a:srcRect/>
                           <a:stretch>
                             <a:fillRect/>
